--- a/КП_Сусло_Антон(пояснительная записка).docx
+++ b/КП_Сусло_Антон(пояснительная записка).docx
@@ -382,27 +382,7 @@
           <w:szCs w:val="28"/>
           <w:lang w:eastAsia="ru-RU"/>
         </w:rPr>
-        <w:t xml:space="preserve">З.М. </w:t>
-      </w:r>
-      <w:proofErr w:type="spellStart"/>
-      <w:r>
-        <w:rPr>
-          <w:rFonts w:ascii="Times New Roman" w:eastAsia="Times New Roman" w:hAnsi="Times New Roman" w:cs="Times New Roman"/>
-          <w:sz w:val="28"/>
-          <w:szCs w:val="28"/>
-          <w:lang w:eastAsia="ru-RU"/>
-        </w:rPr>
-        <w:t>Альбекова</w:t>
-      </w:r>
-      <w:proofErr w:type="spellEnd"/>
-      <w:r>
-        <w:rPr>
-          <w:rFonts w:ascii="Times New Roman" w:eastAsia="Times New Roman" w:hAnsi="Times New Roman" w:cs="Times New Roman"/>
-          <w:sz w:val="28"/>
-          <w:szCs w:val="28"/>
-          <w:lang w:eastAsia="ru-RU"/>
-        </w:rPr>
-        <w:t>, доцент межинститутской базовой кафедры</w:t>
+        <w:t>З.М. Альбекова, доцент межинститутской базовой кафедры</w:t>
       </w:r>
     </w:p>
     <w:p>
@@ -583,9 +563,8 @@
           <w:szCs w:val="28"/>
           <w:lang w:eastAsia="ru-RU"/>
         </w:rPr>
-        <w:t xml:space="preserve"> </w:t>
-      </w:r>
-      <w:proofErr w:type="gramStart"/>
+        <w:t xml:space="preserve"> оценкой  </w:t>
+      </w:r>
       <w:r>
         <w:rPr>
           <w:rFonts w:ascii="Times New Roman" w:eastAsia="Times New Roman" w:hAnsi="Times New Roman" w:cs="Times New Roman"/>
@@ -593,25 +572,7 @@
           <w:szCs w:val="28"/>
           <w:lang w:eastAsia="ru-RU"/>
         </w:rPr>
-        <w:t xml:space="preserve">оценкой  </w:t>
-      </w:r>
-      <w:r>
-        <w:rPr>
-          <w:rFonts w:ascii="Times New Roman" w:eastAsia="Times New Roman" w:hAnsi="Times New Roman" w:cs="Times New Roman"/>
-          <w:sz w:val="28"/>
-          <w:szCs w:val="28"/>
-          <w:lang w:eastAsia="ru-RU"/>
-        </w:rPr>
         <w:tab/>
-      </w:r>
-      <w:proofErr w:type="gramEnd"/>
-      <w:r>
-        <w:rPr>
-          <w:rFonts w:ascii="Times New Roman" w:eastAsia="Times New Roman" w:hAnsi="Times New Roman" w:cs="Times New Roman"/>
-          <w:sz w:val="28"/>
-          <w:szCs w:val="28"/>
-          <w:lang w:eastAsia="ru-RU"/>
-        </w:rPr>
         <w:t>____________________</w:t>
       </w:r>
       <w:r>
@@ -1064,9 +1025,8 @@
           <w:szCs w:val="28"/>
           <w:lang w:eastAsia="ru-RU"/>
         </w:rPr>
-        <w:t xml:space="preserve">доцент </w:t>
-      </w:r>
-      <w:proofErr w:type="gramStart"/>
+        <w:t xml:space="preserve">доцент МИБК  </w:t>
+      </w:r>
       <w:r>
         <w:rPr>
           <w:rFonts w:ascii="Times New Roman" w:eastAsia="Times New Roman" w:hAnsi="Times New Roman" w:cs="Times New Roman"/>
@@ -1074,18 +1034,8 @@
           <w:szCs w:val="28"/>
           <w:lang w:eastAsia="ru-RU"/>
         </w:rPr>
-        <w:t xml:space="preserve">МИБК  </w:t>
-      </w:r>
-      <w:r>
-        <w:rPr>
-          <w:rFonts w:ascii="Times New Roman" w:eastAsia="Times New Roman" w:hAnsi="Times New Roman" w:cs="Times New Roman"/>
-          <w:sz w:val="28"/>
-          <w:szCs w:val="28"/>
-          <w:lang w:eastAsia="ru-RU"/>
-        </w:rPr>
         <w:tab/>
       </w:r>
-      <w:proofErr w:type="gramEnd"/>
       <w:r>
         <w:rPr>
           <w:rFonts w:ascii="Times New Roman" w:eastAsia="Times New Roman" w:hAnsi="Times New Roman" w:cs="Times New Roman"/>
@@ -1278,7 +1228,7 @@
           <w:headerReference w:type="first" r:id="rId7"/>
           <w:footerReference w:type="first" r:id="rId8"/>
           <w:pgSz w:w="11906" w:h="16838"/>
-          <w:pgMar w:top="1134" w:right="850" w:bottom="1134" w:left="1701" w:header="708" w:footer="708" w:gutter="0"/>
+          <w:pgMar w:top="1134" w:right="567" w:bottom="1134" w:left="1701" w:header="708" w:footer="708" w:gutter="0"/>
           <w:cols w:space="708"/>
           <w:titlePg/>
           <w:docGrid w:linePitch="360"/>
@@ -1981,25 +1931,7 @@
           <w:sz w:val="28"/>
           <w:szCs w:val="28"/>
         </w:rPr>
-        <w:t xml:space="preserve">1. Кузьмин, А. Г. Разработка </w:t>
-      </w:r>
-      <w:proofErr w:type="spellStart"/>
-      <w:r>
-        <w:rPr>
-          <w:rFonts w:ascii="Times New Roman" w:hAnsi="Times New Roman" w:cs="Times New Roman"/>
-          <w:sz w:val="28"/>
-          <w:szCs w:val="28"/>
-        </w:rPr>
-        <w:t>фронтенд</w:t>
-      </w:r>
-      <w:proofErr w:type="spellEnd"/>
-      <w:r>
-        <w:rPr>
-          <w:rFonts w:ascii="Times New Roman" w:hAnsi="Times New Roman" w:cs="Times New Roman"/>
-          <w:sz w:val="28"/>
-          <w:szCs w:val="28"/>
-        </w:rPr>
-        <w:t>-приложений / А. Г. Кузьмин. - Санкт-Петербург : Питер, 2025. - 496 с. - (Библиотека программиста). - ISBN 978-5-4461-4272-9 -7-9-10.</w:t>
+        <w:t>1. Кузьмин, А. Г. Разработка фронтенд-приложений / А. Г. Кузьмин. - Санкт-Петербург : Питер, 2025. - 496 с. - (Библиотека программиста). - ISBN 978-5-4461-4272-9 -7-9-10.</w:t>
       </w:r>
     </w:p>
     <w:p>
@@ -2018,43 +1950,7 @@
           <w:sz w:val="28"/>
           <w:szCs w:val="28"/>
         </w:rPr>
-        <w:t xml:space="preserve">2.Кухтин, С. А. </w:t>
-      </w:r>
-      <w:proofErr w:type="spellStart"/>
-      <w:r>
-        <w:rPr>
-          <w:rFonts w:ascii="Times New Roman" w:hAnsi="Times New Roman" w:cs="Times New Roman"/>
-          <w:sz w:val="28"/>
-          <w:szCs w:val="28"/>
-        </w:rPr>
-        <w:t>Frontend</w:t>
-      </w:r>
-      <w:proofErr w:type="spellEnd"/>
-      <w:r>
-        <w:rPr>
-          <w:rFonts w:ascii="Times New Roman" w:hAnsi="Times New Roman" w:cs="Times New Roman"/>
-          <w:sz w:val="28"/>
-          <w:szCs w:val="28"/>
-        </w:rPr>
-        <w:t xml:space="preserve">-разработка сайтов и приложений на HTML, CSS, JavaScript и </w:t>
-      </w:r>
-      <w:proofErr w:type="spellStart"/>
-      <w:r>
-        <w:rPr>
-          <w:rFonts w:ascii="Times New Roman" w:hAnsi="Times New Roman" w:cs="Times New Roman"/>
-          <w:sz w:val="28"/>
-          <w:szCs w:val="28"/>
-        </w:rPr>
-        <w:t>React</w:t>
-      </w:r>
-      <w:proofErr w:type="spellEnd"/>
-      <w:r>
-        <w:rPr>
-          <w:rFonts w:ascii="Times New Roman" w:hAnsi="Times New Roman" w:cs="Times New Roman"/>
-          <w:sz w:val="28"/>
-          <w:szCs w:val="28"/>
-        </w:rPr>
-        <w:t xml:space="preserve"> / С. А. Кухтин. - Санкт-Петербург : Наука и Техника, 2026. - 512 с. - ISBN 978-5-907592-84-1 -3.</w:t>
+        <w:t>2.Кухтин, С. А. Frontend-разработка сайтов и приложений на HTML, CSS, JavaScript и React / С. А. Кухтин. - Санкт-Петербург : Наука и Техника, 2026. - 512 с. - ISBN 978-5-907592-84-1 -3.</w:t>
       </w:r>
     </w:p>
     <w:p>
@@ -2073,61 +1969,7 @@
           <w:sz w:val="28"/>
           <w:szCs w:val="28"/>
         </w:rPr>
-        <w:t xml:space="preserve">3. </w:t>
-      </w:r>
-      <w:proofErr w:type="spellStart"/>
-      <w:r>
-        <w:rPr>
-          <w:rFonts w:ascii="Times New Roman" w:hAnsi="Times New Roman" w:cs="Times New Roman"/>
-          <w:sz w:val="28"/>
-          <w:szCs w:val="28"/>
-        </w:rPr>
-        <w:t>Орбайсета</w:t>
-      </w:r>
-      <w:proofErr w:type="spellEnd"/>
-      <w:r>
-        <w:rPr>
-          <w:rFonts w:ascii="Times New Roman" w:hAnsi="Times New Roman" w:cs="Times New Roman"/>
-          <w:sz w:val="28"/>
-          <w:szCs w:val="28"/>
-        </w:rPr>
-        <w:t xml:space="preserve">, А. С. Создание </w:t>
-      </w:r>
-      <w:proofErr w:type="spellStart"/>
-      <w:r>
-        <w:rPr>
-          <w:rFonts w:ascii="Times New Roman" w:hAnsi="Times New Roman" w:cs="Times New Roman"/>
-          <w:sz w:val="28"/>
-          <w:szCs w:val="28"/>
-        </w:rPr>
-        <w:t>фронтенд</w:t>
-      </w:r>
-      <w:proofErr w:type="spellEnd"/>
-      <w:r>
-        <w:rPr>
-          <w:rFonts w:ascii="Times New Roman" w:hAnsi="Times New Roman" w:cs="Times New Roman"/>
-          <w:sz w:val="28"/>
-          <w:szCs w:val="28"/>
-        </w:rPr>
-        <w:t xml:space="preserve">-фреймворка с нуля / А. С. </w:t>
-      </w:r>
-      <w:proofErr w:type="spellStart"/>
-      <w:r>
-        <w:rPr>
-          <w:rFonts w:ascii="Times New Roman" w:hAnsi="Times New Roman" w:cs="Times New Roman"/>
-          <w:sz w:val="28"/>
-          <w:szCs w:val="28"/>
-        </w:rPr>
-        <w:t>Орбайсета</w:t>
-      </w:r>
-      <w:proofErr w:type="spellEnd"/>
-      <w:r>
-        <w:rPr>
-          <w:rFonts w:ascii="Times New Roman" w:hAnsi="Times New Roman" w:cs="Times New Roman"/>
-          <w:sz w:val="28"/>
-          <w:szCs w:val="28"/>
-        </w:rPr>
-        <w:t>. - Санкт-Петербург : Питер, 2025. - 384 с. - (Библиотека программиста). - ISBN 978-5-4461-4201-9</w:t>
+        <w:t>3. Орбайсета, А. С. Создание фронтенд-фреймворка с нуля / А. С. Орбайсета. - Санкт-Петербург : Питер, 2025. - 384 с. - (Библиотека программиста). - ISBN 978-5-4461-4201-9</w:t>
       </w:r>
     </w:p>
     <w:p>
@@ -2146,25 +1988,7 @@
           <w:sz w:val="28"/>
           <w:szCs w:val="28"/>
         </w:rPr>
-        <w:t>4. Курс «</w:t>
-      </w:r>
-      <w:proofErr w:type="spellStart"/>
-      <w:r>
-        <w:rPr>
-          <w:rFonts w:ascii="Times New Roman" w:hAnsi="Times New Roman" w:cs="Times New Roman"/>
-          <w:sz w:val="28"/>
-          <w:szCs w:val="28"/>
-        </w:rPr>
-        <w:t>Фронтенд</w:t>
-      </w:r>
-      <w:proofErr w:type="spellEnd"/>
-      <w:r>
-        <w:rPr>
-          <w:rFonts w:ascii="Times New Roman" w:hAnsi="Times New Roman" w:cs="Times New Roman"/>
-          <w:sz w:val="28"/>
-          <w:szCs w:val="28"/>
-        </w:rPr>
-        <w:t xml:space="preserve">-разработчик» от Яндекс Практикум </w:t>
+        <w:t xml:space="preserve">4. Курс «Фронтенд-разработчик» от Яндекс Практикум </w:t>
       </w:r>
       <w:hyperlink r:id="rId9">
         <w:r>
@@ -2194,43 +2018,7 @@
           <w:sz w:val="28"/>
           <w:szCs w:val="28"/>
         </w:rPr>
-        <w:t xml:space="preserve">5. Проектирование и разработка WEB-приложений. Введение в </w:t>
-      </w:r>
-      <w:proofErr w:type="spellStart"/>
-      <w:r>
-        <w:rPr>
-          <w:rFonts w:ascii="Times New Roman" w:hAnsi="Times New Roman" w:cs="Times New Roman"/>
-          <w:sz w:val="28"/>
-          <w:szCs w:val="28"/>
-        </w:rPr>
-        <w:t>frontend</w:t>
-      </w:r>
-      <w:proofErr w:type="spellEnd"/>
-      <w:r>
-        <w:rPr>
-          <w:rFonts w:ascii="Times New Roman" w:hAnsi="Times New Roman" w:cs="Times New Roman"/>
-          <w:sz w:val="28"/>
-          <w:szCs w:val="28"/>
-        </w:rPr>
-        <w:t xml:space="preserve"> и </w:t>
-      </w:r>
-      <w:proofErr w:type="spellStart"/>
-      <w:r>
-        <w:rPr>
-          <w:rFonts w:ascii="Times New Roman" w:hAnsi="Times New Roman" w:cs="Times New Roman"/>
-          <w:sz w:val="28"/>
-          <w:szCs w:val="28"/>
-        </w:rPr>
-        <w:t>backend</w:t>
-      </w:r>
-      <w:proofErr w:type="spellEnd"/>
-      <w:r>
-        <w:rPr>
-          <w:rFonts w:ascii="Times New Roman" w:hAnsi="Times New Roman" w:cs="Times New Roman"/>
-          <w:sz w:val="28"/>
-          <w:szCs w:val="28"/>
-        </w:rPr>
-        <w:t xml:space="preserve"> разработку на JavaScript и node.js : учебное пособие для вузов. - 4-е изд., стер. - Санкт-Петербург : Лань, 2025. - 120 с. - ISBN 978-5-507-51011-5</w:t>
+        <w:t>5. Проектирование и разработка WEB-приложений. Введение в frontend и backend разработку на JavaScript и node.js : учебное пособие для вузов. - 4-е изд., стер. - Санкт-Петербург : Лань, 2025. - 120 с. - ISBN 978-5-507-51011-5</w:t>
       </w:r>
     </w:p>
     <w:p>
@@ -2249,25 +2037,7 @@
           <w:sz w:val="28"/>
           <w:szCs w:val="28"/>
         </w:rPr>
-        <w:t xml:space="preserve">6. Чернышев, С. А. Основы </w:t>
-      </w:r>
-      <w:proofErr w:type="spellStart"/>
-      <w:r>
-        <w:rPr>
-          <w:rFonts w:ascii="Times New Roman" w:hAnsi="Times New Roman" w:cs="Times New Roman"/>
-          <w:sz w:val="28"/>
-          <w:szCs w:val="28"/>
-        </w:rPr>
-        <w:t>Flutter</w:t>
-      </w:r>
-      <w:proofErr w:type="spellEnd"/>
-      <w:r>
-        <w:rPr>
-          <w:rFonts w:ascii="Times New Roman" w:hAnsi="Times New Roman" w:cs="Times New Roman"/>
-          <w:sz w:val="28"/>
-          <w:szCs w:val="28"/>
-        </w:rPr>
-        <w:t xml:space="preserve"> / С. А. Чернышев, Ю. М. Петров, С. П. Ильин, П. А. Гершевич. - Санкт-Петербург : Питер, 2026. - 688 с. - (Библиотека программиста). - ISBN 978-5-4461-4469-3</w:t>
+        <w:t>6. Чернышев, С. А. Основы Flutter / С. А. Чернышев, Ю. М. Петров, С. П. Ильин, П. А. Гершевич. - Санкт-Петербург : Питер, 2026. - 688 с. - (Библиотека программиста). - ISBN 978-5-4461-4469-3</w:t>
       </w:r>
     </w:p>
     <w:p>
@@ -2481,7 +2251,6 @@
           <w:szCs w:val="28"/>
         </w:rPr>
       </w:pPr>
-      <w:proofErr w:type="spellStart"/>
       <w:r>
         <w:rPr>
           <w:rFonts w:ascii="Times New Roman" w:hAnsi="Times New Roman" w:cs="Times New Roman"/>
@@ -2489,9 +2258,16 @@
           <w:szCs w:val="28"/>
           <w:u w:val="single"/>
         </w:rPr>
-        <w:t>К.п.н</w:t>
-      </w:r>
-      <w:proofErr w:type="spellEnd"/>
+        <w:t>К.п.н., доцент</w:t>
+      </w:r>
+      <w:r>
+        <w:rPr>
+          <w:rFonts w:ascii="Times New Roman" w:hAnsi="Times New Roman" w:cs="Times New Roman"/>
+          <w:sz w:val="28"/>
+          <w:szCs w:val="28"/>
+        </w:rPr>
+        <w:tab/>
+      </w:r>
       <w:r>
         <w:rPr>
           <w:rFonts w:ascii="Times New Roman" w:hAnsi="Times New Roman" w:cs="Times New Roman"/>
@@ -2499,7 +2275,7 @@
           <w:szCs w:val="28"/>
           <w:u w:val="single"/>
         </w:rPr>
-        <w:t>., доцент</w:t>
+        <w:t>_________________</w:t>
       </w:r>
       <w:r>
         <w:rPr>
@@ -2516,36 +2292,8 @@
           <w:szCs w:val="28"/>
           <w:u w:val="single"/>
         </w:rPr>
-        <w:t>_________________</w:t>
-      </w:r>
-      <w:r>
-        <w:rPr>
-          <w:rFonts w:ascii="Times New Roman" w:hAnsi="Times New Roman" w:cs="Times New Roman"/>
-          <w:sz w:val="28"/>
-          <w:szCs w:val="28"/>
-        </w:rPr>
-        <w:tab/>
-      </w:r>
-      <w:r>
-        <w:rPr>
-          <w:rFonts w:ascii="Times New Roman" w:hAnsi="Times New Roman" w:cs="Times New Roman"/>
-          <w:sz w:val="28"/>
-          <w:szCs w:val="28"/>
-          <w:u w:val="single"/>
-        </w:rPr>
-        <w:t xml:space="preserve">З.М. </w:t>
-      </w:r>
-      <w:proofErr w:type="spellStart"/>
-      <w:r>
-        <w:rPr>
-          <w:rFonts w:ascii="Times New Roman" w:hAnsi="Times New Roman" w:cs="Times New Roman"/>
-          <w:sz w:val="28"/>
-          <w:szCs w:val="28"/>
-          <w:u w:val="single"/>
-        </w:rPr>
-        <w:t>Альбекова</w:t>
-      </w:r>
-      <w:proofErr w:type="spellEnd"/>
+        <w:t>З.М. Альбекова</w:t>
+      </w:r>
     </w:p>
     <w:p>
       <w:pPr>
@@ -2773,7 +2521,7 @@
           <w:headerReference w:type="first" r:id="rId10"/>
           <w:footerReference w:type="first" r:id="rId11"/>
           <w:pgSz w:w="11906" w:h="16838"/>
-          <w:pgMar w:top="1134" w:right="850" w:bottom="1134" w:left="1701" w:header="708" w:footer="708" w:gutter="0"/>
+          <w:pgMar w:top="1134" w:right="567" w:bottom="1134" w:left="1701" w:header="708" w:footer="708" w:gutter="0"/>
           <w:cols w:space="708"/>
           <w:titlePg/>
           <w:docGrid w:linePitch="360"/>
@@ -2807,6 +2555,7 @@
             <w:pStyle w:val="af"/>
             <w:jc w:val="center"/>
             <w:rPr>
+              <w:rFonts w:ascii="Times New Roman" w:hAnsi="Times New Roman" w:cs="Times New Roman"/>
               <w:b/>
               <w:bCs/>
               <w:sz w:val="28"/>
@@ -2829,32 +2578,46 @@
           <w:pPr>
             <w:pStyle w:val="11"/>
             <w:tabs>
-              <w:tab w:val="right" w:leader="dot" w:pos="9345"/>
+              <w:tab w:val="right" w:leader="dot" w:pos="9628"/>
             </w:tabs>
-            <w:spacing w:line="360" w:lineRule="auto"/>
             <w:rPr>
-              <w:rFonts w:ascii="Times New Roman" w:hAnsi="Times New Roman" w:cs="Times New Roman"/>
+              <w:rFonts w:ascii="Times New Roman" w:eastAsiaTheme="minorEastAsia" w:hAnsi="Times New Roman" w:cs="Times New Roman"/>
               <w:noProof/>
               <w:sz w:val="28"/>
               <w:szCs w:val="28"/>
+              <w:lang w:eastAsia="ru-RU"/>
             </w:rPr>
           </w:pPr>
           <w:r>
+            <w:rPr>
+              <w:rFonts w:ascii="Times New Roman" w:hAnsi="Times New Roman" w:cs="Times New Roman"/>
+              <w:sz w:val="28"/>
+              <w:szCs w:val="28"/>
+            </w:rPr>
             <w:fldChar w:fldCharType="begin"/>
           </w:r>
           <w:r>
+            <w:rPr>
+              <w:rFonts w:ascii="Times New Roman" w:hAnsi="Times New Roman" w:cs="Times New Roman"/>
+              <w:sz w:val="28"/>
+              <w:szCs w:val="28"/>
+            </w:rPr>
             <w:instrText xml:space="preserve"> TOC \o "1-3" \h \z \u </w:instrText>
           </w:r>
           <w:r>
+            <w:rPr>
+              <w:rFonts w:ascii="Times New Roman" w:hAnsi="Times New Roman" w:cs="Times New Roman"/>
+              <w:sz w:val="28"/>
+              <w:szCs w:val="28"/>
+            </w:rPr>
             <w:fldChar w:fldCharType="separate"/>
           </w:r>
-          <w:hyperlink w:anchor="_Toc232646698" w:history="1">
+          <w:hyperlink w:anchor="_Toc232764333" w:history="1">
             <w:r>
               <w:rPr>
                 <w:rStyle w:val="ad"/>
-                <w:rFonts w:ascii="Times New Roman" w:eastAsia="Times New Roman" w:hAnsi="Times New Roman" w:cs="Times New Roman"/>
+                <w:rFonts w:ascii="Times New Roman" w:hAnsi="Times New Roman" w:cs="Times New Roman"/>
                 <w:b/>
-                <w:bCs/>
                 <w:noProof/>
                 <w:sz w:val="28"/>
                 <w:szCs w:val="28"/>
@@ -2889,7 +2652,7 @@
                 <w:sz w:val="28"/>
                 <w:szCs w:val="28"/>
               </w:rPr>
-              <w:instrText xml:space="preserve"> PAGEREF _Toc232646698 \h </w:instrText>
+              <w:instrText xml:space="preserve"> PAGEREF _Toc232764333 \h </w:instrText>
             </w:r>
             <w:r>
               <w:rPr>
@@ -2918,7 +2681,7 @@
                 <w:sz w:val="28"/>
                 <w:szCs w:val="28"/>
               </w:rPr>
-              <w:t>5</w:t>
+              <w:t>4</w:t>
             </w:r>
             <w:r>
               <w:rPr>
@@ -2936,23 +2699,22 @@
           <w:pPr>
             <w:pStyle w:val="11"/>
             <w:tabs>
-              <w:tab w:val="right" w:leader="dot" w:pos="9345"/>
+              <w:tab w:val="right" w:leader="dot" w:pos="9628"/>
             </w:tabs>
-            <w:spacing w:line="360" w:lineRule="auto"/>
             <w:rPr>
-              <w:rFonts w:ascii="Times New Roman" w:hAnsi="Times New Roman" w:cs="Times New Roman"/>
+              <w:rFonts w:ascii="Times New Roman" w:eastAsiaTheme="minorEastAsia" w:hAnsi="Times New Roman" w:cs="Times New Roman"/>
               <w:noProof/>
               <w:sz w:val="28"/>
               <w:szCs w:val="28"/>
+              <w:lang w:eastAsia="ru-RU"/>
             </w:rPr>
           </w:pPr>
-          <w:hyperlink w:anchor="_Toc232646699" w:history="1">
+          <w:hyperlink w:anchor="_Toc232764334" w:history="1">
             <w:r>
               <w:rPr>
                 <w:rStyle w:val="ad"/>
-                <w:rFonts w:ascii="Times New Roman" w:eastAsia="Times New Roman" w:hAnsi="Times New Roman" w:cs="Times New Roman"/>
+                <w:rFonts w:ascii="Times New Roman" w:hAnsi="Times New Roman" w:cs="Times New Roman"/>
                 <w:b/>
-                <w:bCs/>
                 <w:noProof/>
                 <w:sz w:val="28"/>
                 <w:szCs w:val="28"/>
@@ -2987,7 +2749,7 @@
                 <w:sz w:val="28"/>
                 <w:szCs w:val="28"/>
               </w:rPr>
-              <w:instrText xml:space="preserve"> PAGEREF _Toc232646699 \h </w:instrText>
+              <w:instrText xml:space="preserve"> PAGEREF _Toc232764334 \h </w:instrText>
             </w:r>
             <w:r>
               <w:rPr>
@@ -3034,28 +2796,27 @@
           <w:pPr>
             <w:pStyle w:val="21"/>
             <w:tabs>
-              <w:tab w:val="right" w:leader="dot" w:pos="9345"/>
+              <w:tab w:val="right" w:leader="dot" w:pos="9628"/>
             </w:tabs>
-            <w:spacing w:line="360" w:lineRule="auto"/>
             <w:rPr>
-              <w:rFonts w:ascii="Times New Roman" w:hAnsi="Times New Roman" w:cs="Times New Roman"/>
+              <w:rFonts w:ascii="Times New Roman" w:eastAsiaTheme="minorEastAsia" w:hAnsi="Times New Roman" w:cs="Times New Roman"/>
               <w:noProof/>
               <w:sz w:val="28"/>
               <w:szCs w:val="28"/>
+              <w:lang w:eastAsia="ru-RU"/>
             </w:rPr>
           </w:pPr>
-          <w:hyperlink w:anchor="_Toc232646700" w:history="1">
+          <w:hyperlink w:anchor="_Toc232764335" w:history="1">
             <w:r>
               <w:rPr>
                 <w:rStyle w:val="ad"/>
-                <w:rFonts w:ascii="Times New Roman" w:eastAsia="Times New Roman" w:hAnsi="Times New Roman" w:cs="Times New Roman"/>
+                <w:rFonts w:ascii="Times New Roman" w:hAnsi="Times New Roman" w:cs="Times New Roman"/>
                 <w:b/>
-                <w:bCs/>
-                <w:noProof/>
-                <w:sz w:val="28"/>
-                <w:szCs w:val="28"/>
-              </w:rPr>
-              <w:t>1.1. Анализ предметной области сервисов бронирования коворкингов</w:t>
+                <w:noProof/>
+                <w:sz w:val="28"/>
+                <w:szCs w:val="28"/>
+              </w:rPr>
+              <w:t>1.1. Техническое задание</w:t>
             </w:r>
             <w:r>
               <w:rPr>
@@ -3085,7 +2846,7 @@
                 <w:sz w:val="28"/>
                 <w:szCs w:val="28"/>
               </w:rPr>
-              <w:instrText xml:space="preserve"> PAGEREF _Toc232646700 \h </w:instrText>
+              <w:instrText xml:space="preserve"> PAGEREF _Toc232764335 \h </w:instrText>
             </w:r>
             <w:r>
               <w:rPr>
@@ -3132,28 +2893,27 @@
           <w:pPr>
             <w:pStyle w:val="21"/>
             <w:tabs>
-              <w:tab w:val="right" w:leader="dot" w:pos="9345"/>
+              <w:tab w:val="right" w:leader="dot" w:pos="9628"/>
             </w:tabs>
-            <w:spacing w:line="360" w:lineRule="auto"/>
             <w:rPr>
-              <w:rFonts w:ascii="Times New Roman" w:hAnsi="Times New Roman" w:cs="Times New Roman"/>
+              <w:rFonts w:ascii="Times New Roman" w:eastAsiaTheme="minorEastAsia" w:hAnsi="Times New Roman" w:cs="Times New Roman"/>
               <w:noProof/>
               <w:sz w:val="28"/>
               <w:szCs w:val="28"/>
+              <w:lang w:eastAsia="ru-RU"/>
             </w:rPr>
           </w:pPr>
-          <w:hyperlink w:anchor="_Toc232646701" w:history="1">
+          <w:hyperlink w:anchor="_Toc232764336" w:history="1">
             <w:r>
               <w:rPr>
                 <w:rStyle w:val="ad"/>
-                <w:rFonts w:ascii="Times New Roman" w:eastAsia="Times New Roman" w:hAnsi="Times New Roman" w:cs="Times New Roman"/>
+                <w:rFonts w:ascii="Times New Roman" w:hAnsi="Times New Roman" w:cs="Times New Roman"/>
                 <w:b/>
-                <w:bCs/>
-                <w:noProof/>
-                <w:sz w:val="28"/>
-                <w:szCs w:val="28"/>
-              </w:rPr>
-              <w:t>1.2. Технологии HTML, CSS и JavaScript в клиентской разработке</w:t>
+                <w:noProof/>
+                <w:sz w:val="28"/>
+                <w:szCs w:val="28"/>
+              </w:rPr>
+              <w:t>1.2. Анализ современных подходов к созданию веб-интерфейсов</w:t>
             </w:r>
             <w:r>
               <w:rPr>
@@ -3183,7 +2943,7 @@
                 <w:sz w:val="28"/>
                 <w:szCs w:val="28"/>
               </w:rPr>
-              <w:instrText xml:space="preserve"> PAGEREF _Toc232646701 \h </w:instrText>
+              <w:instrText xml:space="preserve"> PAGEREF _Toc232764336 \h </w:instrText>
             </w:r>
             <w:r>
               <w:rPr>
@@ -3230,28 +2990,27 @@
           <w:pPr>
             <w:pStyle w:val="21"/>
             <w:tabs>
-              <w:tab w:val="right" w:leader="dot" w:pos="9345"/>
+              <w:tab w:val="right" w:leader="dot" w:pos="9628"/>
             </w:tabs>
-            <w:spacing w:line="360" w:lineRule="auto"/>
             <w:rPr>
-              <w:rFonts w:ascii="Times New Roman" w:hAnsi="Times New Roman" w:cs="Times New Roman"/>
+              <w:rFonts w:ascii="Times New Roman" w:eastAsiaTheme="minorEastAsia" w:hAnsi="Times New Roman" w:cs="Times New Roman"/>
               <w:noProof/>
               <w:sz w:val="28"/>
               <w:szCs w:val="28"/>
+              <w:lang w:eastAsia="ru-RU"/>
             </w:rPr>
           </w:pPr>
-          <w:hyperlink w:anchor="_Toc232646702" w:history="1">
+          <w:hyperlink w:anchor="_Toc232764337" w:history="1">
             <w:r>
               <w:rPr>
                 <w:rStyle w:val="ad"/>
-                <w:rFonts w:ascii="Times New Roman" w:eastAsia="Times New Roman" w:hAnsi="Times New Roman" w:cs="Times New Roman"/>
+                <w:rFonts w:ascii="Times New Roman" w:hAnsi="Times New Roman" w:cs="Times New Roman"/>
                 <w:b/>
-                <w:bCs/>
-                <w:noProof/>
-                <w:sz w:val="28"/>
-                <w:szCs w:val="28"/>
-              </w:rPr>
-              <w:t>1.3. Принципы проектирования интерфейса бронирования рабочих пространств</w:t>
+                <w:noProof/>
+                <w:sz w:val="28"/>
+                <w:szCs w:val="28"/>
+              </w:rPr>
+              <w:t>1.3. Обоснование выбора технологий разработки веб-интерфейсов</w:t>
             </w:r>
             <w:r>
               <w:rPr>
@@ -3281,7 +3040,7 @@
                 <w:sz w:val="28"/>
                 <w:szCs w:val="28"/>
               </w:rPr>
-              <w:instrText xml:space="preserve"> PAGEREF _Toc232646702 \h </w:instrText>
+              <w:instrText xml:space="preserve"> PAGEREF _Toc232764337 \h </w:instrText>
             </w:r>
             <w:r>
               <w:rPr>
@@ -3310,7 +3069,7 @@
                 <w:sz w:val="28"/>
                 <w:szCs w:val="28"/>
               </w:rPr>
-              <w:t>8</w:t>
+              <w:t>9</w:t>
             </w:r>
             <w:r>
               <w:rPr>
@@ -3328,28 +3087,27 @@
           <w:pPr>
             <w:pStyle w:val="21"/>
             <w:tabs>
-              <w:tab w:val="right" w:leader="dot" w:pos="9345"/>
+              <w:tab w:val="right" w:leader="dot" w:pos="9628"/>
             </w:tabs>
-            <w:spacing w:line="360" w:lineRule="auto"/>
             <w:rPr>
-              <w:rFonts w:ascii="Times New Roman" w:hAnsi="Times New Roman" w:cs="Times New Roman"/>
+              <w:rFonts w:ascii="Times New Roman" w:eastAsiaTheme="minorEastAsia" w:hAnsi="Times New Roman" w:cs="Times New Roman"/>
               <w:noProof/>
               <w:sz w:val="28"/>
               <w:szCs w:val="28"/>
+              <w:lang w:eastAsia="ru-RU"/>
             </w:rPr>
           </w:pPr>
-          <w:hyperlink w:anchor="_Toc232646703" w:history="1">
+          <w:hyperlink w:anchor="_Toc232764338" w:history="1">
             <w:r>
               <w:rPr>
                 <w:rStyle w:val="ad"/>
-                <w:rFonts w:ascii="Times New Roman" w:eastAsia="Times New Roman" w:hAnsi="Times New Roman" w:cs="Times New Roman"/>
+                <w:rFonts w:ascii="Times New Roman" w:hAnsi="Times New Roman" w:cs="Times New Roman"/>
                 <w:b/>
-                <w:bCs/>
-                <w:noProof/>
-                <w:sz w:val="28"/>
-                <w:szCs w:val="28"/>
-              </w:rPr>
-              <w:t>1.4. Работа с данными на стороне браузера</w:t>
+                <w:noProof/>
+                <w:sz w:val="28"/>
+                <w:szCs w:val="28"/>
+              </w:rPr>
+              <w:t>Выводы</w:t>
             </w:r>
             <w:r>
               <w:rPr>
@@ -3379,7 +3137,7 @@
                 <w:sz w:val="28"/>
                 <w:szCs w:val="28"/>
               </w:rPr>
-              <w:instrText xml:space="preserve"> PAGEREF _Toc232646703 \h </w:instrText>
+              <w:instrText xml:space="preserve"> PAGEREF _Toc232764338 \h </w:instrText>
             </w:r>
             <w:r>
               <w:rPr>
@@ -3408,7 +3166,7 @@
                 <w:sz w:val="28"/>
                 <w:szCs w:val="28"/>
               </w:rPr>
-              <w:t>9</w:t>
+              <w:t>10</w:t>
             </w:r>
             <w:r>
               <w:rPr>
@@ -3426,23 +3184,22 @@
           <w:pPr>
             <w:pStyle w:val="11"/>
             <w:tabs>
-              <w:tab w:val="right" w:leader="dot" w:pos="9345"/>
+              <w:tab w:val="right" w:leader="dot" w:pos="9628"/>
             </w:tabs>
-            <w:spacing w:line="360" w:lineRule="auto"/>
             <w:rPr>
-              <w:rFonts w:ascii="Times New Roman" w:hAnsi="Times New Roman" w:cs="Times New Roman"/>
+              <w:rFonts w:ascii="Times New Roman" w:eastAsiaTheme="minorEastAsia" w:hAnsi="Times New Roman" w:cs="Times New Roman"/>
               <w:noProof/>
               <w:sz w:val="28"/>
               <w:szCs w:val="28"/>
+              <w:lang w:eastAsia="ru-RU"/>
             </w:rPr>
           </w:pPr>
-          <w:hyperlink w:anchor="_Toc232646704" w:history="1">
+          <w:hyperlink w:anchor="_Toc232764339" w:history="1">
             <w:r>
               <w:rPr>
                 <w:rStyle w:val="ad"/>
-                <w:rFonts w:ascii="Times New Roman" w:eastAsia="Times New Roman" w:hAnsi="Times New Roman" w:cs="Times New Roman"/>
+                <w:rFonts w:ascii="Times New Roman" w:hAnsi="Times New Roman" w:cs="Times New Roman"/>
                 <w:b/>
-                <w:bCs/>
                 <w:noProof/>
                 <w:sz w:val="28"/>
                 <w:szCs w:val="28"/>
@@ -3477,7 +3234,7 @@
                 <w:sz w:val="28"/>
                 <w:szCs w:val="28"/>
               </w:rPr>
-              <w:instrText xml:space="preserve"> PAGEREF _Toc232646704 \h </w:instrText>
+              <w:instrText xml:space="preserve"> PAGEREF _Toc232764339 \h </w:instrText>
             </w:r>
             <w:r>
               <w:rPr>
@@ -3506,7 +3263,7 @@
                 <w:sz w:val="28"/>
                 <w:szCs w:val="28"/>
               </w:rPr>
-              <w:t>10</w:t>
+              <w:t>11</w:t>
             </w:r>
             <w:r>
               <w:rPr>
@@ -3524,28 +3281,27 @@
           <w:pPr>
             <w:pStyle w:val="21"/>
             <w:tabs>
-              <w:tab w:val="right" w:leader="dot" w:pos="9345"/>
+              <w:tab w:val="right" w:leader="dot" w:pos="9628"/>
             </w:tabs>
-            <w:spacing w:line="360" w:lineRule="auto"/>
             <w:rPr>
-              <w:rFonts w:ascii="Times New Roman" w:hAnsi="Times New Roman" w:cs="Times New Roman"/>
+              <w:rFonts w:ascii="Times New Roman" w:eastAsiaTheme="minorEastAsia" w:hAnsi="Times New Roman" w:cs="Times New Roman"/>
               <w:noProof/>
               <w:sz w:val="28"/>
               <w:szCs w:val="28"/>
+              <w:lang w:eastAsia="ru-RU"/>
             </w:rPr>
           </w:pPr>
-          <w:hyperlink w:anchor="_Toc232646705" w:history="1">
+          <w:hyperlink w:anchor="_Toc232764340" w:history="1">
             <w:r>
               <w:rPr>
                 <w:rStyle w:val="ad"/>
-                <w:rFonts w:ascii="Times New Roman" w:eastAsia="Times New Roman" w:hAnsi="Times New Roman" w:cs="Times New Roman"/>
+                <w:rFonts w:ascii="Times New Roman" w:hAnsi="Times New Roman" w:cs="Times New Roman"/>
                 <w:b/>
-                <w:bCs/>
-                <w:noProof/>
-                <w:sz w:val="28"/>
-                <w:szCs w:val="28"/>
-              </w:rPr>
-              <w:t>2.1. Формирование требований к веб-интерфейсу</w:t>
+                <w:noProof/>
+                <w:sz w:val="28"/>
+                <w:szCs w:val="28"/>
+              </w:rPr>
+              <w:t>2.1. Моделирование функциональности. Диаграмма вариантов использования</w:t>
             </w:r>
             <w:r>
               <w:rPr>
@@ -3575,7 +3331,7 @@
                 <w:sz w:val="28"/>
                 <w:szCs w:val="28"/>
               </w:rPr>
-              <w:instrText xml:space="preserve"> PAGEREF _Toc232646705 \h </w:instrText>
+              <w:instrText xml:space="preserve"> PAGEREF _Toc232764340 \h </w:instrText>
             </w:r>
             <w:r>
               <w:rPr>
@@ -3604,7 +3360,7 @@
                 <w:sz w:val="28"/>
                 <w:szCs w:val="28"/>
               </w:rPr>
-              <w:t>10</w:t>
+              <w:t>11</w:t>
             </w:r>
             <w:r>
               <w:rPr>
@@ -3622,28 +3378,27 @@
           <w:pPr>
             <w:pStyle w:val="21"/>
             <w:tabs>
-              <w:tab w:val="right" w:leader="dot" w:pos="9345"/>
+              <w:tab w:val="right" w:leader="dot" w:pos="9628"/>
             </w:tabs>
-            <w:spacing w:line="360" w:lineRule="auto"/>
             <w:rPr>
-              <w:rFonts w:ascii="Times New Roman" w:hAnsi="Times New Roman" w:cs="Times New Roman"/>
+              <w:rFonts w:ascii="Times New Roman" w:eastAsiaTheme="minorEastAsia" w:hAnsi="Times New Roman" w:cs="Times New Roman"/>
               <w:noProof/>
               <w:sz w:val="28"/>
               <w:szCs w:val="28"/>
+              <w:lang w:eastAsia="ru-RU"/>
             </w:rPr>
           </w:pPr>
-          <w:hyperlink w:anchor="_Toc232646706" w:history="1">
+          <w:hyperlink w:anchor="_Toc232764341" w:history="1">
             <w:r>
               <w:rPr>
                 <w:rStyle w:val="ad"/>
-                <w:rFonts w:ascii="Times New Roman" w:eastAsia="Times New Roman" w:hAnsi="Times New Roman" w:cs="Times New Roman"/>
+                <w:rFonts w:ascii="Times New Roman" w:hAnsi="Times New Roman" w:cs="Times New Roman"/>
                 <w:b/>
-                <w:bCs/>
-                <w:noProof/>
-                <w:sz w:val="28"/>
-                <w:szCs w:val="28"/>
-              </w:rPr>
-              <w:t>2.2. Разработка структуры пользовательского интерфейса</w:t>
+                <w:noProof/>
+                <w:sz w:val="28"/>
+                <w:szCs w:val="28"/>
+              </w:rPr>
+              <w:t>2.2. Проектирование структуры. Диаграмма классов</w:t>
             </w:r>
             <w:r>
               <w:rPr>
@@ -3673,7 +3428,7 @@
                 <w:sz w:val="28"/>
                 <w:szCs w:val="28"/>
               </w:rPr>
-              <w:instrText xml:space="preserve"> PAGEREF _Toc232646706 \h </w:instrText>
+              <w:instrText xml:space="preserve"> PAGEREF _Toc232764341 \h </w:instrText>
             </w:r>
             <w:r>
               <w:rPr>
@@ -3702,7 +3457,7 @@
                 <w:sz w:val="28"/>
                 <w:szCs w:val="28"/>
               </w:rPr>
-              <w:t>10</w:t>
+              <w:t>12</w:t>
             </w:r>
             <w:r>
               <w:rPr>
@@ -3720,28 +3475,27 @@
           <w:pPr>
             <w:pStyle w:val="21"/>
             <w:tabs>
-              <w:tab w:val="right" w:leader="dot" w:pos="9345"/>
+              <w:tab w:val="right" w:leader="dot" w:pos="9628"/>
             </w:tabs>
-            <w:spacing w:line="360" w:lineRule="auto"/>
             <w:rPr>
-              <w:rFonts w:ascii="Times New Roman" w:hAnsi="Times New Roman" w:cs="Times New Roman"/>
+              <w:rFonts w:ascii="Times New Roman" w:eastAsiaTheme="minorEastAsia" w:hAnsi="Times New Roman" w:cs="Times New Roman"/>
               <w:noProof/>
               <w:sz w:val="28"/>
               <w:szCs w:val="28"/>
+              <w:lang w:eastAsia="ru-RU"/>
             </w:rPr>
           </w:pPr>
-          <w:hyperlink w:anchor="_Toc232646707" w:history="1">
+          <w:hyperlink w:anchor="_Toc232764342" w:history="1">
             <w:r>
               <w:rPr>
                 <w:rStyle w:val="ad"/>
-                <w:rFonts w:ascii="Times New Roman" w:eastAsia="Times New Roman" w:hAnsi="Times New Roman" w:cs="Times New Roman"/>
+                <w:rFonts w:ascii="Times New Roman" w:hAnsi="Times New Roman" w:cs="Times New Roman"/>
                 <w:b/>
-                <w:bCs/>
-                <w:noProof/>
-                <w:sz w:val="28"/>
-                <w:szCs w:val="28"/>
-              </w:rPr>
-              <w:t>2.3. Проектирование вариантов использования</w:t>
+                <w:noProof/>
+                <w:sz w:val="28"/>
+                <w:szCs w:val="28"/>
+              </w:rPr>
+              <w:t>2.3. Проектирование структуры навигации. Карта сайта</w:t>
             </w:r>
             <w:r>
               <w:rPr>
@@ -3771,7 +3525,7 @@
                 <w:sz w:val="28"/>
                 <w:szCs w:val="28"/>
               </w:rPr>
-              <w:instrText xml:space="preserve"> PAGEREF _Toc232646707 \h </w:instrText>
+              <w:instrText xml:space="preserve"> PAGEREF _Toc232764342 \h </w:instrText>
             </w:r>
             <w:r>
               <w:rPr>
@@ -3800,7 +3554,7 @@
                 <w:sz w:val="28"/>
                 <w:szCs w:val="28"/>
               </w:rPr>
-              <w:t>11</w:t>
+              <w:t>15</w:t>
             </w:r>
             <w:r>
               <w:rPr>
@@ -3818,28 +3572,27 @@
           <w:pPr>
             <w:pStyle w:val="21"/>
             <w:tabs>
-              <w:tab w:val="right" w:leader="dot" w:pos="9345"/>
+              <w:tab w:val="right" w:leader="dot" w:pos="9628"/>
             </w:tabs>
-            <w:spacing w:line="360" w:lineRule="auto"/>
             <w:rPr>
-              <w:rFonts w:ascii="Times New Roman" w:hAnsi="Times New Roman" w:cs="Times New Roman"/>
+              <w:rFonts w:ascii="Times New Roman" w:eastAsiaTheme="minorEastAsia" w:hAnsi="Times New Roman" w:cs="Times New Roman"/>
               <w:noProof/>
               <w:sz w:val="28"/>
               <w:szCs w:val="28"/>
+              <w:lang w:eastAsia="ru-RU"/>
             </w:rPr>
           </w:pPr>
-          <w:hyperlink w:anchor="_Toc232646708" w:history="1">
+          <w:hyperlink w:anchor="_Toc232764343" w:history="1">
             <w:r>
               <w:rPr>
                 <w:rStyle w:val="ad"/>
-                <w:rFonts w:ascii="Times New Roman" w:eastAsia="Times New Roman" w:hAnsi="Times New Roman" w:cs="Times New Roman"/>
+                <w:rFonts w:ascii="Times New Roman" w:hAnsi="Times New Roman" w:cs="Times New Roman"/>
                 <w:b/>
-                <w:bCs/>
-                <w:noProof/>
-                <w:sz w:val="28"/>
-                <w:szCs w:val="28"/>
-              </w:rPr>
-              <w:t>2.4. Проектирование структуры данных</w:t>
+                <w:noProof/>
+                <w:sz w:val="28"/>
+                <w:szCs w:val="28"/>
+              </w:rPr>
+              <w:t>2.4. Проектирование пользовательских сценариев. Диаграммы деятельности</w:t>
             </w:r>
             <w:r>
               <w:rPr>
@@ -3869,7 +3622,7 @@
                 <w:sz w:val="28"/>
                 <w:szCs w:val="28"/>
               </w:rPr>
-              <w:instrText xml:space="preserve"> PAGEREF _Toc232646708 \h </w:instrText>
+              <w:instrText xml:space="preserve"> PAGEREF _Toc232764343 \h </w:instrText>
             </w:r>
             <w:r>
               <w:rPr>
@@ -3898,7 +3651,7 @@
                 <w:sz w:val="28"/>
                 <w:szCs w:val="28"/>
               </w:rPr>
-              <w:t>13</w:t>
+              <w:t>15</w:t>
             </w:r>
             <w:r>
               <w:rPr>
@@ -3916,28 +3669,27 @@
           <w:pPr>
             <w:pStyle w:val="21"/>
             <w:tabs>
-              <w:tab w:val="right" w:leader="dot" w:pos="9345"/>
+              <w:tab w:val="right" w:leader="dot" w:pos="9628"/>
             </w:tabs>
-            <w:spacing w:line="360" w:lineRule="auto"/>
             <w:rPr>
-              <w:rFonts w:ascii="Times New Roman" w:hAnsi="Times New Roman" w:cs="Times New Roman"/>
+              <w:rFonts w:ascii="Times New Roman" w:eastAsiaTheme="minorEastAsia" w:hAnsi="Times New Roman" w:cs="Times New Roman"/>
               <w:noProof/>
               <w:sz w:val="28"/>
               <w:szCs w:val="28"/>
+              <w:lang w:eastAsia="ru-RU"/>
             </w:rPr>
           </w:pPr>
-          <w:hyperlink w:anchor="_Toc232646709" w:history="1">
+          <w:hyperlink w:anchor="_Toc232764344" w:history="1">
             <w:r>
               <w:rPr>
                 <w:rStyle w:val="ad"/>
-                <w:rFonts w:ascii="Times New Roman" w:eastAsia="Times New Roman" w:hAnsi="Times New Roman" w:cs="Times New Roman"/>
+                <w:rFonts w:ascii="Times New Roman" w:hAnsi="Times New Roman" w:cs="Times New Roman"/>
                 <w:b/>
-                <w:bCs/>
-                <w:noProof/>
-                <w:sz w:val="28"/>
-                <w:szCs w:val="28"/>
-              </w:rPr>
-              <w:t>2.5. Моделирование алгоритма поиска и фильтрации</w:t>
+                <w:noProof/>
+                <w:sz w:val="28"/>
+                <w:szCs w:val="28"/>
+              </w:rPr>
+              <w:t>2.5. Проектирование интерфейса</w:t>
             </w:r>
             <w:r>
               <w:rPr>
@@ -3967,7 +3719,7 @@
                 <w:sz w:val="28"/>
                 <w:szCs w:val="28"/>
               </w:rPr>
-              <w:instrText xml:space="preserve"> PAGEREF _Toc232646709 \h </w:instrText>
+              <w:instrText xml:space="preserve"> PAGEREF _Toc232764344 \h </w:instrText>
             </w:r>
             <w:r>
               <w:rPr>
@@ -3996,7 +3748,201 @@
                 <w:sz w:val="28"/>
                 <w:szCs w:val="28"/>
               </w:rPr>
-              <w:t>16</w:t>
+              <w:t>20</w:t>
+            </w:r>
+            <w:r>
+              <w:rPr>
+                <w:rFonts w:ascii="Times New Roman" w:hAnsi="Times New Roman" w:cs="Times New Roman"/>
+                <w:noProof/>
+                <w:webHidden/>
+                <w:sz w:val="28"/>
+                <w:szCs w:val="28"/>
+              </w:rPr>
+              <w:fldChar w:fldCharType="end"/>
+            </w:r>
+          </w:hyperlink>
+        </w:p>
+        <w:p>
+          <w:pPr>
+            <w:pStyle w:val="21"/>
+            <w:tabs>
+              <w:tab w:val="right" w:leader="dot" w:pos="9628"/>
+            </w:tabs>
+            <w:rPr>
+              <w:rFonts w:ascii="Times New Roman" w:eastAsiaTheme="minorEastAsia" w:hAnsi="Times New Roman" w:cs="Times New Roman"/>
+              <w:noProof/>
+              <w:sz w:val="28"/>
+              <w:szCs w:val="28"/>
+              <w:lang w:eastAsia="ru-RU"/>
+            </w:rPr>
+          </w:pPr>
+          <w:hyperlink w:anchor="_Toc232764345" w:history="1">
+            <w:r>
+              <w:rPr>
+                <w:rStyle w:val="ad"/>
+                <w:rFonts w:ascii="Times New Roman" w:hAnsi="Times New Roman" w:cs="Times New Roman"/>
+                <w:b/>
+                <w:noProof/>
+                <w:sz w:val="28"/>
+                <w:szCs w:val="28"/>
+              </w:rPr>
+              <w:t>2.6. Описание работы с локальным хранилищем</w:t>
+            </w:r>
+            <w:r>
+              <w:rPr>
+                <w:rFonts w:ascii="Times New Roman" w:hAnsi="Times New Roman" w:cs="Times New Roman"/>
+                <w:noProof/>
+                <w:webHidden/>
+                <w:sz w:val="28"/>
+                <w:szCs w:val="28"/>
+              </w:rPr>
+              <w:tab/>
+            </w:r>
+            <w:r>
+              <w:rPr>
+                <w:rFonts w:ascii="Times New Roman" w:hAnsi="Times New Roman" w:cs="Times New Roman"/>
+                <w:noProof/>
+                <w:webHidden/>
+                <w:sz w:val="28"/>
+                <w:szCs w:val="28"/>
+              </w:rPr>
+              <w:fldChar w:fldCharType="begin"/>
+            </w:r>
+            <w:r>
+              <w:rPr>
+                <w:rFonts w:ascii="Times New Roman" w:hAnsi="Times New Roman" w:cs="Times New Roman"/>
+                <w:noProof/>
+                <w:webHidden/>
+                <w:sz w:val="28"/>
+                <w:szCs w:val="28"/>
+              </w:rPr>
+              <w:instrText xml:space="preserve"> PAGEREF _Toc232764345 \h </w:instrText>
+            </w:r>
+            <w:r>
+              <w:rPr>
+                <w:rFonts w:ascii="Times New Roman" w:hAnsi="Times New Roman" w:cs="Times New Roman"/>
+                <w:noProof/>
+                <w:webHidden/>
+                <w:sz w:val="28"/>
+                <w:szCs w:val="28"/>
+              </w:rPr>
+            </w:r>
+            <w:r>
+              <w:rPr>
+                <w:rFonts w:ascii="Times New Roman" w:hAnsi="Times New Roman" w:cs="Times New Roman"/>
+                <w:noProof/>
+                <w:webHidden/>
+                <w:sz w:val="28"/>
+                <w:szCs w:val="28"/>
+              </w:rPr>
+              <w:fldChar w:fldCharType="separate"/>
+            </w:r>
+            <w:r>
+              <w:rPr>
+                <w:rFonts w:ascii="Times New Roman" w:hAnsi="Times New Roman" w:cs="Times New Roman"/>
+                <w:noProof/>
+                <w:webHidden/>
+                <w:sz w:val="28"/>
+                <w:szCs w:val="28"/>
+              </w:rPr>
+              <w:t>21</w:t>
+            </w:r>
+            <w:r>
+              <w:rPr>
+                <w:rFonts w:ascii="Times New Roman" w:hAnsi="Times New Roman" w:cs="Times New Roman"/>
+                <w:noProof/>
+                <w:webHidden/>
+                <w:sz w:val="28"/>
+                <w:szCs w:val="28"/>
+              </w:rPr>
+              <w:fldChar w:fldCharType="end"/>
+            </w:r>
+          </w:hyperlink>
+        </w:p>
+        <w:p>
+          <w:pPr>
+            <w:pStyle w:val="21"/>
+            <w:tabs>
+              <w:tab w:val="right" w:leader="dot" w:pos="9628"/>
+            </w:tabs>
+            <w:rPr>
+              <w:rFonts w:ascii="Times New Roman" w:eastAsiaTheme="minorEastAsia" w:hAnsi="Times New Roman" w:cs="Times New Roman"/>
+              <w:noProof/>
+              <w:sz w:val="28"/>
+              <w:szCs w:val="28"/>
+              <w:lang w:eastAsia="ru-RU"/>
+            </w:rPr>
+          </w:pPr>
+          <w:hyperlink w:anchor="_Toc232764346" w:history="1">
+            <w:r>
+              <w:rPr>
+                <w:rStyle w:val="ad"/>
+                <w:rFonts w:ascii="Times New Roman" w:hAnsi="Times New Roman" w:cs="Times New Roman"/>
+                <w:b/>
+                <w:noProof/>
+                <w:sz w:val="28"/>
+                <w:szCs w:val="28"/>
+              </w:rPr>
+              <w:t>Выводы</w:t>
+            </w:r>
+            <w:r>
+              <w:rPr>
+                <w:rFonts w:ascii="Times New Roman" w:hAnsi="Times New Roman" w:cs="Times New Roman"/>
+                <w:noProof/>
+                <w:webHidden/>
+                <w:sz w:val="28"/>
+                <w:szCs w:val="28"/>
+              </w:rPr>
+              <w:tab/>
+            </w:r>
+            <w:r>
+              <w:rPr>
+                <w:rFonts w:ascii="Times New Roman" w:hAnsi="Times New Roman" w:cs="Times New Roman"/>
+                <w:noProof/>
+                <w:webHidden/>
+                <w:sz w:val="28"/>
+                <w:szCs w:val="28"/>
+              </w:rPr>
+              <w:fldChar w:fldCharType="begin"/>
+            </w:r>
+            <w:r>
+              <w:rPr>
+                <w:rFonts w:ascii="Times New Roman" w:hAnsi="Times New Roman" w:cs="Times New Roman"/>
+                <w:noProof/>
+                <w:webHidden/>
+                <w:sz w:val="28"/>
+                <w:szCs w:val="28"/>
+              </w:rPr>
+              <w:instrText xml:space="preserve"> PAGEREF _Toc232764346 \h </w:instrText>
+            </w:r>
+            <w:r>
+              <w:rPr>
+                <w:rFonts w:ascii="Times New Roman" w:hAnsi="Times New Roman" w:cs="Times New Roman"/>
+                <w:noProof/>
+                <w:webHidden/>
+                <w:sz w:val="28"/>
+                <w:szCs w:val="28"/>
+              </w:rPr>
+            </w:r>
+            <w:r>
+              <w:rPr>
+                <w:rFonts w:ascii="Times New Roman" w:hAnsi="Times New Roman" w:cs="Times New Roman"/>
+                <w:noProof/>
+                <w:webHidden/>
+                <w:sz w:val="28"/>
+                <w:szCs w:val="28"/>
+              </w:rPr>
+              <w:fldChar w:fldCharType="separate"/>
+            </w:r>
+            <w:r>
+              <w:rPr>
+                <w:rFonts w:ascii="Times New Roman" w:hAnsi="Times New Roman" w:cs="Times New Roman"/>
+                <w:noProof/>
+                <w:webHidden/>
+                <w:sz w:val="28"/>
+                <w:szCs w:val="28"/>
+              </w:rPr>
+              <w:t>22</w:t>
             </w:r>
             <w:r>
               <w:rPr>
@@ -4014,23 +3960,22 @@
           <w:pPr>
             <w:pStyle w:val="11"/>
             <w:tabs>
-              <w:tab w:val="right" w:leader="dot" w:pos="9345"/>
+              <w:tab w:val="right" w:leader="dot" w:pos="9628"/>
             </w:tabs>
-            <w:spacing w:line="360" w:lineRule="auto"/>
             <w:rPr>
-              <w:rFonts w:ascii="Times New Roman" w:hAnsi="Times New Roman" w:cs="Times New Roman"/>
+              <w:rFonts w:ascii="Times New Roman" w:eastAsiaTheme="minorEastAsia" w:hAnsi="Times New Roman" w:cs="Times New Roman"/>
               <w:noProof/>
               <w:sz w:val="28"/>
               <w:szCs w:val="28"/>
+              <w:lang w:eastAsia="ru-RU"/>
             </w:rPr>
           </w:pPr>
-          <w:hyperlink w:anchor="_Toc232646710" w:history="1">
+          <w:hyperlink w:anchor="_Toc232764347" w:history="1">
             <w:r>
               <w:rPr>
                 <w:rStyle w:val="ad"/>
                 <w:rFonts w:ascii="Times New Roman" w:hAnsi="Times New Roman" w:cs="Times New Roman"/>
                 <w:b/>
-                <w:bCs/>
                 <w:noProof/>
                 <w:sz w:val="28"/>
                 <w:szCs w:val="28"/>
@@ -4065,7 +4010,7 @@
                 <w:sz w:val="28"/>
                 <w:szCs w:val="28"/>
               </w:rPr>
-              <w:instrText xml:space="preserve"> PAGEREF _Toc232646710 \h </w:instrText>
+              <w:instrText xml:space="preserve"> PAGEREF _Toc232764347 \h </w:instrText>
             </w:r>
             <w:r>
               <w:rPr>
@@ -4094,7 +4039,7 @@
                 <w:sz w:val="28"/>
                 <w:szCs w:val="28"/>
               </w:rPr>
-              <w:t>18</w:t>
+              <w:t>23</w:t>
             </w:r>
             <w:r>
               <w:rPr>
@@ -4112,28 +4057,27 @@
           <w:pPr>
             <w:pStyle w:val="21"/>
             <w:tabs>
-              <w:tab w:val="right" w:leader="dot" w:pos="9345"/>
+              <w:tab w:val="right" w:leader="dot" w:pos="9628"/>
             </w:tabs>
-            <w:spacing w:line="360" w:lineRule="auto"/>
             <w:rPr>
-              <w:rFonts w:ascii="Times New Roman" w:hAnsi="Times New Roman" w:cs="Times New Roman"/>
+              <w:rFonts w:ascii="Times New Roman" w:eastAsiaTheme="minorEastAsia" w:hAnsi="Times New Roman" w:cs="Times New Roman"/>
               <w:noProof/>
               <w:sz w:val="28"/>
               <w:szCs w:val="28"/>
+              <w:lang w:eastAsia="ru-RU"/>
             </w:rPr>
           </w:pPr>
-          <w:hyperlink w:anchor="_Toc232646711" w:history="1">
+          <w:hyperlink w:anchor="_Toc232764348" w:history="1">
             <w:r>
               <w:rPr>
                 <w:rStyle w:val="ad"/>
-                <w:rFonts w:ascii="Times New Roman" w:eastAsia="Times New Roman" w:hAnsi="Times New Roman" w:cs="Times New Roman"/>
+                <w:rFonts w:ascii="Times New Roman" w:hAnsi="Times New Roman" w:cs="Times New Roman"/>
                 <w:b/>
-                <w:bCs/>
-                <w:noProof/>
-                <w:sz w:val="28"/>
-                <w:szCs w:val="28"/>
-              </w:rPr>
-              <w:t>3.1. Структура проекта и архитектура файлов</w:t>
+                <w:noProof/>
+                <w:sz w:val="28"/>
+                <w:szCs w:val="28"/>
+              </w:rPr>
+              <w:t>3.1. Подготовка инструментов разработчика</w:t>
             </w:r>
             <w:r>
               <w:rPr>
@@ -4163,7 +4107,7 @@
                 <w:sz w:val="28"/>
                 <w:szCs w:val="28"/>
               </w:rPr>
-              <w:instrText xml:space="preserve"> PAGEREF _Toc232646711 \h </w:instrText>
+              <w:instrText xml:space="preserve"> PAGEREF _Toc232764348 \h </w:instrText>
             </w:r>
             <w:r>
               <w:rPr>
@@ -4192,7 +4136,7 @@
                 <w:sz w:val="28"/>
                 <w:szCs w:val="28"/>
               </w:rPr>
-              <w:t>18</w:t>
+              <w:t>23</w:t>
             </w:r>
             <w:r>
               <w:rPr>
@@ -4210,28 +4154,27 @@
           <w:pPr>
             <w:pStyle w:val="21"/>
             <w:tabs>
-              <w:tab w:val="right" w:leader="dot" w:pos="9345"/>
+              <w:tab w:val="right" w:leader="dot" w:pos="9628"/>
             </w:tabs>
-            <w:spacing w:line="360" w:lineRule="auto"/>
             <w:rPr>
-              <w:rFonts w:ascii="Times New Roman" w:hAnsi="Times New Roman" w:cs="Times New Roman"/>
+              <w:rFonts w:ascii="Times New Roman" w:eastAsiaTheme="minorEastAsia" w:hAnsi="Times New Roman" w:cs="Times New Roman"/>
               <w:noProof/>
               <w:sz w:val="28"/>
               <w:szCs w:val="28"/>
+              <w:lang w:eastAsia="ru-RU"/>
             </w:rPr>
           </w:pPr>
-          <w:hyperlink w:anchor="_Toc232646712" w:history="1">
+          <w:hyperlink w:anchor="_Toc232764349" w:history="1">
             <w:r>
               <w:rPr>
                 <w:rStyle w:val="ad"/>
-                <w:rFonts w:ascii="Times New Roman" w:eastAsia="Times New Roman" w:hAnsi="Times New Roman" w:cs="Times New Roman"/>
+                <w:rFonts w:ascii="Times New Roman" w:hAnsi="Times New Roman" w:cs="Times New Roman"/>
                 <w:b/>
-                <w:bCs/>
-                <w:noProof/>
-                <w:sz w:val="28"/>
-                <w:szCs w:val="28"/>
-              </w:rPr>
-              <w:t>3.2. Верстка веб-интерфейса бронирования коворкингов</w:t>
+                <w:noProof/>
+                <w:sz w:val="28"/>
+                <w:szCs w:val="28"/>
+              </w:rPr>
+              <w:t>3.2. Реализация веб-сайта «Точка работы»</w:t>
             </w:r>
             <w:r>
               <w:rPr>
@@ -4261,7 +4204,7 @@
                 <w:sz w:val="28"/>
                 <w:szCs w:val="28"/>
               </w:rPr>
-              <w:instrText xml:space="preserve"> PAGEREF _Toc232646712 \h </w:instrText>
+              <w:instrText xml:space="preserve"> PAGEREF _Toc232764349 \h </w:instrText>
             </w:r>
             <w:r>
               <w:rPr>
@@ -4290,7 +4233,201 @@
                 <w:sz w:val="28"/>
                 <w:szCs w:val="28"/>
               </w:rPr>
-              <w:t>18</w:t>
+              <w:t>23</w:t>
+            </w:r>
+            <w:r>
+              <w:rPr>
+                <w:rFonts w:ascii="Times New Roman" w:hAnsi="Times New Roman" w:cs="Times New Roman"/>
+                <w:noProof/>
+                <w:webHidden/>
+                <w:sz w:val="28"/>
+                <w:szCs w:val="28"/>
+              </w:rPr>
+              <w:fldChar w:fldCharType="end"/>
+            </w:r>
+          </w:hyperlink>
+        </w:p>
+        <w:p>
+          <w:pPr>
+            <w:pStyle w:val="31"/>
+            <w:tabs>
+              <w:tab w:val="right" w:leader="dot" w:pos="9628"/>
+            </w:tabs>
+            <w:rPr>
+              <w:rFonts w:ascii="Times New Roman" w:eastAsiaTheme="minorEastAsia" w:hAnsi="Times New Roman" w:cs="Times New Roman"/>
+              <w:noProof/>
+              <w:sz w:val="28"/>
+              <w:szCs w:val="28"/>
+              <w:lang w:eastAsia="ru-RU"/>
+            </w:rPr>
+          </w:pPr>
+          <w:hyperlink w:anchor="_Toc232764350" w:history="1">
+            <w:r>
+              <w:rPr>
+                <w:rStyle w:val="ad"/>
+                <w:rFonts w:ascii="Times New Roman" w:hAnsi="Times New Roman" w:cs="Times New Roman"/>
+                <w:b/>
+                <w:noProof/>
+                <w:sz w:val="28"/>
+                <w:szCs w:val="28"/>
+              </w:rPr>
+              <w:t>3.2.1. Структура проекта</w:t>
+            </w:r>
+            <w:r>
+              <w:rPr>
+                <w:rFonts w:ascii="Times New Roman" w:hAnsi="Times New Roman" w:cs="Times New Roman"/>
+                <w:noProof/>
+                <w:webHidden/>
+                <w:sz w:val="28"/>
+                <w:szCs w:val="28"/>
+              </w:rPr>
+              <w:tab/>
+            </w:r>
+            <w:r>
+              <w:rPr>
+                <w:rFonts w:ascii="Times New Roman" w:hAnsi="Times New Roman" w:cs="Times New Roman"/>
+                <w:noProof/>
+                <w:webHidden/>
+                <w:sz w:val="28"/>
+                <w:szCs w:val="28"/>
+              </w:rPr>
+              <w:fldChar w:fldCharType="begin"/>
+            </w:r>
+            <w:r>
+              <w:rPr>
+                <w:rFonts w:ascii="Times New Roman" w:hAnsi="Times New Roman" w:cs="Times New Roman"/>
+                <w:noProof/>
+                <w:webHidden/>
+                <w:sz w:val="28"/>
+                <w:szCs w:val="28"/>
+              </w:rPr>
+              <w:instrText xml:space="preserve"> PAGEREF _Toc232764350 \h </w:instrText>
+            </w:r>
+            <w:r>
+              <w:rPr>
+                <w:rFonts w:ascii="Times New Roman" w:hAnsi="Times New Roman" w:cs="Times New Roman"/>
+                <w:noProof/>
+                <w:webHidden/>
+                <w:sz w:val="28"/>
+                <w:szCs w:val="28"/>
+              </w:rPr>
+            </w:r>
+            <w:r>
+              <w:rPr>
+                <w:rFonts w:ascii="Times New Roman" w:hAnsi="Times New Roman" w:cs="Times New Roman"/>
+                <w:noProof/>
+                <w:webHidden/>
+                <w:sz w:val="28"/>
+                <w:szCs w:val="28"/>
+              </w:rPr>
+              <w:fldChar w:fldCharType="separate"/>
+            </w:r>
+            <w:r>
+              <w:rPr>
+                <w:rFonts w:ascii="Times New Roman" w:hAnsi="Times New Roman" w:cs="Times New Roman"/>
+                <w:noProof/>
+                <w:webHidden/>
+                <w:sz w:val="28"/>
+                <w:szCs w:val="28"/>
+              </w:rPr>
+              <w:t>23</w:t>
+            </w:r>
+            <w:r>
+              <w:rPr>
+                <w:rFonts w:ascii="Times New Roman" w:hAnsi="Times New Roman" w:cs="Times New Roman"/>
+                <w:noProof/>
+                <w:webHidden/>
+                <w:sz w:val="28"/>
+                <w:szCs w:val="28"/>
+              </w:rPr>
+              <w:fldChar w:fldCharType="end"/>
+            </w:r>
+          </w:hyperlink>
+        </w:p>
+        <w:p>
+          <w:pPr>
+            <w:pStyle w:val="31"/>
+            <w:tabs>
+              <w:tab w:val="right" w:leader="dot" w:pos="9628"/>
+            </w:tabs>
+            <w:rPr>
+              <w:rFonts w:ascii="Times New Roman" w:eastAsiaTheme="minorEastAsia" w:hAnsi="Times New Roman" w:cs="Times New Roman"/>
+              <w:noProof/>
+              <w:sz w:val="28"/>
+              <w:szCs w:val="28"/>
+              <w:lang w:eastAsia="ru-RU"/>
+            </w:rPr>
+          </w:pPr>
+          <w:hyperlink w:anchor="_Toc232764351" w:history="1">
+            <w:r>
+              <w:rPr>
+                <w:rStyle w:val="ad"/>
+                <w:rFonts w:ascii="Times New Roman" w:hAnsi="Times New Roman" w:cs="Times New Roman"/>
+                <w:b/>
+                <w:noProof/>
+                <w:sz w:val="28"/>
+                <w:szCs w:val="28"/>
+              </w:rPr>
+              <w:t>3.2.2. Реализация основного функционала веб-сайта</w:t>
+            </w:r>
+            <w:r>
+              <w:rPr>
+                <w:rFonts w:ascii="Times New Roman" w:hAnsi="Times New Roman" w:cs="Times New Roman"/>
+                <w:noProof/>
+                <w:webHidden/>
+                <w:sz w:val="28"/>
+                <w:szCs w:val="28"/>
+              </w:rPr>
+              <w:tab/>
+            </w:r>
+            <w:r>
+              <w:rPr>
+                <w:rFonts w:ascii="Times New Roman" w:hAnsi="Times New Roman" w:cs="Times New Roman"/>
+                <w:noProof/>
+                <w:webHidden/>
+                <w:sz w:val="28"/>
+                <w:szCs w:val="28"/>
+              </w:rPr>
+              <w:fldChar w:fldCharType="begin"/>
+            </w:r>
+            <w:r>
+              <w:rPr>
+                <w:rFonts w:ascii="Times New Roman" w:hAnsi="Times New Roman" w:cs="Times New Roman"/>
+                <w:noProof/>
+                <w:webHidden/>
+                <w:sz w:val="28"/>
+                <w:szCs w:val="28"/>
+              </w:rPr>
+              <w:instrText xml:space="preserve"> PAGEREF _Toc232764351 \h </w:instrText>
+            </w:r>
+            <w:r>
+              <w:rPr>
+                <w:rFonts w:ascii="Times New Roman" w:hAnsi="Times New Roman" w:cs="Times New Roman"/>
+                <w:noProof/>
+                <w:webHidden/>
+                <w:sz w:val="28"/>
+                <w:szCs w:val="28"/>
+              </w:rPr>
+            </w:r>
+            <w:r>
+              <w:rPr>
+                <w:rFonts w:ascii="Times New Roman" w:hAnsi="Times New Roman" w:cs="Times New Roman"/>
+                <w:noProof/>
+                <w:webHidden/>
+                <w:sz w:val="28"/>
+                <w:szCs w:val="28"/>
+              </w:rPr>
+              <w:fldChar w:fldCharType="separate"/>
+            </w:r>
+            <w:r>
+              <w:rPr>
+                <w:rFonts w:ascii="Times New Roman" w:hAnsi="Times New Roman" w:cs="Times New Roman"/>
+                <w:noProof/>
+                <w:webHidden/>
+                <w:sz w:val="28"/>
+                <w:szCs w:val="28"/>
+              </w:rPr>
+              <w:t>23</w:t>
             </w:r>
             <w:r>
               <w:rPr>
@@ -4308,28 +4445,27 @@
           <w:pPr>
             <w:pStyle w:val="21"/>
             <w:tabs>
-              <w:tab w:val="right" w:leader="dot" w:pos="9345"/>
+              <w:tab w:val="right" w:leader="dot" w:pos="9628"/>
             </w:tabs>
-            <w:spacing w:line="360" w:lineRule="auto"/>
             <w:rPr>
-              <w:rFonts w:ascii="Times New Roman" w:hAnsi="Times New Roman" w:cs="Times New Roman"/>
+              <w:rFonts w:ascii="Times New Roman" w:eastAsiaTheme="minorEastAsia" w:hAnsi="Times New Roman" w:cs="Times New Roman"/>
               <w:noProof/>
               <w:sz w:val="28"/>
               <w:szCs w:val="28"/>
+              <w:lang w:eastAsia="ru-RU"/>
             </w:rPr>
           </w:pPr>
-          <w:hyperlink w:anchor="_Toc232646713" w:history="1">
+          <w:hyperlink w:anchor="_Toc232764352" w:history="1">
             <w:r>
               <w:rPr>
                 <w:rStyle w:val="ad"/>
-                <w:rFonts w:ascii="Times New Roman" w:eastAsia="Times New Roman" w:hAnsi="Times New Roman" w:cs="Times New Roman"/>
+                <w:rFonts w:ascii="Times New Roman" w:hAnsi="Times New Roman" w:cs="Times New Roman"/>
                 <w:b/>
-                <w:bCs/>
-                <w:noProof/>
-                <w:sz w:val="28"/>
-                <w:szCs w:val="28"/>
-              </w:rPr>
-              <w:t>3.3. Разработка программной логики на JavaScript</w:t>
+                <w:noProof/>
+                <w:sz w:val="28"/>
+                <w:szCs w:val="28"/>
+              </w:rPr>
+              <w:t>3.3. Тестирование</w:t>
             </w:r>
             <w:r>
               <w:rPr>
@@ -4359,7 +4495,7 @@
                 <w:sz w:val="28"/>
                 <w:szCs w:val="28"/>
               </w:rPr>
-              <w:instrText xml:space="preserve"> PAGEREF _Toc232646713 \h </w:instrText>
+              <w:instrText xml:space="preserve"> PAGEREF _Toc232764352 \h </w:instrText>
             </w:r>
             <w:r>
               <w:rPr>
@@ -4388,7 +4524,201 @@
                 <w:sz w:val="28"/>
                 <w:szCs w:val="28"/>
               </w:rPr>
-              <w:t>20</w:t>
+              <w:t>35</w:t>
+            </w:r>
+            <w:r>
+              <w:rPr>
+                <w:rFonts w:ascii="Times New Roman" w:hAnsi="Times New Roman" w:cs="Times New Roman"/>
+                <w:noProof/>
+                <w:webHidden/>
+                <w:sz w:val="28"/>
+                <w:szCs w:val="28"/>
+              </w:rPr>
+              <w:fldChar w:fldCharType="end"/>
+            </w:r>
+          </w:hyperlink>
+        </w:p>
+        <w:p>
+          <w:pPr>
+            <w:pStyle w:val="21"/>
+            <w:tabs>
+              <w:tab w:val="right" w:leader="dot" w:pos="9628"/>
+            </w:tabs>
+            <w:rPr>
+              <w:rFonts w:ascii="Times New Roman" w:eastAsiaTheme="minorEastAsia" w:hAnsi="Times New Roman" w:cs="Times New Roman"/>
+              <w:noProof/>
+              <w:sz w:val="28"/>
+              <w:szCs w:val="28"/>
+              <w:lang w:eastAsia="ru-RU"/>
+            </w:rPr>
+          </w:pPr>
+          <w:hyperlink w:anchor="_Toc232764353" w:history="1">
+            <w:r>
+              <w:rPr>
+                <w:rStyle w:val="ad"/>
+                <w:rFonts w:ascii="Times New Roman" w:hAnsi="Times New Roman" w:cs="Times New Roman"/>
+                <w:b/>
+                <w:noProof/>
+                <w:sz w:val="28"/>
+                <w:szCs w:val="28"/>
+              </w:rPr>
+              <w:t>3.4. Ссылка на готовый проект</w:t>
+            </w:r>
+            <w:r>
+              <w:rPr>
+                <w:rFonts w:ascii="Times New Roman" w:hAnsi="Times New Roman" w:cs="Times New Roman"/>
+                <w:noProof/>
+                <w:webHidden/>
+                <w:sz w:val="28"/>
+                <w:szCs w:val="28"/>
+              </w:rPr>
+              <w:tab/>
+            </w:r>
+            <w:r>
+              <w:rPr>
+                <w:rFonts w:ascii="Times New Roman" w:hAnsi="Times New Roman" w:cs="Times New Roman"/>
+                <w:noProof/>
+                <w:webHidden/>
+                <w:sz w:val="28"/>
+                <w:szCs w:val="28"/>
+              </w:rPr>
+              <w:fldChar w:fldCharType="begin"/>
+            </w:r>
+            <w:r>
+              <w:rPr>
+                <w:rFonts w:ascii="Times New Roman" w:hAnsi="Times New Roman" w:cs="Times New Roman"/>
+                <w:noProof/>
+                <w:webHidden/>
+                <w:sz w:val="28"/>
+                <w:szCs w:val="28"/>
+              </w:rPr>
+              <w:instrText xml:space="preserve"> PAGEREF _Toc232764353 \h </w:instrText>
+            </w:r>
+            <w:r>
+              <w:rPr>
+                <w:rFonts w:ascii="Times New Roman" w:hAnsi="Times New Roman" w:cs="Times New Roman"/>
+                <w:noProof/>
+                <w:webHidden/>
+                <w:sz w:val="28"/>
+                <w:szCs w:val="28"/>
+              </w:rPr>
+            </w:r>
+            <w:r>
+              <w:rPr>
+                <w:rFonts w:ascii="Times New Roman" w:hAnsi="Times New Roman" w:cs="Times New Roman"/>
+                <w:noProof/>
+                <w:webHidden/>
+                <w:sz w:val="28"/>
+                <w:szCs w:val="28"/>
+              </w:rPr>
+              <w:fldChar w:fldCharType="separate"/>
+            </w:r>
+            <w:r>
+              <w:rPr>
+                <w:rFonts w:ascii="Times New Roman" w:hAnsi="Times New Roman" w:cs="Times New Roman"/>
+                <w:noProof/>
+                <w:webHidden/>
+                <w:sz w:val="28"/>
+                <w:szCs w:val="28"/>
+              </w:rPr>
+              <w:t>37</w:t>
+            </w:r>
+            <w:r>
+              <w:rPr>
+                <w:rFonts w:ascii="Times New Roman" w:hAnsi="Times New Roman" w:cs="Times New Roman"/>
+                <w:noProof/>
+                <w:webHidden/>
+                <w:sz w:val="28"/>
+                <w:szCs w:val="28"/>
+              </w:rPr>
+              <w:fldChar w:fldCharType="end"/>
+            </w:r>
+          </w:hyperlink>
+        </w:p>
+        <w:p>
+          <w:pPr>
+            <w:pStyle w:val="21"/>
+            <w:tabs>
+              <w:tab w:val="right" w:leader="dot" w:pos="9628"/>
+            </w:tabs>
+            <w:rPr>
+              <w:rFonts w:ascii="Times New Roman" w:eastAsiaTheme="minorEastAsia" w:hAnsi="Times New Roman" w:cs="Times New Roman"/>
+              <w:noProof/>
+              <w:sz w:val="28"/>
+              <w:szCs w:val="28"/>
+              <w:lang w:eastAsia="ru-RU"/>
+            </w:rPr>
+          </w:pPr>
+          <w:hyperlink w:anchor="_Toc232764354" w:history="1">
+            <w:r>
+              <w:rPr>
+                <w:rStyle w:val="ad"/>
+                <w:rFonts w:ascii="Times New Roman" w:hAnsi="Times New Roman" w:cs="Times New Roman"/>
+                <w:b/>
+                <w:noProof/>
+                <w:sz w:val="28"/>
+                <w:szCs w:val="28"/>
+              </w:rPr>
+              <w:t>Выводы</w:t>
+            </w:r>
+            <w:r>
+              <w:rPr>
+                <w:rFonts w:ascii="Times New Roman" w:hAnsi="Times New Roman" w:cs="Times New Roman"/>
+                <w:noProof/>
+                <w:webHidden/>
+                <w:sz w:val="28"/>
+                <w:szCs w:val="28"/>
+              </w:rPr>
+              <w:tab/>
+            </w:r>
+            <w:r>
+              <w:rPr>
+                <w:rFonts w:ascii="Times New Roman" w:hAnsi="Times New Roman" w:cs="Times New Roman"/>
+                <w:noProof/>
+                <w:webHidden/>
+                <w:sz w:val="28"/>
+                <w:szCs w:val="28"/>
+              </w:rPr>
+              <w:fldChar w:fldCharType="begin"/>
+            </w:r>
+            <w:r>
+              <w:rPr>
+                <w:rFonts w:ascii="Times New Roman" w:hAnsi="Times New Roman" w:cs="Times New Roman"/>
+                <w:noProof/>
+                <w:webHidden/>
+                <w:sz w:val="28"/>
+                <w:szCs w:val="28"/>
+              </w:rPr>
+              <w:instrText xml:space="preserve"> PAGEREF _Toc232764354 \h </w:instrText>
+            </w:r>
+            <w:r>
+              <w:rPr>
+                <w:rFonts w:ascii="Times New Roman" w:hAnsi="Times New Roman" w:cs="Times New Roman"/>
+                <w:noProof/>
+                <w:webHidden/>
+                <w:sz w:val="28"/>
+                <w:szCs w:val="28"/>
+              </w:rPr>
+            </w:r>
+            <w:r>
+              <w:rPr>
+                <w:rFonts w:ascii="Times New Roman" w:hAnsi="Times New Roman" w:cs="Times New Roman"/>
+                <w:noProof/>
+                <w:webHidden/>
+                <w:sz w:val="28"/>
+                <w:szCs w:val="28"/>
+              </w:rPr>
+              <w:fldChar w:fldCharType="separate"/>
+            </w:r>
+            <w:r>
+              <w:rPr>
+                <w:rFonts w:ascii="Times New Roman" w:hAnsi="Times New Roman" w:cs="Times New Roman"/>
+                <w:noProof/>
+                <w:webHidden/>
+                <w:sz w:val="28"/>
+                <w:szCs w:val="28"/>
+              </w:rPr>
+              <w:t>37</w:t>
             </w:r>
             <w:r>
               <w:rPr>
@@ -4406,23 +4736,22 @@
           <w:pPr>
             <w:pStyle w:val="11"/>
             <w:tabs>
-              <w:tab w:val="right" w:leader="dot" w:pos="9345"/>
+              <w:tab w:val="right" w:leader="dot" w:pos="9628"/>
             </w:tabs>
-            <w:spacing w:line="360" w:lineRule="auto"/>
             <w:rPr>
-              <w:rFonts w:ascii="Times New Roman" w:hAnsi="Times New Roman" w:cs="Times New Roman"/>
+              <w:rFonts w:ascii="Times New Roman" w:eastAsiaTheme="minorEastAsia" w:hAnsi="Times New Roman" w:cs="Times New Roman"/>
               <w:noProof/>
               <w:sz w:val="28"/>
               <w:szCs w:val="28"/>
+              <w:lang w:eastAsia="ru-RU"/>
             </w:rPr>
           </w:pPr>
-          <w:hyperlink w:anchor="_Toc232646714" w:history="1">
+          <w:hyperlink w:anchor="_Toc232764355" w:history="1">
             <w:r>
               <w:rPr>
                 <w:rStyle w:val="ad"/>
-                <w:rFonts w:ascii="Times New Roman" w:eastAsia="Times New Roman" w:hAnsi="Times New Roman" w:cs="Times New Roman"/>
+                <w:rFonts w:ascii="Times New Roman" w:hAnsi="Times New Roman" w:cs="Times New Roman"/>
                 <w:b/>
-                <w:bCs/>
                 <w:noProof/>
                 <w:sz w:val="28"/>
                 <w:szCs w:val="28"/>
@@ -4457,7 +4786,7 @@
                 <w:sz w:val="28"/>
                 <w:szCs w:val="28"/>
               </w:rPr>
-              <w:instrText xml:space="preserve"> PAGEREF _Toc232646714 \h </w:instrText>
+              <w:instrText xml:space="preserve"> PAGEREF _Toc232764355 \h </w:instrText>
             </w:r>
             <w:r>
               <w:rPr>
@@ -4486,7 +4815,104 @@
                 <w:sz w:val="28"/>
                 <w:szCs w:val="28"/>
               </w:rPr>
-              <w:t>30</w:t>
+              <w:t>38</w:t>
+            </w:r>
+            <w:r>
+              <w:rPr>
+                <w:rFonts w:ascii="Times New Roman" w:hAnsi="Times New Roman" w:cs="Times New Roman"/>
+                <w:noProof/>
+                <w:webHidden/>
+                <w:sz w:val="28"/>
+                <w:szCs w:val="28"/>
+              </w:rPr>
+              <w:fldChar w:fldCharType="end"/>
+            </w:r>
+          </w:hyperlink>
+        </w:p>
+        <w:p>
+          <w:pPr>
+            <w:pStyle w:val="11"/>
+            <w:tabs>
+              <w:tab w:val="right" w:leader="dot" w:pos="9628"/>
+            </w:tabs>
+            <w:rPr>
+              <w:rFonts w:ascii="Times New Roman" w:eastAsiaTheme="minorEastAsia" w:hAnsi="Times New Roman" w:cs="Times New Roman"/>
+              <w:noProof/>
+              <w:sz w:val="28"/>
+              <w:szCs w:val="28"/>
+              <w:lang w:eastAsia="ru-RU"/>
+            </w:rPr>
+          </w:pPr>
+          <w:hyperlink w:anchor="_Toc232764356" w:history="1">
+            <w:r>
+              <w:rPr>
+                <w:rStyle w:val="ad"/>
+                <w:rFonts w:ascii="Times New Roman" w:hAnsi="Times New Roman" w:cs="Times New Roman"/>
+                <w:b/>
+                <w:noProof/>
+                <w:sz w:val="28"/>
+                <w:szCs w:val="28"/>
+              </w:rPr>
+              <w:t>СПИСОК ИСПОЛЬЗОВАННЫХ ИСТОЧНИКОВ</w:t>
+            </w:r>
+            <w:r>
+              <w:rPr>
+                <w:rFonts w:ascii="Times New Roman" w:hAnsi="Times New Roman" w:cs="Times New Roman"/>
+                <w:noProof/>
+                <w:webHidden/>
+                <w:sz w:val="28"/>
+                <w:szCs w:val="28"/>
+              </w:rPr>
+              <w:tab/>
+            </w:r>
+            <w:r>
+              <w:rPr>
+                <w:rFonts w:ascii="Times New Roman" w:hAnsi="Times New Roman" w:cs="Times New Roman"/>
+                <w:noProof/>
+                <w:webHidden/>
+                <w:sz w:val="28"/>
+                <w:szCs w:val="28"/>
+              </w:rPr>
+              <w:fldChar w:fldCharType="begin"/>
+            </w:r>
+            <w:r>
+              <w:rPr>
+                <w:rFonts w:ascii="Times New Roman" w:hAnsi="Times New Roman" w:cs="Times New Roman"/>
+                <w:noProof/>
+                <w:webHidden/>
+                <w:sz w:val="28"/>
+                <w:szCs w:val="28"/>
+              </w:rPr>
+              <w:instrText xml:space="preserve"> PAGEREF _Toc232764356 \h </w:instrText>
+            </w:r>
+            <w:r>
+              <w:rPr>
+                <w:rFonts w:ascii="Times New Roman" w:hAnsi="Times New Roman" w:cs="Times New Roman"/>
+                <w:noProof/>
+                <w:webHidden/>
+                <w:sz w:val="28"/>
+                <w:szCs w:val="28"/>
+              </w:rPr>
+            </w:r>
+            <w:r>
+              <w:rPr>
+                <w:rFonts w:ascii="Times New Roman" w:hAnsi="Times New Roman" w:cs="Times New Roman"/>
+                <w:noProof/>
+                <w:webHidden/>
+                <w:sz w:val="28"/>
+                <w:szCs w:val="28"/>
+              </w:rPr>
+              <w:fldChar w:fldCharType="separate"/>
+            </w:r>
+            <w:r>
+              <w:rPr>
+                <w:rFonts w:ascii="Times New Roman" w:hAnsi="Times New Roman" w:cs="Times New Roman"/>
+                <w:noProof/>
+                <w:webHidden/>
+                <w:sz w:val="28"/>
+                <w:szCs w:val="28"/>
+              </w:rPr>
+              <w:t>41</w:t>
             </w:r>
             <w:r>
               <w:rPr>
@@ -4503,74 +4929,48 @@
         <w:p>
           <w:r>
             <w:rPr>
+              <w:rFonts w:ascii="Times New Roman" w:hAnsi="Times New Roman" w:cs="Times New Roman"/>
               <w:b/>
               <w:bCs/>
+              <w:sz w:val="28"/>
+              <w:szCs w:val="28"/>
             </w:rPr>
             <w:fldChar w:fldCharType="end"/>
           </w:r>
         </w:p>
       </w:sdtContent>
     </w:sdt>
-    <w:bookmarkStart w:id="0" w:name="_Toc232646698" w:displacedByCustomXml="prev"/>
+    <w:p>
+      <w:pPr>
+        <w:spacing w:after="200" w:line="276" w:lineRule="auto"/>
+      </w:pPr>
+    </w:p>
+    <w:p>
+      <w:pPr>
+        <w:spacing w:after="200" w:line="276" w:lineRule="auto"/>
+      </w:pPr>
+    </w:p>
     <w:p>
       <w:pPr>
         <w:pStyle w:val="1"/>
-        <w:tabs>
-          <w:tab w:val="center" w:pos="4677"/>
-        </w:tabs>
         <w:spacing w:line="360" w:lineRule="auto"/>
-        <w:rPr>
-          <w:rFonts w:ascii="Times New Roman" w:eastAsia="Times New Roman" w:hAnsi="Times New Roman" w:cs="Times New Roman"/>
+        <w:jc w:val="center"/>
+        <w:rPr>
+          <w:rFonts w:ascii="Times New Roman" w:hAnsi="Times New Roman" w:cs="Times New Roman"/>
           <w:b/>
-          <w:bCs/>
           <w:color w:val="auto"/>
           <w:sz w:val="28"/>
-          <w:szCs w:val="28"/>
-        </w:rPr>
-      </w:pPr>
-    </w:p>
-    <w:p/>
-    <w:p/>
-    <w:p/>
-    <w:p/>
-    <w:p/>
-    <w:p>
-      <w:pPr>
-        <w:pStyle w:val="1"/>
-        <w:tabs>
-          <w:tab w:val="center" w:pos="4677"/>
-        </w:tabs>
-        <w:spacing w:line="360" w:lineRule="auto"/>
-        <w:rPr>
-          <w:rFonts w:ascii="Times New Roman" w:eastAsia="Times New Roman" w:hAnsi="Times New Roman" w:cs="Times New Roman"/>
+        </w:rPr>
+      </w:pPr>
+      <w:bookmarkStart w:id="0" w:name="_Toc232764333"/>
+      <w:r>
+        <w:rPr>
+          <w:rFonts w:ascii="Times New Roman" w:hAnsi="Times New Roman" w:cs="Times New Roman"/>
           <w:b/>
-          <w:bCs/>
           <w:color w:val="auto"/>
           <w:sz w:val="28"/>
-          <w:szCs w:val="28"/>
-        </w:rPr>
-      </w:pPr>
-      <w:r>
-        <w:rPr>
-          <w:rFonts w:ascii="Times New Roman" w:eastAsia="Times New Roman" w:hAnsi="Times New Roman" w:cs="Times New Roman"/>
-          <w:b/>
-          <w:bCs/>
-          <w:color w:val="auto"/>
-          <w:sz w:val="28"/>
-          <w:szCs w:val="28"/>
         </w:rPr>
         <w:lastRenderedPageBreak/>
-        <w:tab/>
-      </w:r>
-      <w:r>
-        <w:rPr>
-          <w:rFonts w:ascii="Times New Roman" w:eastAsia="Times New Roman" w:hAnsi="Times New Roman" w:cs="Times New Roman"/>
-          <w:b/>
-          <w:bCs/>
-          <w:color w:val="auto"/>
-          <w:sz w:val="28"/>
-          <w:szCs w:val="28"/>
-        </w:rPr>
         <w:t>ВВЕДЕНИЕ</w:t>
       </w:r>
       <w:bookmarkEnd w:id="0"/>
@@ -4772,6 +5172,22 @@
       </w:r>
     </w:p>
     <w:p>
+      <w:pPr>
+        <w:spacing w:line="360" w:lineRule="auto"/>
+        <w:ind w:firstLine="708"/>
+      </w:pPr>
+      <w:r>
+        <w:rPr>
+          <w:rFonts w:ascii="Times New Roman" w:hAnsi="Times New Roman" w:cs="Times New Roman"/>
+          <w:sz w:val="28"/>
+        </w:rPr>
+        <w:t>После завершения разработки проект опубликован в GitHub Pages. Текущая версия включает восемь коворкингов с индивидуальными изображениями, мобильное меню, наглядную проверку форм, выбор изображения для пользовательского пространства и бронирование продолжительностью от одного часа до семи дней. Эти возможности учитываются в проектировании, реализации и тестировании.</w:t>
+      </w:r>
+    </w:p>
+    <w:p>
+      <w:pPr>
+        <w:spacing w:after="200" w:line="276" w:lineRule="auto"/>
+      </w:pPr>
       <w:r>
         <w:br w:type="page"/>
       </w:r>
@@ -4784,21 +5200,17 @@
         <w:rPr>
           <w:rFonts w:ascii="Times New Roman" w:hAnsi="Times New Roman" w:cs="Times New Roman"/>
           <w:b/>
-          <w:bCs/>
           <w:color w:val="auto"/>
           <w:sz w:val="28"/>
-          <w:szCs w:val="28"/>
-        </w:rPr>
-      </w:pPr>
-      <w:bookmarkStart w:id="1" w:name="_Toc232646699"/>
-      <w:r>
-        <w:rPr>
-          <w:rFonts w:ascii="Times New Roman" w:eastAsia="Times New Roman" w:hAnsi="Times New Roman" w:cs="Times New Roman"/>
+        </w:rPr>
+      </w:pPr>
+      <w:bookmarkStart w:id="1" w:name="_Toc232764334"/>
+      <w:r>
+        <w:rPr>
+          <w:rFonts w:ascii="Times New Roman" w:hAnsi="Times New Roman" w:cs="Times New Roman"/>
           <w:b/>
-          <w:bCs/>
           <w:color w:val="auto"/>
           <w:sz w:val="28"/>
-          <w:szCs w:val="28"/>
         </w:rPr>
         <w:lastRenderedPageBreak/>
         <w:t>1. ТЕОРЕТИЧЕСКАЯ ЧАСТЬ</w:t>
@@ -4813,25 +5225,117 @@
         <w:rPr>
           <w:rFonts w:ascii="Times New Roman" w:hAnsi="Times New Roman" w:cs="Times New Roman"/>
           <w:b/>
-          <w:bCs/>
           <w:color w:val="auto"/>
           <w:sz w:val="28"/>
-          <w:szCs w:val="28"/>
-        </w:rPr>
-      </w:pPr>
-      <w:bookmarkStart w:id="2" w:name="_Toc232646700"/>
-      <w:r>
-        <w:rPr>
-          <w:rFonts w:ascii="Times New Roman" w:eastAsia="Times New Roman" w:hAnsi="Times New Roman" w:cs="Times New Roman"/>
+        </w:rPr>
+      </w:pPr>
+      <w:bookmarkStart w:id="2" w:name="_Toc232764335"/>
+      <w:r>
+        <w:rPr>
+          <w:rFonts w:ascii="Times New Roman" w:hAnsi="Times New Roman" w:cs="Times New Roman"/>
           <w:b/>
-          <w:bCs/>
           <w:color w:val="auto"/>
           <w:sz w:val="28"/>
-          <w:szCs w:val="28"/>
-        </w:rPr>
-        <w:t>1.1. Анализ предметной области сервисов бронирования коворкингов</w:t>
+        </w:rPr>
+        <w:t>1.1. Техническое задание</w:t>
       </w:r>
       <w:bookmarkEnd w:id="2"/>
+    </w:p>
+    <w:p>
+      <w:pPr>
+        <w:spacing w:after="0" w:line="360" w:lineRule="auto"/>
+        <w:ind w:firstLine="709"/>
+        <w:jc w:val="both"/>
+        <w:rPr>
+          <w:rFonts w:ascii="Times New Roman" w:hAnsi="Times New Roman" w:cs="Times New Roman"/>
+          <w:sz w:val="28"/>
+        </w:rPr>
+      </w:pPr>
+      <w:r>
+        <w:rPr>
+          <w:rFonts w:ascii="Times New Roman" w:hAnsi="Times New Roman" w:cs="Times New Roman"/>
+          <w:sz w:val="28"/>
+        </w:rPr>
+        <w:t>Техническое задание определяет назначение, функции, ограничения и ожидаемый результат разработки веб-интерфейса «Точка работы». Система предназначена для посетителя, которому необходимо сравнить рабочие пространства, подобрать вариант по характеристикам и оформить демонстрационное бронирование без обращения к администратору.</w:t>
+      </w:r>
+    </w:p>
+    <w:p>
+      <w:pPr>
+        <w:spacing w:after="0" w:line="360" w:lineRule="auto"/>
+        <w:ind w:firstLine="709"/>
+        <w:jc w:val="both"/>
+        <w:rPr>
+          <w:rFonts w:ascii="Times New Roman" w:hAnsi="Times New Roman" w:cs="Times New Roman"/>
+          <w:sz w:val="28"/>
+        </w:rPr>
+      </w:pPr>
+      <w:r>
+        <w:rPr>
+          <w:rFonts w:ascii="Times New Roman" w:hAnsi="Times New Roman" w:cs="Times New Roman"/>
+          <w:sz w:val="28"/>
+        </w:rPr>
+        <w:t>Интерфейс должен выводить каталог из восьми коворкингов, выполнять поиск по названию, адресу и району, фильтровать карточки по типу, вместимости и удобствам, показывать подробное описание, поддерживать избранное и рассчитывать стоимость. Бронирование задаётся датой, временем начала, периодом от одного часа до семи дней и количеством гостей.</w:t>
+      </w:r>
+    </w:p>
+    <w:p>
+      <w:pPr>
+        <w:spacing w:after="0" w:line="360" w:lineRule="auto"/>
+        <w:ind w:firstLine="709"/>
+        <w:jc w:val="both"/>
+        <w:rPr>
+          <w:rFonts w:ascii="Times New Roman" w:hAnsi="Times New Roman" w:cs="Times New Roman"/>
+          <w:sz w:val="28"/>
+        </w:rPr>
+      </w:pPr>
+      <w:r>
+        <w:rPr>
+          <w:rFonts w:ascii="Times New Roman" w:hAnsi="Times New Roman" w:cs="Times New Roman"/>
+          <w:sz w:val="28"/>
+        </w:rPr>
+        <w:t>Пользователь должен иметь возможность создавать, редактировать и удалять собственные пространства, выбирать для них одно из восьми изображений и управлять созданными бронированиями. Ошибки формы должны быть показаны рядом с конкретным полем, а успешное действие сопровождаться отдельным сообщением.</w:t>
+      </w:r>
+    </w:p>
+    <w:p>
+      <w:pPr>
+        <w:spacing w:after="0" w:line="360" w:lineRule="auto"/>
+        <w:ind w:firstLine="709"/>
+        <w:jc w:val="both"/>
+        <w:rPr>
+          <w:rFonts w:ascii="Times New Roman" w:hAnsi="Times New Roman" w:cs="Times New Roman"/>
+          <w:sz w:val="28"/>
+        </w:rPr>
+      </w:pPr>
+      <w:r>
+        <w:rPr>
+          <w:rFonts w:ascii="Times New Roman" w:hAnsi="Times New Roman" w:cs="Times New Roman"/>
+          <w:sz w:val="28"/>
+        </w:rPr>
+        <w:t>К нефункциональным требованиям относятся адаптивность, отсутствие горизонтальной прокрутки, достаточный контраст, понятные подписи элементов управления, поддержка клавиатуры, относительные пути к ресурсам и работа в современном браузере. Проект не использует backend и базу данных; пользовательские сведения сохраняются только в localStorage.</w:t>
+      </w:r>
+    </w:p>
+    <w:p>
+      <w:pPr>
+        <w:pStyle w:val="2"/>
+        <w:spacing w:line="360" w:lineRule="auto"/>
+        <w:jc w:val="center"/>
+        <w:rPr>
+          <w:rFonts w:ascii="Times New Roman" w:hAnsi="Times New Roman" w:cs="Times New Roman"/>
+          <w:b/>
+          <w:color w:val="auto"/>
+          <w:sz w:val="28"/>
+        </w:rPr>
+      </w:pPr>
+      <w:bookmarkStart w:id="3" w:name="_Toc232764336"/>
+      <w:r>
+        <w:rPr>
+          <w:rFonts w:ascii="Times New Roman" w:hAnsi="Times New Roman" w:cs="Times New Roman"/>
+          <w:b/>
+          <w:color w:val="auto"/>
+          <w:sz w:val="28"/>
+        </w:rPr>
+        <w:t>1.2. Анализ современных подходов к созданию веб-интерфейсов</w:t>
+      </w:r>
+      <w:bookmarkEnd w:id="3"/>
     </w:p>
     <w:p>
       <w:pPr>
@@ -4859,7 +5363,16 @@
           <w:sz w:val="28"/>
           <w:szCs w:val="28"/>
         </w:rPr>
-        <w:t>Основная задача интерфейса заключается в быстром подборе подходящего пространства. Карточка коворкинга должна содержать название, адрес, тип, вместимость, стоимость за час и перечень удобств. Для подробного ознакомления требуется отдельное окно с описанием.</w:t>
+        <w:t xml:space="preserve">Основная задача интерфейса заключается в быстром подборе подходящего пространства. Карточка коворкинга должна содержать название, адрес, тип, </w:t>
+      </w:r>
+      <w:r>
+        <w:rPr>
+          <w:rFonts w:ascii="Times New Roman" w:eastAsia="Times New Roman" w:hAnsi="Times New Roman" w:cs="Times New Roman"/>
+          <w:sz w:val="28"/>
+          <w:szCs w:val="28"/>
+        </w:rPr>
+        <w:lastRenderedPageBreak/>
+        <w:t>вместимость, стоимость за час и перечень удобств. Для подробного ознакомления требуется отдельное окно с описанием.</w:t>
       </w:r>
     </w:p>
     <w:p>
@@ -4888,6 +5401,93 @@
           <w:szCs w:val="28"/>
         </w:rPr>
         <w:t>В учебном проекте сервер и база данных не используются. Исходные сведения хранятся в массиве JavaScript-объектов, а созданные пользователем коворкинги, избранное и бронирования записываются в localStorage. Такой вариант позволяет показать основные принципы работы клиентского интерфейса.</w:t>
+      </w:r>
+    </w:p>
+    <w:p>
+      <w:pPr>
+        <w:spacing w:after="120" w:line="360" w:lineRule="auto"/>
+        <w:ind w:firstLine="708"/>
+        <w:jc w:val="both"/>
+      </w:pPr>
+      <w:r>
+        <w:rPr>
+          <w:rFonts w:ascii="Times New Roman" w:eastAsia="Times New Roman" w:hAnsi="Times New Roman" w:cs="Times New Roman"/>
+          <w:sz w:val="28"/>
+          <w:szCs w:val="28"/>
+        </w:rPr>
+        <w:t>Интерфейс бронирования должен показывать пользователю последовательный путь: поиск пространства, изучение карточки, выбор варианта и заполнение параметров бронирования. Поэтому форма поиска размещена в верхней части, каталог находится ниже, а панель оформления закреплена справа. [5]</w:t>
+      </w:r>
+    </w:p>
+    <w:p>
+      <w:pPr>
+        <w:spacing w:after="120" w:line="360" w:lineRule="auto"/>
+        <w:jc w:val="both"/>
+      </w:pPr>
+      <w:r>
+        <w:rPr>
+          <w:rFonts w:ascii="Times New Roman" w:eastAsia="Times New Roman" w:hAnsi="Times New Roman" w:cs="Times New Roman"/>
+          <w:sz w:val="28"/>
+          <w:szCs w:val="28"/>
+        </w:rPr>
+        <w:t>Карточная структура подходит для сравнения коворкингов. На каждой карточке отображаются фотография, тип пространства, рейтинг, адрес, удобства, вместимость и цена. Кнопки «Подробнее» и «Выбрать» разделяют просмотр информации и переход к оформлению.</w:t>
+      </w:r>
+    </w:p>
+    <w:p>
+      <w:pPr>
+        <w:spacing w:after="120" w:line="360" w:lineRule="auto"/>
+        <w:jc w:val="both"/>
+      </w:pPr>
+      <w:r>
+        <w:rPr>
+          <w:rFonts w:ascii="Times New Roman" w:eastAsia="Times New Roman" w:hAnsi="Times New Roman" w:cs="Times New Roman"/>
+          <w:sz w:val="28"/>
+          <w:szCs w:val="28"/>
+        </w:rPr>
+        <w:t>Вкладка «Избранное» используется для временного списка подходящих вариантов. Звездочка на карточке позволяет добавить или убрать пространство, не открывая отдельную страницу.</w:t>
+      </w:r>
+    </w:p>
+    <w:p>
+      <w:pPr>
+        <w:spacing w:after="120" w:line="360" w:lineRule="auto"/>
+        <w:jc w:val="both"/>
+      </w:pPr>
+      <w:r>
+        <w:rPr>
+          <w:rFonts w:ascii="Times New Roman" w:eastAsia="Times New Roman" w:hAnsi="Times New Roman" w:cs="Times New Roman"/>
+          <w:sz w:val="28"/>
+          <w:szCs w:val="28"/>
+        </w:rPr>
+        <w:t>Форма бронирования показывает выбранный коворкинг и содержит дату, время начала, длительность и количество гостей. Итоговая стоимость пересчитывается при изменении длительности. Созданные записи отображаются в истории, где их можно редактировать или отменять.</w:t>
+      </w:r>
+    </w:p>
+    <w:p>
+      <w:pPr>
+        <w:jc w:val="center"/>
+        <w:rPr>
+          <w:rFonts w:ascii="Times New Roman" w:eastAsia="Times New Roman" w:hAnsi="Times New Roman" w:cs="Times New Roman"/>
+          <w:b/>
+          <w:sz w:val="28"/>
+          <w:szCs w:val="28"/>
+        </w:rPr>
+      </w:pPr>
+    </w:p>
+    <w:p>
+      <w:pPr>
+        <w:spacing w:after="0" w:line="360" w:lineRule="auto"/>
+        <w:ind w:firstLine="709"/>
+        <w:jc w:val="both"/>
+        <w:rPr>
+          <w:rFonts w:ascii="Times New Roman" w:hAnsi="Times New Roman" w:cs="Times New Roman"/>
+          <w:sz w:val="28"/>
+        </w:rPr>
+      </w:pPr>
+      <w:r>
+        <w:rPr>
+          <w:rFonts w:ascii="Times New Roman" w:hAnsi="Times New Roman" w:cs="Times New Roman"/>
+          <w:sz w:val="28"/>
+        </w:rPr>
+        <w:lastRenderedPageBreak/>
+        <w:t>Современный интерфейс строится вокруг короткого пользовательского сценария и немедленной обратной связи. Поэтому изменение фильтра сразу обновляет каталог, выбранное пространство отображается в форме, ошибки связываются с полями через aria-атрибуты, а мобильная навигация открывается отдельной кнопкой. Такой подход уменьшает число лишних действий и делает состояние приложения понятным.</w:t>
       </w:r>
     </w:p>
     <w:p>
@@ -4898,25 +5498,21 @@
         <w:rPr>
           <w:rFonts w:ascii="Times New Roman" w:hAnsi="Times New Roman" w:cs="Times New Roman"/>
           <w:b/>
-          <w:bCs/>
           <w:color w:val="auto"/>
           <w:sz w:val="28"/>
-          <w:szCs w:val="28"/>
-        </w:rPr>
-      </w:pPr>
-      <w:bookmarkStart w:id="3" w:name="_Toc232646701"/>
-      <w:r>
-        <w:rPr>
-          <w:rFonts w:ascii="Times New Roman" w:eastAsia="Times New Roman" w:hAnsi="Times New Roman" w:cs="Times New Roman"/>
+        </w:rPr>
+      </w:pPr>
+      <w:bookmarkStart w:id="4" w:name="_Toc232764337"/>
+      <w:r>
+        <w:rPr>
+          <w:rFonts w:ascii="Times New Roman" w:hAnsi="Times New Roman" w:cs="Times New Roman"/>
           <w:b/>
-          <w:bCs/>
           <w:color w:val="auto"/>
           <w:sz w:val="28"/>
-          <w:szCs w:val="28"/>
-        </w:rPr>
-        <w:t>1.2. Технологии HTML, CSS и JavaScript в клиентской разработке</w:t>
-      </w:r>
-      <w:bookmarkEnd w:id="3"/>
+        </w:rPr>
+        <w:t>1.3. Обоснование выбора технологий разработки веб-интерфейсов</w:t>
+      </w:r>
+      <w:bookmarkEnd w:id="4"/>
     </w:p>
     <w:p>
       <w:pPr>
@@ -4944,16 +5540,7 @@
           <w:sz w:val="28"/>
           <w:szCs w:val="28"/>
         </w:rPr>
-        <w:t xml:space="preserve">CSS применяется для оформления страницы, сетки карточек и состояний элементов управления. Основной макет построен с помощью CSS Grid, а </w:t>
-      </w:r>
-      <w:r>
-        <w:rPr>
-          <w:rFonts w:ascii="Times New Roman" w:eastAsia="Times New Roman" w:hAnsi="Times New Roman" w:cs="Times New Roman"/>
-          <w:sz w:val="28"/>
-          <w:szCs w:val="28"/>
-        </w:rPr>
-        <w:lastRenderedPageBreak/>
-        <w:t>группы фильтров используют Flexbox. Медиа-запросы переводят двухколоночную компоновку в одну колонку на узком экране. [8]</w:t>
+        <w:t>CSS применяется для оформления страницы, сетки карточек и состояний элементов управления. Основной макет построен с помощью CSS Grid, а группы фильтров используют Flexbox. Медиа-запросы переводят двухколоночную компоновку в одну колонку на узком экране. [8]</w:t>
       </w:r>
     </w:p>
     <w:p>
@@ -4982,6 +5569,50 @@
           <w:szCs w:val="28"/>
         </w:rPr>
         <w:t>Разделение проекта на HTML, CSS и JavaScript делает структуру понятной для учебной работы. Разметка отвечает за элементы страницы, таблица стилей за внешний вид, а сценарий за данные и реакцию на действия пользователя.</w:t>
+      </w:r>
+    </w:p>
+    <w:p>
+      <w:pPr>
+        <w:spacing w:after="0" w:line="360" w:lineRule="auto"/>
+        <w:ind w:firstLine="709"/>
+        <w:jc w:val="both"/>
+        <w:rPr>
+          <w:rFonts w:ascii="Times New Roman" w:hAnsi="Times New Roman" w:cs="Times New Roman"/>
+          <w:sz w:val="28"/>
+        </w:rPr>
+      </w:pPr>
+      <w:r>
+        <w:rPr>
+          <w:rFonts w:ascii="Times New Roman" w:hAnsi="Times New Roman" w:cs="Times New Roman"/>
+          <w:sz w:val="28"/>
+        </w:rPr>
+        <w:t>Vanilla JavaScript выбран вместо фреймворка, поскольку проект не требует маршрутизации, сервера и сложного управления зависимостями. Разделение на data.js и script.js отделяет исходный каталог от поведения интерфейса. Git используется для фиксации этапов, GitHub — для хранения репозитория, а GitHub Pages — для публикации статической версии.</w:t>
+      </w:r>
+    </w:p>
+    <w:p>
+      <w:pPr>
+        <w:spacing w:after="0" w:line="360" w:lineRule="auto"/>
+        <w:ind w:firstLine="709"/>
+        <w:jc w:val="both"/>
+        <w:rPr>
+          <w:rFonts w:ascii="Times New Roman" w:hAnsi="Times New Roman" w:cs="Times New Roman"/>
+          <w:sz w:val="28"/>
+        </w:rPr>
+      </w:pPr>
+      <w:r>
+        <w:rPr>
+          <w:rFonts w:ascii="Times New Roman" w:hAnsi="Times New Roman" w:cs="Times New Roman"/>
+          <w:sz w:val="28"/>
+        </w:rPr>
+        <w:t xml:space="preserve">Выбранный стек достаточен для демонстрации DOM, событий, массивов объектов, фильтрации, валидации, адаптивной вёрстки и Web Storage. Он не </w:t>
+      </w:r>
+      <w:r>
+        <w:rPr>
+          <w:rFonts w:ascii="Times New Roman" w:hAnsi="Times New Roman" w:cs="Times New Roman"/>
+          <w:sz w:val="28"/>
+        </w:rPr>
+        <w:lastRenderedPageBreak/>
+        <w:t>требует установки зависимостей: для локального запуска достаточно открыть index.html, а для сетевой публикации — выбрать корень ветки main в настройках Pages.</w:t>
       </w:r>
     </w:p>
     <w:p>
@@ -4992,93 +5623,90 @@
         <w:rPr>
           <w:rFonts w:ascii="Times New Roman" w:hAnsi="Times New Roman" w:cs="Times New Roman"/>
           <w:b/>
-          <w:bCs/>
           <w:color w:val="auto"/>
           <w:sz w:val="28"/>
-          <w:szCs w:val="28"/>
-        </w:rPr>
-      </w:pPr>
-      <w:bookmarkStart w:id="4" w:name="_Toc232646702"/>
-      <w:r>
-        <w:rPr>
-          <w:rFonts w:ascii="Times New Roman" w:eastAsia="Times New Roman" w:hAnsi="Times New Roman" w:cs="Times New Roman"/>
+        </w:rPr>
+      </w:pPr>
+      <w:bookmarkStart w:id="5" w:name="_Toc232764338"/>
+      <w:r>
+        <w:rPr>
+          <w:rFonts w:ascii="Times New Roman" w:hAnsi="Times New Roman" w:cs="Times New Roman"/>
           <w:b/>
-          <w:bCs/>
           <w:color w:val="auto"/>
           <w:sz w:val="28"/>
-          <w:szCs w:val="28"/>
-        </w:rPr>
-        <w:t>1.3. Принципы проектирования интерфейса бронирования рабочих пространств</w:t>
-      </w:r>
-      <w:bookmarkEnd w:id="4"/>
-    </w:p>
-    <w:p>
-      <w:pPr>
-        <w:spacing w:after="120" w:line="360" w:lineRule="auto"/>
-        <w:ind w:firstLine="708"/>
+        </w:rPr>
+        <w:t>Выводы</w:t>
+      </w:r>
+      <w:bookmarkEnd w:id="5"/>
+    </w:p>
+    <w:p>
+      <w:pPr>
+        <w:spacing w:after="0" w:line="360" w:lineRule="auto"/>
+        <w:ind w:firstLine="709"/>
         <w:jc w:val="both"/>
-      </w:pPr>
-      <w:r>
-        <w:rPr>
-          <w:rFonts w:ascii="Times New Roman" w:eastAsia="Times New Roman" w:hAnsi="Times New Roman" w:cs="Times New Roman"/>
-          <w:sz w:val="28"/>
-          <w:szCs w:val="28"/>
-        </w:rPr>
-        <w:t>Интерфейс бронирования должен показывать пользователю последовательный путь: поиск пространства, изучение карточки, выбор варианта и заполнение параметров бронирования. Поэтому форма поиска размещена в верхней части, каталог находится ниже, а панель оформления закреплена справа. [5]</w:t>
-      </w:r>
-    </w:p>
-    <w:p>
-      <w:pPr>
-        <w:spacing w:after="120" w:line="360" w:lineRule="auto"/>
+        <w:rPr>
+          <w:rFonts w:ascii="Times New Roman" w:hAnsi="Times New Roman" w:cs="Times New Roman"/>
+          <w:sz w:val="28"/>
+        </w:rPr>
+      </w:pPr>
+      <w:r>
+        <w:rPr>
+          <w:rFonts w:ascii="Times New Roman" w:hAnsi="Times New Roman" w:cs="Times New Roman"/>
+          <w:sz w:val="28"/>
+        </w:rPr>
+        <w:t>В первой главе сформулировано техническое задание, рассмотрены особенности сервисов бронирования и современные требования к интерфейсам. Определены функциональные возможности, ограничения клиентской реализации, требования к адаптивности, доступности и обратной связи.</w:t>
+      </w:r>
+    </w:p>
+    <w:p>
+      <w:pPr>
+        <w:spacing w:after="0" w:line="360" w:lineRule="auto"/>
+        <w:ind w:firstLine="709"/>
         <w:jc w:val="both"/>
-      </w:pPr>
-      <w:r>
-        <w:rPr>
-          <w:rFonts w:ascii="Times New Roman" w:eastAsia="Times New Roman" w:hAnsi="Times New Roman" w:cs="Times New Roman"/>
-          <w:sz w:val="28"/>
-          <w:szCs w:val="28"/>
-        </w:rPr>
-        <w:t>Карточная структура подходит для сравнения коворкингов. На каждой карточке отображаются фотография, тип пространства, рейтинг, адрес, удобства, вместимость и цена. Кнопки «Подробнее» и «Выбрать» разделяют просмотр информации и переход к оформлению.</w:t>
-      </w:r>
-    </w:p>
-    <w:p>
-      <w:pPr>
-        <w:spacing w:after="120" w:line="360" w:lineRule="auto"/>
-        <w:jc w:val="both"/>
-      </w:pPr>
-      <w:r>
-        <w:rPr>
-          <w:rFonts w:ascii="Times New Roman" w:eastAsia="Times New Roman" w:hAnsi="Times New Roman" w:cs="Times New Roman"/>
-          <w:sz w:val="28"/>
-          <w:szCs w:val="28"/>
-        </w:rPr>
-        <w:t>Вкладка «Избранное» используется для временного списка подходящих вариантов. Звездочка на карточке позволяет добавить или убрать пространство, не открывая отдельную страницу.</w:t>
-      </w:r>
-    </w:p>
-    <w:p>
-      <w:pPr>
-        <w:spacing w:after="120" w:line="360" w:lineRule="auto"/>
-        <w:jc w:val="both"/>
-      </w:pPr>
-      <w:r>
-        <w:rPr>
-          <w:rFonts w:ascii="Times New Roman" w:eastAsia="Times New Roman" w:hAnsi="Times New Roman" w:cs="Times New Roman"/>
-          <w:sz w:val="28"/>
-          <w:szCs w:val="28"/>
-        </w:rPr>
-        <w:t>Форма бронирования показывает выбранный коворкинг и содержит дату, время начала, длительность и количество гостей. Итоговая стоимость пересчитывается при изменении длительности. Созданные записи отображаются в истории, где их можно редактировать или отменять.</w:t>
-      </w:r>
-    </w:p>
-    <w:p>
-      <w:pPr>
+        <w:rPr>
+          <w:rFonts w:ascii="Times New Roman" w:hAnsi="Times New Roman" w:cs="Times New Roman"/>
+          <w:sz w:val="28"/>
+        </w:rPr>
+      </w:pPr>
+      <w:r>
+        <w:rPr>
+          <w:rFonts w:ascii="Times New Roman" w:hAnsi="Times New Roman" w:cs="Times New Roman"/>
+          <w:sz w:val="28"/>
+        </w:rPr>
+        <w:t>HTML, CSS и Vanilla JavaScript соответствуют масштабу задачи, а Git, GitHub и GitHub Pages обеспечивают управление версиями и публикацию. Выбранные технологии позволяют реализовать приложение без сервера и сохранить учебную прозрачность программной логики.</w:t>
+      </w:r>
+    </w:p>
+    <w:p>
+      <w:pPr>
+        <w:spacing w:after="200" w:line="276" w:lineRule="auto"/>
+      </w:pPr>
+      <w:r>
+        <w:br w:type="page"/>
+      </w:r>
+    </w:p>
+    <w:p>
+      <w:pPr>
+        <w:pStyle w:val="1"/>
+        <w:spacing w:line="360" w:lineRule="auto"/>
         <w:jc w:val="center"/>
         <w:rPr>
-          <w:rFonts w:ascii="Times New Roman" w:eastAsia="Times New Roman" w:hAnsi="Times New Roman" w:cs="Times New Roman"/>
+          <w:rFonts w:ascii="Times New Roman" w:hAnsi="Times New Roman" w:cs="Times New Roman"/>
           <w:b/>
-          <w:sz w:val="28"/>
-          <w:szCs w:val="28"/>
-        </w:rPr>
-      </w:pPr>
+          <w:color w:val="auto"/>
+          <w:sz w:val="28"/>
+        </w:rPr>
+      </w:pPr>
+      <w:bookmarkStart w:id="6" w:name="_Toc232764339"/>
+      <w:r>
+        <w:rPr>
+          <w:rFonts w:ascii="Times New Roman" w:hAnsi="Times New Roman" w:cs="Times New Roman"/>
+          <w:b/>
+          <w:color w:val="auto"/>
+          <w:sz w:val="28"/>
+        </w:rPr>
+        <w:lastRenderedPageBreak/>
+        <w:t>2. ПРОЕКТНАЯ ЧАСТЬ</w:t>
+      </w:r>
+      <w:bookmarkEnd w:id="6"/>
     </w:p>
     <w:p>
       <w:pPr>
@@ -5088,456 +5716,21 @@
         <w:rPr>
           <w:rFonts w:ascii="Times New Roman" w:hAnsi="Times New Roman" w:cs="Times New Roman"/>
           <w:b/>
-          <w:bCs/>
           <w:color w:val="auto"/>
           <w:sz w:val="28"/>
-          <w:szCs w:val="28"/>
-        </w:rPr>
-      </w:pPr>
-      <w:bookmarkStart w:id="5" w:name="_Toc232646703"/>
-      <w:r>
-        <w:rPr>
-          <w:rFonts w:ascii="Times New Roman" w:eastAsia="Times New Roman" w:hAnsi="Times New Roman" w:cs="Times New Roman"/>
+        </w:rPr>
+      </w:pPr>
+      <w:bookmarkStart w:id="7" w:name="_Toc232764340"/>
+      <w:r>
+        <w:rPr>
+          <w:rFonts w:ascii="Times New Roman" w:hAnsi="Times New Roman" w:cs="Times New Roman"/>
           <w:b/>
-          <w:bCs/>
           <w:color w:val="auto"/>
           <w:sz w:val="28"/>
-          <w:szCs w:val="28"/>
-        </w:rPr>
-        <w:lastRenderedPageBreak/>
-        <w:t>1.4. Работа с данными на стороне браузера</w:t>
-      </w:r>
-      <w:bookmarkEnd w:id="5"/>
-    </w:p>
-    <w:p>
-      <w:pPr>
-        <w:spacing w:after="120" w:line="360" w:lineRule="auto"/>
-        <w:ind w:firstLine="708"/>
-        <w:jc w:val="both"/>
-      </w:pPr>
-      <w:r>
-        <w:rPr>
-          <w:rFonts w:ascii="Times New Roman" w:eastAsia="Times New Roman" w:hAnsi="Times New Roman" w:cs="Times New Roman"/>
-          <w:sz w:val="28"/>
-          <w:szCs w:val="28"/>
-        </w:rPr>
-        <w:t>Основные сведения представлены массивом объектов spaces. Каждый объект содержит идентификатор, название, тип, адрес, вместимость, цену, рейтинг, путь к изображению, удобства и описание.</w:t>
-      </w:r>
-    </w:p>
-    <w:p>
-      <w:pPr>
-        <w:spacing w:after="120" w:line="360" w:lineRule="auto"/>
-        <w:jc w:val="both"/>
-      </w:pPr>
-      <w:r>
-        <w:rPr>
-          <w:rFonts w:ascii="Times New Roman" w:eastAsia="Times New Roman" w:hAnsi="Times New Roman" w:cs="Times New Roman"/>
-          <w:sz w:val="28"/>
-          <w:szCs w:val="28"/>
-        </w:rPr>
-        <w:t>Для фильтрации применяется метод filter(). [4] Поисковая строка сравнивается с названием, адресом и районом. Дополнительно проверяются выбранный тип, минимальная вместимость, вкладка каталога и все отмеченные удобства.</w:t>
-      </w:r>
-    </w:p>
-    <w:p>
-      <w:pPr>
-        <w:spacing w:after="120" w:line="360" w:lineRule="auto"/>
-        <w:jc w:val="both"/>
-      </w:pPr>
-      <w:r>
-        <w:rPr>
-          <w:rFonts w:ascii="Times New Roman" w:eastAsia="Times New Roman" w:hAnsi="Times New Roman" w:cs="Times New Roman"/>
-          <w:sz w:val="28"/>
-          <w:szCs w:val="28"/>
-        </w:rPr>
-        <w:t>Состояние интерфейса хранится в объекте state. В нем находятся активные фильтры, идентификатор выбранного пространства, список избранного и массив бронирований. Такой подход позволяет централизованно обновлять карточки и панель заказа.</w:t>
-      </w:r>
-    </w:p>
-    <w:p>
-      <w:pPr>
-        <w:spacing w:after="120" w:line="360" w:lineRule="auto"/>
-        <w:jc w:val="both"/>
-      </w:pPr>
-      <w:r>
-        <w:rPr>
-          <w:rFonts w:ascii="Times New Roman" w:eastAsia="Times New Roman" w:hAnsi="Times New Roman" w:cs="Times New Roman"/>
-          <w:sz w:val="28"/>
-          <w:szCs w:val="28"/>
-        </w:rPr>
-        <w:t>Данные, которые должны сохраняться после закрытия страницы, записываются в localStorage. Отдельные ключи используются для темы оформления, избранных пространств, бронирований и пользовательских коворкингов. [12]</w:t>
-      </w:r>
-    </w:p>
-    <w:p>
-      <w:r>
-        <w:br w:type="page"/>
-      </w:r>
-    </w:p>
-    <w:p>
-      <w:pPr>
-        <w:pStyle w:val="1"/>
-        <w:spacing w:line="360" w:lineRule="auto"/>
-        <w:jc w:val="center"/>
-        <w:rPr>
-          <w:rFonts w:ascii="Times New Roman" w:hAnsi="Times New Roman" w:cs="Times New Roman"/>
-          <w:b/>
-          <w:bCs/>
-          <w:color w:val="auto"/>
-          <w:sz w:val="28"/>
-          <w:szCs w:val="28"/>
-        </w:rPr>
-      </w:pPr>
-      <w:bookmarkStart w:id="6" w:name="_Toc232646704"/>
-      <w:r>
-        <w:rPr>
-          <w:rFonts w:ascii="Times New Roman" w:eastAsia="Times New Roman" w:hAnsi="Times New Roman" w:cs="Times New Roman"/>
-          <w:b/>
-          <w:bCs/>
-          <w:color w:val="auto"/>
-          <w:sz w:val="28"/>
-          <w:szCs w:val="28"/>
-        </w:rPr>
-        <w:lastRenderedPageBreak/>
-        <w:t>2. ПРОЕКТНАЯ ЧАСТЬ</w:t>
-      </w:r>
-      <w:bookmarkEnd w:id="6"/>
-    </w:p>
-    <w:p>
-      <w:pPr>
-        <w:pStyle w:val="2"/>
-        <w:spacing w:line="360" w:lineRule="auto"/>
-        <w:jc w:val="center"/>
-        <w:rPr>
-          <w:rFonts w:ascii="Times New Roman" w:hAnsi="Times New Roman" w:cs="Times New Roman"/>
-          <w:b/>
-          <w:bCs/>
-          <w:color w:val="auto"/>
-          <w:sz w:val="28"/>
-          <w:szCs w:val="28"/>
-        </w:rPr>
-      </w:pPr>
-      <w:bookmarkStart w:id="7" w:name="_Toc232646705"/>
-      <w:r>
-        <w:rPr>
-          <w:rFonts w:ascii="Times New Roman" w:eastAsia="Times New Roman" w:hAnsi="Times New Roman" w:cs="Times New Roman"/>
-          <w:b/>
-          <w:bCs/>
-          <w:color w:val="auto"/>
-          <w:sz w:val="28"/>
-          <w:szCs w:val="28"/>
-        </w:rPr>
-        <w:t>2.1. Формирование требований к веб-интерфейсу</w:t>
+        </w:rPr>
+        <w:t>2.1. Моделирование функциональности. Диаграмма вариантов использования</w:t>
       </w:r>
       <w:bookmarkEnd w:id="7"/>
-    </w:p>
-    <w:p>
-      <w:pPr>
-        <w:spacing w:after="120" w:line="360" w:lineRule="auto"/>
-        <w:ind w:firstLine="708"/>
-        <w:jc w:val="both"/>
-        <w:rPr>
-          <w:rFonts w:ascii="Times New Roman" w:eastAsia="Times New Roman" w:hAnsi="Times New Roman" w:cs="Times New Roman"/>
-          <w:sz w:val="28"/>
-          <w:szCs w:val="28"/>
-        </w:rPr>
-      </w:pPr>
-      <w:r>
-        <w:rPr>
-          <w:rFonts w:ascii="Times New Roman" w:eastAsia="Times New Roman" w:hAnsi="Times New Roman" w:cs="Times New Roman"/>
-          <w:sz w:val="28"/>
-          <w:szCs w:val="28"/>
-        </w:rPr>
-        <w:t>На этапе проектирования были сформулированы функциональные требования. Интерфейс должен отображать каталог рабочих пространств, помогать пользователю подобрать вариант и предоставлять форму оформления бронирования.</w:t>
-      </w:r>
-    </w:p>
-    <w:p>
-      <w:pPr>
-        <w:spacing w:line="360" w:lineRule="auto"/>
-        <w:ind w:left="709" w:hanging="283"/>
-      </w:pPr>
-      <w:r>
-        <w:rPr>
-          <w:rFonts w:ascii="Times New Roman" w:hAnsi="Times New Roman"/>
-          <w:sz w:val="28"/>
-        </w:rPr>
-        <w:t>- выводить каталог коворкингов в виде карточек с основными характеристиками;</w:t>
-      </w:r>
-    </w:p>
-    <w:p>
-      <w:pPr>
-        <w:spacing w:line="360" w:lineRule="auto"/>
-        <w:ind w:left="709" w:hanging="283"/>
-      </w:pPr>
-      <w:r>
-        <w:rPr>
-          <w:rFonts w:ascii="Times New Roman" w:hAnsi="Times New Roman"/>
-          <w:sz w:val="28"/>
-        </w:rPr>
-        <w:t>- выполнять поиск по названию, адресу и району;</w:t>
-      </w:r>
-    </w:p>
-    <w:p>
-      <w:pPr>
-        <w:spacing w:line="360" w:lineRule="auto"/>
-        <w:ind w:left="709" w:hanging="283"/>
-      </w:pPr>
-      <w:r>
-        <w:rPr>
-          <w:rFonts w:ascii="Times New Roman" w:hAnsi="Times New Roman"/>
-          <w:sz w:val="28"/>
-        </w:rPr>
-        <w:t>- фильтровать пространства по типу, количеству гостей и удобствам;</w:t>
-      </w:r>
-    </w:p>
-    <w:p>
-      <w:pPr>
-        <w:spacing w:line="360" w:lineRule="auto"/>
-        <w:ind w:left="709" w:hanging="283"/>
-      </w:pPr>
-      <w:r>
-        <w:rPr>
-          <w:rFonts w:ascii="Times New Roman" w:hAnsi="Times New Roman"/>
-          <w:sz w:val="28"/>
-        </w:rPr>
-        <w:t>- показывать подробное описание выбранного коворкинга;</w:t>
-      </w:r>
-    </w:p>
-    <w:p>
-      <w:pPr>
-        <w:spacing w:line="360" w:lineRule="auto"/>
-        <w:ind w:left="709" w:hanging="283"/>
-      </w:pPr>
-      <w:r>
-        <w:rPr>
-          <w:rFonts w:ascii="Times New Roman" w:hAnsi="Times New Roman"/>
-          <w:sz w:val="28"/>
-        </w:rPr>
-        <w:t>- добавлять пространства в избранное и открывать отдельную вкладку избранного;</w:t>
-      </w:r>
-    </w:p>
-    <w:p>
-      <w:pPr>
-        <w:spacing w:line="360" w:lineRule="auto"/>
-        <w:ind w:left="709" w:hanging="283"/>
-      </w:pPr>
-      <w:r>
-        <w:rPr>
-          <w:rFonts w:ascii="Times New Roman" w:hAnsi="Times New Roman"/>
-          <w:sz w:val="28"/>
-        </w:rPr>
-        <w:t>- рассчитывать стоимость по цене за час и длительности бронирования;</w:t>
-      </w:r>
-    </w:p>
-    <w:p>
-      <w:pPr>
-        <w:spacing w:line="360" w:lineRule="auto"/>
-        <w:ind w:left="709" w:hanging="283"/>
-      </w:pPr>
-      <w:r>
-        <w:rPr>
-          <w:rFonts w:ascii="Times New Roman" w:hAnsi="Times New Roman"/>
-          <w:sz w:val="28"/>
-        </w:rPr>
-        <w:t>- создавать, редактировать и отменять бронирования;</w:t>
-      </w:r>
-    </w:p>
-    <w:p>
-      <w:pPr>
-        <w:spacing w:line="360" w:lineRule="auto"/>
-        <w:ind w:left="709" w:hanging="283"/>
-      </w:pPr>
-      <w:r>
-        <w:rPr>
-          <w:rFonts w:ascii="Times New Roman" w:hAnsi="Times New Roman"/>
-          <w:sz w:val="28"/>
-        </w:rPr>
-        <w:t>- позволять добавить собственный коворкинг и сохранять данные в localStorage.</w:t>
-      </w:r>
-    </w:p>
-    <w:p>
-      <w:pPr>
-        <w:spacing w:after="120" w:line="360" w:lineRule="auto"/>
-        <w:ind w:firstLine="708"/>
-        <w:jc w:val="both"/>
-      </w:pPr>
-      <w:r>
-        <w:rPr>
-          <w:rFonts w:ascii="Times New Roman" w:eastAsia="Times New Roman" w:hAnsi="Times New Roman" w:cs="Times New Roman"/>
-          <w:sz w:val="28"/>
-          <w:szCs w:val="28"/>
-        </w:rPr>
-        <w:t>Интерфейс должен корректно отображаться на компьютере и мобильном устройстве. Для этого предусмотрены адаптивная сетка, перенос элементов управления и изменение компоновки панели бронирования. [13]</w:t>
-      </w:r>
-    </w:p>
-    <w:p>
-      <w:pPr>
-        <w:pStyle w:val="2"/>
-        <w:spacing w:line="360" w:lineRule="auto"/>
-        <w:jc w:val="center"/>
-        <w:rPr>
-          <w:rFonts w:ascii="Times New Roman" w:hAnsi="Times New Roman" w:cs="Times New Roman"/>
-          <w:b/>
-          <w:bCs/>
-          <w:color w:val="auto"/>
-          <w:sz w:val="28"/>
-          <w:szCs w:val="28"/>
-        </w:rPr>
-      </w:pPr>
-      <w:bookmarkStart w:id="8" w:name="_Toc232646706"/>
-      <w:r>
-        <w:rPr>
-          <w:rFonts w:ascii="Times New Roman" w:eastAsia="Times New Roman" w:hAnsi="Times New Roman" w:cs="Times New Roman"/>
-          <w:b/>
-          <w:bCs/>
-          <w:color w:val="auto"/>
-          <w:sz w:val="28"/>
-          <w:szCs w:val="28"/>
-        </w:rPr>
-        <w:t>2.2. Разработка структуры пользовательского интерфейса</w:t>
-      </w:r>
-      <w:bookmarkEnd w:id="8"/>
-    </w:p>
-    <w:p>
-      <w:pPr>
-        <w:spacing w:after="120" w:line="360" w:lineRule="auto"/>
-        <w:ind w:firstLine="708"/>
-        <w:jc w:val="both"/>
-      </w:pPr>
-      <w:r>
-        <w:rPr>
-          <w:rFonts w:ascii="Times New Roman" w:eastAsia="Times New Roman" w:hAnsi="Times New Roman" w:cs="Times New Roman"/>
-          <w:sz w:val="28"/>
-          <w:szCs w:val="28"/>
-        </w:rPr>
-        <w:t>Страница разделена на несколько смысловых областей. Верхняя панель содержит название сервиса, навигацию и кнопку темы. Ниже расположена форма поиска по названию или району, дате и количеству гостей. Основная область состоит из каталога коворкингов и панели бронирования.</w:t>
-      </w:r>
-    </w:p>
-    <w:p>
-      <w:pPr>
-        <w:spacing w:after="120" w:line="360" w:lineRule="auto"/>
-        <w:ind w:firstLine="708"/>
-        <w:jc w:val="both"/>
-      </w:pPr>
-      <w:r>
-        <w:rPr>
-          <w:rFonts w:ascii="Times New Roman" w:eastAsia="Times New Roman" w:hAnsi="Times New Roman" w:cs="Times New Roman"/>
-          <w:sz w:val="28"/>
-          <w:szCs w:val="28"/>
-        </w:rPr>
-        <w:lastRenderedPageBreak/>
-        <w:t>В каталоге находятся вкладки, фильтры и карточки пространств. Панель справа показывает выбранный вариант и параметры заказа. На узком экране панель переносится под каталог. Макет пользовательского интерфейса представлен на рисунке 1.</w:t>
-      </w:r>
-    </w:p>
-    <w:p>
-      <w:pPr>
-        <w:spacing w:after="80" w:line="360" w:lineRule="auto"/>
-        <w:jc w:val="center"/>
-        <w:rPr>
-          <w:rFonts w:ascii="Times New Roman" w:eastAsia="Times New Roman" w:hAnsi="Times New Roman" w:cs="Times New Roman"/>
-          <w:sz w:val="24"/>
-          <w:szCs w:val="24"/>
-        </w:rPr>
-      </w:pPr>
-      <w:r>
-        <w:rPr>
-          <w:rFonts w:ascii="Times New Roman" w:eastAsia="Times New Roman" w:hAnsi="Times New Roman" w:cs="Times New Roman"/>
-          <w:noProof/>
-          <w:sz w:val="24"/>
-          <w:szCs w:val="24"/>
-        </w:rPr>
-        <w:drawing>
-          <wp:inline distT="0" distB="0" distL="0" distR="0" wp14:anchorId="14584E22" wp14:editId="5D20C71E">
-            <wp:extent cx="5940425" cy="3970020"/>
-            <wp:effectExtent l="0" t="0" r="3175" b="0"/>
-            <wp:docPr id="11" name="Рисунок 11"/>
-            <wp:cNvGraphicFramePr>
-              <a:graphicFrameLocks xmlns:a="http://schemas.openxmlformats.org/drawingml/2006/main" noChangeAspect="1"/>
-            </wp:cNvGraphicFramePr>
-            <a:graphic xmlns:a="http://schemas.openxmlformats.org/drawingml/2006/main">
-              <a:graphicData uri="http://schemas.openxmlformats.org/drawingml/2006/picture">
-                <pic:pic xmlns:pic="http://schemas.openxmlformats.org/drawingml/2006/picture">
-                  <pic:nvPicPr>
-                    <pic:cNvPr id="0" name="Picture 1"/>
-                    <pic:cNvPicPr>
-                      <a:picLocks noChangeAspect="1" noChangeArrowheads="1"/>
-                    </pic:cNvPicPr>
-                  </pic:nvPicPr>
-                  <pic:blipFill>
-                    <a:blip r:embed="rId12">
-                      <a:extLst>
-                        <a:ext uri="{28A0092B-C50C-407E-A947-70E740481C1C}">
-                          <a14:useLocalDpi xmlns:a14="http://schemas.microsoft.com/office/drawing/2010/main" val="0"/>
-                        </a:ext>
-                      </a:extLst>
-                    </a:blip>
-                    <a:srcRect/>
-                    <a:stretch>
-                      <a:fillRect/>
-                    </a:stretch>
-                  </pic:blipFill>
-                  <pic:spPr bwMode="auto">
-                    <a:xfrm>
-                      <a:off x="0" y="0"/>
-                      <a:ext cx="5940425" cy="3970020"/>
-                    </a:xfrm>
-                    <a:prstGeom prst="rect">
-                      <a:avLst/>
-                    </a:prstGeom>
-                    <a:noFill/>
-                    <a:ln>
-                      <a:noFill/>
-                    </a:ln>
-                  </pic:spPr>
-                </pic:pic>
-              </a:graphicData>
-            </a:graphic>
-          </wp:inline>
-        </w:drawing>
-      </w:r>
-    </w:p>
-    <w:p>
-      <w:pPr>
-        <w:spacing w:after="80" w:line="360" w:lineRule="auto"/>
-        <w:jc w:val="center"/>
-        <w:rPr>
-          <w:sz w:val="24"/>
-          <w:szCs w:val="24"/>
-        </w:rPr>
-      </w:pPr>
-      <w:r>
-        <w:rPr>
-          <w:rFonts w:ascii="Times New Roman" w:eastAsia="Times New Roman" w:hAnsi="Times New Roman" w:cs="Times New Roman"/>
-          <w:sz w:val="28"/>
-          <w:szCs w:val="28"/>
-        </w:rPr>
-        <w:t>Рисунок 1 - Макет веб-интерфейса бронирования коворкингов</w:t>
-      </w:r>
-    </w:p>
-    <w:p>
-      <w:pPr>
-        <w:pStyle w:val="2"/>
-        <w:spacing w:line="360" w:lineRule="auto"/>
-        <w:jc w:val="center"/>
-        <w:rPr>
-          <w:rFonts w:ascii="Times New Roman" w:hAnsi="Times New Roman" w:cs="Times New Roman"/>
-          <w:b/>
-          <w:bCs/>
-          <w:color w:val="auto"/>
-          <w:sz w:val="28"/>
-          <w:szCs w:val="28"/>
-        </w:rPr>
-      </w:pPr>
-      <w:bookmarkStart w:id="9" w:name="_Toc232646707"/>
-      <w:r>
-        <w:rPr>
-          <w:rFonts w:ascii="Times New Roman" w:eastAsia="Times New Roman" w:hAnsi="Times New Roman" w:cs="Times New Roman"/>
-          <w:b/>
-          <w:bCs/>
-          <w:color w:val="auto"/>
-          <w:sz w:val="28"/>
-          <w:szCs w:val="28"/>
-        </w:rPr>
-        <w:t>2.3. Проектирование вариантов использования</w:t>
-      </w:r>
-      <w:bookmarkEnd w:id="9"/>
     </w:p>
     <w:p>
       <w:pPr>
@@ -5554,23 +5747,7 @@
           <w:sz w:val="28"/>
           <w:szCs w:val="28"/>
         </w:rPr>
-        <w:t xml:space="preserve">Для описания взаимодействия пользователя с веб-интерфейсом была построена диаграмма вариантов использования. Основным </w:t>
-      </w:r>
-      <w:proofErr w:type="spellStart"/>
-      <w:r>
-        <w:rPr>
-          <w:sz w:val="28"/>
-          <w:szCs w:val="28"/>
-        </w:rPr>
-        <w:t>актором</w:t>
-      </w:r>
-      <w:proofErr w:type="spellEnd"/>
-      <w:r>
-        <w:rPr>
-          <w:sz w:val="28"/>
-          <w:szCs w:val="28"/>
-        </w:rPr>
-        <w:t xml:space="preserve"> системы является пользователь, который работает с каталогом коворкингов, средствами поиска и фильтрации, избранным и формой бронирования.</w:t>
+        <w:t>Для описания взаимодействия пользователя с веб-интерфейсом была построена диаграмма вариантов использования. Основным актором системы является пользователь, который работает с каталогом коворкингов, средствами поиска и фильтрации, избранным и формой бронирования.</w:t>
       </w:r>
     </w:p>
     <w:p>
@@ -5604,7 +5781,6 @@
           <w:sz w:val="28"/>
           <w:szCs w:val="28"/>
         </w:rPr>
-        <w:lastRenderedPageBreak/>
         <w:t>Подходящий вариант можно добавить в избранное и затем открыть во вкладке «Избранное». Основной сценарий связан с бронированием: пользователь выбирает пространство, дату, время, длительность и количество гостей. Система рассчитывает итоговую стоимость на основании цены за час.</w:t>
       </w:r>
     </w:p>
@@ -5647,14 +5823,22 @@
           <w:sz w:val="28"/>
           <w:szCs w:val="28"/>
         </w:rPr>
-        <w:t xml:space="preserve"> </w:t>
-      </w:r>
-      <w:r>
-        <w:rPr>
-          <w:sz w:val="28"/>
-          <w:szCs w:val="28"/>
-        </w:rPr>
-        <w:t>Основные варианты использования представлены на рисунке 2.</w:t>
+        <w:t xml:space="preserve"> Основные варианты использования представлены на рисунке </w:t>
+      </w:r>
+      <w:r>
+        <w:rPr>
+          <w:sz w:val="28"/>
+          <w:szCs w:val="28"/>
+          <w:lang w:val="en-US"/>
+        </w:rPr>
+        <w:t>1</w:t>
+      </w:r>
+      <w:r>
+        <w:rPr>
+          <w:sz w:val="28"/>
+          <w:szCs w:val="28"/>
+        </w:rPr>
+        <w:t>.</w:t>
       </w:r>
     </w:p>
     <w:p>
@@ -5668,7 +5852,7 @@
         </w:rPr>
         <w:lastRenderedPageBreak/>
         <w:drawing>
-          <wp:inline distT="0" distB="0" distL="0" distR="0" wp14:anchorId="4775B4FF" wp14:editId="19087F0C">
+          <wp:inline distT="0" distB="0" distL="0" distR="0" wp14:anchorId="1FD14628" wp14:editId="3A7D386F">
             <wp:extent cx="5934075" cy="7477125"/>
             <wp:effectExtent l="0" t="0" r="9525" b="9525"/>
             <wp:docPr id="20" name="Рисунок 20"/>
@@ -5685,7 +5869,7 @@
                     </pic:cNvPicPr>
                   </pic:nvPicPr>
                   <pic:blipFill>
-                    <a:blip r:embed="rId13">
+                    <a:blip r:embed="rId12">
                       <a:extLst>
                         <a:ext uri="{28A0092B-C50C-407E-A947-70E740481C1C}">
                           <a14:useLocalDpi xmlns:a14="http://schemas.microsoft.com/office/drawing/2010/main" val="0"/>
@@ -5733,35 +5917,57 @@
           <w:sz w:val="28"/>
           <w:szCs w:val="28"/>
         </w:rPr>
-        <w:t>Рисунок 2 - Диаграмма вариантов использования веб-интерфейса</w:t>
+        <w:t xml:space="preserve">Рисунок </w:t>
+      </w:r>
+      <w:r>
+        <w:rPr>
+          <w:rFonts w:ascii="Times New Roman" w:eastAsia="Times New Roman" w:hAnsi="Times New Roman" w:cs="Times New Roman"/>
+          <w:sz w:val="28"/>
+          <w:szCs w:val="28"/>
+          <w:lang w:val="en-US"/>
+        </w:rPr>
+        <w:t>2.1</w:t>
+      </w:r>
+      <w:r>
+        <w:rPr>
+          <w:rFonts w:ascii="Times New Roman" w:eastAsia="Times New Roman" w:hAnsi="Times New Roman" w:cs="Times New Roman"/>
+          <w:sz w:val="28"/>
+          <w:szCs w:val="28"/>
+        </w:rPr>
+        <w:t xml:space="preserve"> – Диаграмма вариантов использования</w:t>
       </w:r>
     </w:p>
     <w:p>
       <w:pPr>
         <w:pStyle w:val="2"/>
+        <w:spacing w:line="360" w:lineRule="auto"/>
         <w:jc w:val="center"/>
         <w:rPr>
           <w:rFonts w:ascii="Times New Roman" w:hAnsi="Times New Roman" w:cs="Times New Roman"/>
           <w:b/>
-          <w:bCs/>
           <w:color w:val="auto"/>
           <w:sz w:val="28"/>
-          <w:szCs w:val="28"/>
-        </w:rPr>
-      </w:pPr>
-      <w:bookmarkStart w:id="10" w:name="_Toc232646708"/>
-      <w:r>
-        <w:rPr>
-          <w:rFonts w:ascii="Times New Roman" w:eastAsia="Times New Roman" w:hAnsi="Times New Roman" w:cs="Times New Roman"/>
+        </w:rPr>
+      </w:pPr>
+      <w:bookmarkStart w:id="8" w:name="_Toc232764341"/>
+      <w:r>
+        <w:rPr>
+          <w:rFonts w:ascii="Times New Roman" w:hAnsi="Times New Roman" w:cs="Times New Roman"/>
           <w:b/>
-          <w:bCs/>
+          <w:sz w:val="28"/>
+        </w:rPr>
+        <w:t xml:space="preserve">2.2. </w:t>
+      </w:r>
+      <w:r>
+        <w:rPr>
+          <w:rFonts w:ascii="Times New Roman" w:hAnsi="Times New Roman" w:cs="Times New Roman"/>
+          <w:b/>
           <w:color w:val="auto"/>
           <w:sz w:val="28"/>
-          <w:szCs w:val="28"/>
-        </w:rPr>
-        <w:t>2.4. Проектирование структуры данных</w:t>
-      </w:r>
-      <w:bookmarkEnd w:id="10"/>
+        </w:rPr>
+        <w:t>Проектирование структуры. Диаграмма классов</w:t>
+      </w:r>
+      <w:bookmarkEnd w:id="8"/>
     </w:p>
     <w:p>
       <w:pPr>
@@ -5777,49 +5983,8 @@
           <w:sz w:val="28"/>
           <w:szCs w:val="28"/>
         </w:rPr>
-        <w:t xml:space="preserve">Для представления структуры приложения была разработана диаграмма классов, включающая сущности Space, </w:t>
-      </w:r>
-      <w:proofErr w:type="spellStart"/>
-      <w:r>
-        <w:rPr>
-          <w:sz w:val="28"/>
-          <w:szCs w:val="28"/>
-        </w:rPr>
-        <w:t>Booking</w:t>
-      </w:r>
-      <w:proofErr w:type="spellEnd"/>
-      <w:r>
-        <w:rPr>
-          <w:sz w:val="28"/>
-          <w:szCs w:val="28"/>
-        </w:rPr>
-        <w:t xml:space="preserve">, </w:t>
-      </w:r>
-      <w:proofErr w:type="spellStart"/>
-      <w:r>
-        <w:rPr>
-          <w:sz w:val="28"/>
-          <w:szCs w:val="28"/>
-        </w:rPr>
-        <w:t>AppState</w:t>
-      </w:r>
-      <w:proofErr w:type="spellEnd"/>
-      <w:r>
-        <w:rPr>
-          <w:sz w:val="28"/>
-          <w:szCs w:val="28"/>
-        </w:rPr>
-        <w:t xml:space="preserve"> и </w:t>
-      </w:r>
-      <w:proofErr w:type="spellStart"/>
-      <w:r>
-        <w:rPr>
-          <w:sz w:val="28"/>
-          <w:szCs w:val="28"/>
-        </w:rPr>
-        <w:t>CoworkingApp</w:t>
-      </w:r>
-      <w:proofErr w:type="spellEnd"/>
+        <w:t>Для представления структуры приложения была разработана диаграмма классов, включающая сущности Space, Booking, AppState и CoworkingApp</w:t>
+      </w:r>
       <w:r>
         <w:rPr>
           <w:sz w:val="28"/>
@@ -5850,23 +6015,7 @@
           <w:sz w:val="28"/>
           <w:szCs w:val="28"/>
         </w:rPr>
-        <w:t xml:space="preserve">ласс Space описывает рабочее пространство и содержит идентификатор, название, тип, адрес, район, вместимость, цену, рейтинг, изображение, удобства, описание и признак пользовательского объекта </w:t>
-      </w:r>
-      <w:proofErr w:type="spellStart"/>
-      <w:r>
-        <w:rPr>
-          <w:sz w:val="28"/>
-          <w:szCs w:val="28"/>
-        </w:rPr>
-        <w:t>isCustom</w:t>
-      </w:r>
-      <w:proofErr w:type="spellEnd"/>
-      <w:r>
-        <w:rPr>
-          <w:sz w:val="28"/>
-          <w:szCs w:val="28"/>
-        </w:rPr>
-        <w:t>.</w:t>
+        <w:t>ласс Space описывает рабочее пространство и содержит идентификатор, название, тип, адрес, район, вместимость, цену, рейтинг, изображение, удобства, описание и признак пользовательского объекта isCustom.</w:t>
       </w:r>
     </w:p>
     <w:p>
@@ -5890,39 +6039,7 @@
           <w:sz w:val="28"/>
           <w:szCs w:val="28"/>
         </w:rPr>
-        <w:t xml:space="preserve">Класс </w:t>
-      </w:r>
-      <w:proofErr w:type="spellStart"/>
-      <w:r>
-        <w:rPr>
-          <w:sz w:val="28"/>
-          <w:szCs w:val="28"/>
-        </w:rPr>
-        <w:t>Booking</w:t>
-      </w:r>
-      <w:proofErr w:type="spellEnd"/>
-      <w:r>
-        <w:rPr>
-          <w:sz w:val="28"/>
-          <w:szCs w:val="28"/>
-        </w:rPr>
-        <w:t xml:space="preserve"> хранит сведения о бронировании: идентификатор, ссылку на пространство через поле </w:t>
-      </w:r>
-      <w:proofErr w:type="spellStart"/>
-      <w:r>
-        <w:rPr>
-          <w:sz w:val="28"/>
-          <w:szCs w:val="28"/>
-        </w:rPr>
-        <w:t>spaceId</w:t>
-      </w:r>
-      <w:proofErr w:type="spellEnd"/>
-      <w:r>
-        <w:rPr>
-          <w:sz w:val="28"/>
-          <w:szCs w:val="28"/>
-        </w:rPr>
-        <w:t>, дату, время, длительность, количество гостей и итоговую стоимость.</w:t>
+        <w:t>Класс Booking хранит сведения о бронировании: идентификатор, ссылку на пространство через поле spaceId, дату, время, длительность, количество гостей и итоговую стоимость.</w:t>
       </w:r>
     </w:p>
     <w:p>
@@ -5946,23 +6063,7 @@
           <w:sz w:val="28"/>
           <w:szCs w:val="28"/>
         </w:rPr>
-        <w:t xml:space="preserve">Класс </w:t>
-      </w:r>
-      <w:proofErr w:type="spellStart"/>
-      <w:r>
-        <w:rPr>
-          <w:sz w:val="28"/>
-          <w:szCs w:val="28"/>
-        </w:rPr>
-        <w:t>AppState</w:t>
-      </w:r>
-      <w:proofErr w:type="spellEnd"/>
-      <w:r>
-        <w:rPr>
-          <w:sz w:val="28"/>
-          <w:szCs w:val="28"/>
-        </w:rPr>
-        <w:t xml:space="preserve"> объединяет текущее состояние интерфейса. В нем находятся активный тип, выбранная вкладка, удобства, идентификаторы выбранного и открытого пространства, редактируемого бронирования, а также массивы избранного и бронирований.</w:t>
+        <w:t>Класс AppState объединяет текущее состояние интерфейса. В нем находятся активный тип, выбранная вкладка, удобства, идентификаторы выбранного и открытого пространства, редактируемого бронирования, а также массивы избранного и бронирований.</w:t>
       </w:r>
     </w:p>
     <w:p>
@@ -5986,39 +6087,7 @@
           <w:sz w:val="28"/>
           <w:szCs w:val="28"/>
         </w:rPr>
-        <w:t xml:space="preserve">Класс </w:t>
-      </w:r>
-      <w:proofErr w:type="spellStart"/>
-      <w:r>
-        <w:rPr>
-          <w:sz w:val="28"/>
-          <w:szCs w:val="28"/>
-        </w:rPr>
-        <w:t>CoworkingApp</w:t>
-      </w:r>
-      <w:proofErr w:type="spellEnd"/>
-      <w:r>
-        <w:rPr>
-          <w:sz w:val="28"/>
-          <w:szCs w:val="28"/>
-        </w:rPr>
-        <w:t xml:space="preserve"> управляет каталогом и состоянием приложения. Он содержит методы поиска, фильтрации, отображения карточек, работы с избранным, бронированиями, пользовательскими коворкингами и </w:t>
-      </w:r>
-      <w:proofErr w:type="spellStart"/>
-      <w:r>
-        <w:rPr>
-          <w:sz w:val="28"/>
-          <w:szCs w:val="28"/>
-        </w:rPr>
-        <w:t>localStorage</w:t>
-      </w:r>
-      <w:proofErr w:type="spellEnd"/>
-      <w:r>
-        <w:rPr>
-          <w:sz w:val="28"/>
-          <w:szCs w:val="28"/>
-        </w:rPr>
-        <w:t>.</w:t>
+        <w:t>Класс CoworkingApp управляет каталогом и состоянием приложения. Он содержит методы поиска, фильтрации, отображения карточек, работы с избранным, бронированиями, пользовательскими коворкингами и localStorage.</w:t>
       </w:r>
     </w:p>
     <w:p>
@@ -6035,23 +6104,7 @@
           <w:sz w:val="28"/>
           <w:szCs w:val="28"/>
         </w:rPr>
-        <w:t xml:space="preserve">Связи на диаграмме показывают, что приложение хранит множество объектов Space, управляет одним объектом </w:t>
-      </w:r>
-      <w:proofErr w:type="spellStart"/>
-      <w:r>
-        <w:rPr>
-          <w:sz w:val="28"/>
-          <w:szCs w:val="28"/>
-        </w:rPr>
-        <w:t>AppState</w:t>
-      </w:r>
-      <w:proofErr w:type="spellEnd"/>
-      <w:r>
-        <w:rPr>
-          <w:sz w:val="28"/>
-          <w:szCs w:val="28"/>
-        </w:rPr>
-        <w:t>, а каждое бронирование связано с конкретным пространством.</w:t>
+        <w:t>Связи на диаграмме показывают, что приложение хранит множество объектов Space, управляет одним объектом AppState, а каждое бронирование связано с конкретным пространством.</w:t>
       </w:r>
     </w:p>
     <w:p>
@@ -6069,7 +6122,23 @@
           <w:sz w:val="28"/>
           <w:szCs w:val="28"/>
         </w:rPr>
-        <w:t>Структура данных приложения представлена на рисунке 3.</w:t>
+        <w:t xml:space="preserve">Структура данных приложения представлена на рисунке </w:t>
+      </w:r>
+      <w:r>
+        <w:rPr>
+          <w:rFonts w:ascii="Times New Roman" w:eastAsia="Times New Roman" w:hAnsi="Times New Roman" w:cs="Times New Roman"/>
+          <w:sz w:val="28"/>
+          <w:szCs w:val="28"/>
+        </w:rPr>
+        <w:t>2</w:t>
+      </w:r>
+      <w:r>
+        <w:rPr>
+          <w:rFonts w:ascii="Times New Roman" w:eastAsia="Times New Roman" w:hAnsi="Times New Roman" w:cs="Times New Roman"/>
+          <w:sz w:val="28"/>
+          <w:szCs w:val="28"/>
+        </w:rPr>
+        <w:t>.</w:t>
       </w:r>
     </w:p>
     <w:p>
@@ -6091,7 +6160,7 @@
         </w:rPr>
         <w:lastRenderedPageBreak/>
         <w:drawing>
-          <wp:inline distT="0" distB="0" distL="0" distR="0" wp14:anchorId="2CBB0824" wp14:editId="34D8E590">
+          <wp:inline distT="0" distB="0" distL="0" distR="0" wp14:anchorId="46DCC352" wp14:editId="1E3DE919">
             <wp:extent cx="5600700" cy="8486775"/>
             <wp:effectExtent l="0" t="0" r="0" b="9525"/>
             <wp:docPr id="18" name="Рисунок 18"/>
@@ -6108,7 +6177,7 @@
                     </pic:cNvPicPr>
                   </pic:nvPicPr>
                   <pic:blipFill>
-                    <a:blip r:embed="rId14">
+                    <a:blip r:embed="rId13">
                       <a:extLst>
                         <a:ext uri="{28A0092B-C50C-407E-A947-70E740481C1C}">
                           <a14:useLocalDpi xmlns:a14="http://schemas.microsoft.com/office/drawing/2010/main" val="0"/>
@@ -6155,7 +6224,24 @@
           <w:sz w:val="28"/>
           <w:szCs w:val="28"/>
         </w:rPr>
-        <w:t>Рисунок 3 - Диаграмма структуры данных приложения</w:t>
+        <w:t>Рисунок 2</w:t>
+      </w:r>
+      <w:r>
+        <w:rPr>
+          <w:rFonts w:ascii="Times New Roman" w:eastAsia="Times New Roman" w:hAnsi="Times New Roman" w:cs="Times New Roman"/>
+          <w:sz w:val="28"/>
+          <w:szCs w:val="28"/>
+          <w:lang w:val="en-US"/>
+        </w:rPr>
+        <w:t>.2</w:t>
+      </w:r>
+      <w:r>
+        <w:rPr>
+          <w:rFonts w:ascii="Times New Roman" w:eastAsia="Times New Roman" w:hAnsi="Times New Roman" w:cs="Times New Roman"/>
+          <w:sz w:val="28"/>
+          <w:szCs w:val="28"/>
+        </w:rPr>
+        <w:t xml:space="preserve"> – Диаграмма структуры данных</w:t>
       </w:r>
     </w:p>
     <w:p>
@@ -6171,26 +6257,168 @@
         <w:rPr>
           <w:rFonts w:ascii="Times New Roman" w:hAnsi="Times New Roman" w:cs="Times New Roman"/>
           <w:b/>
-          <w:bCs/>
           <w:color w:val="auto"/>
           <w:sz w:val="28"/>
-          <w:szCs w:val="28"/>
-        </w:rPr>
-      </w:pPr>
-      <w:bookmarkStart w:id="11" w:name="_Toc232646709"/>
-      <w:r>
-        <w:rPr>
-          <w:rFonts w:ascii="Times New Roman" w:eastAsia="Times New Roman" w:hAnsi="Times New Roman" w:cs="Times New Roman"/>
+        </w:rPr>
+      </w:pPr>
+      <w:bookmarkStart w:id="9" w:name="_Toc232764342"/>
+      <w:r>
+        <w:rPr>
+          <w:rFonts w:ascii="Times New Roman" w:hAnsi="Times New Roman" w:cs="Times New Roman"/>
           <w:b/>
-          <w:bCs/>
           <w:color w:val="auto"/>
           <w:sz w:val="28"/>
-          <w:szCs w:val="28"/>
         </w:rPr>
         <w:lastRenderedPageBreak/>
-        <w:t>2.5. Моделирование алгоритма поиска и фильтрации</w:t>
-      </w:r>
-      <w:bookmarkEnd w:id="11"/>
+        <w:t>2.3. Проектирование структуры навигации. Карта сайта</w:t>
+      </w:r>
+      <w:bookmarkEnd w:id="9"/>
+    </w:p>
+    <w:p>
+      <w:pPr>
+        <w:spacing w:after="0" w:line="360" w:lineRule="auto"/>
+        <w:ind w:firstLine="709"/>
+        <w:jc w:val="both"/>
+        <w:rPr>
+          <w:rFonts w:ascii="Times New Roman" w:hAnsi="Times New Roman" w:cs="Times New Roman"/>
+          <w:sz w:val="28"/>
+        </w:rPr>
+      </w:pPr>
+      <w:r>
+        <w:rPr>
+          <w:rFonts w:ascii="Times New Roman" w:hAnsi="Times New Roman" w:cs="Times New Roman"/>
+          <w:sz w:val="28"/>
+        </w:rPr>
+        <w:t>Приложение реализовано как одностраничный интерфейс. Шапка содержит переходы к каталогу и панели бронирования. На мобильном экране ссылки помещаются в раскрывающееся меню. Основной сценарий начинается с поиска и фильтров, продолжается просмотром карточки и завершается формой бронирования.</w:t>
+      </w:r>
+    </w:p>
+    <w:p>
+      <w:pPr>
+        <w:spacing w:after="0" w:line="360" w:lineRule="auto"/>
+        <w:ind w:firstLine="709"/>
+        <w:jc w:val="both"/>
+        <w:rPr>
+          <w:rFonts w:ascii="Times New Roman" w:hAnsi="Times New Roman" w:cs="Times New Roman"/>
+          <w:sz w:val="28"/>
+        </w:rPr>
+      </w:pPr>
+      <w:r>
+        <w:rPr>
+          <w:rFonts w:ascii="Times New Roman" w:hAnsi="Times New Roman" w:cs="Times New Roman"/>
+          <w:sz w:val="28"/>
+        </w:rPr>
+        <w:t>Дополнительные ветви навигации связаны с вкладкой избранного, модальным окном подробного описания, формой добавления коворкинга и историей бронирований. Переходы выполняются без перезагрузки, поэтому пользователь сохраняет выбранные фильтры и контекст.</w:t>
+      </w:r>
+    </w:p>
+    <w:p>
+      <w:r>
+        <w:rPr>
+          <w:noProof/>
+        </w:rPr>
+        <w:drawing>
+          <wp:inline distT="0" distB="0" distL="0" distR="0" wp14:anchorId="7CDC13A3" wp14:editId="41F910BC">
+            <wp:extent cx="6115050" cy="2028825"/>
+            <wp:effectExtent l="0" t="0" r="0" b="9525"/>
+            <wp:docPr id="4" name="Рисунок 4"/>
+            <wp:cNvGraphicFramePr>
+              <a:graphicFrameLocks xmlns:a="http://schemas.openxmlformats.org/drawingml/2006/main" noChangeAspect="1"/>
+            </wp:cNvGraphicFramePr>
+            <a:graphic xmlns:a="http://schemas.openxmlformats.org/drawingml/2006/main">
+              <a:graphicData uri="http://schemas.openxmlformats.org/drawingml/2006/picture">
+                <pic:pic xmlns:pic="http://schemas.openxmlformats.org/drawingml/2006/picture">
+                  <pic:nvPicPr>
+                    <pic:cNvPr id="0" name="Picture 1"/>
+                    <pic:cNvPicPr>
+                      <a:picLocks noChangeAspect="1" noChangeArrowheads="1"/>
+                    </pic:cNvPicPr>
+                  </pic:nvPicPr>
+                  <pic:blipFill>
+                    <a:blip r:embed="rId14">
+                      <a:extLst>
+                        <a:ext uri="{28A0092B-C50C-407E-A947-70E740481C1C}">
+                          <a14:useLocalDpi xmlns:a14="http://schemas.microsoft.com/office/drawing/2010/main" val="0"/>
+                        </a:ext>
+                      </a:extLst>
+                    </a:blip>
+                    <a:srcRect/>
+                    <a:stretch>
+                      <a:fillRect/>
+                    </a:stretch>
+                  </pic:blipFill>
+                  <pic:spPr bwMode="auto">
+                    <a:xfrm>
+                      <a:off x="0" y="0"/>
+                      <a:ext cx="6115050" cy="2028825"/>
+                    </a:xfrm>
+                    <a:prstGeom prst="rect">
+                      <a:avLst/>
+                    </a:prstGeom>
+                    <a:noFill/>
+                    <a:ln>
+                      <a:noFill/>
+                    </a:ln>
+                  </pic:spPr>
+                </pic:pic>
+              </a:graphicData>
+            </a:graphic>
+          </wp:inline>
+        </w:drawing>
+      </w:r>
+    </w:p>
+    <w:p>
+      <w:pPr>
+        <w:spacing w:after="0" w:line="360" w:lineRule="auto"/>
+        <w:jc w:val="center"/>
+        <w:rPr>
+          <w:rFonts w:ascii="Times New Roman" w:hAnsi="Times New Roman" w:cs="Times New Roman"/>
+          <w:sz w:val="28"/>
+        </w:rPr>
+      </w:pPr>
+      <w:r>
+        <w:rPr>
+          <w:rFonts w:ascii="Times New Roman" w:hAnsi="Times New Roman" w:cs="Times New Roman"/>
+          <w:sz w:val="28"/>
+        </w:rPr>
+        <w:t xml:space="preserve">Рисунок </w:t>
+      </w:r>
+      <w:r>
+        <w:rPr>
+          <w:rFonts w:ascii="Times New Roman" w:hAnsi="Times New Roman" w:cs="Times New Roman"/>
+          <w:sz w:val="28"/>
+        </w:rPr>
+        <w:t>2.</w:t>
+      </w:r>
+      <w:r>
+        <w:rPr>
+          <w:rFonts w:ascii="Times New Roman" w:hAnsi="Times New Roman" w:cs="Times New Roman"/>
+          <w:sz w:val="28"/>
+        </w:rPr>
+        <w:t>3 – Карта сайта и структура навигации</w:t>
+      </w:r>
+    </w:p>
+    <w:p>
+      <w:pPr>
+        <w:pStyle w:val="2"/>
+        <w:spacing w:line="360" w:lineRule="auto"/>
+        <w:jc w:val="center"/>
+        <w:rPr>
+          <w:rFonts w:ascii="Times New Roman" w:hAnsi="Times New Roman" w:cs="Times New Roman"/>
+          <w:b/>
+          <w:color w:val="auto"/>
+          <w:sz w:val="28"/>
+        </w:rPr>
+      </w:pPr>
+      <w:bookmarkStart w:id="10" w:name="_Toc232764343"/>
+      <w:r>
+        <w:rPr>
+          <w:rFonts w:ascii="Times New Roman" w:hAnsi="Times New Roman" w:cs="Times New Roman"/>
+          <w:b/>
+          <w:color w:val="auto"/>
+          <w:sz w:val="28"/>
+        </w:rPr>
+        <w:t>2.4. Проектирование пользовательских сценариев. Диаграммы деятельности</w:t>
+      </w:r>
+      <w:bookmarkEnd w:id="10"/>
     </w:p>
     <w:p>
       <w:pPr>
@@ -6207,32 +6435,7 @@
           <w:sz w:val="28"/>
           <w:szCs w:val="28"/>
         </w:rPr>
-        <w:t xml:space="preserve">Поиск и фильтрация выполняются в функции </w:t>
-      </w:r>
-      <w:proofErr w:type="spellStart"/>
-      <w:proofErr w:type="gramStart"/>
-      <w:r>
-        <w:rPr>
-          <w:sz w:val="28"/>
-          <w:szCs w:val="28"/>
-        </w:rPr>
-        <w:t>getFilteredSpaces</w:t>
-      </w:r>
-      <w:proofErr w:type="spellEnd"/>
-      <w:r>
-        <w:rPr>
-          <w:sz w:val="28"/>
-          <w:szCs w:val="28"/>
-        </w:rPr>
-        <w:t>(</w:t>
-      </w:r>
-      <w:proofErr w:type="gramEnd"/>
-      <w:r>
-        <w:rPr>
-          <w:sz w:val="28"/>
-          <w:szCs w:val="28"/>
-        </w:rPr>
-        <w:t>). Алгоритм запускается при изменении поисковой строки, количества гостей, типа пространства, вкладки каталога или выбранных удобств.</w:t>
+        <w:t>Поиск и фильтрация выполняются в функции getFilteredSpaces(). Алгоритм запускается при изменении поисковой строки, количества гостей, типа пространства, вкладки каталога или выбранных удобств.</w:t>
       </w:r>
     </w:p>
     <w:p>
@@ -6249,23 +6452,7 @@
           <w:sz w:val="28"/>
           <w:szCs w:val="28"/>
         </w:rPr>
-        <w:t xml:space="preserve">Сначала программа получает все параметры фильтрации и создает пустой массив результатов. Затем начинается обход массива </w:t>
-      </w:r>
-      <w:proofErr w:type="spellStart"/>
-      <w:r>
-        <w:rPr>
-          <w:sz w:val="28"/>
-          <w:szCs w:val="28"/>
-        </w:rPr>
-        <w:t>spaces</w:t>
-      </w:r>
-      <w:proofErr w:type="spellEnd"/>
-      <w:r>
-        <w:rPr>
-          <w:sz w:val="28"/>
-          <w:szCs w:val="28"/>
-        </w:rPr>
-        <w:t>.</w:t>
+        <w:t>Сначала программа получает все параметры фильтрации и создает пустой массив результатов. Затем начинается обход массива spaces.</w:t>
       </w:r>
     </w:p>
     <w:p>
@@ -6282,23 +6469,15 @@
           <w:sz w:val="28"/>
           <w:szCs w:val="28"/>
         </w:rPr>
-        <w:t xml:space="preserve">Для каждого объекта проверяется, содержится ли запрос в названии, адресе или районе. После этого сравниваются тип пространства, вместимость и активная вкладка. Если открыта вкладка «Избранное», объект должен присутствовать в массиве </w:t>
-      </w:r>
-      <w:proofErr w:type="spellStart"/>
-      <w:r>
-        <w:rPr>
-          <w:sz w:val="28"/>
-          <w:szCs w:val="28"/>
-        </w:rPr>
-        <w:t>favoriteSpaces</w:t>
-      </w:r>
-      <w:proofErr w:type="spellEnd"/>
-      <w:r>
-        <w:rPr>
-          <w:sz w:val="28"/>
-          <w:szCs w:val="28"/>
-        </w:rPr>
-        <w:t>.</w:t>
+        <w:t xml:space="preserve">Для каждого объекта проверяется, содержится ли запрос в названии, адресе или районе. После этого сравниваются тип пространства, вместимость и активная </w:t>
+      </w:r>
+      <w:r>
+        <w:rPr>
+          <w:sz w:val="28"/>
+          <w:szCs w:val="28"/>
+        </w:rPr>
+        <w:lastRenderedPageBreak/>
+        <w:t>вкладка. Если открыта вкладка «Избранное», объект должен присутствовать в массиве favoriteSpaces.</w:t>
       </w:r>
     </w:p>
     <w:p>
@@ -6315,32 +6494,7 @@
           <w:sz w:val="28"/>
           <w:szCs w:val="28"/>
         </w:rPr>
-        <w:t xml:space="preserve">На последнем этапе проверяются удобства. Метод </w:t>
-      </w:r>
-      <w:proofErr w:type="spellStart"/>
-      <w:proofErr w:type="gramStart"/>
-      <w:r>
-        <w:rPr>
-          <w:sz w:val="28"/>
-          <w:szCs w:val="28"/>
-        </w:rPr>
-        <w:t>every</w:t>
-      </w:r>
-      <w:proofErr w:type="spellEnd"/>
-      <w:r>
-        <w:rPr>
-          <w:sz w:val="28"/>
-          <w:szCs w:val="28"/>
-        </w:rPr>
-        <w:t>(</w:t>
-      </w:r>
-      <w:proofErr w:type="gramEnd"/>
-      <w:r>
-        <w:rPr>
-          <w:sz w:val="28"/>
-          <w:szCs w:val="28"/>
-        </w:rPr>
-        <w:t>) требует, чтобы пространство содержало все отмеченные пользователем параметры. Все условия объединяются логической операцией И.</w:t>
+        <w:t>На последнем этапе проверяются удобства. Метод every() требует, чтобы пространство содержало все отмеченные пользователем параметры. Все условия объединяются логической операцией И.</w:t>
       </w:r>
     </w:p>
     <w:p>
@@ -6357,32 +6511,7 @@
           <w:sz w:val="28"/>
           <w:szCs w:val="28"/>
         </w:rPr>
-        <w:t xml:space="preserve">Если объект проходит все проверки, он добавляется в массив результатов. После завершения цикла массив передается функции </w:t>
-      </w:r>
-      <w:proofErr w:type="spellStart"/>
-      <w:proofErr w:type="gramStart"/>
-      <w:r>
-        <w:rPr>
-          <w:sz w:val="28"/>
-          <w:szCs w:val="28"/>
-        </w:rPr>
-        <w:t>renderSpaces</w:t>
-      </w:r>
-      <w:proofErr w:type="spellEnd"/>
-      <w:r>
-        <w:rPr>
-          <w:sz w:val="28"/>
-          <w:szCs w:val="28"/>
-        </w:rPr>
-        <w:t>(</w:t>
-      </w:r>
-      <w:proofErr w:type="gramEnd"/>
-      <w:r>
-        <w:rPr>
-          <w:sz w:val="28"/>
-          <w:szCs w:val="28"/>
-        </w:rPr>
-        <w:t>), которая очищает сетку, обновляет счетчик и заново создает карточки.</w:t>
+        <w:t>Если объект проходит все проверки, он добавляется в массив результатов. После завершения цикла массив передается функции renderSpaces(), которая очищает сетку, обновляет счетчик и заново создает карточки.</w:t>
       </w:r>
     </w:p>
     <w:p>
@@ -6428,7 +6557,7 @@
         </w:rPr>
         <w:lastRenderedPageBreak/>
         <w:drawing>
-          <wp:inline distT="0" distB="0" distL="0" distR="0" wp14:anchorId="61E21C3B" wp14:editId="25B796F7">
+          <wp:inline distT="0" distB="0" distL="0" distR="0" wp14:anchorId="31D4AC32" wp14:editId="46DED25B">
             <wp:extent cx="2039115" cy="8839200"/>
             <wp:effectExtent l="0" t="0" r="0" b="0"/>
             <wp:docPr id="21" name="Рисунок 21"/>
@@ -6492,7 +6621,556 @@
           <w:sz w:val="28"/>
           <w:szCs w:val="28"/>
         </w:rPr>
-        <w:t>Рисунок 4 - Диаграмма алгоритма поиска и фильтрации</w:t>
+        <w:t xml:space="preserve">Рисунок </w:t>
+      </w:r>
+      <w:r>
+        <w:rPr>
+          <w:rFonts w:ascii="Times New Roman" w:eastAsia="Times New Roman" w:hAnsi="Times New Roman" w:cs="Times New Roman"/>
+          <w:sz w:val="28"/>
+          <w:szCs w:val="28"/>
+        </w:rPr>
+        <w:t>2.</w:t>
+      </w:r>
+      <w:r>
+        <w:rPr>
+          <w:rFonts w:ascii="Times New Roman" w:eastAsia="Times New Roman" w:hAnsi="Times New Roman" w:cs="Times New Roman"/>
+          <w:sz w:val="28"/>
+          <w:szCs w:val="28"/>
+        </w:rPr>
+        <w:t>4</w:t>
+      </w:r>
+      <w:r>
+        <w:rPr>
+          <w:rFonts w:ascii="Times New Roman" w:eastAsia="Times New Roman" w:hAnsi="Times New Roman" w:cs="Times New Roman"/>
+          <w:sz w:val="28"/>
+          <w:szCs w:val="28"/>
+        </w:rPr>
+        <w:t>(1)</w:t>
+      </w:r>
+      <w:r>
+        <w:rPr>
+          <w:rFonts w:ascii="Times New Roman" w:eastAsia="Times New Roman" w:hAnsi="Times New Roman" w:cs="Times New Roman"/>
+          <w:sz w:val="28"/>
+          <w:szCs w:val="28"/>
+        </w:rPr>
+        <w:t xml:space="preserve"> – Алгоритм поиска и фильтрации</w:t>
+      </w:r>
+    </w:p>
+    <w:p>
+      <w:pPr>
+        <w:spacing w:after="0" w:line="360" w:lineRule="auto"/>
+        <w:ind w:firstLine="709"/>
+        <w:jc w:val="both"/>
+        <w:rPr>
+          <w:rFonts w:ascii="Times New Roman" w:hAnsi="Times New Roman" w:cs="Times New Roman"/>
+          <w:sz w:val="28"/>
+        </w:rPr>
+      </w:pPr>
+      <w:r>
+        <w:rPr>
+          <w:rFonts w:ascii="Times New Roman" w:hAnsi="Times New Roman" w:cs="Times New Roman"/>
+          <w:sz w:val="28"/>
+        </w:rPr>
+        <w:lastRenderedPageBreak/>
+        <w:t>Сценарий бронирования начинается с выбора карточки. Система переносит сведения о пространстве в панель, ограничивает число гостей вместимостью и пересчитывает стоимость при изменении периода. При отправке проверяются выбранное пространство, дата и количество гостей; корректный объект добавляется в историю и localStorage.</w:t>
+      </w:r>
+    </w:p>
+    <w:p>
+      <w:pPr>
+        <w:spacing w:after="0" w:line="360" w:lineRule="auto"/>
+        <w:ind w:firstLine="709"/>
+        <w:jc w:val="both"/>
+        <w:rPr>
+          <w:rFonts w:ascii="Times New Roman" w:hAnsi="Times New Roman" w:cs="Times New Roman"/>
+          <w:sz w:val="28"/>
+        </w:rPr>
+      </w:pPr>
+      <w:r>
+        <w:rPr>
+          <w:rFonts w:ascii="Times New Roman" w:hAnsi="Times New Roman" w:cs="Times New Roman"/>
+          <w:sz w:val="28"/>
+        </w:rPr>
+        <w:t>Сценарий добавления пространства включает заполнение характеристик, выбор одного из восьми изображений и проверку обязательных полей. После сохранения объект с признаком isCustom добавляется в массив spaces, участвует в фильтрации и может быть изменён или удалён.</w:t>
+      </w:r>
+    </w:p>
+    <w:p>
+      <w:pPr>
+        <w:spacing w:after="0" w:line="360" w:lineRule="auto"/>
+        <w:ind w:firstLine="709"/>
+        <w:jc w:val="center"/>
+        <w:rPr>
+          <w:rFonts w:ascii="Times New Roman" w:hAnsi="Times New Roman" w:cs="Times New Roman"/>
+          <w:sz w:val="28"/>
+        </w:rPr>
+      </w:pPr>
+      <w:r>
+        <w:rPr>
+          <w:rFonts w:ascii="Times New Roman" w:hAnsi="Times New Roman" w:cs="Times New Roman"/>
+          <w:noProof/>
+          <w:sz w:val="28"/>
+        </w:rPr>
+        <w:lastRenderedPageBreak/>
+        <w:drawing>
+          <wp:inline distT="0" distB="0" distL="0" distR="0" wp14:anchorId="4A6CD69D" wp14:editId="3C0B1E1C">
+            <wp:extent cx="2187572" cy="8924925"/>
+            <wp:effectExtent l="0" t="0" r="3810" b="0"/>
+            <wp:docPr id="6" name="Рисунок 6"/>
+            <wp:cNvGraphicFramePr>
+              <a:graphicFrameLocks xmlns:a="http://schemas.openxmlformats.org/drawingml/2006/main" noChangeAspect="1"/>
+            </wp:cNvGraphicFramePr>
+            <a:graphic xmlns:a="http://schemas.openxmlformats.org/drawingml/2006/main">
+              <a:graphicData uri="http://schemas.openxmlformats.org/drawingml/2006/picture">
+                <pic:pic xmlns:pic="http://schemas.openxmlformats.org/drawingml/2006/picture">
+                  <pic:nvPicPr>
+                    <pic:cNvPr id="0" name="Picture 9"/>
+                    <pic:cNvPicPr>
+                      <a:picLocks noChangeAspect="1" noChangeArrowheads="1"/>
+                    </pic:cNvPicPr>
+                  </pic:nvPicPr>
+                  <pic:blipFill>
+                    <a:blip r:embed="rId16">
+                      <a:extLst>
+                        <a:ext uri="{28A0092B-C50C-407E-A947-70E740481C1C}">
+                          <a14:useLocalDpi xmlns:a14="http://schemas.microsoft.com/office/drawing/2010/main" val="0"/>
+                        </a:ext>
+                      </a:extLst>
+                    </a:blip>
+                    <a:srcRect/>
+                    <a:stretch>
+                      <a:fillRect/>
+                    </a:stretch>
+                  </pic:blipFill>
+                  <pic:spPr bwMode="auto">
+                    <a:xfrm>
+                      <a:off x="0" y="0"/>
+                      <a:ext cx="2199383" cy="8973114"/>
+                    </a:xfrm>
+                    <a:prstGeom prst="rect">
+                      <a:avLst/>
+                    </a:prstGeom>
+                    <a:noFill/>
+                    <a:ln>
+                      <a:noFill/>
+                    </a:ln>
+                  </pic:spPr>
+                </pic:pic>
+              </a:graphicData>
+            </a:graphic>
+          </wp:inline>
+        </w:drawing>
+      </w:r>
+    </w:p>
+    <w:p>
+      <w:pPr>
+        <w:spacing w:after="0" w:line="360" w:lineRule="auto"/>
+        <w:jc w:val="center"/>
+        <w:rPr>
+          <w:rFonts w:ascii="Times New Roman" w:hAnsi="Times New Roman" w:cs="Times New Roman"/>
+          <w:sz w:val="28"/>
+        </w:rPr>
+      </w:pPr>
+      <w:r>
+        <w:rPr>
+          <w:rFonts w:ascii="Times New Roman" w:hAnsi="Times New Roman" w:cs="Times New Roman"/>
+          <w:sz w:val="28"/>
+        </w:rPr>
+        <w:t xml:space="preserve">Рисунок </w:t>
+      </w:r>
+      <w:r>
+        <w:rPr>
+          <w:rFonts w:ascii="Times New Roman" w:hAnsi="Times New Roman" w:cs="Times New Roman"/>
+          <w:sz w:val="28"/>
+        </w:rPr>
+        <w:t>2.</w:t>
+      </w:r>
+      <w:r>
+        <w:rPr>
+          <w:rFonts w:ascii="Times New Roman" w:hAnsi="Times New Roman" w:cs="Times New Roman"/>
+          <w:sz w:val="28"/>
+        </w:rPr>
+        <w:t>4</w:t>
+      </w:r>
+      <w:r>
+        <w:rPr>
+          <w:rFonts w:ascii="Times New Roman" w:hAnsi="Times New Roman" w:cs="Times New Roman"/>
+          <w:sz w:val="28"/>
+          <w:lang w:val="en-US"/>
+        </w:rPr>
+        <w:t>(2)</w:t>
+      </w:r>
+      <w:r>
+        <w:rPr>
+          <w:rFonts w:ascii="Times New Roman" w:hAnsi="Times New Roman" w:cs="Times New Roman"/>
+          <w:sz w:val="28"/>
+        </w:rPr>
+        <w:t xml:space="preserve"> – Диаграмма деятельности сценария бронирования</w:t>
+      </w:r>
+    </w:p>
+    <w:p>
+      <w:pPr>
+        <w:pStyle w:val="2"/>
+        <w:spacing w:line="360" w:lineRule="auto"/>
+        <w:jc w:val="center"/>
+        <w:rPr>
+          <w:rFonts w:ascii="Times New Roman" w:hAnsi="Times New Roman" w:cs="Times New Roman"/>
+          <w:b/>
+          <w:color w:val="auto"/>
+          <w:sz w:val="28"/>
+        </w:rPr>
+      </w:pPr>
+      <w:bookmarkStart w:id="11" w:name="_Toc232764344"/>
+      <w:r>
+        <w:rPr>
+          <w:rFonts w:ascii="Times New Roman" w:hAnsi="Times New Roman" w:cs="Times New Roman"/>
+          <w:b/>
+          <w:color w:val="auto"/>
+          <w:sz w:val="28"/>
+        </w:rPr>
+        <w:lastRenderedPageBreak/>
+        <w:t>2.5. Проектирование интерфейса</w:t>
+      </w:r>
+      <w:bookmarkEnd w:id="11"/>
+    </w:p>
+    <w:p>
+      <w:pPr>
+        <w:spacing w:after="120" w:line="360" w:lineRule="auto"/>
+        <w:ind w:firstLine="708"/>
+        <w:jc w:val="both"/>
+      </w:pPr>
+      <w:r>
+        <w:rPr>
+          <w:rFonts w:ascii="Times New Roman" w:eastAsia="Times New Roman" w:hAnsi="Times New Roman" w:cs="Times New Roman"/>
+          <w:sz w:val="28"/>
+          <w:szCs w:val="28"/>
+        </w:rPr>
+        <w:t>Страница разделена на несколько смысловых областей. Верхняя панель содержит название сервиса, навигацию и кнопку темы. Ниже расположена форма поиска по названию или району, дате и количеству гостей. Основная область состоит из каталога коворкингов и панели бронирования.</w:t>
+      </w:r>
+    </w:p>
+    <w:p>
+      <w:pPr>
+        <w:spacing w:after="120" w:line="360" w:lineRule="auto"/>
+        <w:ind w:firstLine="708"/>
+        <w:jc w:val="both"/>
+      </w:pPr>
+      <w:r>
+        <w:rPr>
+          <w:rFonts w:ascii="Times New Roman" w:eastAsia="Times New Roman" w:hAnsi="Times New Roman" w:cs="Times New Roman"/>
+          <w:sz w:val="28"/>
+          <w:szCs w:val="28"/>
+        </w:rPr>
+        <w:t>В каталоге находятся вкладки, фильтры и карточки пространств. Панель справа показывает выбранный вариант и параметры заказа. На узком экране панель переносится под каталог. Макет пользовательского интерфейса представлен на рисунке 1.</w:t>
+      </w:r>
+    </w:p>
+    <w:p>
+      <w:pPr>
+        <w:spacing w:after="80" w:line="360" w:lineRule="auto"/>
+        <w:jc w:val="center"/>
+        <w:rPr>
+          <w:rFonts w:ascii="Times New Roman" w:eastAsia="Times New Roman" w:hAnsi="Times New Roman" w:cs="Times New Roman"/>
+          <w:sz w:val="24"/>
+          <w:szCs w:val="24"/>
+        </w:rPr>
+      </w:pPr>
+      <w:r>
+        <w:rPr>
+          <w:rFonts w:ascii="Times New Roman" w:eastAsia="Times New Roman" w:hAnsi="Times New Roman" w:cs="Times New Roman"/>
+          <w:noProof/>
+          <w:sz w:val="24"/>
+          <w:szCs w:val="24"/>
+        </w:rPr>
+        <w:drawing>
+          <wp:inline distT="0" distB="0" distL="0" distR="0" wp14:anchorId="083A3FB5" wp14:editId="3DAAC537">
+            <wp:extent cx="5940425" cy="3970020"/>
+            <wp:effectExtent l="0" t="0" r="3175" b="0"/>
+            <wp:docPr id="11" name="Рисунок 11"/>
+            <wp:cNvGraphicFramePr>
+              <a:graphicFrameLocks xmlns:a="http://schemas.openxmlformats.org/drawingml/2006/main" noChangeAspect="1"/>
+            </wp:cNvGraphicFramePr>
+            <a:graphic xmlns:a="http://schemas.openxmlformats.org/drawingml/2006/main">
+              <a:graphicData uri="http://schemas.openxmlformats.org/drawingml/2006/picture">
+                <pic:pic xmlns:pic="http://schemas.openxmlformats.org/drawingml/2006/picture">
+                  <pic:nvPicPr>
+                    <pic:cNvPr id="0" name="Picture 1"/>
+                    <pic:cNvPicPr>
+                      <a:picLocks noChangeAspect="1" noChangeArrowheads="1"/>
+                    </pic:cNvPicPr>
+                  </pic:nvPicPr>
+                  <pic:blipFill>
+                    <a:blip r:embed="rId17">
+                      <a:extLst>
+                        <a:ext uri="{28A0092B-C50C-407E-A947-70E740481C1C}">
+                          <a14:useLocalDpi xmlns:a14="http://schemas.microsoft.com/office/drawing/2010/main" val="0"/>
+                        </a:ext>
+                      </a:extLst>
+                    </a:blip>
+                    <a:srcRect/>
+                    <a:stretch>
+                      <a:fillRect/>
+                    </a:stretch>
+                  </pic:blipFill>
+                  <pic:spPr bwMode="auto">
+                    <a:xfrm>
+                      <a:off x="0" y="0"/>
+                      <a:ext cx="5940425" cy="3970020"/>
+                    </a:xfrm>
+                    <a:prstGeom prst="rect">
+                      <a:avLst/>
+                    </a:prstGeom>
+                    <a:noFill/>
+                    <a:ln>
+                      <a:noFill/>
+                    </a:ln>
+                  </pic:spPr>
+                </pic:pic>
+              </a:graphicData>
+            </a:graphic>
+          </wp:inline>
+        </w:drawing>
+      </w:r>
+    </w:p>
+    <w:p>
+      <w:pPr>
+        <w:spacing w:after="80" w:line="360" w:lineRule="auto"/>
+        <w:jc w:val="center"/>
+        <w:rPr>
+          <w:sz w:val="24"/>
+          <w:szCs w:val="24"/>
+        </w:rPr>
+      </w:pPr>
+      <w:r>
+        <w:rPr>
+          <w:rFonts w:ascii="Times New Roman" w:eastAsia="Times New Roman" w:hAnsi="Times New Roman" w:cs="Times New Roman"/>
+          <w:sz w:val="28"/>
+          <w:szCs w:val="28"/>
+        </w:rPr>
+        <w:t xml:space="preserve">Рисунок </w:t>
+      </w:r>
+      <w:r>
+        <w:rPr>
+          <w:rFonts w:ascii="Times New Roman" w:eastAsia="Times New Roman" w:hAnsi="Times New Roman" w:cs="Times New Roman"/>
+          <w:sz w:val="28"/>
+          <w:szCs w:val="28"/>
+          <w:lang w:val="en-US"/>
+        </w:rPr>
+        <w:t>2.</w:t>
+      </w:r>
+      <w:r>
+        <w:rPr>
+          <w:rFonts w:ascii="Times New Roman" w:eastAsia="Times New Roman" w:hAnsi="Times New Roman" w:cs="Times New Roman"/>
+          <w:sz w:val="28"/>
+          <w:szCs w:val="28"/>
+        </w:rPr>
+        <w:t>5 – Макет веб-интерфейса</w:t>
+      </w:r>
+    </w:p>
+    <w:p>
+      <w:pPr>
+        <w:spacing w:after="0" w:line="360" w:lineRule="auto"/>
+        <w:ind w:firstLine="709"/>
+        <w:jc w:val="both"/>
+        <w:rPr>
+          <w:rFonts w:ascii="Times New Roman" w:hAnsi="Times New Roman" w:cs="Times New Roman"/>
+          <w:sz w:val="28"/>
+        </w:rPr>
+      </w:pPr>
+      <w:r>
+        <w:rPr>
+          <w:rFonts w:ascii="Times New Roman" w:hAnsi="Times New Roman" w:cs="Times New Roman"/>
+          <w:sz w:val="28"/>
+        </w:rPr>
+        <w:t>Форма добавления дополнена галереей миниатюр: выбранный вариант выделяется рамкой, доступен с клавиатуры и сохраняется в объекте пространства. В форме бронирования поле «Период» объединяет часы и дни, а пояснение сообщает, что дневная стоимость рассчитывается по почасовому тарифу.</w:t>
+      </w:r>
+    </w:p>
+    <w:p>
+      <w:pPr>
+        <w:pStyle w:val="2"/>
+        <w:spacing w:line="360" w:lineRule="auto"/>
+        <w:jc w:val="center"/>
+        <w:rPr>
+          <w:rFonts w:ascii="Times New Roman" w:hAnsi="Times New Roman" w:cs="Times New Roman"/>
+          <w:b/>
+          <w:color w:val="auto"/>
+          <w:sz w:val="28"/>
+        </w:rPr>
+      </w:pPr>
+      <w:bookmarkStart w:id="12" w:name="_Toc232764345"/>
+      <w:r>
+        <w:rPr>
+          <w:rFonts w:ascii="Times New Roman" w:hAnsi="Times New Roman" w:cs="Times New Roman"/>
+          <w:b/>
+          <w:color w:val="auto"/>
+          <w:sz w:val="28"/>
+        </w:rPr>
+        <w:lastRenderedPageBreak/>
+        <w:t>2.6. Описание работы с локальным хранилищем</w:t>
+      </w:r>
+      <w:bookmarkEnd w:id="12"/>
+    </w:p>
+    <w:p>
+      <w:pPr>
+        <w:spacing w:after="120" w:line="360" w:lineRule="auto"/>
+        <w:ind w:firstLine="708"/>
+        <w:jc w:val="both"/>
+      </w:pPr>
+      <w:r>
+        <w:rPr>
+          <w:rFonts w:ascii="Times New Roman" w:eastAsia="Times New Roman" w:hAnsi="Times New Roman" w:cs="Times New Roman"/>
+          <w:sz w:val="28"/>
+          <w:szCs w:val="28"/>
+        </w:rPr>
+        <w:t>Основные сведения представлены массивом объектов spaces. Каждый объект содержит идентификатор, название, тип, адрес, вместимость, цену, рейтинг, путь к изображению, удобства и описание.</w:t>
+      </w:r>
+    </w:p>
+    <w:p>
+      <w:pPr>
+        <w:spacing w:after="120" w:line="360" w:lineRule="auto"/>
+        <w:jc w:val="both"/>
+      </w:pPr>
+      <w:r>
+        <w:rPr>
+          <w:rFonts w:ascii="Times New Roman" w:eastAsia="Times New Roman" w:hAnsi="Times New Roman" w:cs="Times New Roman"/>
+          <w:sz w:val="28"/>
+          <w:szCs w:val="28"/>
+        </w:rPr>
+        <w:t>Для фильтрации применяется метод filter(). [4] Поисковая строка сравнивается с названием, адресом и районом. Дополнительно проверяются выбранный тип, минимальная вместимость, вкладка каталога и все отмеченные удобства.</w:t>
+      </w:r>
+    </w:p>
+    <w:p>
+      <w:pPr>
+        <w:spacing w:after="120" w:line="360" w:lineRule="auto"/>
+        <w:jc w:val="both"/>
+      </w:pPr>
+      <w:r>
+        <w:rPr>
+          <w:rFonts w:ascii="Times New Roman" w:eastAsia="Times New Roman" w:hAnsi="Times New Roman" w:cs="Times New Roman"/>
+          <w:sz w:val="28"/>
+          <w:szCs w:val="28"/>
+        </w:rPr>
+        <w:t>Состояние интерфейса хранится в объекте state. В нем находятся активные фильтры, идентификатор выбранного пространства, список избранного и массив бронирований. Такой подход позволяет централизованно обновлять карточки и панель заказа.</w:t>
+      </w:r>
+    </w:p>
+    <w:p>
+      <w:pPr>
+        <w:spacing w:after="120" w:line="360" w:lineRule="auto"/>
+        <w:jc w:val="both"/>
+      </w:pPr>
+      <w:r>
+        <w:rPr>
+          <w:rFonts w:ascii="Times New Roman" w:eastAsia="Times New Roman" w:hAnsi="Times New Roman" w:cs="Times New Roman"/>
+          <w:sz w:val="28"/>
+          <w:szCs w:val="28"/>
+        </w:rPr>
+        <w:t>Данные, которые должны сохраняться после закрытия страницы, записываются в localStorage. Отдельные ключи используются для темы оформления, избранных пространств, бронирований и пользовательских коворкингов. [12]</w:t>
+      </w:r>
+    </w:p>
+    <w:p>
+      <w:r>
+        <w:br w:type="page"/>
+      </w:r>
+    </w:p>
+    <w:p>
+      <w:pPr>
+        <w:spacing w:after="0" w:line="360" w:lineRule="auto"/>
+        <w:ind w:firstLine="709"/>
+        <w:jc w:val="both"/>
+        <w:rPr>
+          <w:rFonts w:ascii="Times New Roman" w:hAnsi="Times New Roman" w:cs="Times New Roman"/>
+          <w:sz w:val="28"/>
+        </w:rPr>
+      </w:pPr>
+      <w:r>
+        <w:rPr>
+          <w:rFonts w:ascii="Times New Roman" w:hAnsi="Times New Roman" w:cs="Times New Roman"/>
+          <w:sz w:val="28"/>
+        </w:rPr>
+        <w:lastRenderedPageBreak/>
+        <w:t>Приложение использует четыре независимых ключа: coworkingTheme, coworkingFavorites, coworkingBookings и coworkingUserSpaces. Перед сохранением массивы преобразуются через JSON.stringify(), при загрузке восстанавливаются через JSON.parse(). Ошибки чтения перехватываются, поэтому повреждённое значение не останавливает запуск страницы.</w:t>
+      </w:r>
+    </w:p>
+    <w:p>
+      <w:pPr>
+        <w:spacing w:after="0" w:line="360" w:lineRule="auto"/>
+        <w:ind w:firstLine="709"/>
+        <w:jc w:val="both"/>
+        <w:rPr>
+          <w:rFonts w:ascii="Times New Roman" w:hAnsi="Times New Roman" w:cs="Times New Roman"/>
+          <w:sz w:val="28"/>
+        </w:rPr>
+      </w:pPr>
+      <w:r>
+        <w:rPr>
+          <w:rFonts w:ascii="Times New Roman" w:hAnsi="Times New Roman" w:cs="Times New Roman"/>
+          <w:sz w:val="28"/>
+        </w:rPr>
+        <w:t>В localStorage не записываются персональные и платёжные данные. Хранилище применяется только для демонстрационных объектов и настроек. Его ограничение состоит в локальности: данные доступны лишь в текущем браузере и не синхронизируются между устройствами.</w:t>
+      </w:r>
+    </w:p>
+    <w:p>
+      <w:pPr>
+        <w:pStyle w:val="2"/>
+        <w:spacing w:line="360" w:lineRule="auto"/>
+        <w:jc w:val="center"/>
+        <w:rPr>
+          <w:rFonts w:ascii="Times New Roman" w:hAnsi="Times New Roman" w:cs="Times New Roman"/>
+          <w:b/>
+          <w:color w:val="auto"/>
+          <w:sz w:val="28"/>
+        </w:rPr>
+      </w:pPr>
+      <w:bookmarkStart w:id="13" w:name="_Toc232764346"/>
+      <w:r>
+        <w:rPr>
+          <w:rFonts w:ascii="Times New Roman" w:hAnsi="Times New Roman" w:cs="Times New Roman"/>
+          <w:b/>
+          <w:color w:val="auto"/>
+          <w:sz w:val="28"/>
+        </w:rPr>
+        <w:t>Выводы</w:t>
+      </w:r>
+      <w:bookmarkEnd w:id="13"/>
+    </w:p>
+    <w:p>
+      <w:pPr>
+        <w:spacing w:after="0" w:line="360" w:lineRule="auto"/>
+        <w:ind w:firstLine="709"/>
+        <w:jc w:val="both"/>
+        <w:rPr>
+          <w:rFonts w:ascii="Times New Roman" w:hAnsi="Times New Roman" w:cs="Times New Roman"/>
+          <w:sz w:val="28"/>
+        </w:rPr>
+      </w:pPr>
+      <w:r>
+        <w:rPr>
+          <w:rFonts w:ascii="Times New Roman" w:hAnsi="Times New Roman" w:cs="Times New Roman"/>
+          <w:sz w:val="28"/>
+        </w:rPr>
+        <w:t>Во второй главе определены актор и варианты использования, структура данных, навигация и основные пользовательские сценарии. Диаграммы связывают действия пользователя с объектами Space, Booking и AppState, а карта сайта показывает переходы между каталогом, модальными окнами и формами.</w:t>
+      </w:r>
+    </w:p>
+    <w:p>
+      <w:pPr>
+        <w:spacing w:after="0" w:line="360" w:lineRule="auto"/>
+        <w:ind w:firstLine="709"/>
+        <w:jc w:val="both"/>
+        <w:rPr>
+          <w:rFonts w:ascii="Times New Roman" w:hAnsi="Times New Roman" w:cs="Times New Roman"/>
+          <w:sz w:val="28"/>
+        </w:rPr>
+      </w:pPr>
+      <w:r>
+        <w:rPr>
+          <w:rFonts w:ascii="Times New Roman" w:hAnsi="Times New Roman" w:cs="Times New Roman"/>
+          <w:sz w:val="28"/>
+        </w:rPr>
+        <w:t>Проектирование интерфейса учитывает адаптивность, доступность, выбор изображения и длительности. Разделение данных по ключам localStorage позволяет независимо восстанавливать тему, избранное, бронирования и пользовательские пространства.</w:t>
+      </w:r>
+    </w:p>
+    <w:p>
+      <w:pPr>
+        <w:spacing w:after="200" w:line="276" w:lineRule="auto"/>
+      </w:pPr>
+      <w:r>
+        <w:br w:type="page"/>
       </w:r>
     </w:p>
     <w:p>
@@ -6503,26 +7181,22 @@
         <w:rPr>
           <w:rFonts w:ascii="Times New Roman" w:hAnsi="Times New Roman" w:cs="Times New Roman"/>
           <w:b/>
-          <w:bCs/>
           <w:color w:val="auto"/>
           <w:sz w:val="28"/>
-          <w:szCs w:val="28"/>
-        </w:rPr>
-      </w:pPr>
-      <w:bookmarkStart w:id="12" w:name="_Toc232646710"/>
+        </w:rPr>
+      </w:pPr>
+      <w:bookmarkStart w:id="14" w:name="_Toc232764347"/>
       <w:r>
         <w:rPr>
           <w:rFonts w:ascii="Times New Roman" w:hAnsi="Times New Roman" w:cs="Times New Roman"/>
           <w:b/>
-          <w:bCs/>
           <w:color w:val="auto"/>
           <w:sz w:val="28"/>
-          <w:szCs w:val="28"/>
         </w:rPr>
         <w:lastRenderedPageBreak/>
         <w:t>3. ПРАКТИЧЕСКАЯ ЧАСТЬ</w:t>
       </w:r>
-      <w:bookmarkEnd w:id="12"/>
+      <w:bookmarkEnd w:id="14"/>
     </w:p>
     <w:p>
       <w:pPr>
@@ -6532,25 +7206,165 @@
         <w:rPr>
           <w:rFonts w:ascii="Times New Roman" w:hAnsi="Times New Roman" w:cs="Times New Roman"/>
           <w:b/>
-          <w:bCs/>
           <w:color w:val="auto"/>
           <w:sz w:val="28"/>
-          <w:szCs w:val="28"/>
-        </w:rPr>
-      </w:pPr>
-      <w:bookmarkStart w:id="13" w:name="_Toc232646711"/>
-      <w:r>
-        <w:rPr>
-          <w:rFonts w:ascii="Times New Roman" w:eastAsia="Times New Roman" w:hAnsi="Times New Roman" w:cs="Times New Roman"/>
+        </w:rPr>
+      </w:pPr>
+      <w:bookmarkStart w:id="15" w:name="_Toc232764348"/>
+      <w:r>
+        <w:rPr>
+          <w:rFonts w:ascii="Times New Roman" w:hAnsi="Times New Roman" w:cs="Times New Roman"/>
           <w:b/>
-          <w:bCs/>
           <w:color w:val="auto"/>
           <w:sz w:val="28"/>
-          <w:szCs w:val="28"/>
-        </w:rPr>
-        <w:t>3.1. Структура проекта и архитектура файлов</w:t>
-      </w:r>
-      <w:bookmarkEnd w:id="13"/>
+        </w:rPr>
+        <w:t>3.1. Подготовка инструментов разработчика</w:t>
+      </w:r>
+      <w:bookmarkEnd w:id="15"/>
+    </w:p>
+    <w:p>
+      <w:pPr>
+        <w:spacing w:after="0" w:line="360" w:lineRule="auto"/>
+        <w:ind w:firstLine="709"/>
+        <w:jc w:val="both"/>
+        <w:rPr>
+          <w:rFonts w:ascii="Times New Roman" w:hAnsi="Times New Roman" w:cs="Times New Roman"/>
+          <w:sz w:val="28"/>
+        </w:rPr>
+      </w:pPr>
+      <w:r>
+        <w:rPr>
+          <w:rFonts w:ascii="Times New Roman" w:hAnsi="Times New Roman" w:cs="Times New Roman"/>
+          <w:sz w:val="28"/>
+        </w:rPr>
+        <w:t>Для разработки использованы Visual Studio Code, современный браузер с инструментами разработчика и Git. Редактор применялся для HTML, CSS и JavaScript, браузер — для проверки DOM, адаптивности, консоли и localStorage, Git — для фиксации функциональных этапов.</w:t>
+      </w:r>
+    </w:p>
+    <w:p>
+      <w:pPr>
+        <w:spacing w:after="0" w:line="360" w:lineRule="auto"/>
+        <w:ind w:firstLine="709"/>
+        <w:jc w:val="both"/>
+        <w:rPr>
+          <w:rFonts w:ascii="Times New Roman" w:hAnsi="Times New Roman" w:cs="Times New Roman"/>
+          <w:sz w:val="28"/>
+        </w:rPr>
+      </w:pPr>
+      <w:r>
+        <w:rPr>
+          <w:rFonts w:ascii="Times New Roman" w:hAnsi="Times New Roman" w:cs="Times New Roman"/>
+          <w:sz w:val="28"/>
+        </w:rPr>
+        <w:t>Репозиторий размещён на GitHub. Для проекта не требуются Node.js, сборщик или сторонние библиотеки. Такое окружение уменьшает количество внешних факторов и позволяет воспроизвести запуск на любом компьютере с современным браузером.</w:t>
+      </w:r>
+    </w:p>
+    <w:p>
+      <w:pPr>
+        <w:pStyle w:val="2"/>
+        <w:spacing w:line="360" w:lineRule="auto"/>
+        <w:jc w:val="center"/>
+        <w:rPr>
+          <w:rFonts w:ascii="Times New Roman" w:hAnsi="Times New Roman" w:cs="Times New Roman"/>
+          <w:b/>
+          <w:color w:val="auto"/>
+          <w:sz w:val="28"/>
+        </w:rPr>
+      </w:pPr>
+      <w:bookmarkStart w:id="16" w:name="_Toc232764349"/>
+      <w:r>
+        <w:rPr>
+          <w:rFonts w:ascii="Times New Roman" w:hAnsi="Times New Roman" w:cs="Times New Roman"/>
+          <w:b/>
+          <w:color w:val="auto"/>
+          <w:sz w:val="28"/>
+        </w:rPr>
+        <w:t>3.2. Реализация веб-сайта «Точка работы»</w:t>
+      </w:r>
+      <w:bookmarkEnd w:id="16"/>
+    </w:p>
+    <w:p>
+      <w:pPr>
+        <w:pStyle w:val="3"/>
+        <w:spacing w:line="360" w:lineRule="auto"/>
+        <w:jc w:val="center"/>
+        <w:rPr>
+          <w:rFonts w:ascii="Times New Roman" w:hAnsi="Times New Roman" w:cs="Times New Roman"/>
+          <w:b/>
+          <w:color w:val="auto"/>
+          <w:sz w:val="28"/>
+        </w:rPr>
+      </w:pPr>
+      <w:bookmarkStart w:id="17" w:name="_Toc232764350"/>
+      <w:r>
+        <w:rPr>
+          <w:rFonts w:ascii="Times New Roman" w:hAnsi="Times New Roman" w:cs="Times New Roman"/>
+          <w:b/>
+          <w:color w:val="auto"/>
+          <w:sz w:val="28"/>
+        </w:rPr>
+        <w:t>3.2.1. Структура проекта</w:t>
+      </w:r>
+      <w:bookmarkEnd w:id="17"/>
+    </w:p>
+    <w:p>
+      <w:pPr>
+        <w:spacing w:after="0" w:line="360" w:lineRule="auto"/>
+        <w:ind w:firstLine="709"/>
+        <w:jc w:val="both"/>
+        <w:rPr>
+          <w:rFonts w:ascii="Times New Roman" w:hAnsi="Times New Roman" w:cs="Times New Roman"/>
+          <w:sz w:val="28"/>
+        </w:rPr>
+      </w:pPr>
+      <w:r>
+        <w:rPr>
+          <w:rFonts w:ascii="Times New Roman" w:hAnsi="Times New Roman" w:cs="Times New Roman"/>
+          <w:sz w:val="28"/>
+        </w:rPr>
+        <w:t>Файл index.html расположен в корне репозитория. Каталог css содержит style.css, каталог js — data.js с исходными объектами и script.js с логикой, каталог images — восемь файлов coworking-space_1.jpg–coworking-space_8.jpg. В корне также находятся README.md и пояснительная записка.</w:t>
+      </w:r>
+    </w:p>
+    <w:p>
+      <w:pPr>
+        <w:spacing w:after="0" w:line="360" w:lineRule="auto"/>
+        <w:ind w:firstLine="709"/>
+        <w:jc w:val="both"/>
+        <w:rPr>
+          <w:rFonts w:ascii="Times New Roman" w:hAnsi="Times New Roman" w:cs="Times New Roman"/>
+          <w:sz w:val="28"/>
+        </w:rPr>
+      </w:pPr>
+      <w:r>
+        <w:rPr>
+          <w:rFonts w:ascii="Times New Roman" w:hAnsi="Times New Roman" w:cs="Times New Roman"/>
+          <w:sz w:val="28"/>
+        </w:rPr>
+        <w:t>Относительные пути позволяют одинаково открывать проект локально и через GitHub Pages. Разделение данных и логики упрощает сопровождение: изменение каталога не требует поиска объектов внутри обработчиков событий.</w:t>
+      </w:r>
+    </w:p>
+    <w:p>
+      <w:pPr>
+        <w:pStyle w:val="3"/>
+        <w:spacing w:line="360" w:lineRule="auto"/>
+        <w:jc w:val="center"/>
+        <w:rPr>
+          <w:rFonts w:ascii="Times New Roman" w:hAnsi="Times New Roman" w:cs="Times New Roman"/>
+          <w:b/>
+          <w:color w:val="auto"/>
+          <w:sz w:val="28"/>
+        </w:rPr>
+      </w:pPr>
+      <w:bookmarkStart w:id="18" w:name="_Toc232764351"/>
+      <w:r>
+        <w:rPr>
+          <w:rFonts w:ascii="Times New Roman" w:hAnsi="Times New Roman" w:cs="Times New Roman"/>
+          <w:b/>
+          <w:color w:val="auto"/>
+          <w:sz w:val="28"/>
+        </w:rPr>
+        <w:t>3.2.2. Реализация основного функционала веб-сайта</w:t>
+      </w:r>
+      <w:bookmarkEnd w:id="18"/>
     </w:p>
     <w:p>
       <w:pPr>
@@ -6564,7 +7378,36 @@
           <w:sz w:val="28"/>
           <w:szCs w:val="28"/>
         </w:rPr>
-        <w:t>Исходный код веб-интерфейса бронирования коворкингов находится в директории WebApp. Проект использует HTML, CSS и JavaScript без фреймворков, серверной части и системы сборки. Для запуска достаточно открыть index.html в браузере.</w:t>
+        <w:t>Документ index.html построен на семантических элементах HTML5. [10] Элемент header содержит название «Точка работы», навигацию и кнопку переключения темы. В main размещены форма поиска и основной двухколоночный макет.</w:t>
+      </w:r>
+    </w:p>
+    <w:p>
+      <w:pPr>
+        <w:spacing w:after="120" w:line="360" w:lineRule="auto"/>
+        <w:jc w:val="both"/>
+      </w:pPr>
+      <w:r>
+        <w:rPr>
+          <w:rFonts w:ascii="Times New Roman" w:eastAsia="Times New Roman" w:hAnsi="Times New Roman" w:cs="Times New Roman"/>
+          <w:sz w:val="28"/>
+          <w:szCs w:val="28"/>
+        </w:rPr>
+        <w:t>Левая секция results-section содержит счетчик результатов, кнопку добавления пространства, вкладки «Все пространства» и «Избранное», фильтры по типу и удобствам и контейнер spaceGrid. JavaScript заполняет этот контейнер карточками.</w:t>
+      </w:r>
+    </w:p>
+    <w:p>
+      <w:pPr>
+        <w:spacing w:after="120" w:line="360" w:lineRule="auto"/>
+        <w:jc w:val="both"/>
+      </w:pPr>
+      <w:r>
+        <w:rPr>
+          <w:rFonts w:ascii="Times New Roman" w:eastAsia="Times New Roman" w:hAnsi="Times New Roman" w:cs="Times New Roman"/>
+          <w:sz w:val="28"/>
+          <w:szCs w:val="28"/>
+        </w:rPr>
+        <w:lastRenderedPageBreak/>
+        <w:t>Элемент aside с классом booking-panel используется для оформления заказа. В нем находятся выбранное пространство, поля даты, времени, длительности и количества гостей, рассчитанная стоимость и список ранее созданных бронирований.</w:t>
       </w:r>
     </w:p>
     <w:p>
@@ -6572,132 +7415,14 @@
         <w:spacing w:after="120" w:line="360" w:lineRule="auto"/>
         <w:ind w:firstLine="708"/>
         <w:jc w:val="both"/>
-        <w:rPr>
-          <w:rFonts w:ascii="Times New Roman" w:eastAsia="Times New Roman" w:hAnsi="Times New Roman" w:cs="Times New Roman"/>
-          <w:sz w:val="28"/>
-          <w:szCs w:val="28"/>
-        </w:rPr>
-      </w:pPr>
-      <w:r>
-        <w:rPr>
-          <w:rFonts w:ascii="Times New Roman" w:eastAsia="Times New Roman" w:hAnsi="Times New Roman" w:cs="Times New Roman"/>
-          <w:sz w:val="28"/>
-          <w:szCs w:val="28"/>
-        </w:rPr>
-        <w:t>Структура проекта включает три основных файла и папку изображений.</w:t>
-      </w:r>
-    </w:p>
-    <w:p>
-      <w:pPr>
-        <w:spacing w:after="120" w:line="360" w:lineRule="auto"/>
-        <w:ind w:firstLine="708"/>
-        <w:jc w:val="both"/>
-        <w:rPr>
-          <w:rFonts w:ascii="Times New Roman" w:eastAsia="Times New Roman" w:hAnsi="Times New Roman" w:cs="Times New Roman"/>
-          <w:sz w:val="28"/>
-          <w:szCs w:val="28"/>
-        </w:rPr>
-      </w:pPr>
-      <w:r>
-        <w:rPr>
-          <w:rFonts w:ascii="Times New Roman" w:eastAsia="Times New Roman" w:hAnsi="Times New Roman" w:cs="Times New Roman"/>
-          <w:sz w:val="28"/>
-          <w:szCs w:val="28"/>
-        </w:rPr>
-        <w:t>- файл index.html содержит шапку, поиск, каталог, панель бронирования и два модальных окна;</w:t>
-      </w:r>
-    </w:p>
-    <w:p>
-      <w:pPr>
-        <w:spacing w:after="120" w:line="360" w:lineRule="auto"/>
-        <w:ind w:firstLine="708"/>
-        <w:jc w:val="both"/>
-        <w:rPr>
-          <w:rFonts w:ascii="Times New Roman" w:eastAsia="Times New Roman" w:hAnsi="Times New Roman" w:cs="Times New Roman"/>
-          <w:sz w:val="28"/>
-          <w:szCs w:val="28"/>
-        </w:rPr>
-      </w:pPr>
-      <w:r>
-        <w:rPr>
-          <w:rFonts w:ascii="Times New Roman" w:eastAsia="Times New Roman" w:hAnsi="Times New Roman" w:cs="Times New Roman"/>
-          <w:sz w:val="28"/>
-          <w:szCs w:val="28"/>
-        </w:rPr>
-        <w:t>- файл styles.css отвечает за сетку, карточки, формы, адаптивность и светлую и темную темы;</w:t>
-      </w:r>
-    </w:p>
-    <w:p>
-      <w:pPr>
-        <w:spacing w:after="120" w:line="360" w:lineRule="auto"/>
-        <w:ind w:firstLine="708"/>
-        <w:jc w:val="both"/>
-      </w:pPr>
-      <w:r>
-        <w:rPr>
-          <w:rFonts w:ascii="Times New Roman" w:eastAsia="Times New Roman" w:hAnsi="Times New Roman" w:cs="Times New Roman"/>
-          <w:sz w:val="28"/>
-          <w:szCs w:val="28"/>
-        </w:rPr>
-        <w:t>- файл script.js хранит массив spaces, состояние приложения, функции фильтрации, бронирования, избранного и добавления пользовательских пространств;</w:t>
-      </w:r>
-    </w:p>
-    <w:p>
-      <w:pPr>
-        <w:spacing w:after="120" w:line="360" w:lineRule="auto"/>
-        <w:ind w:firstLine="708"/>
-        <w:jc w:val="both"/>
-      </w:pPr>
-      <w:r>
-        <w:rPr>
-          <w:rFonts w:ascii="Times New Roman" w:eastAsia="Times New Roman" w:hAnsi="Times New Roman" w:cs="Times New Roman"/>
-          <w:sz w:val="28"/>
-          <w:szCs w:val="28"/>
-        </w:rPr>
-        <w:t>- папка assets содержит изображения открытого пространства, кабинета и переговорной. Такое разделение позволяет изменять структуру, оформление и программную логику независимо.</w:t>
-      </w:r>
-    </w:p>
-    <w:p>
-      <w:pPr>
-        <w:pStyle w:val="2"/>
-        <w:spacing w:line="360" w:lineRule="auto"/>
-        <w:jc w:val="center"/>
-        <w:rPr>
-          <w:rFonts w:ascii="Times New Roman" w:hAnsi="Times New Roman" w:cs="Times New Roman"/>
-          <w:b/>
-          <w:bCs/>
-          <w:color w:val="auto"/>
-          <w:sz w:val="28"/>
-          <w:szCs w:val="28"/>
-        </w:rPr>
-      </w:pPr>
-      <w:bookmarkStart w:id="14" w:name="_Toc232646712"/>
-      <w:r>
-        <w:rPr>
-          <w:rFonts w:ascii="Times New Roman" w:eastAsia="Times New Roman" w:hAnsi="Times New Roman" w:cs="Times New Roman"/>
-          <w:b/>
-          <w:bCs/>
-          <w:color w:val="auto"/>
-          <w:sz w:val="28"/>
-          <w:szCs w:val="28"/>
-        </w:rPr>
-        <w:t>3.2. Верстка веб-интерфейса бронирования коворкингов</w:t>
-      </w:r>
-      <w:bookmarkEnd w:id="14"/>
-    </w:p>
-    <w:p>
-      <w:pPr>
-        <w:spacing w:after="120" w:line="360" w:lineRule="auto"/>
-        <w:ind w:firstLine="708"/>
-        <w:jc w:val="both"/>
-      </w:pPr>
-      <w:r>
-        <w:rPr>
-          <w:rFonts w:ascii="Times New Roman" w:eastAsia="Times New Roman" w:hAnsi="Times New Roman" w:cs="Times New Roman"/>
-          <w:sz w:val="28"/>
-          <w:szCs w:val="28"/>
-        </w:rPr>
-        <w:t>Документ index.html построен на семантических элементах HTML5. [10] Элемент header содержит название «Точка работы», навигацию и кнопку переключения темы. В main размещены форма поиска и основной двухколоночный макет.</w:t>
+      </w:pPr>
+      <w:r>
+        <w:rPr>
+          <w:rFonts w:ascii="Times New Roman" w:eastAsia="Times New Roman" w:hAnsi="Times New Roman" w:cs="Times New Roman"/>
+          <w:sz w:val="28"/>
+          <w:szCs w:val="28"/>
+        </w:rPr>
+        <w:t>В конце документа подготовлены модальные окна spaceModal и addSpaceModal. Первое показывает подробное описание и удобства, второе содержит форму создания собственного коворкинга. [14]</w:t>
       </w:r>
     </w:p>
     <w:p>
@@ -6711,76 +7436,6 @@
           <w:sz w:val="28"/>
           <w:szCs w:val="28"/>
         </w:rPr>
-        <w:t>Левая секция results-section содержит счетчик результатов, кнопку добавления пространства, вкладки «Все пространства» и «Избранное», фильтры по типу и удобствам и контейнер spaceGrid. JavaScript заполняет этот контейнер карточками.</w:t>
-      </w:r>
-    </w:p>
-    <w:p>
-      <w:pPr>
-        <w:spacing w:after="120" w:line="360" w:lineRule="auto"/>
-        <w:jc w:val="both"/>
-      </w:pPr>
-      <w:r>
-        <w:rPr>
-          <w:rFonts w:ascii="Times New Roman" w:eastAsia="Times New Roman" w:hAnsi="Times New Roman" w:cs="Times New Roman"/>
-          <w:sz w:val="28"/>
-          <w:szCs w:val="28"/>
-        </w:rPr>
-        <w:t xml:space="preserve">Элемент aside с классом booking-panel используется для оформления заказа. В нем находятся выбранное пространство, поля даты, времени, длительности и </w:t>
-      </w:r>
-      <w:r>
-        <w:rPr>
-          <w:rFonts w:ascii="Times New Roman" w:eastAsia="Times New Roman" w:hAnsi="Times New Roman" w:cs="Times New Roman"/>
-          <w:sz w:val="28"/>
-          <w:szCs w:val="28"/>
-        </w:rPr>
-        <w:lastRenderedPageBreak/>
-        <w:t xml:space="preserve">количества гостей, рассчитанная стоимость и список ранее созданных </w:t>
-      </w:r>
-      <w:proofErr w:type="spellStart"/>
-      <w:r>
-        <w:rPr>
-          <w:rFonts w:ascii="Times New Roman" w:eastAsia="Times New Roman" w:hAnsi="Times New Roman" w:cs="Times New Roman"/>
-          <w:sz w:val="28"/>
-          <w:szCs w:val="28"/>
-        </w:rPr>
-        <w:t>броирований</w:t>
-      </w:r>
-      <w:proofErr w:type="spellEnd"/>
-      <w:r>
-        <w:rPr>
-          <w:rFonts w:ascii="Times New Roman" w:eastAsia="Times New Roman" w:hAnsi="Times New Roman" w:cs="Times New Roman"/>
-          <w:sz w:val="28"/>
-          <w:szCs w:val="28"/>
-        </w:rPr>
-        <w:t>.</w:t>
-      </w:r>
-    </w:p>
-    <w:p>
-      <w:pPr>
-        <w:spacing w:after="120" w:line="360" w:lineRule="auto"/>
-        <w:ind w:firstLine="708"/>
-        <w:jc w:val="both"/>
-      </w:pPr>
-      <w:r>
-        <w:rPr>
-          <w:rFonts w:ascii="Times New Roman" w:eastAsia="Times New Roman" w:hAnsi="Times New Roman" w:cs="Times New Roman"/>
-          <w:sz w:val="28"/>
-          <w:szCs w:val="28"/>
-        </w:rPr>
-        <w:t>В конце документа подготовлены модальные окна spaceModal и addSpaceModal. Первое показывает подробное описание и удобства, второе содержит форму создания собственного коворкинга. [14]</w:t>
-      </w:r>
-    </w:p>
-    <w:p>
-      <w:pPr>
-        <w:spacing w:after="120" w:line="360" w:lineRule="auto"/>
-        <w:jc w:val="both"/>
-      </w:pPr>
-      <w:r>
-        <w:rPr>
-          <w:rFonts w:ascii="Times New Roman" w:eastAsia="Times New Roman" w:hAnsi="Times New Roman" w:cs="Times New Roman"/>
-          <w:sz w:val="28"/>
-          <w:szCs w:val="28"/>
-        </w:rPr>
         <w:t>Главная страница веб-интерфейса в светлой теме представлена на рисунке 5.</w:t>
       </w:r>
     </w:p>
@@ -6790,7 +7445,7 @@
           <w:noProof/>
         </w:rPr>
         <w:drawing>
-          <wp:inline distT="0" distB="0" distL="0" distR="0" wp14:anchorId="4B277666" wp14:editId="6EF2C057">
+          <wp:inline distT="0" distB="0" distL="0" distR="0" wp14:anchorId="6519820B" wp14:editId="1E9EDCFB">
             <wp:extent cx="5934075" cy="3000375"/>
             <wp:effectExtent l="0" t="0" r="9525" b="9525"/>
             <wp:docPr id="22" name="Рисунок 22"/>
@@ -6807,7 +7462,7 @@
                     </pic:cNvPicPr>
                   </pic:nvPicPr>
                   <pic:blipFill>
-                    <a:blip r:embed="rId16" cstate="print">
+                    <a:blip r:embed="rId18" cstate="print">
                       <a:extLst>
                         <a:ext uri="{28A0092B-C50C-407E-A947-70E740481C1C}">
                           <a14:useLocalDpi xmlns:a14="http://schemas.microsoft.com/office/drawing/2010/main" val="0"/>
@@ -6854,7 +7509,24 @@
           <w:sz w:val="28"/>
           <w:szCs w:val="28"/>
         </w:rPr>
-        <w:t>Рисунок 5 - Главная страница сервиса бронирования коворкингов</w:t>
+        <w:t xml:space="preserve">Рисунок </w:t>
+      </w:r>
+      <w:r>
+        <w:rPr>
+          <w:rFonts w:ascii="Times New Roman" w:eastAsia="Times New Roman" w:hAnsi="Times New Roman" w:cs="Times New Roman"/>
+          <w:sz w:val="28"/>
+          <w:szCs w:val="28"/>
+          <w:lang w:val="en-US"/>
+        </w:rPr>
+        <w:t>3.2.2(1)</w:t>
+      </w:r>
+      <w:r>
+        <w:rPr>
+          <w:rFonts w:ascii="Times New Roman" w:eastAsia="Times New Roman" w:hAnsi="Times New Roman" w:cs="Times New Roman"/>
+          <w:sz w:val="28"/>
+          <w:szCs w:val="28"/>
+        </w:rPr>
+        <w:t xml:space="preserve"> – Главная страница сервиса</w:t>
       </w:r>
     </w:p>
     <w:p>
@@ -6884,7 +7556,7 @@
         </w:rPr>
         <w:lastRenderedPageBreak/>
         <w:drawing>
-          <wp:inline distT="0" distB="0" distL="0" distR="0" wp14:anchorId="0E0E3B17" wp14:editId="4651ECC1">
+          <wp:inline distT="0" distB="0" distL="0" distR="0" wp14:anchorId="4F903BC2" wp14:editId="6B51729E">
             <wp:extent cx="5934075" cy="2981325"/>
             <wp:effectExtent l="0" t="0" r="9525" b="9525"/>
             <wp:docPr id="23" name="Рисунок 23"/>
@@ -6901,7 +7573,7 @@
                     </pic:cNvPicPr>
                   </pic:nvPicPr>
                   <pic:blipFill>
-                    <a:blip r:embed="rId17" cstate="print">
+                    <a:blip r:embed="rId19" cstate="print">
                       <a:extLst>
                         <a:ext uri="{28A0092B-C50C-407E-A947-70E740481C1C}">
                           <a14:useLocalDpi xmlns:a14="http://schemas.microsoft.com/office/drawing/2010/main" val="0"/>
@@ -6948,7 +7620,32 @@
           <w:sz w:val="28"/>
           <w:szCs w:val="28"/>
         </w:rPr>
-        <w:t>Рисунок 6 - Интерфейс сервиса в темной теме</w:t>
+        <w:t xml:space="preserve">Рисунок </w:t>
+      </w:r>
+      <w:r>
+        <w:rPr>
+          <w:rFonts w:ascii="Times New Roman" w:eastAsia="Times New Roman" w:hAnsi="Times New Roman" w:cs="Times New Roman"/>
+          <w:sz w:val="28"/>
+          <w:szCs w:val="28"/>
+        </w:rPr>
+        <w:t>3.2.</w:t>
+      </w:r>
+      <w:r>
+        <w:rPr>
+          <w:rFonts w:ascii="Times New Roman" w:eastAsia="Times New Roman" w:hAnsi="Times New Roman" w:cs="Times New Roman"/>
+          <w:sz w:val="28"/>
+          <w:szCs w:val="28"/>
+          <w:lang w:val="en-US"/>
+        </w:rPr>
+        <w:t>2(2)</w:t>
+      </w:r>
+      <w:r>
+        <w:rPr>
+          <w:rFonts w:ascii="Times New Roman" w:eastAsia="Times New Roman" w:hAnsi="Times New Roman" w:cs="Times New Roman"/>
+          <w:sz w:val="28"/>
+          <w:szCs w:val="28"/>
+        </w:rPr>
+        <w:t xml:space="preserve"> – Интерфейс в тёмной теме</w:t>
       </w:r>
     </w:p>
     <w:p>
@@ -6978,34 +7675,6 @@
         </w:rPr>
         <w:t>При ширине менее 1000 пикселей макет перестраивается в одну колонку, а панель бронирования теряет закрепленное положение. На экранах до 500 пикселей поисковая форма, строки ввода и действия карточки также переходят в одну колонку. [3]</w:t>
       </w:r>
-    </w:p>
-    <w:p>
-      <w:pPr>
-        <w:pStyle w:val="2"/>
-        <w:spacing w:line="360" w:lineRule="auto"/>
-        <w:jc w:val="center"/>
-        <w:rPr>
-          <w:rFonts w:ascii="Times New Roman" w:hAnsi="Times New Roman" w:cs="Times New Roman"/>
-          <w:b/>
-          <w:bCs/>
-          <w:color w:val="auto"/>
-          <w:sz w:val="28"/>
-          <w:szCs w:val="28"/>
-        </w:rPr>
-      </w:pPr>
-      <w:bookmarkStart w:id="15" w:name="_Toc232646713"/>
-      <w:r>
-        <w:rPr>
-          <w:rFonts w:ascii="Times New Roman" w:eastAsia="Times New Roman" w:hAnsi="Times New Roman" w:cs="Times New Roman"/>
-          <w:b/>
-          <w:bCs/>
-          <w:color w:val="auto"/>
-          <w:sz w:val="28"/>
-          <w:szCs w:val="28"/>
-        </w:rPr>
-        <w:t>3.3. Разработка программной логики на JavaScript</w:t>
-      </w:r>
-      <w:bookmarkEnd w:id="15"/>
     </w:p>
     <w:p>
       <w:pPr>
@@ -7019,7 +7688,7 @@
           <w:sz w:val="28"/>
           <w:szCs w:val="28"/>
         </w:rPr>
-        <w:t>Информационная база приложения реализована в файле script.js в виде массива объектов spaces. Исходный каталог содержит шесть коворкингов трех типов. Каждый объект хранит характеристики, необходимые для карточки, фильтрации, подробного описания и расчета стоимости.</w:t>
+        <w:t>Информационная база приложения вынесена в файл js/data.js и представлена массивом объектов spaces. Исходный каталог содержит восемь коворкингов разных типов. Каждый объект хранит характеристики, необходимые для карточки, фильтрации, подробного описания и расчета стоимости.</w:t>
       </w:r>
     </w:p>
     <w:p>
@@ -7047,8 +7716,16 @@
           <w:sz w:val="28"/>
           <w:szCs w:val="28"/>
         </w:rPr>
+        <w:t xml:space="preserve">Функция renderSpaces() получает результат getFilteredSpaces(), очищает spaceGrid и создает карточки через innerHTML. [9] Перед выводом </w:t>
+      </w:r>
+      <w:r>
+        <w:rPr>
+          <w:rFonts w:ascii="Times New Roman" w:eastAsia="Times New Roman" w:hAnsi="Times New Roman" w:cs="Times New Roman"/>
+          <w:sz w:val="28"/>
+          <w:szCs w:val="28"/>
+        </w:rPr>
         <w:lastRenderedPageBreak/>
-        <w:t>Функция renderSpaces() получает результат getFilteredSpaces(), очищает spaceGrid и создает карточки через innerHTML. [9] Перед выводом пользовательского текста вызывается escapeHtml(), что уменьшает риск вставки HTML-кода из формы.</w:t>
+        <w:t>пользовательского текста вызывается escapeHtml(), что уменьшает риск вставки HTML-кода из формы.</w:t>
       </w:r>
     </w:p>
     <w:p>
@@ -7062,25 +7739,7 @@
           <w:sz w:val="28"/>
           <w:szCs w:val="28"/>
         </w:rPr>
-        <w:t xml:space="preserve">Фрагмент массива </w:t>
-      </w:r>
-      <w:proofErr w:type="spellStart"/>
-      <w:r>
-        <w:rPr>
-          <w:rFonts w:ascii="Times New Roman" w:eastAsia="Times New Roman" w:hAnsi="Times New Roman" w:cs="Times New Roman"/>
-          <w:sz w:val="28"/>
-          <w:szCs w:val="28"/>
-        </w:rPr>
-        <w:t>spaces</w:t>
-      </w:r>
-      <w:proofErr w:type="spellEnd"/>
-      <w:r>
-        <w:rPr>
-          <w:rFonts w:ascii="Times New Roman" w:eastAsia="Times New Roman" w:hAnsi="Times New Roman" w:cs="Times New Roman"/>
-          <w:sz w:val="28"/>
-          <w:szCs w:val="28"/>
-        </w:rPr>
-        <w:t xml:space="preserve"> представлен на рисунке 7.</w:t>
+        <w:t>Фрагмент массива spaces представлен на рисунке 7.</w:t>
       </w:r>
     </w:p>
     <w:p>
@@ -7089,7 +7748,7 @@
           <w:noProof/>
         </w:rPr>
         <w:drawing>
-          <wp:inline distT="0" distB="0" distL="0" distR="0" wp14:anchorId="265C8DD7" wp14:editId="4AF82A4F">
+          <wp:inline distT="0" distB="0" distL="0" distR="0" wp14:anchorId="66DDC527" wp14:editId="64E14E52">
             <wp:extent cx="5924550" cy="2438400"/>
             <wp:effectExtent l="0" t="0" r="0" b="0"/>
             <wp:docPr id="25" name="Рисунок 25"/>
@@ -7106,7 +7765,7 @@
                     </pic:cNvPicPr>
                   </pic:nvPicPr>
                   <pic:blipFill>
-                    <a:blip r:embed="rId18">
+                    <a:blip r:embed="rId20">
                       <a:extLst>
                         <a:ext uri="{28A0092B-C50C-407E-A947-70E740481C1C}">
                           <a14:useLocalDpi xmlns:a14="http://schemas.microsoft.com/office/drawing/2010/main" val="0"/>
@@ -7153,25 +7812,24 @@
           <w:sz w:val="28"/>
           <w:szCs w:val="28"/>
         </w:rPr>
-        <w:t xml:space="preserve">Рисунок 7 - Фрагмент массива </w:t>
-      </w:r>
-      <w:proofErr w:type="spellStart"/>
-      <w:r>
-        <w:rPr>
-          <w:rFonts w:ascii="Times New Roman" w:eastAsia="Times New Roman" w:hAnsi="Times New Roman" w:cs="Times New Roman"/>
-          <w:sz w:val="28"/>
-          <w:szCs w:val="28"/>
-        </w:rPr>
-        <w:t>spaces</w:t>
-      </w:r>
-      <w:proofErr w:type="spellEnd"/>
-      <w:r>
-        <w:rPr>
-          <w:rFonts w:ascii="Times New Roman" w:eastAsia="Times New Roman" w:hAnsi="Times New Roman" w:cs="Times New Roman"/>
-          <w:sz w:val="28"/>
-          <w:szCs w:val="28"/>
-        </w:rPr>
-        <w:t xml:space="preserve"> </w:t>
+        <w:t xml:space="preserve">Рисунок </w:t>
+      </w:r>
+      <w:r>
+        <w:rPr>
+          <w:rFonts w:ascii="Times New Roman" w:eastAsia="Times New Roman" w:hAnsi="Times New Roman" w:cs="Times New Roman"/>
+          <w:sz w:val="28"/>
+          <w:szCs w:val="28"/>
+          <w:lang w:val="en-US"/>
+        </w:rPr>
+        <w:t>3.2.2(3)</w:t>
+      </w:r>
+      <w:r>
+        <w:rPr>
+          <w:rFonts w:ascii="Times New Roman" w:eastAsia="Times New Roman" w:hAnsi="Times New Roman" w:cs="Times New Roman"/>
+          <w:sz w:val="28"/>
+          <w:szCs w:val="28"/>
+        </w:rPr>
+        <w:t xml:space="preserve"> - Фрагмент массива spaces </w:t>
       </w:r>
     </w:p>
     <w:p>
@@ -7186,43 +7844,7 @@
           <w:sz w:val="28"/>
           <w:szCs w:val="28"/>
         </w:rPr>
-        <w:t xml:space="preserve">Поиск и фильтрация объединены в функции </w:t>
-      </w:r>
-      <w:proofErr w:type="gramStart"/>
-      <w:r>
-        <w:rPr>
-          <w:rFonts w:ascii="Times New Roman" w:eastAsia="Times New Roman" w:hAnsi="Times New Roman" w:cs="Times New Roman"/>
-          <w:sz w:val="28"/>
-          <w:szCs w:val="28"/>
-        </w:rPr>
-        <w:t>getFilteredSpaces(</w:t>
-      </w:r>
-      <w:proofErr w:type="gramEnd"/>
-      <w:r>
-        <w:rPr>
-          <w:rFonts w:ascii="Times New Roman" w:eastAsia="Times New Roman" w:hAnsi="Times New Roman" w:cs="Times New Roman"/>
-          <w:sz w:val="28"/>
-          <w:szCs w:val="28"/>
-        </w:rPr>
-        <w:t xml:space="preserve">). Она проверяет запрос, вместимость, тип, активную вкладку и массив activeAmenities. Метод </w:t>
-      </w:r>
-      <w:proofErr w:type="gramStart"/>
-      <w:r>
-        <w:rPr>
-          <w:rFonts w:ascii="Times New Roman" w:eastAsia="Times New Roman" w:hAnsi="Times New Roman" w:cs="Times New Roman"/>
-          <w:sz w:val="28"/>
-          <w:szCs w:val="28"/>
-        </w:rPr>
-        <w:t>every(</w:t>
-      </w:r>
-      <w:proofErr w:type="gramEnd"/>
-      <w:r>
-        <w:rPr>
-          <w:rFonts w:ascii="Times New Roman" w:eastAsia="Times New Roman" w:hAnsi="Times New Roman" w:cs="Times New Roman"/>
-          <w:sz w:val="28"/>
-          <w:szCs w:val="28"/>
-        </w:rPr>
-        <w:t>) требует наличия в карточке каждого отмеченного удобства.</w:t>
+        <w:t>Поиск и фильтрация объединены в функции getFilteredSpaces(). Она проверяет запрос, вместимость, тип, активную вкладку и массив activeAmenities. Метод every() требует наличия в карточке каждого отмеченного удобства.</w:t>
       </w:r>
     </w:p>
     <w:p>
@@ -7241,25 +7863,7 @@
           <w:sz w:val="28"/>
           <w:szCs w:val="28"/>
         </w:rPr>
-        <w:t xml:space="preserve">Изменение любого фильтра вызывает renderSpaces(), поэтому результат обновляется без перезагрузки страницы. Счетчик формируется функцией </w:t>
-      </w:r>
-      <w:proofErr w:type="gramStart"/>
-      <w:r>
-        <w:rPr>
-          <w:rFonts w:ascii="Times New Roman" w:eastAsia="Times New Roman" w:hAnsi="Times New Roman" w:cs="Times New Roman"/>
-          <w:sz w:val="28"/>
-          <w:szCs w:val="28"/>
-        </w:rPr>
-        <w:t>formatResultCount(</w:t>
-      </w:r>
-      <w:proofErr w:type="gramEnd"/>
-      <w:r>
-        <w:rPr>
-          <w:rFonts w:ascii="Times New Roman" w:eastAsia="Times New Roman" w:hAnsi="Times New Roman" w:cs="Times New Roman"/>
-          <w:sz w:val="28"/>
-          <w:szCs w:val="28"/>
-        </w:rPr>
-        <w:t>), которая выбирает правильную форму слов «вариант», «варианта» или «вариантов».</w:t>
+        <w:t>Изменение любого фильтра вызывает renderSpaces(), поэтому результат обновляется без перезагрузки страницы. Счетчик формируется функцией formatResultCount(), которая выбирает правильную форму слов «вариант», «варианта» или «вариантов».</w:t>
       </w:r>
     </w:p>
     <w:p>
@@ -7273,7 +7877,7 @@
         </w:rPr>
         <w:lastRenderedPageBreak/>
         <w:drawing>
-          <wp:inline distT="0" distB="0" distL="0" distR="0" wp14:anchorId="75566637" wp14:editId="7FFD9028">
+          <wp:inline distT="0" distB="0" distL="0" distR="0" wp14:anchorId="328681DF" wp14:editId="6D3118EF">
             <wp:extent cx="5934075" cy="3790950"/>
             <wp:effectExtent l="0" t="0" r="9525" b="0"/>
             <wp:docPr id="26" name="Рисунок 26"/>
@@ -7290,7 +7894,7 @@
                     </pic:cNvPicPr>
                   </pic:nvPicPr>
                   <pic:blipFill>
-                    <a:blip r:embed="rId19">
+                    <a:blip r:embed="rId21">
                       <a:extLst>
                         <a:ext uri="{28A0092B-C50C-407E-A947-70E740481C1C}">
                           <a14:useLocalDpi xmlns:a14="http://schemas.microsoft.com/office/drawing/2010/main" val="0"/>
@@ -7338,7 +7942,23 @@
           <w:sz w:val="28"/>
           <w:szCs w:val="28"/>
         </w:rPr>
-        <w:t>Рисунок 8 - Фрагмент функции поиска и совместной фильтрации</w:t>
+        <w:t xml:space="preserve">Рисунок </w:t>
+      </w:r>
+      <w:r>
+        <w:rPr>
+          <w:rFonts w:ascii="Times New Roman" w:hAnsi="Times New Roman" w:cs="Times New Roman"/>
+          <w:sz w:val="28"/>
+          <w:szCs w:val="28"/>
+        </w:rPr>
+        <w:t>3.2.2(4)</w:t>
+      </w:r>
+      <w:r>
+        <w:rPr>
+          <w:rFonts w:ascii="Times New Roman" w:hAnsi="Times New Roman" w:cs="Times New Roman"/>
+          <w:sz w:val="28"/>
+          <w:szCs w:val="28"/>
+        </w:rPr>
+        <w:t xml:space="preserve"> - Фрагмент функции поиска и совместной фильтрации</w:t>
       </w:r>
     </w:p>
     <w:p>
@@ -7374,7 +7994,7 @@
         </w:rPr>
         <w:lastRenderedPageBreak/>
         <w:drawing>
-          <wp:inline distT="0" distB="0" distL="0" distR="0" wp14:anchorId="44F85041" wp14:editId="43E88EC6">
+          <wp:inline distT="0" distB="0" distL="0" distR="0" wp14:anchorId="0F966943" wp14:editId="1850DA20">
             <wp:extent cx="5934075" cy="4248150"/>
             <wp:effectExtent l="0" t="0" r="9525" b="0"/>
             <wp:docPr id="32" name="Рисунок 32"/>
@@ -7391,7 +8011,7 @@
                     </pic:cNvPicPr>
                   </pic:nvPicPr>
                   <pic:blipFill>
-                    <a:blip r:embed="rId20" cstate="print">
+                    <a:blip r:embed="rId22" cstate="print">
                       <a:extLst>
                         <a:ext uri="{28A0092B-C50C-407E-A947-70E740481C1C}">
                           <a14:useLocalDpi xmlns:a14="http://schemas.microsoft.com/office/drawing/2010/main" val="0"/>
@@ -7441,7 +8061,23 @@
           <w:sz w:val="28"/>
           <w:szCs w:val="28"/>
         </w:rPr>
-        <w:t>Рисунок 9 - Результат поиска коворкинга по названию</w:t>
+        <w:t xml:space="preserve">Рисунок </w:t>
+      </w:r>
+      <w:r>
+        <w:rPr>
+          <w:rFonts w:ascii="Times New Roman" w:hAnsi="Times New Roman" w:cs="Times New Roman"/>
+          <w:sz w:val="28"/>
+          <w:szCs w:val="28"/>
+        </w:rPr>
+        <w:t>3.2.2(5)</w:t>
+      </w:r>
+      <w:r>
+        <w:rPr>
+          <w:rFonts w:ascii="Times New Roman" w:hAnsi="Times New Roman" w:cs="Times New Roman"/>
+          <w:sz w:val="28"/>
+          <w:szCs w:val="28"/>
+        </w:rPr>
+        <w:t xml:space="preserve"> - Результат поиска коворкинга по названию</w:t>
       </w:r>
     </w:p>
     <w:p>
@@ -7451,7 +8087,7 @@
         </w:rPr>
         <w:lastRenderedPageBreak/>
         <w:drawing>
-          <wp:inline distT="0" distB="0" distL="0" distR="0" wp14:anchorId="631895E8" wp14:editId="51A3D6F9">
+          <wp:inline distT="0" distB="0" distL="0" distR="0" wp14:anchorId="70CCCC99" wp14:editId="7BD1F4A7">
             <wp:extent cx="5934075" cy="4533900"/>
             <wp:effectExtent l="0" t="0" r="9525" b="0"/>
             <wp:docPr id="31" name="Рисунок 31"/>
@@ -7468,7 +8104,7 @@
                     </pic:cNvPicPr>
                   </pic:nvPicPr>
                   <pic:blipFill>
-                    <a:blip r:embed="rId21" cstate="print">
+                    <a:blip r:embed="rId23" cstate="print">
                       <a:extLst>
                         <a:ext uri="{28A0092B-C50C-407E-A947-70E740481C1C}">
                           <a14:useLocalDpi xmlns:a14="http://schemas.microsoft.com/office/drawing/2010/main" val="0"/>
@@ -7515,7 +8151,23 @@
           <w:sz w:val="28"/>
           <w:szCs w:val="28"/>
         </w:rPr>
-        <w:t>Рисунок 10 - Результат фильтрации пространств по удобствам</w:t>
+        <w:t xml:space="preserve">Рисунок </w:t>
+      </w:r>
+      <w:r>
+        <w:rPr>
+          <w:rFonts w:ascii="Times New Roman" w:eastAsia="Times New Roman" w:hAnsi="Times New Roman" w:cs="Times New Roman"/>
+          <w:sz w:val="28"/>
+          <w:szCs w:val="28"/>
+        </w:rPr>
+        <w:t>3.2.2(6)</w:t>
+      </w:r>
+      <w:r>
+        <w:rPr>
+          <w:rFonts w:ascii="Times New Roman" w:eastAsia="Times New Roman" w:hAnsi="Times New Roman" w:cs="Times New Roman"/>
+          <w:sz w:val="28"/>
+          <w:szCs w:val="28"/>
+        </w:rPr>
+        <w:t xml:space="preserve"> - Результат фильтрации пространств по удобствам</w:t>
       </w:r>
     </w:p>
     <w:p>
@@ -7535,25 +8187,7 @@
           <w:sz w:val="28"/>
           <w:szCs w:val="28"/>
         </w:rPr>
-        <w:t xml:space="preserve">Вкладка «Избранное» реализована с помощью activeView и массива favoriteSpaces. При клике на звездочку идентификатор добавляется в массив или удаляется из него. Затем данные сохраняются под ключом </w:t>
-      </w:r>
-      <w:proofErr w:type="spellStart"/>
-      <w:r>
-        <w:rPr>
-          <w:rFonts w:ascii="Times New Roman" w:eastAsia="Times New Roman" w:hAnsi="Times New Roman" w:cs="Times New Roman"/>
-          <w:sz w:val="28"/>
-          <w:szCs w:val="28"/>
-        </w:rPr>
-        <w:t>coworkingFavorites</w:t>
-      </w:r>
-      <w:proofErr w:type="spellEnd"/>
-      <w:r>
-        <w:rPr>
-          <w:rFonts w:ascii="Times New Roman" w:eastAsia="Times New Roman" w:hAnsi="Times New Roman" w:cs="Times New Roman"/>
-          <w:sz w:val="28"/>
-          <w:szCs w:val="28"/>
-        </w:rPr>
-        <w:t xml:space="preserve"> и каталог перерисовывается.</w:t>
+        <w:t>Вкладка «Избранное» реализована с помощью activeView и массива favoriteSpaces. При клике на звездочку идентификатор добавляется в массив или удаляется из него. Затем данные сохраняются под ключом coworkingFavorites и каталог перерисовывается.</w:t>
       </w:r>
     </w:p>
     <w:p>
@@ -7567,7 +8201,7 @@
         </w:rPr>
         <w:lastRenderedPageBreak/>
         <w:drawing>
-          <wp:inline distT="0" distB="0" distL="0" distR="0" wp14:anchorId="13E1FB9C" wp14:editId="58BC6CBC">
+          <wp:inline distT="0" distB="0" distL="0" distR="0" wp14:anchorId="40A39A3D" wp14:editId="5F60DB78">
             <wp:extent cx="5940425" cy="4340860"/>
             <wp:effectExtent l="0" t="0" r="3175" b="2540"/>
             <wp:docPr id="29" name="Рисунок 29"/>
@@ -7584,7 +8218,7 @@
                     </pic:cNvPicPr>
                   </pic:nvPicPr>
                   <pic:blipFill>
-                    <a:blip r:embed="rId22">
+                    <a:blip r:embed="rId24">
                       <a:extLst>
                         <a:ext uri="{28A0092B-C50C-407E-A947-70E740481C1C}">
                           <a14:useLocalDpi xmlns:a14="http://schemas.microsoft.com/office/drawing/2010/main" val="0"/>
@@ -7632,7 +8266,23 @@
           <w:sz w:val="28"/>
           <w:szCs w:val="28"/>
         </w:rPr>
-        <w:t>Рисунок 11 - Фрагмент кода добавления пространства в избранное</w:t>
+        <w:t xml:space="preserve">Рисунок </w:t>
+      </w:r>
+      <w:r>
+        <w:rPr>
+          <w:rFonts w:ascii="Times New Roman" w:hAnsi="Times New Roman" w:cs="Times New Roman"/>
+          <w:sz w:val="28"/>
+          <w:szCs w:val="28"/>
+        </w:rPr>
+        <w:t>3.2.2(7)</w:t>
+      </w:r>
+      <w:r>
+        <w:rPr>
+          <w:rFonts w:ascii="Times New Roman" w:hAnsi="Times New Roman" w:cs="Times New Roman"/>
+          <w:sz w:val="28"/>
+          <w:szCs w:val="28"/>
+        </w:rPr>
+        <w:t xml:space="preserve"> - Фрагмент кода добавления пространства в избранное</w:t>
       </w:r>
     </w:p>
     <w:p>
@@ -7680,7 +8330,7 @@
         </w:rPr>
         <w:lastRenderedPageBreak/>
         <w:drawing>
-          <wp:inline distT="0" distB="0" distL="0" distR="0" wp14:anchorId="269B34E0" wp14:editId="759CEFAD">
+          <wp:inline distT="0" distB="0" distL="0" distR="0" wp14:anchorId="21D0651C" wp14:editId="52C3A6D5">
             <wp:extent cx="5934075" cy="4381500"/>
             <wp:effectExtent l="0" t="0" r="9525" b="0"/>
             <wp:docPr id="33" name="Рисунок 33"/>
@@ -7697,7 +8347,7 @@
                     </pic:cNvPicPr>
                   </pic:nvPicPr>
                   <pic:blipFill>
-                    <a:blip r:embed="rId23" cstate="print">
+                    <a:blip r:embed="rId25" cstate="print">
                       <a:extLst>
                         <a:ext uri="{28A0092B-C50C-407E-A947-70E740481C1C}">
                           <a14:useLocalDpi xmlns:a14="http://schemas.microsoft.com/office/drawing/2010/main" val="0"/>
@@ -7745,7 +8395,24 @@
           <w:sz w:val="28"/>
           <w:szCs w:val="28"/>
         </w:rPr>
-        <w:t>Рисунок 12 - Работа вкладки «Избранное»</w:t>
+        <w:t xml:space="preserve">Рисунок </w:t>
+      </w:r>
+      <w:r>
+        <w:rPr>
+          <w:rFonts w:ascii="Times New Roman" w:eastAsia="Times New Roman" w:hAnsi="Times New Roman" w:cs="Times New Roman"/>
+          <w:sz w:val="28"/>
+          <w:szCs w:val="28"/>
+          <w:lang w:val="en-US"/>
+        </w:rPr>
+        <w:t>3.2.2(8)</w:t>
+      </w:r>
+      <w:r>
+        <w:rPr>
+          <w:rFonts w:ascii="Times New Roman" w:eastAsia="Times New Roman" w:hAnsi="Times New Roman" w:cs="Times New Roman"/>
+          <w:sz w:val="28"/>
+          <w:szCs w:val="28"/>
+        </w:rPr>
+        <w:t xml:space="preserve"> - Работа вкладки «Избранное»</w:t>
       </w:r>
     </w:p>
     <w:p>
@@ -7766,7 +8433,7 @@
           <w:lang w:val="en-US"/>
         </w:rPr>
         <w:drawing>
-          <wp:inline distT="0" distB="0" distL="0" distR="0" wp14:anchorId="2E7CB3BC" wp14:editId="054A279D">
+          <wp:inline distT="0" distB="0" distL="0" distR="0" wp14:anchorId="36E4140B" wp14:editId="66E1BB97">
             <wp:extent cx="5934075" cy="3667125"/>
             <wp:effectExtent l="0" t="0" r="9525" b="9525"/>
             <wp:docPr id="39" name="Рисунок 39"/>
@@ -7783,7 +8450,7 @@
                     </pic:cNvPicPr>
                   </pic:nvPicPr>
                   <pic:blipFill>
-                    <a:blip r:embed="rId24">
+                    <a:blip r:embed="rId26">
                       <a:extLst>
                         <a:ext uri="{28A0092B-C50C-407E-A947-70E740481C1C}">
                           <a14:useLocalDpi xmlns:a14="http://schemas.microsoft.com/office/drawing/2010/main" val="0"/>
@@ -7831,7 +8498,32 @@
           <w:sz w:val="28"/>
           <w:szCs w:val="28"/>
         </w:rPr>
-        <w:t>Рисунок 13 - Создание и редактирование бронирования</w:t>
+        <w:t xml:space="preserve">Рисунок </w:t>
+      </w:r>
+      <w:r>
+        <w:rPr>
+          <w:rFonts w:ascii="Times New Roman" w:hAnsi="Times New Roman" w:cs="Times New Roman"/>
+          <w:sz w:val="28"/>
+          <w:szCs w:val="28"/>
+        </w:rPr>
+        <w:t>3.2.</w:t>
+      </w:r>
+      <w:r>
+        <w:rPr>
+          <w:rFonts w:ascii="Times New Roman" w:hAnsi="Times New Roman" w:cs="Times New Roman"/>
+          <w:sz w:val="28"/>
+          <w:szCs w:val="28"/>
+          <w:lang w:val="en-US"/>
+        </w:rPr>
+        <w:t>2(9)</w:t>
+      </w:r>
+      <w:r>
+        <w:rPr>
+          <w:rFonts w:ascii="Times New Roman" w:hAnsi="Times New Roman" w:cs="Times New Roman"/>
+          <w:sz w:val="28"/>
+          <w:szCs w:val="28"/>
+        </w:rPr>
+        <w:t xml:space="preserve"> - Создание и редактирование бронирования</w:t>
       </w:r>
     </w:p>
     <w:p>
@@ -7866,43 +8558,7 @@
           <w:sz w:val="28"/>
           <w:szCs w:val="28"/>
         </w:rPr>
-        <w:t xml:space="preserve">Пользовательские коворкинги создаются через форму addSpaceForm. В зависимости от типа выбираются подпись и стандартное изображение. Новый объект получает уникальный идентификатор </w:t>
-      </w:r>
-      <w:proofErr w:type="gramStart"/>
-      <w:r>
-        <w:rPr>
-          <w:rFonts w:ascii="Times New Roman" w:eastAsia="Times New Roman" w:hAnsi="Times New Roman" w:cs="Times New Roman"/>
-          <w:sz w:val="28"/>
-          <w:szCs w:val="28"/>
-        </w:rPr>
-        <w:t>Date.now(</w:t>
-      </w:r>
-      <w:proofErr w:type="gramEnd"/>
-      <w:r>
-        <w:rPr>
-          <w:rFonts w:ascii="Times New Roman" w:eastAsia="Times New Roman" w:hAnsi="Times New Roman" w:cs="Times New Roman"/>
-          <w:sz w:val="28"/>
-          <w:szCs w:val="28"/>
-        </w:rPr>
-        <w:t xml:space="preserve">), признак isCustom и сохраняется в </w:t>
-      </w:r>
-      <w:proofErr w:type="spellStart"/>
-      <w:r>
-        <w:rPr>
-          <w:rFonts w:ascii="Times New Roman" w:eastAsia="Times New Roman" w:hAnsi="Times New Roman" w:cs="Times New Roman"/>
-          <w:sz w:val="28"/>
-          <w:szCs w:val="28"/>
-        </w:rPr>
-        <w:t>coworkingUserSpaces</w:t>
-      </w:r>
-      <w:proofErr w:type="spellEnd"/>
-      <w:r>
-        <w:rPr>
-          <w:rFonts w:ascii="Times New Roman" w:eastAsia="Times New Roman" w:hAnsi="Times New Roman" w:cs="Times New Roman"/>
-          <w:sz w:val="28"/>
-          <w:szCs w:val="28"/>
-        </w:rPr>
-        <w:t>.</w:t>
+        <w:t>Пользовательские коворкинги создаются через форму addSpaceForm. При заполнении формы пользователь выбирает одно из восьми доступных изображений по миниатюре. Новый объект получает уникальный идентификатор Date.now(), признак isCustom и сохраняется в coworkingUserSpaces.</w:t>
       </w:r>
     </w:p>
     <w:p>
@@ -7916,7 +8572,7 @@
         </w:rPr>
         <w:lastRenderedPageBreak/>
         <w:drawing>
-          <wp:inline distT="0" distB="0" distL="0" distR="0" wp14:anchorId="5BC264BC" wp14:editId="3DE74C0F">
+          <wp:inline distT="0" distB="0" distL="0" distR="0" wp14:anchorId="7CE688A3" wp14:editId="3314CDED">
             <wp:extent cx="5940425" cy="6805295"/>
             <wp:effectExtent l="0" t="0" r="3175" b="0"/>
             <wp:docPr id="35" name="Рисунок 35"/>
@@ -7933,7 +8589,7 @@
                     </pic:cNvPicPr>
                   </pic:nvPicPr>
                   <pic:blipFill>
-                    <a:blip r:embed="rId25">
+                    <a:blip r:embed="rId27">
                       <a:extLst>
                         <a:ext uri="{28A0092B-C50C-407E-A947-70E740481C1C}">
                           <a14:useLocalDpi xmlns:a14="http://schemas.microsoft.com/office/drawing/2010/main" val="0"/>
@@ -7981,7 +8637,23 @@
           <w:sz w:val="28"/>
           <w:szCs w:val="28"/>
         </w:rPr>
-        <w:t>Рисунок 14 - Фрагмент кода добавления пользовательского коворкинга</w:t>
+        <w:t xml:space="preserve">Рисунок </w:t>
+      </w:r>
+      <w:r>
+        <w:rPr>
+          <w:rFonts w:ascii="Times New Roman" w:hAnsi="Times New Roman" w:cs="Times New Roman"/>
+          <w:sz w:val="28"/>
+          <w:szCs w:val="28"/>
+        </w:rPr>
+        <w:t>3.2.2(10)</w:t>
+      </w:r>
+      <w:r>
+        <w:rPr>
+          <w:rFonts w:ascii="Times New Roman" w:hAnsi="Times New Roman" w:cs="Times New Roman"/>
+          <w:sz w:val="28"/>
+          <w:szCs w:val="28"/>
+        </w:rPr>
+        <w:t xml:space="preserve"> - Фрагмент кода добавления пользовательского коворкинга</w:t>
       </w:r>
     </w:p>
     <w:p>
@@ -8031,7 +8703,7 @@
         </w:rPr>
         <w:lastRenderedPageBreak/>
         <w:drawing>
-          <wp:inline distT="0" distB="0" distL="0" distR="0" wp14:anchorId="740210A2" wp14:editId="0E450453">
+          <wp:inline distT="0" distB="0" distL="0" distR="0" wp14:anchorId="402CC88D" wp14:editId="11169FB1">
             <wp:extent cx="5934075" cy="6391275"/>
             <wp:effectExtent l="0" t="0" r="9525" b="9525"/>
             <wp:docPr id="38" name="Рисунок 38"/>
@@ -8048,7 +8720,7 @@
                     </pic:cNvPicPr>
                   </pic:nvPicPr>
                   <pic:blipFill>
-                    <a:blip r:embed="rId26">
+                    <a:blip r:embed="rId28">
                       <a:extLst>
                         <a:ext uri="{28A0092B-C50C-407E-A947-70E740481C1C}">
                           <a14:useLocalDpi xmlns:a14="http://schemas.microsoft.com/office/drawing/2010/main" val="0"/>
@@ -8095,7 +8767,32 @@
           <w:sz w:val="28"/>
           <w:szCs w:val="28"/>
         </w:rPr>
-        <w:t>Рисунок 15 - Форма добавления собственного коворкинга</w:t>
+        <w:t xml:space="preserve">Рисунок </w:t>
+      </w:r>
+      <w:r>
+        <w:rPr>
+          <w:rFonts w:ascii="Times New Roman" w:eastAsia="Times New Roman" w:hAnsi="Times New Roman" w:cs="Times New Roman"/>
+          <w:sz w:val="28"/>
+          <w:szCs w:val="28"/>
+        </w:rPr>
+        <w:t>3.2.</w:t>
+      </w:r>
+      <w:r>
+        <w:rPr>
+          <w:rFonts w:ascii="Times New Roman" w:eastAsia="Times New Roman" w:hAnsi="Times New Roman" w:cs="Times New Roman"/>
+          <w:sz w:val="28"/>
+          <w:szCs w:val="28"/>
+          <w:lang w:val="en-US"/>
+        </w:rPr>
+        <w:t>2(11)</w:t>
+      </w:r>
+      <w:r>
+        <w:rPr>
+          <w:rFonts w:ascii="Times New Roman" w:eastAsia="Times New Roman" w:hAnsi="Times New Roman" w:cs="Times New Roman"/>
+          <w:sz w:val="28"/>
+          <w:szCs w:val="28"/>
+        </w:rPr>
+        <w:t xml:space="preserve"> - Форма добавления собственного коворкинга</w:t>
       </w:r>
     </w:p>
     <w:p>
@@ -8110,7 +8807,7 @@
           <w:sz w:val="28"/>
           <w:szCs w:val="28"/>
         </w:rPr>
-        <w:t>После завершения разработки были проверены открытие приложения, поиск, фильтры, избранное, подробное описание, расчет стоимости, создание и редактирование бронирования, переключение темы и добавление собственного коворкинга. Результаты проверки приведены в Приложении А.</w:t>
+        <w:t>После завершения разработки были проверены открытие приложения, поиск, фильтры, избранное, подробное описание, расчет стоимости, создание и редактирование бронирования, переключение темы и добавление собственного коворкинга. Результаты проверки приведены в таблице 1 подраздела 3.3.</w:t>
       </w:r>
     </w:p>
     <w:p>
@@ -8137,891 +8834,195 @@
     </w:p>
     <w:p>
       <w:pPr>
-        <w:pStyle w:val="1"/>
+        <w:spacing w:after="0" w:line="360" w:lineRule="auto"/>
+        <w:ind w:firstLine="709"/>
+        <w:jc w:val="both"/>
+        <w:rPr>
+          <w:rFonts w:ascii="Times New Roman" w:hAnsi="Times New Roman" w:cs="Times New Roman"/>
+          <w:sz w:val="28"/>
+        </w:rPr>
+      </w:pPr>
+      <w:r>
+        <w:rPr>
+          <w:rFonts w:ascii="Times New Roman" w:hAnsi="Times New Roman" w:cs="Times New Roman"/>
+          <w:sz w:val="28"/>
+        </w:rPr>
+        <w:lastRenderedPageBreak/>
+        <w:t>Актуальный исходный каталог содержит восемь объектов и восемь индивидуальных изображений. Форма пользовательского пространства выводит эти фотографии как группу radio-переключателей с миниатюрами. При редактировании отмечается ранее сохранённый вариант.</w:t>
+      </w:r>
+    </w:p>
+    <w:p>
+      <w:pPr>
+        <w:spacing w:after="0" w:line="360" w:lineRule="auto"/>
+        <w:ind w:firstLine="709"/>
+        <w:jc w:val="both"/>
+        <w:rPr>
+          <w:rFonts w:ascii="Times New Roman" w:hAnsi="Times New Roman" w:cs="Times New Roman"/>
+          <w:sz w:val="28"/>
+        </w:rPr>
+      </w:pPr>
+      <w:r>
+        <w:rPr>
+          <w:rFonts w:ascii="Times New Roman" w:hAnsi="Times New Roman" w:cs="Times New Roman"/>
+          <w:sz w:val="28"/>
+        </w:rPr>
+        <w:t>Мобильная навигация появляется при ширине до 720 пикселей. Кнопка изменяет aria-expanded, меню закрывается после выбора ссылки, по Escape и при возврате к широкому экрану. Это сохраняет доступ к разделам без перегрузки шапки.</w:t>
+      </w:r>
+    </w:p>
+    <w:p>
+      <w:pPr>
+        <w:spacing w:after="0" w:line="360" w:lineRule="auto"/>
+        <w:ind w:firstLine="709"/>
+        <w:jc w:val="both"/>
+        <w:rPr>
+          <w:rFonts w:ascii="Times New Roman" w:hAnsi="Times New Roman" w:cs="Times New Roman"/>
+          <w:sz w:val="28"/>
+        </w:rPr>
+      </w:pPr>
+      <w:r>
+        <w:rPr>
+          <w:rFonts w:ascii="Times New Roman" w:hAnsi="Times New Roman" w:cs="Times New Roman"/>
+          <w:sz w:val="28"/>
+        </w:rPr>
+        <w:t>Валидация бронирования и добавления пространства выполняется программно. Ошибочное поле получает класс input-error, aria-invalid и отдельное сообщение; после исправления состояние снимается. Успешное бронирование показывается зелёным сообщением и уведомлением.</w:t>
+      </w:r>
+    </w:p>
+    <w:p>
+      <w:pPr>
+        <w:spacing w:after="0" w:line="360" w:lineRule="auto"/>
+        <w:ind w:firstLine="709"/>
+        <w:jc w:val="both"/>
+        <w:rPr>
+          <w:rFonts w:ascii="Times New Roman" w:hAnsi="Times New Roman" w:cs="Times New Roman"/>
+          <w:sz w:val="28"/>
+        </w:rPr>
+      </w:pPr>
+      <w:r>
+        <w:rPr>
+          <w:rFonts w:ascii="Times New Roman" w:hAnsi="Times New Roman" w:cs="Times New Roman"/>
+          <w:sz w:val="28"/>
+        </w:rPr>
+        <w:t>Период бронирования включает варианты от одного до восьми часов и от одного до семи дней. Внутри объекта продолжительность хранится в часах, поэтому прежние записи остаются совместимыми, а один день соответствует 24 часам. Функция formatDuration() преобразует значение для истории в формы «час», «часа», «день» или «дней».</w:t>
+      </w:r>
+    </w:p>
+    <w:p>
+      <w:pPr>
+        <w:pStyle w:val="2"/>
         <w:spacing w:line="360" w:lineRule="auto"/>
         <w:jc w:val="center"/>
         <w:rPr>
           <w:rFonts w:ascii="Times New Roman" w:hAnsi="Times New Roman" w:cs="Times New Roman"/>
           <w:b/>
-          <w:bCs/>
           <w:color w:val="auto"/>
           <w:sz w:val="28"/>
-          <w:szCs w:val="28"/>
-        </w:rPr>
-      </w:pPr>
-      <w:bookmarkStart w:id="16" w:name="_Toc232646714"/>
-      <w:r>
-        <w:rPr>
-          <w:rFonts w:ascii="Times New Roman" w:eastAsia="Times New Roman" w:hAnsi="Times New Roman" w:cs="Times New Roman"/>
+        </w:rPr>
+      </w:pPr>
+      <w:bookmarkStart w:id="19" w:name="_Toc232764352"/>
+      <w:r>
+        <w:rPr>
+          <w:rFonts w:ascii="Times New Roman" w:hAnsi="Times New Roman" w:cs="Times New Roman"/>
           <w:b/>
-          <w:bCs/>
           <w:color w:val="auto"/>
           <w:sz w:val="28"/>
-          <w:szCs w:val="28"/>
-        </w:rPr>
-        <w:lastRenderedPageBreak/>
-        <w:t>ЗАКЛЮЧЕНИЕ</w:t>
-      </w:r>
-      <w:bookmarkEnd w:id="16"/>
+        </w:rPr>
+        <w:t>3.3. Тестирование</w:t>
+      </w:r>
+      <w:bookmarkEnd w:id="19"/>
     </w:p>
     <w:p>
       <w:pPr>
         <w:spacing w:after="0" w:line="360" w:lineRule="auto"/>
-        <w:ind w:firstLine="720"/>
+        <w:ind w:firstLine="709"/>
         <w:jc w:val="both"/>
-      </w:pPr>
-      <w:r>
-        <w:rPr>
-          <w:rFonts w:ascii="Times New Roman" w:eastAsia="Times New Roman" w:hAnsi="Times New Roman" w:cs="Times New Roman"/>
-          <w:sz w:val="28"/>
-          <w:szCs w:val="28"/>
-        </w:rPr>
-        <w:t>В рамках данного курсового проекта был разработан веб-интерфейс сервиса бронирования коворкингов «Точка работы». Поставленная цель достигнута: создана понятная веб-страница, с помощью которой пользователь может изучить доступные рабочие пространства, подобрать подходящий вариант и оформить бронирование. Проект выполнен на базовом стеке HTML, CSS и JavaScript без применения фреймворков и серверной части. Такой подход соответствует учебному характеру работы и позволяет наглядно показать назначение каждой использованной технологии.</w:t>
+        <w:rPr>
+          <w:rFonts w:ascii="Times New Roman" w:hAnsi="Times New Roman" w:cs="Times New Roman"/>
+          <w:sz w:val="28"/>
+        </w:rPr>
+      </w:pPr>
+      <w:r>
+        <w:rPr>
+          <w:rFonts w:ascii="Times New Roman" w:hAnsi="Times New Roman" w:cs="Times New Roman"/>
+          <w:sz w:val="28"/>
+        </w:rPr>
+        <w:t>Тестирование проводилось методом функциональных сценариев в настольном и мобильном представлении. Проверялись загрузка ресурсов, фильтрация, модальные окна, формы, расчёт стоимости, восстановление localStorage и опубликованная версия. Отдельное внимание уделялось новым возможностям: восьми изображениям, дневным периодам, мобильному меню и сообщениям валидации.</w:t>
       </w:r>
     </w:p>
     <w:p>
       <w:pPr>
         <w:spacing w:after="0" w:line="360" w:lineRule="auto"/>
-        <w:ind w:firstLine="720"/>
+        <w:ind w:firstLine="709"/>
         <w:jc w:val="both"/>
-      </w:pPr>
-      <w:r>
-        <w:rPr>
-          <w:rFonts w:ascii="Times New Roman" w:eastAsia="Times New Roman" w:hAnsi="Times New Roman" w:cs="Times New Roman"/>
-          <w:sz w:val="28"/>
-          <w:szCs w:val="28"/>
-        </w:rPr>
-        <w:t>В теоретической части были рассмотрены особенности сервисов бронирования коворкингов и основные требования к их пользовательскому интерфейсу. Было установлено, что посетителю важно сразу видеть название пространства, адрес, стоимость, вместимость и доступные удобства. На основе этого сформирована структура приложения: верхняя панель с навигацией, область поиска, блок фильтров, каталог карточек и панель оформления бронирования. Последовательность элементов помогает пройти путь от поиска подходящего коворкинга до выбора даты и продолжительности посещения.</w:t>
+        <w:rPr>
+          <w:rFonts w:ascii="Times New Roman" w:hAnsi="Times New Roman" w:cs="Times New Roman"/>
+          <w:sz w:val="28"/>
+        </w:rPr>
+      </w:pPr>
+      <w:r>
+        <w:rPr>
+          <w:rFonts w:ascii="Times New Roman" w:hAnsi="Times New Roman" w:cs="Times New Roman"/>
+          <w:sz w:val="28"/>
+        </w:rPr>
+        <w:t>Ожидаемый результат сравнивался с фактическим поведением интерфейса. Критических ошибок, препятствующих выполнению основных сценариев, не выявлено. Результаты приведены в таблице 1.</w:t>
       </w:r>
     </w:p>
     <w:p>
       <w:pPr>
         <w:spacing w:after="0" w:line="360" w:lineRule="auto"/>
-        <w:ind w:firstLine="720"/>
-        <w:jc w:val="both"/>
-      </w:pPr>
-      <w:r>
-        <w:rPr>
-          <w:rFonts w:ascii="Times New Roman" w:eastAsia="Times New Roman" w:hAnsi="Times New Roman" w:cs="Times New Roman"/>
-          <w:sz w:val="28"/>
-          <w:szCs w:val="28"/>
-        </w:rPr>
-        <w:t>В проектной части подготовлена структура HTML-документа и создано визуальное оформление страницы. Для размещения основных блоков применяются CSS Grid и Flexbox. Карточки коворкингов имеют одинаковую структуру, поэтому пользователю удобно сравнивать варианты между собой. Также реализована адаптивная верстка: при уменьшении ширины экрана каталог и панель бронирования перестраиваются в одну колонку, а элементы форм занимают доступную ширину. Дополнительно предусмотрена темная тема, которая меняет основные цвета интерфейса и сохраняет выбранный режим.</w:t>
-      </w:r>
-    </w:p>
-    <w:p>
-      <w:pPr>
-        <w:spacing w:after="0" w:line="360" w:lineRule="auto"/>
-        <w:ind w:firstLine="720"/>
-        <w:jc w:val="both"/>
-      </w:pPr>
-      <w:r>
-        <w:rPr>
-          <w:rFonts w:ascii="Times New Roman" w:eastAsia="Times New Roman" w:hAnsi="Times New Roman" w:cs="Times New Roman"/>
-          <w:sz w:val="28"/>
-          <w:szCs w:val="28"/>
-        </w:rPr>
-        <w:t xml:space="preserve">С помощью JavaScript реализована основная интерактивная часть проекта. Пользователь может искать коворкинг по названию, адресу или району, выбирать тип пространства, задавать минимальную вместимость и </w:t>
-      </w:r>
-      <w:r>
-        <w:rPr>
-          <w:rFonts w:ascii="Times New Roman" w:eastAsia="Times New Roman" w:hAnsi="Times New Roman" w:cs="Times New Roman"/>
-          <w:sz w:val="28"/>
-          <w:szCs w:val="28"/>
-        </w:rPr>
-        <w:lastRenderedPageBreak/>
-        <w:t>фильтровать карточки по удобствам. Отдельная вкладка показывает избранные варианты. Нажатие на карточку открывает небольшое модальное окно с подробным описанием, перечнем удобств и кнопкой перехода к бронированию. Все действия выполняются без перезагрузки страницы, что делает работу с каталогом более удобной.</w:t>
-      </w:r>
-    </w:p>
-    <w:p>
-      <w:pPr>
-        <w:spacing w:after="0" w:line="360" w:lineRule="auto"/>
-        <w:ind w:firstLine="720"/>
-        <w:jc w:val="both"/>
-      </w:pPr>
-      <w:r>
-        <w:rPr>
-          <w:rFonts w:ascii="Times New Roman" w:eastAsia="Times New Roman" w:hAnsi="Times New Roman" w:cs="Times New Roman"/>
-          <w:sz w:val="28"/>
-          <w:szCs w:val="28"/>
-        </w:rPr>
-        <w:t>Форма бронирования позволяет выбрать рабочее пространство, дату, время начала, продолжительность посещения и количество гостей. После заполнения полей программа проверяет введенные значения и рассчитывает итоговую стоимость. Созданную запись можно изменить или отменить. Кроме того, пользователь может добавить собственный коворкинг, указав его название, адрес, тип, цену, вместимость, описание и доступные удобства. Пользовательские карточки также допускают редактирование и удаление, поэтому интерфейс содержит не только просмотр готового каталога, но и простые операции управления данными.</w:t>
-      </w:r>
-    </w:p>
-    <w:p>
-      <w:pPr>
-        <w:spacing w:after="0" w:line="360" w:lineRule="auto"/>
-        <w:ind w:firstLine="720"/>
-        <w:jc w:val="both"/>
-      </w:pPr>
-      <w:r>
-        <w:rPr>
-          <w:rFonts w:ascii="Times New Roman" w:eastAsia="Times New Roman" w:hAnsi="Times New Roman" w:cs="Times New Roman"/>
-          <w:sz w:val="28"/>
-          <w:szCs w:val="28"/>
-        </w:rPr>
-        <w:t>Для сохранения состояния приложения используется localStorage. В браузерном хранилище записываются выбранная тема, список избранных пространств, оформленные бронирования и добавленные пользователем коворкинги. После повторного открытия страницы данные восстанавливаются автоматически. Это позволило обеспечить постоянство информации без подключения базы данных. Вводимые пользователем значения проходят базовую проверку, а текст перед выводом обрабатывается функцией escapeHtml(), что снижает вероятность некорректного отображения разметки.</w:t>
-      </w:r>
-    </w:p>
-    <w:p>
-      <w:pPr>
-        <w:spacing w:after="0" w:line="360" w:lineRule="auto"/>
-        <w:ind w:firstLine="720"/>
-        <w:jc w:val="both"/>
-      </w:pPr>
-      <w:r>
-        <w:rPr>
-          <w:rFonts w:ascii="Times New Roman" w:eastAsia="Times New Roman" w:hAnsi="Times New Roman" w:cs="Times New Roman"/>
-          <w:sz w:val="28"/>
-          <w:szCs w:val="28"/>
-        </w:rPr>
-        <w:t>В процессе проверки были рассмотрены основные сценарии работы: поиск и совместное применение фильтров, добавление и удаление избранного, открытие описания, создание и редактирование бронирования, добавление собственного пространства и переключение темы. Интерфейс был проверен при разных размерах окна браузера. Реализованные функции работают согласованно, а элементы управления сохраняют доступность как на широком, так и на узком экране. Таким образом, поставленные во введении задачи выполнены в полном объеме.</w:t>
-      </w:r>
-    </w:p>
-    <w:p>
-      <w:pPr>
-        <w:spacing w:after="0" w:line="360" w:lineRule="auto"/>
-        <w:ind w:firstLine="720"/>
-        <w:jc w:val="both"/>
-      </w:pPr>
-      <w:r>
-        <w:rPr>
-          <w:rFonts w:ascii="Times New Roman" w:eastAsia="Times New Roman" w:hAnsi="Times New Roman" w:cs="Times New Roman"/>
-          <w:sz w:val="28"/>
-          <w:szCs w:val="28"/>
-        </w:rPr>
-        <w:lastRenderedPageBreak/>
-        <w:t>Текущая версия проекта имеет учебные ограничения. Данные хранятся только в браузере конкретного пользователя, а занятость пространства не проверяется на сервере. В дальнейшем проект можно дополнить регистрацией и авторизацией, общей базой коворкингов, календарем реальной доступности, картой, отзывами и онлайн-оплатой. Серверная часть также позволит синхронизировать бронирования между разными устройствами и исключать одновременное оформление одного места несколькими пользователями.</w:t>
-      </w:r>
-    </w:p>
-    <w:p>
-      <w:pPr>
-        <w:spacing w:after="0" w:line="360" w:lineRule="auto"/>
-        <w:ind w:firstLine="720"/>
-        <w:jc w:val="both"/>
-      </w:pPr>
-      <w:r>
-        <w:rPr>
-          <w:rFonts w:ascii="Times New Roman" w:eastAsia="Times New Roman" w:hAnsi="Times New Roman" w:cs="Times New Roman"/>
-          <w:sz w:val="28"/>
-          <w:szCs w:val="28"/>
-        </w:rPr>
-        <w:t>Выполнение курсовой работы позволило закрепить знания о семантической структуре HTML-документа, каскадных стилях, адаптивной верстке, объектной модели DOM, событиях и браузерном хранилище. Практическая работа показала, как отдельные элементы интерфейса объединяются в цельное веб-приложение. Полученный результат может использоваться как основа для дальнейшего развития полноценного сервиса бронирования коворкингов.</w:t>
-      </w:r>
-    </w:p>
-    <w:p>
-      <w:pPr>
-        <w:spacing w:line="360" w:lineRule="auto"/>
         <w:jc w:val="center"/>
         <w:rPr>
-          <w:rFonts w:ascii="Times New Roman" w:eastAsia="Times New Roman" w:hAnsi="Times New Roman" w:cs="Times New Roman"/>
-          <w:b/>
-          <w:sz w:val="28"/>
-          <w:szCs w:val="28"/>
-        </w:rPr>
-      </w:pPr>
-    </w:p>
-    <w:p>
-      <w:pPr>
-        <w:spacing w:line="360" w:lineRule="auto"/>
-        <w:jc w:val="center"/>
-        <w:rPr>
-          <w:rFonts w:ascii="Times New Roman" w:eastAsia="Times New Roman" w:hAnsi="Times New Roman" w:cs="Times New Roman"/>
-          <w:b/>
-          <w:sz w:val="28"/>
-          <w:szCs w:val="28"/>
-        </w:rPr>
-      </w:pPr>
-    </w:p>
-    <w:p>
-      <w:pPr>
-        <w:spacing w:line="360" w:lineRule="auto"/>
-        <w:jc w:val="center"/>
-        <w:rPr>
-          <w:rFonts w:ascii="Times New Roman" w:eastAsia="Times New Roman" w:hAnsi="Times New Roman" w:cs="Times New Roman"/>
-          <w:b/>
-          <w:sz w:val="28"/>
-          <w:szCs w:val="28"/>
-        </w:rPr>
-      </w:pPr>
-    </w:p>
-    <w:p>
-      <w:pPr>
-        <w:spacing w:line="360" w:lineRule="auto"/>
-        <w:jc w:val="center"/>
-        <w:rPr>
-          <w:rFonts w:ascii="Times New Roman" w:eastAsia="Times New Roman" w:hAnsi="Times New Roman" w:cs="Times New Roman"/>
-          <w:b/>
-          <w:sz w:val="28"/>
-          <w:szCs w:val="28"/>
-        </w:rPr>
-      </w:pPr>
-    </w:p>
-    <w:p>
-      <w:pPr>
-        <w:spacing w:line="360" w:lineRule="auto"/>
-        <w:jc w:val="center"/>
-        <w:rPr>
-          <w:rFonts w:ascii="Times New Roman" w:eastAsia="Times New Roman" w:hAnsi="Times New Roman" w:cs="Times New Roman"/>
-          <w:b/>
-          <w:sz w:val="28"/>
-          <w:szCs w:val="28"/>
-        </w:rPr>
-      </w:pPr>
-    </w:p>
-    <w:p>
-      <w:pPr>
-        <w:spacing w:line="360" w:lineRule="auto"/>
-        <w:jc w:val="center"/>
-        <w:rPr>
-          <w:rFonts w:ascii="Times New Roman" w:eastAsia="Times New Roman" w:hAnsi="Times New Roman" w:cs="Times New Roman"/>
-          <w:b/>
-          <w:sz w:val="28"/>
-          <w:szCs w:val="28"/>
-        </w:rPr>
-      </w:pPr>
-    </w:p>
-    <w:p>
-      <w:pPr>
-        <w:spacing w:line="360" w:lineRule="auto"/>
-        <w:jc w:val="center"/>
-        <w:rPr>
-          <w:rFonts w:ascii="Times New Roman" w:eastAsia="Times New Roman" w:hAnsi="Times New Roman" w:cs="Times New Roman"/>
-          <w:b/>
-          <w:sz w:val="28"/>
-          <w:szCs w:val="28"/>
-        </w:rPr>
-      </w:pPr>
-    </w:p>
-    <w:p>
-      <w:pPr>
-        <w:spacing w:line="360" w:lineRule="auto"/>
-        <w:jc w:val="center"/>
-        <w:rPr>
-          <w:rFonts w:ascii="Times New Roman" w:eastAsia="Times New Roman" w:hAnsi="Times New Roman" w:cs="Times New Roman"/>
-          <w:b/>
-          <w:sz w:val="28"/>
-          <w:szCs w:val="28"/>
-        </w:rPr>
-      </w:pPr>
-    </w:p>
-    <w:p>
-      <w:pPr>
-        <w:spacing w:line="360" w:lineRule="auto"/>
-        <w:jc w:val="center"/>
-        <w:rPr>
-          <w:rFonts w:ascii="Times New Roman" w:eastAsia="Times New Roman" w:hAnsi="Times New Roman" w:cs="Times New Roman"/>
-          <w:b/>
-          <w:sz w:val="28"/>
-          <w:szCs w:val="28"/>
-        </w:rPr>
-      </w:pPr>
-    </w:p>
-    <w:p>
-      <w:pPr>
-        <w:spacing w:line="360" w:lineRule="auto"/>
-        <w:jc w:val="center"/>
-        <w:rPr>
-          <w:rFonts w:ascii="Times New Roman" w:eastAsia="Times New Roman" w:hAnsi="Times New Roman" w:cs="Times New Roman"/>
-          <w:b/>
-          <w:sz w:val="28"/>
-          <w:szCs w:val="28"/>
-        </w:rPr>
-      </w:pPr>
-    </w:p>
-    <w:p>
-      <w:pPr>
-        <w:spacing w:line="360" w:lineRule="auto"/>
-        <w:jc w:val="center"/>
-        <w:rPr>
-          <w:rFonts w:ascii="Times New Roman" w:eastAsia="Times New Roman" w:hAnsi="Times New Roman" w:cs="Times New Roman"/>
-          <w:b/>
-          <w:sz w:val="28"/>
-          <w:szCs w:val="28"/>
-        </w:rPr>
-      </w:pPr>
-    </w:p>
-    <w:p>
-      <w:pPr>
-        <w:spacing w:line="360" w:lineRule="auto"/>
-        <w:jc w:val="center"/>
-        <w:rPr>
-          <w:rFonts w:ascii="Times New Roman" w:eastAsia="Times New Roman" w:hAnsi="Times New Roman" w:cs="Times New Roman"/>
-          <w:b/>
-          <w:sz w:val="28"/>
-          <w:szCs w:val="28"/>
-        </w:rPr>
-      </w:pPr>
-    </w:p>
-    <w:p>
-      <w:pPr>
-        <w:spacing w:line="360" w:lineRule="auto"/>
-        <w:jc w:val="center"/>
-      </w:pPr>
-      <w:r>
-        <w:rPr>
-          <w:rFonts w:ascii="Times New Roman" w:eastAsia="Times New Roman" w:hAnsi="Times New Roman" w:cs="Times New Roman"/>
-          <w:b/>
-          <w:sz w:val="28"/>
-          <w:szCs w:val="28"/>
-        </w:rPr>
-        <w:lastRenderedPageBreak/>
-        <w:t>СПИСОК ИСПОЛЬЗОВАННОЙ ЛИТЕРАТУРЫ</w:t>
-      </w:r>
-    </w:p>
-    <w:p>
-      <w:pPr>
-        <w:spacing w:after="0" w:line="360" w:lineRule="auto"/>
-        <w:ind w:firstLine="720"/>
-        <w:jc w:val="both"/>
-      </w:pPr>
-      <w:r>
-        <w:rPr>
-          <w:rFonts w:ascii="Times New Roman" w:eastAsia="Times New Roman" w:hAnsi="Times New Roman" w:cs="Times New Roman"/>
-          <w:sz w:val="28"/>
-          <w:szCs w:val="28"/>
-        </w:rPr>
-        <w:t>1. Дакетт, Дж. HTML и CSS. Разработка и дизайн веб-сайтов / Дж. Дакетт. – Москва : Эксмо, 2021. – 480 с.</w:t>
-      </w:r>
-    </w:p>
-    <w:p>
-      <w:pPr>
-        <w:spacing w:after="0" w:line="360" w:lineRule="auto"/>
-        <w:ind w:firstLine="720"/>
-        <w:jc w:val="both"/>
-      </w:pPr>
-      <w:r>
-        <w:rPr>
-          <w:rFonts w:ascii="Times New Roman" w:eastAsia="Times New Roman" w:hAnsi="Times New Roman" w:cs="Times New Roman"/>
-          <w:sz w:val="28"/>
-          <w:szCs w:val="28"/>
-        </w:rPr>
-        <w:t>2. Дакетт, Дж. JavaScript и jQuery. Интерактивная веб-разработка / Дж. Дакетт. – Москва : Эксмо, 2022. – 640 с.</w:t>
-      </w:r>
-    </w:p>
-    <w:p>
-      <w:pPr>
-        <w:spacing w:after="0" w:line="360" w:lineRule="auto"/>
-        <w:ind w:firstLine="720"/>
-        <w:jc w:val="both"/>
-      </w:pPr>
-      <w:r>
-        <w:rPr>
-          <w:rFonts w:ascii="Times New Roman" w:eastAsia="Times New Roman" w:hAnsi="Times New Roman" w:cs="Times New Roman"/>
-          <w:sz w:val="28"/>
-          <w:szCs w:val="28"/>
-        </w:rPr>
-        <w:t>3. Фримен, Э. Изучаем HTML, XHTML и CSS / Э. Фримен, Э. Робсон. – Санкт-Петербург : Питер, 2020. – 720 с.</w:t>
-      </w:r>
-    </w:p>
-    <w:p>
-      <w:pPr>
-        <w:spacing w:after="0" w:line="360" w:lineRule="auto"/>
-        <w:ind w:firstLine="720"/>
-        <w:jc w:val="both"/>
-      </w:pPr>
-      <w:r>
-        <w:rPr>
-          <w:rFonts w:ascii="Times New Roman" w:eastAsia="Times New Roman" w:hAnsi="Times New Roman" w:cs="Times New Roman"/>
-          <w:sz w:val="28"/>
-          <w:szCs w:val="28"/>
-        </w:rPr>
-        <w:t>4. Флэнаган, Д. JavaScript. Подробное руководство / Д. Флэнаган. – Санкт-Петербург : Питер, 2021. – 1088 с.</w:t>
-      </w:r>
-    </w:p>
-    <w:p>
-      <w:pPr>
-        <w:spacing w:after="0" w:line="360" w:lineRule="auto"/>
-        <w:ind w:firstLine="720"/>
-        <w:jc w:val="both"/>
-      </w:pPr>
-      <w:r>
-        <w:rPr>
-          <w:rFonts w:ascii="Times New Roman" w:eastAsia="Times New Roman" w:hAnsi="Times New Roman" w:cs="Times New Roman"/>
-          <w:sz w:val="28"/>
-          <w:szCs w:val="28"/>
-        </w:rPr>
-        <w:t>5. Круг, С. Не заставляйте меня думать. Веб-юзабилити и здравый смысл / С. Круг. – Москва : Эксмо, 2017. – 256 с.</w:t>
-      </w:r>
-    </w:p>
-    <w:p>
-      <w:pPr>
-        <w:spacing w:after="0" w:line="360" w:lineRule="auto"/>
-        <w:ind w:firstLine="720"/>
-        <w:jc w:val="both"/>
-      </w:pPr>
-      <w:r>
-        <w:rPr>
-          <w:rFonts w:ascii="Times New Roman" w:eastAsia="Times New Roman" w:hAnsi="Times New Roman" w:cs="Times New Roman"/>
-          <w:sz w:val="28"/>
-          <w:szCs w:val="28"/>
-          <w:lang w:val="en-US"/>
-        </w:rPr>
-        <w:t xml:space="preserve">6. </w:t>
-      </w:r>
-      <w:proofErr w:type="spellStart"/>
-      <w:r>
-        <w:rPr>
-          <w:rFonts w:ascii="Times New Roman" w:eastAsia="Times New Roman" w:hAnsi="Times New Roman" w:cs="Times New Roman"/>
-          <w:sz w:val="28"/>
-          <w:szCs w:val="28"/>
-        </w:rPr>
-        <w:t>Роббинс</w:t>
-      </w:r>
-      <w:proofErr w:type="spellEnd"/>
-      <w:r>
-        <w:rPr>
-          <w:rFonts w:ascii="Times New Roman" w:eastAsia="Times New Roman" w:hAnsi="Times New Roman" w:cs="Times New Roman"/>
-          <w:sz w:val="28"/>
-          <w:szCs w:val="28"/>
-          <w:lang w:val="en-US"/>
-        </w:rPr>
-        <w:t xml:space="preserve">, </w:t>
-      </w:r>
-      <w:r>
-        <w:rPr>
-          <w:rFonts w:ascii="Times New Roman" w:eastAsia="Times New Roman" w:hAnsi="Times New Roman" w:cs="Times New Roman"/>
-          <w:sz w:val="28"/>
-          <w:szCs w:val="28"/>
-        </w:rPr>
-        <w:t>Д</w:t>
-      </w:r>
-      <w:r>
-        <w:rPr>
-          <w:rFonts w:ascii="Times New Roman" w:eastAsia="Times New Roman" w:hAnsi="Times New Roman" w:cs="Times New Roman"/>
-          <w:sz w:val="28"/>
-          <w:szCs w:val="28"/>
-          <w:lang w:val="en-US"/>
-        </w:rPr>
-        <w:t xml:space="preserve">. HTML5, CSS3 </w:t>
-      </w:r>
-      <w:r>
-        <w:rPr>
-          <w:rFonts w:ascii="Times New Roman" w:eastAsia="Times New Roman" w:hAnsi="Times New Roman" w:cs="Times New Roman"/>
-          <w:sz w:val="28"/>
-          <w:szCs w:val="28"/>
-        </w:rPr>
-        <w:t>и</w:t>
-      </w:r>
-      <w:r>
-        <w:rPr>
-          <w:rFonts w:ascii="Times New Roman" w:eastAsia="Times New Roman" w:hAnsi="Times New Roman" w:cs="Times New Roman"/>
-          <w:sz w:val="28"/>
-          <w:szCs w:val="28"/>
-          <w:lang w:val="en-US"/>
-        </w:rPr>
-        <w:t xml:space="preserve"> JavaScript. </w:t>
-      </w:r>
-      <w:r>
-        <w:rPr>
-          <w:rFonts w:ascii="Times New Roman" w:eastAsia="Times New Roman" w:hAnsi="Times New Roman" w:cs="Times New Roman"/>
-          <w:sz w:val="28"/>
-          <w:szCs w:val="28"/>
-        </w:rPr>
-        <w:t>Исчерпывающее руководство / Д. Роббинс. – Москва : Эксмо, 2018. – 528 с.</w:t>
-      </w:r>
-    </w:p>
-    <w:p>
-      <w:pPr>
-        <w:spacing w:after="0" w:line="360" w:lineRule="auto"/>
-        <w:ind w:firstLine="720"/>
-        <w:jc w:val="both"/>
-      </w:pPr>
-      <w:r>
-        <w:rPr>
-          <w:rFonts w:ascii="Times New Roman" w:eastAsia="Times New Roman" w:hAnsi="Times New Roman" w:cs="Times New Roman"/>
-          <w:sz w:val="28"/>
-          <w:szCs w:val="28"/>
-        </w:rPr>
-        <w:t>7. MDN Web Docs. HTML : справочник по веб-технологиям [Электронный ресурс]. – Режим доступа: https://developer.mozilla.org/ru/docs/Web/HTML (дата обращения: 05.06.2026).</w:t>
-      </w:r>
-    </w:p>
-    <w:p>
-      <w:pPr>
-        <w:spacing w:after="0" w:line="360" w:lineRule="auto"/>
-        <w:ind w:firstLine="720"/>
-        <w:jc w:val="both"/>
-      </w:pPr>
-      <w:r>
-        <w:rPr>
-          <w:rFonts w:ascii="Times New Roman" w:eastAsia="Times New Roman" w:hAnsi="Times New Roman" w:cs="Times New Roman"/>
-          <w:sz w:val="28"/>
-          <w:szCs w:val="28"/>
-        </w:rPr>
-        <w:t>8. MDN Web Docs. CSS : каскадные таблицы стилей [Электронный ресурс]. – Режим доступа: https://developer.mozilla.org/ru/docs/Web/CSS (дата обращения: 05.06.2026).</w:t>
-      </w:r>
-    </w:p>
-    <w:p>
-      <w:pPr>
-        <w:spacing w:after="0" w:line="360" w:lineRule="auto"/>
-        <w:ind w:firstLine="720"/>
-        <w:jc w:val="both"/>
-      </w:pPr>
-      <w:r>
-        <w:rPr>
-          <w:rFonts w:ascii="Times New Roman" w:eastAsia="Times New Roman" w:hAnsi="Times New Roman" w:cs="Times New Roman"/>
-          <w:sz w:val="28"/>
-          <w:szCs w:val="28"/>
-        </w:rPr>
-        <w:t>9. MDN Web Docs. JavaScript : документация по языку программирования [Электронный ресурс]. – Режим доступа: https://developer.mozilla.org/ru/docs/Web/JavaScript (дата обращения: 05.06.2026).</w:t>
-      </w:r>
-    </w:p>
-    <w:p>
-      <w:pPr>
-        <w:spacing w:after="0" w:line="360" w:lineRule="auto"/>
-        <w:ind w:firstLine="720"/>
-        <w:jc w:val="both"/>
-      </w:pPr>
-      <w:r>
-        <w:rPr>
-          <w:rFonts w:ascii="Times New Roman" w:eastAsia="Times New Roman" w:hAnsi="Times New Roman" w:cs="Times New Roman"/>
-          <w:sz w:val="28"/>
-          <w:szCs w:val="28"/>
-        </w:rPr>
-        <w:t>10. WHATWG. HTML Living Standard [Электронный ресурс]. – Режим доступа: https://html.spec.whatwg.org/ (дата обращения: 05.06.2026).</w:t>
-      </w:r>
-    </w:p>
-    <w:p>
-      <w:pPr>
-        <w:spacing w:after="0" w:line="360" w:lineRule="auto"/>
-        <w:ind w:firstLine="720"/>
-        <w:jc w:val="both"/>
-      </w:pPr>
-      <w:r>
-        <w:rPr>
-          <w:rFonts w:ascii="Times New Roman" w:eastAsia="Times New Roman" w:hAnsi="Times New Roman" w:cs="Times New Roman"/>
-          <w:sz w:val="28"/>
-          <w:szCs w:val="28"/>
-          <w:lang w:val="en-US"/>
-        </w:rPr>
-        <w:t xml:space="preserve">11. ECMA International. ECMA-262: ECMAScript 2025 Language Specification. </w:t>
-      </w:r>
-      <w:r>
-        <w:rPr>
-          <w:rFonts w:ascii="Times New Roman" w:eastAsia="Times New Roman" w:hAnsi="Times New Roman" w:cs="Times New Roman"/>
-          <w:sz w:val="28"/>
-          <w:szCs w:val="28"/>
-        </w:rPr>
-        <w:t xml:space="preserve">16th </w:t>
-      </w:r>
-      <w:proofErr w:type="spellStart"/>
-      <w:r>
-        <w:rPr>
-          <w:rFonts w:ascii="Times New Roman" w:eastAsia="Times New Roman" w:hAnsi="Times New Roman" w:cs="Times New Roman"/>
-          <w:sz w:val="28"/>
-          <w:szCs w:val="28"/>
-        </w:rPr>
-        <w:t>edition</w:t>
-      </w:r>
-      <w:proofErr w:type="spellEnd"/>
-      <w:r>
-        <w:rPr>
-          <w:rFonts w:ascii="Times New Roman" w:eastAsia="Times New Roman" w:hAnsi="Times New Roman" w:cs="Times New Roman"/>
-          <w:sz w:val="28"/>
-          <w:szCs w:val="28"/>
-        </w:rPr>
-        <w:t>. Geneva, 2025 [Электронный ресурс]. – Режим доступа: https://ecma-international.org/publications-and-standards/standards/ecma-262/ (дата обращения: 1</w:t>
-      </w:r>
-      <w:r>
-        <w:rPr>
-          <w:rFonts w:ascii="Times New Roman" w:eastAsia="Times New Roman" w:hAnsi="Times New Roman" w:cs="Times New Roman"/>
-          <w:sz w:val="28"/>
-          <w:szCs w:val="28"/>
-        </w:rPr>
-        <w:t>2</w:t>
-      </w:r>
-      <w:r>
-        <w:rPr>
-          <w:rFonts w:ascii="Times New Roman" w:eastAsia="Times New Roman" w:hAnsi="Times New Roman" w:cs="Times New Roman"/>
-          <w:sz w:val="28"/>
-          <w:szCs w:val="28"/>
-        </w:rPr>
-        <w:t>.06.2026).</w:t>
-      </w:r>
-    </w:p>
-    <w:p>
-      <w:pPr>
-        <w:spacing w:after="0" w:line="360" w:lineRule="auto"/>
-        <w:ind w:firstLine="720"/>
-        <w:jc w:val="both"/>
-      </w:pPr>
-      <w:r>
-        <w:rPr>
-          <w:rFonts w:ascii="Times New Roman" w:eastAsia="Times New Roman" w:hAnsi="Times New Roman" w:cs="Times New Roman"/>
-          <w:sz w:val="28"/>
-          <w:szCs w:val="28"/>
-        </w:rPr>
-        <w:lastRenderedPageBreak/>
-        <w:t>12. WHATWG. HTML Standard. Web Storage [Электронный ресурс]. – Режим доступа: https://html.spec.whatwg.org/multipage/webstorage.html (дата обращения: 1</w:t>
-      </w:r>
-      <w:r>
-        <w:rPr>
-          <w:rFonts w:ascii="Times New Roman" w:eastAsia="Times New Roman" w:hAnsi="Times New Roman" w:cs="Times New Roman"/>
-          <w:sz w:val="28"/>
-          <w:szCs w:val="28"/>
-        </w:rPr>
-        <w:t>2</w:t>
-      </w:r>
-      <w:r>
-        <w:rPr>
-          <w:rFonts w:ascii="Times New Roman" w:eastAsia="Times New Roman" w:hAnsi="Times New Roman" w:cs="Times New Roman"/>
-          <w:sz w:val="28"/>
-          <w:szCs w:val="28"/>
-        </w:rPr>
-        <w:t>.06.2026).</w:t>
-      </w:r>
-    </w:p>
-    <w:p>
-      <w:pPr>
-        <w:spacing w:after="0" w:line="360" w:lineRule="auto"/>
-        <w:ind w:firstLine="720"/>
-        <w:jc w:val="both"/>
-      </w:pPr>
-      <w:r>
-        <w:rPr>
-          <w:rFonts w:ascii="Times New Roman" w:eastAsia="Times New Roman" w:hAnsi="Times New Roman" w:cs="Times New Roman"/>
-          <w:sz w:val="28"/>
-          <w:szCs w:val="28"/>
-        </w:rPr>
-        <w:t>13. W3C. Web Content Accessibility Guidelines (WCAG) 2.2 [Электронный ресурс]. – Режим доступа: https://www.w3.org/TR/WCAG22/ (дата обращения: 1</w:t>
-      </w:r>
-      <w:r>
-        <w:rPr>
-          <w:rFonts w:ascii="Times New Roman" w:eastAsia="Times New Roman" w:hAnsi="Times New Roman" w:cs="Times New Roman"/>
-          <w:sz w:val="28"/>
-          <w:szCs w:val="28"/>
-        </w:rPr>
-        <w:t>2</w:t>
-      </w:r>
-      <w:r>
-        <w:rPr>
-          <w:rFonts w:ascii="Times New Roman" w:eastAsia="Times New Roman" w:hAnsi="Times New Roman" w:cs="Times New Roman"/>
-          <w:sz w:val="28"/>
-          <w:szCs w:val="28"/>
-        </w:rPr>
-        <w:t>.06.2026).</w:t>
-      </w:r>
-    </w:p>
-    <w:p>
-      <w:pPr>
-        <w:spacing w:after="0" w:line="360" w:lineRule="auto"/>
-        <w:ind w:firstLine="720"/>
-        <w:jc w:val="both"/>
-      </w:pPr>
-      <w:r>
-        <w:rPr>
-          <w:rFonts w:ascii="Times New Roman" w:eastAsia="Times New Roman" w:hAnsi="Times New Roman" w:cs="Times New Roman"/>
-          <w:sz w:val="28"/>
-          <w:szCs w:val="28"/>
-          <w:lang w:val="en-US"/>
-        </w:rPr>
-        <w:t xml:space="preserve">14. W3C WAI. ARIA Authoring Practices Guide. </w:t>
-      </w:r>
-      <w:proofErr w:type="spellStart"/>
-      <w:r>
-        <w:rPr>
-          <w:rFonts w:ascii="Times New Roman" w:eastAsia="Times New Roman" w:hAnsi="Times New Roman" w:cs="Times New Roman"/>
-          <w:sz w:val="28"/>
-          <w:szCs w:val="28"/>
-        </w:rPr>
-        <w:t>Dialog</w:t>
-      </w:r>
-      <w:proofErr w:type="spellEnd"/>
-      <w:r>
-        <w:rPr>
-          <w:rFonts w:ascii="Times New Roman" w:eastAsia="Times New Roman" w:hAnsi="Times New Roman" w:cs="Times New Roman"/>
-          <w:sz w:val="28"/>
-          <w:szCs w:val="28"/>
-        </w:rPr>
-        <w:t xml:space="preserve"> (</w:t>
-      </w:r>
-      <w:proofErr w:type="spellStart"/>
-      <w:r>
-        <w:rPr>
-          <w:rFonts w:ascii="Times New Roman" w:eastAsia="Times New Roman" w:hAnsi="Times New Roman" w:cs="Times New Roman"/>
-          <w:sz w:val="28"/>
-          <w:szCs w:val="28"/>
-        </w:rPr>
-        <w:t>Modal</w:t>
-      </w:r>
-      <w:proofErr w:type="spellEnd"/>
-      <w:r>
-        <w:rPr>
-          <w:rFonts w:ascii="Times New Roman" w:eastAsia="Times New Roman" w:hAnsi="Times New Roman" w:cs="Times New Roman"/>
-          <w:sz w:val="28"/>
-          <w:szCs w:val="28"/>
-        </w:rPr>
-        <w:t xml:space="preserve">) </w:t>
-      </w:r>
-      <w:proofErr w:type="spellStart"/>
-      <w:r>
-        <w:rPr>
-          <w:rFonts w:ascii="Times New Roman" w:eastAsia="Times New Roman" w:hAnsi="Times New Roman" w:cs="Times New Roman"/>
-          <w:sz w:val="28"/>
-          <w:szCs w:val="28"/>
-        </w:rPr>
-        <w:t>Pattern</w:t>
-      </w:r>
-      <w:proofErr w:type="spellEnd"/>
-      <w:r>
-        <w:rPr>
-          <w:rFonts w:ascii="Times New Roman" w:eastAsia="Times New Roman" w:hAnsi="Times New Roman" w:cs="Times New Roman"/>
-          <w:sz w:val="28"/>
-          <w:szCs w:val="28"/>
-        </w:rPr>
-        <w:t xml:space="preserve"> [Электронный ресурс]. – Режим доступа: https://www.w3.org/WAI/ARIA/apg/patterns/dialog-modal/ (дата обращения: 1</w:t>
-      </w:r>
-      <w:r>
-        <w:rPr>
-          <w:rFonts w:ascii="Times New Roman" w:eastAsia="Times New Roman" w:hAnsi="Times New Roman" w:cs="Times New Roman"/>
-          <w:sz w:val="28"/>
-          <w:szCs w:val="28"/>
-        </w:rPr>
-        <w:t>2</w:t>
-      </w:r>
-      <w:r>
-        <w:rPr>
-          <w:rFonts w:ascii="Times New Roman" w:eastAsia="Times New Roman" w:hAnsi="Times New Roman" w:cs="Times New Roman"/>
-          <w:sz w:val="28"/>
-          <w:szCs w:val="28"/>
-        </w:rPr>
-        <w:t>.06.2026).</w:t>
-      </w:r>
-    </w:p>
-    <w:p>
-      <w:pPr>
-        <w:spacing w:after="0" w:line="360" w:lineRule="auto"/>
-        <w:ind w:firstLine="720"/>
-        <w:jc w:val="both"/>
-      </w:pPr>
-      <w:r>
-        <w:rPr>
-          <w:rFonts w:ascii="Times New Roman" w:eastAsia="Times New Roman" w:hAnsi="Times New Roman" w:cs="Times New Roman"/>
-          <w:sz w:val="28"/>
-          <w:szCs w:val="28"/>
-          <w:lang w:val="en-US"/>
-        </w:rPr>
-        <w:t>15. ISO 9241-210:2019. Ergonomics of human-system interaction. Part 210: Human-</w:t>
-      </w:r>
-      <w:proofErr w:type="spellStart"/>
-      <w:r>
-        <w:rPr>
-          <w:rFonts w:ascii="Times New Roman" w:eastAsia="Times New Roman" w:hAnsi="Times New Roman" w:cs="Times New Roman"/>
-          <w:sz w:val="28"/>
-          <w:szCs w:val="28"/>
-          <w:lang w:val="en-US"/>
-        </w:rPr>
-        <w:t>centred</w:t>
-      </w:r>
-      <w:proofErr w:type="spellEnd"/>
-      <w:r>
-        <w:rPr>
-          <w:rFonts w:ascii="Times New Roman" w:eastAsia="Times New Roman" w:hAnsi="Times New Roman" w:cs="Times New Roman"/>
-          <w:sz w:val="28"/>
-          <w:szCs w:val="28"/>
-          <w:lang w:val="en-US"/>
-        </w:rPr>
-        <w:t xml:space="preserve"> design for interactive systems. </w:t>
-      </w:r>
-      <w:proofErr w:type="spellStart"/>
-      <w:r>
-        <w:rPr>
-          <w:rFonts w:ascii="Times New Roman" w:eastAsia="Times New Roman" w:hAnsi="Times New Roman" w:cs="Times New Roman"/>
-          <w:sz w:val="28"/>
-          <w:szCs w:val="28"/>
-        </w:rPr>
-        <w:t>Geneva</w:t>
-      </w:r>
-      <w:proofErr w:type="spellEnd"/>
-      <w:r>
-        <w:rPr>
-          <w:rFonts w:ascii="Times New Roman" w:eastAsia="Times New Roman" w:hAnsi="Times New Roman" w:cs="Times New Roman"/>
-          <w:sz w:val="28"/>
-          <w:szCs w:val="28"/>
-        </w:rPr>
-        <w:t xml:space="preserve"> : ISO, 2019. – 33 p. [Электронный ресурс]. – Режим доступа: https://www.iso.org/standard/77520.html (дата обращения: 1</w:t>
-      </w:r>
-      <w:r>
-        <w:rPr>
-          <w:rFonts w:ascii="Times New Roman" w:eastAsia="Times New Roman" w:hAnsi="Times New Roman" w:cs="Times New Roman"/>
-          <w:sz w:val="28"/>
-          <w:szCs w:val="28"/>
-        </w:rPr>
-        <w:t>2</w:t>
-      </w:r>
-      <w:r>
-        <w:rPr>
-          <w:rFonts w:ascii="Times New Roman" w:eastAsia="Times New Roman" w:hAnsi="Times New Roman" w:cs="Times New Roman"/>
-          <w:sz w:val="28"/>
-          <w:szCs w:val="28"/>
-        </w:rPr>
-        <w:t>.06.2026).</w:t>
-      </w:r>
-    </w:p>
-    <w:p>
-      <w:pPr>
-        <w:spacing w:line="360" w:lineRule="auto"/>
-        <w:jc w:val="center"/>
-      </w:pPr>
-      <w:r>
-        <w:rPr>
-          <w:rFonts w:ascii="Times New Roman" w:eastAsia="Times New Roman" w:hAnsi="Times New Roman" w:cs="Times New Roman"/>
-          <w:b/>
-          <w:sz w:val="28"/>
-          <w:szCs w:val="28"/>
-        </w:rPr>
-        <w:t>ПРИЛОЖЕНИЕ А</w:t>
-      </w:r>
-    </w:p>
-    <w:p>
-      <w:pPr>
-        <w:spacing w:after="120" w:line="360" w:lineRule="auto"/>
-        <w:ind w:firstLine="708"/>
-        <w:jc w:val="both"/>
-      </w:pPr>
-      <w:r>
-        <w:rPr>
-          <w:rFonts w:ascii="Times New Roman" w:eastAsia="Times New Roman" w:hAnsi="Times New Roman" w:cs="Times New Roman"/>
-          <w:sz w:val="28"/>
-          <w:szCs w:val="28"/>
-        </w:rPr>
-        <w:t>Таблица А.1 - Результаты функционального тестирования веб-интерфейса бронирования коворкингов</w:t>
+          <w:rFonts w:ascii="Times New Roman" w:hAnsi="Times New Roman" w:cs="Times New Roman"/>
+          <w:sz w:val="28"/>
+        </w:rPr>
+      </w:pPr>
+      <w:r>
+        <w:rPr>
+          <w:rFonts w:ascii="Times New Roman" w:hAnsi="Times New Roman" w:cs="Times New Roman"/>
+          <w:sz w:val="28"/>
+        </w:rPr>
+        <w:t>Таблица 1 – Результаты функционального тестирования</w:t>
       </w:r>
     </w:p>
     <w:tbl>
       <w:tblPr>
         <w:tblW w:w="0" w:type="auto"/>
         <w:tblBorders>
-          <w:top w:val="single" w:sz="6" w:space="0" w:color="auto"/>
-          <w:left w:val="single" w:sz="6" w:space="0" w:color="auto"/>
-          <w:bottom w:val="single" w:sz="6" w:space="0" w:color="auto"/>
-          <w:right w:val="single" w:sz="6" w:space="0" w:color="auto"/>
-          <w:insideH w:val="single" w:sz="6" w:space="0" w:color="auto"/>
-          <w:insideV w:val="single" w:sz="6" w:space="0" w:color="auto"/>
+          <w:top w:val="single" w:sz="4" w:space="0" w:color="auto"/>
+          <w:left w:val="single" w:sz="4" w:space="0" w:color="auto"/>
+          <w:bottom w:val="single" w:sz="4" w:space="0" w:color="auto"/>
+          <w:right w:val="single" w:sz="4" w:space="0" w:color="auto"/>
+          <w:insideH w:val="single" w:sz="4" w:space="0" w:color="auto"/>
+          <w:insideV w:val="single" w:sz="4" w:space="0" w:color="auto"/>
         </w:tblBorders>
-        <w:tblLook w:val="04A0" w:firstRow="1" w:lastRow="0" w:firstColumn="1" w:lastColumn="0" w:noHBand="0" w:noVBand="1"/>
+        <w:tblLayout w:type="fixed"/>
+        <w:tblLook w:val="0000" w:firstRow="0" w:lastRow="0" w:firstColumn="0" w:lastColumn="0" w:noHBand="0" w:noVBand="0"/>
       </w:tblPr>
       <w:tblGrid>
-        <w:gridCol w:w="2271"/>
-        <w:gridCol w:w="2365"/>
-        <w:gridCol w:w="2357"/>
-        <w:gridCol w:w="2346"/>
+        <w:gridCol w:w="1871"/>
+        <w:gridCol w:w="1871"/>
+        <w:gridCol w:w="1871"/>
+        <w:gridCol w:w="1871"/>
+        <w:gridCol w:w="1871"/>
       </w:tblGrid>
       <w:tr>
         <w:tc>
           <w:tcPr>
-            <w:tcW w:w="2400" w:type="dxa"/>
+            <w:tcW w:w="1871" w:type="dxa"/>
+            <w:shd w:val="clear" w:color="auto" w:fill="auto"/>
           </w:tcPr>
           <w:p>
             <w:pPr>
-              <w:spacing w:after="60" w:line="360" w:lineRule="auto"/>
-              <w:jc w:val="both"/>
+              <w:spacing w:after="0" w:line="240" w:lineRule="auto"/>
+              <w:rPr>
+                <w:rFonts w:ascii="Times New Roman" w:hAnsi="Times New Roman" w:cs="Times New Roman"/>
+                <w:b/>
+                <w:sz w:val="20"/>
+              </w:rPr>
             </w:pPr>
             <w:r>
               <w:rPr>
-                <w:rFonts w:ascii="Times New Roman" w:eastAsia="Times New Roman" w:hAnsi="Times New Roman" w:cs="Times New Roman"/>
-                <w:sz w:val="24"/>
-                <w:szCs w:val="24"/>
+                <w:rFonts w:ascii="Times New Roman" w:hAnsi="Times New Roman" w:cs="Times New Roman"/>
+                <w:b/>
+                <w:sz w:val="20"/>
               </w:rPr>
               <w:t>№</w:t>
             </w:r>
@@ -9029,56 +9030,95 @@
         </w:tc>
         <w:tc>
           <w:tcPr>
-            <w:tcW w:w="2400" w:type="dxa"/>
+            <w:tcW w:w="1871" w:type="dxa"/>
+            <w:shd w:val="clear" w:color="auto" w:fill="auto"/>
           </w:tcPr>
           <w:p>
             <w:pPr>
-              <w:spacing w:after="60" w:line="360" w:lineRule="auto"/>
-              <w:jc w:val="both"/>
+              <w:spacing w:after="0" w:line="240" w:lineRule="auto"/>
+              <w:rPr>
+                <w:rFonts w:ascii="Times New Roman" w:hAnsi="Times New Roman" w:cs="Times New Roman"/>
+                <w:b/>
+                <w:sz w:val="20"/>
+              </w:rPr>
             </w:pPr>
             <w:r>
               <w:rPr>
-                <w:rFonts w:ascii="Times New Roman" w:eastAsia="Times New Roman" w:hAnsi="Times New Roman" w:cs="Times New Roman"/>
-                <w:sz w:val="24"/>
-                <w:szCs w:val="24"/>
-              </w:rPr>
-              <w:t>Проверяемый функционал</w:t>
+                <w:rFonts w:ascii="Times New Roman" w:hAnsi="Times New Roman" w:cs="Times New Roman"/>
+                <w:b/>
+                <w:sz w:val="20"/>
+              </w:rPr>
+              <w:t>Что проверялось</w:t>
             </w:r>
           </w:p>
         </w:tc>
         <w:tc>
           <w:tcPr>
-            <w:tcW w:w="2400" w:type="dxa"/>
+            <w:tcW w:w="1871" w:type="dxa"/>
+            <w:shd w:val="clear" w:color="auto" w:fill="auto"/>
           </w:tcPr>
           <w:p>
             <w:pPr>
-              <w:spacing w:after="60" w:line="360" w:lineRule="auto"/>
-              <w:jc w:val="both"/>
+              <w:spacing w:after="0" w:line="240" w:lineRule="auto"/>
+              <w:rPr>
+                <w:rFonts w:ascii="Times New Roman" w:hAnsi="Times New Roman" w:cs="Times New Roman"/>
+                <w:b/>
+                <w:sz w:val="20"/>
+              </w:rPr>
             </w:pPr>
             <w:r>
               <w:rPr>
-                <w:rFonts w:ascii="Times New Roman" w:eastAsia="Times New Roman" w:hAnsi="Times New Roman" w:cs="Times New Roman"/>
-                <w:sz w:val="24"/>
-                <w:szCs w:val="24"/>
-              </w:rPr>
-              <w:t>Ожидаемый результат</w:t>
+                <w:rFonts w:ascii="Times New Roman" w:hAnsi="Times New Roman" w:cs="Times New Roman"/>
+                <w:b/>
+                <w:sz w:val="20"/>
+              </w:rPr>
+              <w:t>Действие</w:t>
             </w:r>
           </w:p>
         </w:tc>
         <w:tc>
           <w:tcPr>
-            <w:tcW w:w="2400" w:type="dxa"/>
+            <w:tcW w:w="1871" w:type="dxa"/>
+            <w:shd w:val="clear" w:color="auto" w:fill="auto"/>
           </w:tcPr>
           <w:p>
             <w:pPr>
-              <w:spacing w:after="60" w:line="360" w:lineRule="auto"/>
-              <w:jc w:val="both"/>
+              <w:spacing w:after="0" w:line="240" w:lineRule="auto"/>
+              <w:rPr>
+                <w:rFonts w:ascii="Times New Roman" w:hAnsi="Times New Roman" w:cs="Times New Roman"/>
+                <w:b/>
+                <w:sz w:val="20"/>
+              </w:rPr>
             </w:pPr>
             <w:r>
               <w:rPr>
-                <w:rFonts w:ascii="Times New Roman" w:eastAsia="Times New Roman" w:hAnsi="Times New Roman" w:cs="Times New Roman"/>
-                <w:sz w:val="24"/>
-                <w:szCs w:val="24"/>
+                <w:rFonts w:ascii="Times New Roman" w:hAnsi="Times New Roman" w:cs="Times New Roman"/>
+                <w:b/>
+                <w:sz w:val="20"/>
+              </w:rPr>
+              <w:t>Ожидаемый результат</w:t>
+            </w:r>
+          </w:p>
+        </w:tc>
+        <w:tc>
+          <w:tcPr>
+            <w:tcW w:w="1871" w:type="dxa"/>
+            <w:shd w:val="clear" w:color="auto" w:fill="auto"/>
+          </w:tcPr>
+          <w:p>
+            <w:pPr>
+              <w:spacing w:after="0" w:line="240" w:lineRule="auto"/>
+              <w:rPr>
+                <w:rFonts w:ascii="Times New Roman" w:hAnsi="Times New Roman" w:cs="Times New Roman"/>
+                <w:b/>
+                <w:sz w:val="20"/>
+              </w:rPr>
+            </w:pPr>
+            <w:r>
+              <w:rPr>
+                <w:rFonts w:ascii="Times New Roman" w:hAnsi="Times New Roman" w:cs="Times New Roman"/>
+                <w:b/>
+                <w:sz w:val="20"/>
               </w:rPr>
               <w:t>Фактический результат</w:t>
             </w:r>
@@ -9088,77 +9128,112 @@
       <w:tr>
         <w:tc>
           <w:tcPr>
-            <w:tcW w:w="2400" w:type="dxa"/>
+            <w:tcW w:w="1871" w:type="dxa"/>
+            <w:shd w:val="clear" w:color="auto" w:fill="auto"/>
           </w:tcPr>
           <w:p>
             <w:pPr>
-              <w:spacing w:after="60" w:line="360" w:lineRule="auto"/>
-              <w:jc w:val="both"/>
+              <w:spacing w:after="0" w:line="240" w:lineRule="auto"/>
+              <w:rPr>
+                <w:rFonts w:ascii="Times New Roman" w:hAnsi="Times New Roman" w:cs="Times New Roman"/>
+                <w:sz w:val="20"/>
+              </w:rPr>
             </w:pPr>
             <w:r>
               <w:rPr>
-                <w:rFonts w:ascii="Times New Roman" w:eastAsia="Times New Roman" w:hAnsi="Times New Roman" w:cs="Times New Roman"/>
-                <w:sz w:val="24"/>
-                <w:szCs w:val="24"/>
-              </w:rPr>
+                <w:rFonts w:ascii="Times New Roman" w:hAnsi="Times New Roman" w:cs="Times New Roman"/>
+                <w:sz w:val="20"/>
+              </w:rPr>
+              <w:lastRenderedPageBreak/>
               <w:t>1</w:t>
             </w:r>
           </w:p>
         </w:tc>
         <w:tc>
           <w:tcPr>
-            <w:tcW w:w="2400" w:type="dxa"/>
+            <w:tcW w:w="1871" w:type="dxa"/>
+            <w:shd w:val="clear" w:color="auto" w:fill="auto"/>
           </w:tcPr>
           <w:p>
             <w:pPr>
-              <w:spacing w:after="60" w:line="360" w:lineRule="auto"/>
-              <w:jc w:val="both"/>
+              <w:spacing w:after="0" w:line="240" w:lineRule="auto"/>
+              <w:rPr>
+                <w:rFonts w:ascii="Times New Roman" w:hAnsi="Times New Roman" w:cs="Times New Roman"/>
+                <w:sz w:val="20"/>
+              </w:rPr>
             </w:pPr>
             <w:r>
               <w:rPr>
-                <w:rFonts w:ascii="Times New Roman" w:eastAsia="Times New Roman" w:hAnsi="Times New Roman" w:cs="Times New Roman"/>
-                <w:sz w:val="24"/>
-                <w:szCs w:val="24"/>
-              </w:rPr>
-              <w:t>Открытие приложения</w:t>
+                <w:rFonts w:ascii="Times New Roman" w:hAnsi="Times New Roman" w:cs="Times New Roman"/>
+                <w:sz w:val="20"/>
+              </w:rPr>
+              <w:t>Загрузка страницы</w:t>
             </w:r>
           </w:p>
         </w:tc>
         <w:tc>
           <w:tcPr>
-            <w:tcW w:w="2400" w:type="dxa"/>
+            <w:tcW w:w="1871" w:type="dxa"/>
+            <w:shd w:val="clear" w:color="auto" w:fill="auto"/>
           </w:tcPr>
           <w:p>
             <w:pPr>
-              <w:spacing w:after="60" w:line="360" w:lineRule="auto"/>
-              <w:jc w:val="both"/>
+              <w:spacing w:after="0" w:line="240" w:lineRule="auto"/>
+              <w:rPr>
+                <w:rFonts w:ascii="Times New Roman" w:hAnsi="Times New Roman" w:cs="Times New Roman"/>
+                <w:sz w:val="20"/>
+              </w:rPr>
             </w:pPr>
             <w:r>
               <w:rPr>
-                <w:rFonts w:ascii="Times New Roman" w:eastAsia="Times New Roman" w:hAnsi="Times New Roman" w:cs="Times New Roman"/>
-                <w:sz w:val="24"/>
-                <w:szCs w:val="24"/>
-              </w:rPr>
-              <w:t>Отображаются поиск, каталог коворкингов и панель бронирования.</w:t>
+                <w:rFonts w:ascii="Times New Roman" w:hAnsi="Times New Roman" w:cs="Times New Roman"/>
+                <w:sz w:val="20"/>
+              </w:rPr>
+              <w:t>Открыть опубликованную версию</w:t>
             </w:r>
           </w:p>
         </w:tc>
         <w:tc>
           <w:tcPr>
-            <w:tcW w:w="2400" w:type="dxa"/>
+            <w:tcW w:w="1871" w:type="dxa"/>
+            <w:shd w:val="clear" w:color="auto" w:fill="auto"/>
           </w:tcPr>
           <w:p>
             <w:pPr>
-              <w:spacing w:after="60" w:line="360" w:lineRule="auto"/>
-              <w:jc w:val="both"/>
+              <w:spacing w:after="0" w:line="240" w:lineRule="auto"/>
+              <w:rPr>
+                <w:rFonts w:ascii="Times New Roman" w:hAnsi="Times New Roman" w:cs="Times New Roman"/>
+                <w:sz w:val="20"/>
+              </w:rPr>
             </w:pPr>
             <w:r>
               <w:rPr>
-                <w:rFonts w:ascii="Times New Roman" w:eastAsia="Times New Roman" w:hAnsi="Times New Roman" w:cs="Times New Roman"/>
-                <w:sz w:val="24"/>
-                <w:szCs w:val="24"/>
-              </w:rPr>
-              <w:t>Успешно</w:t>
+                <w:rFonts w:ascii="Times New Roman" w:hAnsi="Times New Roman" w:cs="Times New Roman"/>
+                <w:sz w:val="20"/>
+              </w:rPr>
+              <w:t>Страница, стили, скрипты и изображения загружаются</w:t>
+            </w:r>
+          </w:p>
+        </w:tc>
+        <w:tc>
+          <w:tcPr>
+            <w:tcW w:w="1871" w:type="dxa"/>
+            <w:shd w:val="clear" w:color="auto" w:fill="auto"/>
+          </w:tcPr>
+          <w:p>
+            <w:pPr>
+              <w:spacing w:after="0" w:line="240" w:lineRule="auto"/>
+              <w:rPr>
+                <w:rFonts w:ascii="Times New Roman" w:hAnsi="Times New Roman" w:cs="Times New Roman"/>
+                <w:sz w:val="20"/>
+              </w:rPr>
+            </w:pPr>
+            <w:r>
+              <w:rPr>
+                <w:rFonts w:ascii="Times New Roman" w:hAnsi="Times New Roman" w:cs="Times New Roman"/>
+                <w:sz w:val="20"/>
+              </w:rPr>
+              <w:t>Выполнено</w:t>
             </w:r>
           </w:p>
         </w:tc>
@@ -9166,18 +9241,21 @@
       <w:tr>
         <w:tc>
           <w:tcPr>
-            <w:tcW w:w="2400" w:type="dxa"/>
+            <w:tcW w:w="1871" w:type="dxa"/>
+            <w:shd w:val="clear" w:color="auto" w:fill="auto"/>
           </w:tcPr>
           <w:p>
             <w:pPr>
-              <w:spacing w:after="60" w:line="360" w:lineRule="auto"/>
-              <w:jc w:val="both"/>
+              <w:spacing w:after="0" w:line="240" w:lineRule="auto"/>
+              <w:rPr>
+                <w:rFonts w:ascii="Times New Roman" w:hAnsi="Times New Roman" w:cs="Times New Roman"/>
+                <w:sz w:val="20"/>
+              </w:rPr>
             </w:pPr>
             <w:r>
               <w:rPr>
-                <w:rFonts w:ascii="Times New Roman" w:eastAsia="Times New Roman" w:hAnsi="Times New Roman" w:cs="Times New Roman"/>
-                <w:sz w:val="24"/>
-                <w:szCs w:val="24"/>
+                <w:rFonts w:ascii="Times New Roman" w:hAnsi="Times New Roman" w:cs="Times New Roman"/>
+                <w:sz w:val="20"/>
               </w:rPr>
               <w:t>2</w:t>
             </w:r>
@@ -9185,58 +9263,89 @@
         </w:tc>
         <w:tc>
           <w:tcPr>
-            <w:tcW w:w="2400" w:type="dxa"/>
+            <w:tcW w:w="1871" w:type="dxa"/>
+            <w:shd w:val="clear" w:color="auto" w:fill="auto"/>
           </w:tcPr>
           <w:p>
             <w:pPr>
-              <w:spacing w:after="60" w:line="360" w:lineRule="auto"/>
-              <w:jc w:val="both"/>
+              <w:spacing w:after="0" w:line="240" w:lineRule="auto"/>
+              <w:rPr>
+                <w:rFonts w:ascii="Times New Roman" w:hAnsi="Times New Roman" w:cs="Times New Roman"/>
+                <w:sz w:val="20"/>
+              </w:rPr>
             </w:pPr>
             <w:r>
               <w:rPr>
-                <w:rFonts w:ascii="Times New Roman" w:eastAsia="Times New Roman" w:hAnsi="Times New Roman" w:cs="Times New Roman"/>
-                <w:sz w:val="24"/>
-                <w:szCs w:val="24"/>
-              </w:rPr>
-              <w:t>Поиск по названию</w:t>
+                <w:rFonts w:ascii="Times New Roman" w:hAnsi="Times New Roman" w:cs="Times New Roman"/>
+                <w:sz w:val="20"/>
+              </w:rPr>
+              <w:t>Каталог</w:t>
             </w:r>
           </w:p>
         </w:tc>
         <w:tc>
           <w:tcPr>
-            <w:tcW w:w="2400" w:type="dxa"/>
+            <w:tcW w:w="1871" w:type="dxa"/>
+            <w:shd w:val="clear" w:color="auto" w:fill="auto"/>
           </w:tcPr>
           <w:p>
             <w:pPr>
-              <w:spacing w:after="60" w:line="360" w:lineRule="auto"/>
-              <w:jc w:val="both"/>
+              <w:spacing w:after="0" w:line="240" w:lineRule="auto"/>
+              <w:rPr>
+                <w:rFonts w:ascii="Times New Roman" w:hAnsi="Times New Roman" w:cs="Times New Roman"/>
+                <w:sz w:val="20"/>
+              </w:rPr>
             </w:pPr>
             <w:r>
               <w:rPr>
-                <w:rFonts w:ascii="Times New Roman" w:eastAsia="Times New Roman" w:hAnsi="Times New Roman" w:cs="Times New Roman"/>
-                <w:sz w:val="24"/>
-                <w:szCs w:val="24"/>
-              </w:rPr>
-              <w:t>При вводе «Диалог» остается карточка одноименной переговорной.</w:t>
+                <w:rFonts w:ascii="Times New Roman" w:hAnsi="Times New Roman" w:cs="Times New Roman"/>
+                <w:sz w:val="20"/>
+              </w:rPr>
+              <w:t>Проверить стартовый список</w:t>
             </w:r>
           </w:p>
         </w:tc>
         <w:tc>
           <w:tcPr>
-            <w:tcW w:w="2400" w:type="dxa"/>
+            <w:tcW w:w="1871" w:type="dxa"/>
+            <w:shd w:val="clear" w:color="auto" w:fill="auto"/>
           </w:tcPr>
           <w:p>
             <w:pPr>
-              <w:spacing w:after="60" w:line="360" w:lineRule="auto"/>
-              <w:jc w:val="both"/>
+              <w:spacing w:after="0" w:line="240" w:lineRule="auto"/>
+              <w:rPr>
+                <w:rFonts w:ascii="Times New Roman" w:hAnsi="Times New Roman" w:cs="Times New Roman"/>
+                <w:sz w:val="20"/>
+              </w:rPr>
             </w:pPr>
             <w:r>
               <w:rPr>
-                <w:rFonts w:ascii="Times New Roman" w:eastAsia="Times New Roman" w:hAnsi="Times New Roman" w:cs="Times New Roman"/>
-                <w:sz w:val="24"/>
-                <w:szCs w:val="24"/>
-              </w:rPr>
-              <w:t>Успешно</w:t>
+                <w:rFonts w:ascii="Times New Roman" w:hAnsi="Times New Roman" w:cs="Times New Roman"/>
+                <w:sz w:val="20"/>
+              </w:rPr>
+              <w:t>Отображаются восемь коворкингов с индивидуальными изображениями</w:t>
+            </w:r>
+          </w:p>
+        </w:tc>
+        <w:tc>
+          <w:tcPr>
+            <w:tcW w:w="1871" w:type="dxa"/>
+            <w:shd w:val="clear" w:color="auto" w:fill="auto"/>
+          </w:tcPr>
+          <w:p>
+            <w:pPr>
+              <w:spacing w:after="0" w:line="240" w:lineRule="auto"/>
+              <w:rPr>
+                <w:rFonts w:ascii="Times New Roman" w:hAnsi="Times New Roman" w:cs="Times New Roman"/>
+                <w:sz w:val="20"/>
+              </w:rPr>
+            </w:pPr>
+            <w:r>
+              <w:rPr>
+                <w:rFonts w:ascii="Times New Roman" w:hAnsi="Times New Roman" w:cs="Times New Roman"/>
+                <w:sz w:val="20"/>
+              </w:rPr>
+              <w:t>Выполнено</w:t>
             </w:r>
           </w:p>
         </w:tc>
@@ -9244,18 +9353,21 @@
       <w:tr>
         <w:tc>
           <w:tcPr>
-            <w:tcW w:w="2400" w:type="dxa"/>
+            <w:tcW w:w="1871" w:type="dxa"/>
+            <w:shd w:val="clear" w:color="auto" w:fill="auto"/>
           </w:tcPr>
           <w:p>
             <w:pPr>
-              <w:spacing w:after="60" w:line="360" w:lineRule="auto"/>
-              <w:jc w:val="both"/>
+              <w:spacing w:after="0" w:line="240" w:lineRule="auto"/>
+              <w:rPr>
+                <w:rFonts w:ascii="Times New Roman" w:hAnsi="Times New Roman" w:cs="Times New Roman"/>
+                <w:sz w:val="20"/>
+              </w:rPr>
             </w:pPr>
             <w:r>
               <w:rPr>
-                <w:rFonts w:ascii="Times New Roman" w:eastAsia="Times New Roman" w:hAnsi="Times New Roman" w:cs="Times New Roman"/>
-                <w:sz w:val="24"/>
-                <w:szCs w:val="24"/>
+                <w:rFonts w:ascii="Times New Roman" w:hAnsi="Times New Roman" w:cs="Times New Roman"/>
+                <w:sz w:val="20"/>
               </w:rPr>
               <w:t>3</w:t>
             </w:r>
@@ -9263,68 +9375,89 @@
         </w:tc>
         <w:tc>
           <w:tcPr>
-            <w:tcW w:w="2400" w:type="dxa"/>
+            <w:tcW w:w="1871" w:type="dxa"/>
+            <w:shd w:val="clear" w:color="auto" w:fill="auto"/>
           </w:tcPr>
           <w:p>
             <w:pPr>
-              <w:spacing w:after="60" w:line="360" w:lineRule="auto"/>
-              <w:jc w:val="both"/>
+              <w:spacing w:after="0" w:line="240" w:lineRule="auto"/>
+              <w:rPr>
+                <w:rFonts w:ascii="Times New Roman" w:hAnsi="Times New Roman" w:cs="Times New Roman"/>
+                <w:sz w:val="20"/>
+              </w:rPr>
             </w:pPr>
             <w:r>
               <w:rPr>
-                <w:rFonts w:ascii="Times New Roman" w:eastAsia="Times New Roman" w:hAnsi="Times New Roman" w:cs="Times New Roman"/>
-                <w:sz w:val="24"/>
-                <w:szCs w:val="24"/>
-              </w:rPr>
-              <w:t>Фильтрация по удобствам</w:t>
+                <w:rFonts w:ascii="Times New Roman" w:hAnsi="Times New Roman" w:cs="Times New Roman"/>
+                <w:sz w:val="20"/>
+              </w:rPr>
+              <w:t>Поиск</w:t>
             </w:r>
           </w:p>
         </w:tc>
         <w:tc>
           <w:tcPr>
-            <w:tcW w:w="2400" w:type="dxa"/>
+            <w:tcW w:w="1871" w:type="dxa"/>
+            <w:shd w:val="clear" w:color="auto" w:fill="auto"/>
           </w:tcPr>
           <w:p>
             <w:pPr>
-              <w:spacing w:after="60" w:line="360" w:lineRule="auto"/>
-              <w:jc w:val="both"/>
+              <w:spacing w:after="0" w:line="240" w:lineRule="auto"/>
+              <w:rPr>
+                <w:rFonts w:ascii="Times New Roman" w:hAnsi="Times New Roman" w:cs="Times New Roman"/>
+                <w:sz w:val="20"/>
+              </w:rPr>
             </w:pPr>
             <w:r>
               <w:rPr>
-                <w:rFonts w:ascii="Times New Roman" w:eastAsia="Times New Roman" w:hAnsi="Times New Roman" w:cs="Times New Roman"/>
-                <w:sz w:val="24"/>
-                <w:szCs w:val="24"/>
-              </w:rPr>
-              <w:t xml:space="preserve">При выборе «Экран» отображаются </w:t>
-            </w:r>
-            <w:r>
-              <w:rPr>
-                <w:rFonts w:ascii="Times New Roman" w:eastAsia="Times New Roman" w:hAnsi="Times New Roman" w:cs="Times New Roman"/>
-                <w:sz w:val="24"/>
-                <w:szCs w:val="24"/>
-              </w:rPr>
-              <w:lastRenderedPageBreak/>
-              <w:t>только пространства с экраном.</w:t>
+                <w:rFonts w:ascii="Times New Roman" w:hAnsi="Times New Roman" w:cs="Times New Roman"/>
+                <w:sz w:val="20"/>
+              </w:rPr>
+              <w:t>Ввести «Диалог»</w:t>
             </w:r>
           </w:p>
         </w:tc>
         <w:tc>
           <w:tcPr>
-            <w:tcW w:w="2400" w:type="dxa"/>
+            <w:tcW w:w="1871" w:type="dxa"/>
+            <w:shd w:val="clear" w:color="auto" w:fill="auto"/>
           </w:tcPr>
           <w:p>
             <w:pPr>
-              <w:spacing w:after="60" w:line="360" w:lineRule="auto"/>
-              <w:jc w:val="both"/>
+              <w:spacing w:after="0" w:line="240" w:lineRule="auto"/>
+              <w:rPr>
+                <w:rFonts w:ascii="Times New Roman" w:hAnsi="Times New Roman" w:cs="Times New Roman"/>
+                <w:sz w:val="20"/>
+              </w:rPr>
             </w:pPr>
             <w:r>
               <w:rPr>
-                <w:rFonts w:ascii="Times New Roman" w:eastAsia="Times New Roman" w:hAnsi="Times New Roman" w:cs="Times New Roman"/>
-                <w:sz w:val="24"/>
-                <w:szCs w:val="24"/>
-              </w:rPr>
-              <w:lastRenderedPageBreak/>
-              <w:t>Успешно</w:t>
+                <w:rFonts w:ascii="Times New Roman" w:hAnsi="Times New Roman" w:cs="Times New Roman"/>
+                <w:sz w:val="20"/>
+              </w:rPr>
+              <w:t>Остаётся карточка переговорной «Диалог»</w:t>
+            </w:r>
+          </w:p>
+        </w:tc>
+        <w:tc>
+          <w:tcPr>
+            <w:tcW w:w="1871" w:type="dxa"/>
+            <w:shd w:val="clear" w:color="auto" w:fill="auto"/>
+          </w:tcPr>
+          <w:p>
+            <w:pPr>
+              <w:spacing w:after="0" w:line="240" w:lineRule="auto"/>
+              <w:rPr>
+                <w:rFonts w:ascii="Times New Roman" w:hAnsi="Times New Roman" w:cs="Times New Roman"/>
+                <w:sz w:val="20"/>
+              </w:rPr>
+            </w:pPr>
+            <w:r>
+              <w:rPr>
+                <w:rFonts w:ascii="Times New Roman" w:hAnsi="Times New Roman" w:cs="Times New Roman"/>
+                <w:sz w:val="20"/>
+              </w:rPr>
+              <w:t>Выполнено</w:t>
             </w:r>
           </w:p>
         </w:tc>
@@ -9332,18 +9465,21 @@
       <w:tr>
         <w:tc>
           <w:tcPr>
-            <w:tcW w:w="2400" w:type="dxa"/>
+            <w:tcW w:w="1871" w:type="dxa"/>
+            <w:shd w:val="clear" w:color="auto" w:fill="auto"/>
           </w:tcPr>
           <w:p>
             <w:pPr>
-              <w:spacing w:after="60" w:line="360" w:lineRule="auto"/>
-              <w:jc w:val="both"/>
+              <w:spacing w:after="0" w:line="240" w:lineRule="auto"/>
+              <w:rPr>
+                <w:rFonts w:ascii="Times New Roman" w:hAnsi="Times New Roman" w:cs="Times New Roman"/>
+                <w:sz w:val="20"/>
+              </w:rPr>
             </w:pPr>
             <w:r>
               <w:rPr>
-                <w:rFonts w:ascii="Times New Roman" w:eastAsia="Times New Roman" w:hAnsi="Times New Roman" w:cs="Times New Roman"/>
-                <w:sz w:val="24"/>
-                <w:szCs w:val="24"/>
+                <w:rFonts w:ascii="Times New Roman" w:hAnsi="Times New Roman" w:cs="Times New Roman"/>
+                <w:sz w:val="20"/>
               </w:rPr>
               <w:t>4</w:t>
             </w:r>
@@ -9351,58 +9487,89 @@
         </w:tc>
         <w:tc>
           <w:tcPr>
-            <w:tcW w:w="2400" w:type="dxa"/>
+            <w:tcW w:w="1871" w:type="dxa"/>
+            <w:shd w:val="clear" w:color="auto" w:fill="auto"/>
           </w:tcPr>
           <w:p>
             <w:pPr>
-              <w:spacing w:after="60" w:line="360" w:lineRule="auto"/>
-              <w:jc w:val="both"/>
+              <w:spacing w:after="0" w:line="240" w:lineRule="auto"/>
+              <w:rPr>
+                <w:rFonts w:ascii="Times New Roman" w:hAnsi="Times New Roman" w:cs="Times New Roman"/>
+                <w:sz w:val="20"/>
+              </w:rPr>
             </w:pPr>
             <w:r>
               <w:rPr>
-                <w:rFonts w:ascii="Times New Roman" w:eastAsia="Times New Roman" w:hAnsi="Times New Roman" w:cs="Times New Roman"/>
-                <w:sz w:val="24"/>
-                <w:szCs w:val="24"/>
-              </w:rPr>
-              <w:t>Добавление в избранное</w:t>
+                <w:rFonts w:ascii="Times New Roman" w:hAnsi="Times New Roman" w:cs="Times New Roman"/>
+                <w:sz w:val="20"/>
+              </w:rPr>
+              <w:t>Фильтр типа</w:t>
             </w:r>
           </w:p>
         </w:tc>
         <w:tc>
           <w:tcPr>
-            <w:tcW w:w="2400" w:type="dxa"/>
+            <w:tcW w:w="1871" w:type="dxa"/>
+            <w:shd w:val="clear" w:color="auto" w:fill="auto"/>
           </w:tcPr>
           <w:p>
             <w:pPr>
-              <w:spacing w:after="60" w:line="360" w:lineRule="auto"/>
-              <w:jc w:val="both"/>
+              <w:spacing w:after="0" w:line="240" w:lineRule="auto"/>
+              <w:rPr>
+                <w:rFonts w:ascii="Times New Roman" w:hAnsi="Times New Roman" w:cs="Times New Roman"/>
+                <w:sz w:val="20"/>
+              </w:rPr>
             </w:pPr>
             <w:r>
               <w:rPr>
-                <w:rFonts w:ascii="Times New Roman" w:eastAsia="Times New Roman" w:hAnsi="Times New Roman" w:cs="Times New Roman"/>
-                <w:sz w:val="24"/>
-                <w:szCs w:val="24"/>
-              </w:rPr>
-              <w:t>Карточка появляется во вкладке «Избранное», счетчик обновляется.</w:t>
+                <w:rFonts w:ascii="Times New Roman" w:hAnsi="Times New Roman" w:cs="Times New Roman"/>
+                <w:sz w:val="20"/>
+              </w:rPr>
+              <w:t>Выбрать «Кабинет»</w:t>
             </w:r>
           </w:p>
         </w:tc>
         <w:tc>
           <w:tcPr>
-            <w:tcW w:w="2400" w:type="dxa"/>
+            <w:tcW w:w="1871" w:type="dxa"/>
+            <w:shd w:val="clear" w:color="auto" w:fill="auto"/>
           </w:tcPr>
           <w:p>
             <w:pPr>
-              <w:spacing w:after="60" w:line="360" w:lineRule="auto"/>
-              <w:jc w:val="both"/>
+              <w:spacing w:after="0" w:line="240" w:lineRule="auto"/>
+              <w:rPr>
+                <w:rFonts w:ascii="Times New Roman" w:hAnsi="Times New Roman" w:cs="Times New Roman"/>
+                <w:sz w:val="20"/>
+              </w:rPr>
             </w:pPr>
             <w:r>
               <w:rPr>
-                <w:rFonts w:ascii="Times New Roman" w:eastAsia="Times New Roman" w:hAnsi="Times New Roman" w:cs="Times New Roman"/>
-                <w:sz w:val="24"/>
-                <w:szCs w:val="24"/>
-              </w:rPr>
-              <w:t>Успешно</w:t>
+                <w:rFonts w:ascii="Times New Roman" w:hAnsi="Times New Roman" w:cs="Times New Roman"/>
+                <w:sz w:val="20"/>
+              </w:rPr>
+              <w:t>Отображаются только приватные кабинеты</w:t>
+            </w:r>
+          </w:p>
+        </w:tc>
+        <w:tc>
+          <w:tcPr>
+            <w:tcW w:w="1871" w:type="dxa"/>
+            <w:shd w:val="clear" w:color="auto" w:fill="auto"/>
+          </w:tcPr>
+          <w:p>
+            <w:pPr>
+              <w:spacing w:after="0" w:line="240" w:lineRule="auto"/>
+              <w:rPr>
+                <w:rFonts w:ascii="Times New Roman" w:hAnsi="Times New Roman" w:cs="Times New Roman"/>
+                <w:sz w:val="20"/>
+              </w:rPr>
+            </w:pPr>
+            <w:r>
+              <w:rPr>
+                <w:rFonts w:ascii="Times New Roman" w:hAnsi="Times New Roman" w:cs="Times New Roman"/>
+                <w:sz w:val="20"/>
+              </w:rPr>
+              <w:t>Выполнено</w:t>
             </w:r>
           </w:p>
         </w:tc>
@@ -9410,18 +9577,21 @@
       <w:tr>
         <w:tc>
           <w:tcPr>
-            <w:tcW w:w="2400" w:type="dxa"/>
+            <w:tcW w:w="1871" w:type="dxa"/>
+            <w:shd w:val="clear" w:color="auto" w:fill="auto"/>
           </w:tcPr>
           <w:p>
             <w:pPr>
-              <w:spacing w:after="60" w:line="360" w:lineRule="auto"/>
-              <w:jc w:val="both"/>
+              <w:spacing w:after="0" w:line="240" w:lineRule="auto"/>
+              <w:rPr>
+                <w:rFonts w:ascii="Times New Roman" w:hAnsi="Times New Roman" w:cs="Times New Roman"/>
+                <w:sz w:val="20"/>
+              </w:rPr>
             </w:pPr>
             <w:r>
               <w:rPr>
-                <w:rFonts w:ascii="Times New Roman" w:eastAsia="Times New Roman" w:hAnsi="Times New Roman" w:cs="Times New Roman"/>
-                <w:sz w:val="24"/>
-                <w:szCs w:val="24"/>
+                <w:rFonts w:ascii="Times New Roman" w:hAnsi="Times New Roman" w:cs="Times New Roman"/>
+                <w:sz w:val="20"/>
               </w:rPr>
               <w:t>5</w:t>
             </w:r>
@@ -9429,58 +9599,89 @@
         </w:tc>
         <w:tc>
           <w:tcPr>
-            <w:tcW w:w="2400" w:type="dxa"/>
+            <w:tcW w:w="1871" w:type="dxa"/>
+            <w:shd w:val="clear" w:color="auto" w:fill="auto"/>
           </w:tcPr>
           <w:p>
             <w:pPr>
-              <w:spacing w:after="60" w:line="360" w:lineRule="auto"/>
-              <w:jc w:val="both"/>
+              <w:spacing w:after="0" w:line="240" w:lineRule="auto"/>
+              <w:rPr>
+                <w:rFonts w:ascii="Times New Roman" w:hAnsi="Times New Roman" w:cs="Times New Roman"/>
+                <w:sz w:val="20"/>
+              </w:rPr>
             </w:pPr>
             <w:r>
               <w:rPr>
-                <w:rFonts w:ascii="Times New Roman" w:eastAsia="Times New Roman" w:hAnsi="Times New Roman" w:cs="Times New Roman"/>
-                <w:sz w:val="24"/>
-                <w:szCs w:val="24"/>
-              </w:rPr>
-              <w:t>Создание бронирования</w:t>
+                <w:rFonts w:ascii="Times New Roman" w:hAnsi="Times New Roman" w:cs="Times New Roman"/>
+                <w:sz w:val="20"/>
+              </w:rPr>
+              <w:t>Фильтр удобств</w:t>
             </w:r>
           </w:p>
         </w:tc>
         <w:tc>
           <w:tcPr>
-            <w:tcW w:w="2400" w:type="dxa"/>
+            <w:tcW w:w="1871" w:type="dxa"/>
+            <w:shd w:val="clear" w:color="auto" w:fill="auto"/>
           </w:tcPr>
           <w:p>
             <w:pPr>
-              <w:spacing w:after="60" w:line="360" w:lineRule="auto"/>
-              <w:jc w:val="both"/>
+              <w:spacing w:after="0" w:line="240" w:lineRule="auto"/>
+              <w:rPr>
+                <w:rFonts w:ascii="Times New Roman" w:hAnsi="Times New Roman" w:cs="Times New Roman"/>
+                <w:sz w:val="20"/>
+              </w:rPr>
             </w:pPr>
             <w:r>
               <w:rPr>
-                <w:rFonts w:ascii="Times New Roman" w:eastAsia="Times New Roman" w:hAnsi="Times New Roman" w:cs="Times New Roman"/>
-                <w:sz w:val="24"/>
-                <w:szCs w:val="24"/>
-              </w:rPr>
-              <w:t>Запись появляется в истории, стоимость рассчитана по длительности.</w:t>
+                <w:rFonts w:ascii="Times New Roman" w:hAnsi="Times New Roman" w:cs="Times New Roman"/>
+                <w:sz w:val="20"/>
+              </w:rPr>
+              <w:t>Выбрать «Экран»</w:t>
             </w:r>
           </w:p>
         </w:tc>
         <w:tc>
           <w:tcPr>
-            <w:tcW w:w="2400" w:type="dxa"/>
+            <w:tcW w:w="1871" w:type="dxa"/>
+            <w:shd w:val="clear" w:color="auto" w:fill="auto"/>
           </w:tcPr>
           <w:p>
             <w:pPr>
-              <w:spacing w:after="60" w:line="360" w:lineRule="auto"/>
-              <w:jc w:val="both"/>
+              <w:spacing w:after="0" w:line="240" w:lineRule="auto"/>
+              <w:rPr>
+                <w:rFonts w:ascii="Times New Roman" w:hAnsi="Times New Roman" w:cs="Times New Roman"/>
+                <w:sz w:val="20"/>
+              </w:rPr>
             </w:pPr>
             <w:r>
               <w:rPr>
-                <w:rFonts w:ascii="Times New Roman" w:eastAsia="Times New Roman" w:hAnsi="Times New Roman" w:cs="Times New Roman"/>
-                <w:sz w:val="24"/>
-                <w:szCs w:val="24"/>
-              </w:rPr>
-              <w:t>Успешно</w:t>
+                <w:rFonts w:ascii="Times New Roman" w:hAnsi="Times New Roman" w:cs="Times New Roman"/>
+                <w:sz w:val="20"/>
+              </w:rPr>
+              <w:t>Остаются пространства с выбранным удобством</w:t>
+            </w:r>
+          </w:p>
+        </w:tc>
+        <w:tc>
+          <w:tcPr>
+            <w:tcW w:w="1871" w:type="dxa"/>
+            <w:shd w:val="clear" w:color="auto" w:fill="auto"/>
+          </w:tcPr>
+          <w:p>
+            <w:pPr>
+              <w:spacing w:after="0" w:line="240" w:lineRule="auto"/>
+              <w:rPr>
+                <w:rFonts w:ascii="Times New Roman" w:hAnsi="Times New Roman" w:cs="Times New Roman"/>
+                <w:sz w:val="20"/>
+              </w:rPr>
+            </w:pPr>
+            <w:r>
+              <w:rPr>
+                <w:rFonts w:ascii="Times New Roman" w:hAnsi="Times New Roman" w:cs="Times New Roman"/>
+                <w:sz w:val="20"/>
+              </w:rPr>
+              <w:t>Выполнено</w:t>
             </w:r>
           </w:p>
         </w:tc>
@@ -9488,18 +9689,21 @@
       <w:tr>
         <w:tc>
           <w:tcPr>
-            <w:tcW w:w="2400" w:type="dxa"/>
+            <w:tcW w:w="1871" w:type="dxa"/>
+            <w:shd w:val="clear" w:color="auto" w:fill="auto"/>
           </w:tcPr>
           <w:p>
             <w:pPr>
-              <w:spacing w:after="60" w:line="360" w:lineRule="auto"/>
-              <w:jc w:val="both"/>
+              <w:spacing w:after="0" w:line="240" w:lineRule="auto"/>
+              <w:rPr>
+                <w:rFonts w:ascii="Times New Roman" w:hAnsi="Times New Roman" w:cs="Times New Roman"/>
+                <w:sz w:val="20"/>
+              </w:rPr>
             </w:pPr>
             <w:r>
               <w:rPr>
-                <w:rFonts w:ascii="Times New Roman" w:eastAsia="Times New Roman" w:hAnsi="Times New Roman" w:cs="Times New Roman"/>
-                <w:sz w:val="24"/>
-                <w:szCs w:val="24"/>
+                <w:rFonts w:ascii="Times New Roman" w:hAnsi="Times New Roman" w:cs="Times New Roman"/>
+                <w:sz w:val="20"/>
               </w:rPr>
               <w:t>6</w:t>
             </w:r>
@@ -9507,58 +9711,89 @@
         </w:tc>
         <w:tc>
           <w:tcPr>
-            <w:tcW w:w="2400" w:type="dxa"/>
+            <w:tcW w:w="1871" w:type="dxa"/>
+            <w:shd w:val="clear" w:color="auto" w:fill="auto"/>
           </w:tcPr>
           <w:p>
             <w:pPr>
-              <w:spacing w:after="60" w:line="360" w:lineRule="auto"/>
-              <w:jc w:val="both"/>
+              <w:spacing w:after="0" w:line="240" w:lineRule="auto"/>
+              <w:rPr>
+                <w:rFonts w:ascii="Times New Roman" w:hAnsi="Times New Roman" w:cs="Times New Roman"/>
+                <w:sz w:val="20"/>
+              </w:rPr>
             </w:pPr>
             <w:r>
               <w:rPr>
-                <w:rFonts w:ascii="Times New Roman" w:eastAsia="Times New Roman" w:hAnsi="Times New Roman" w:cs="Times New Roman"/>
-                <w:sz w:val="24"/>
-                <w:szCs w:val="24"/>
-              </w:rPr>
-              <w:t>Редактирование бронирования</w:t>
+                <w:rFonts w:ascii="Times New Roman" w:hAnsi="Times New Roman" w:cs="Times New Roman"/>
+                <w:sz w:val="20"/>
+              </w:rPr>
+              <w:t>Избранное</w:t>
             </w:r>
           </w:p>
         </w:tc>
         <w:tc>
           <w:tcPr>
-            <w:tcW w:w="2400" w:type="dxa"/>
+            <w:tcW w:w="1871" w:type="dxa"/>
+            <w:shd w:val="clear" w:color="auto" w:fill="auto"/>
           </w:tcPr>
           <w:p>
             <w:pPr>
-              <w:spacing w:after="60" w:line="360" w:lineRule="auto"/>
-              <w:jc w:val="both"/>
+              <w:spacing w:after="0" w:line="240" w:lineRule="auto"/>
+              <w:rPr>
+                <w:rFonts w:ascii="Times New Roman" w:hAnsi="Times New Roman" w:cs="Times New Roman"/>
+                <w:sz w:val="20"/>
+              </w:rPr>
             </w:pPr>
             <w:r>
               <w:rPr>
-                <w:rFonts w:ascii="Times New Roman" w:eastAsia="Times New Roman" w:hAnsi="Times New Roman" w:cs="Times New Roman"/>
-                <w:sz w:val="24"/>
-                <w:szCs w:val="24"/>
-              </w:rPr>
-              <w:t>Измененные время, длительность и число гостей сохраняются без дубликата.</w:t>
+                <w:rFonts w:ascii="Times New Roman" w:hAnsi="Times New Roman" w:cs="Times New Roman"/>
+                <w:sz w:val="20"/>
+              </w:rPr>
+              <w:t>Добавить карточку и открыть вкладку</w:t>
             </w:r>
           </w:p>
         </w:tc>
         <w:tc>
           <w:tcPr>
-            <w:tcW w:w="2400" w:type="dxa"/>
+            <w:tcW w:w="1871" w:type="dxa"/>
+            <w:shd w:val="clear" w:color="auto" w:fill="auto"/>
           </w:tcPr>
           <w:p>
             <w:pPr>
-              <w:spacing w:after="60" w:line="360" w:lineRule="auto"/>
-              <w:jc w:val="both"/>
+              <w:spacing w:after="0" w:line="240" w:lineRule="auto"/>
+              <w:rPr>
+                <w:rFonts w:ascii="Times New Roman" w:hAnsi="Times New Roman" w:cs="Times New Roman"/>
+                <w:sz w:val="20"/>
+              </w:rPr>
             </w:pPr>
             <w:r>
               <w:rPr>
-                <w:rFonts w:ascii="Times New Roman" w:eastAsia="Times New Roman" w:hAnsi="Times New Roman" w:cs="Times New Roman"/>
-                <w:sz w:val="24"/>
-                <w:szCs w:val="24"/>
-              </w:rPr>
-              <w:t>Успешно</w:t>
+                <w:rFonts w:ascii="Times New Roman" w:hAnsi="Times New Roman" w:cs="Times New Roman"/>
+                <w:sz w:val="20"/>
+              </w:rPr>
+              <w:t>Карточка и счётчик избранного обновляются</w:t>
+            </w:r>
+          </w:p>
+        </w:tc>
+        <w:tc>
+          <w:tcPr>
+            <w:tcW w:w="1871" w:type="dxa"/>
+            <w:shd w:val="clear" w:color="auto" w:fill="auto"/>
+          </w:tcPr>
+          <w:p>
+            <w:pPr>
+              <w:spacing w:after="0" w:line="240" w:lineRule="auto"/>
+              <w:rPr>
+                <w:rFonts w:ascii="Times New Roman" w:hAnsi="Times New Roman" w:cs="Times New Roman"/>
+                <w:sz w:val="20"/>
+              </w:rPr>
+            </w:pPr>
+            <w:r>
+              <w:rPr>
+                <w:rFonts w:ascii="Times New Roman" w:hAnsi="Times New Roman" w:cs="Times New Roman"/>
+                <w:sz w:val="20"/>
+              </w:rPr>
+              <w:t>Выполнено</w:t>
             </w:r>
           </w:p>
         </w:tc>
@@ -9566,18 +9801,21 @@
       <w:tr>
         <w:tc>
           <w:tcPr>
-            <w:tcW w:w="2400" w:type="dxa"/>
+            <w:tcW w:w="1871" w:type="dxa"/>
+            <w:shd w:val="clear" w:color="auto" w:fill="auto"/>
           </w:tcPr>
           <w:p>
             <w:pPr>
-              <w:spacing w:after="60" w:line="360" w:lineRule="auto"/>
-              <w:jc w:val="both"/>
+              <w:spacing w:after="0" w:line="240" w:lineRule="auto"/>
+              <w:rPr>
+                <w:rFonts w:ascii="Times New Roman" w:hAnsi="Times New Roman" w:cs="Times New Roman"/>
+                <w:sz w:val="20"/>
+              </w:rPr>
             </w:pPr>
             <w:r>
               <w:rPr>
-                <w:rFonts w:ascii="Times New Roman" w:eastAsia="Times New Roman" w:hAnsi="Times New Roman" w:cs="Times New Roman"/>
-                <w:sz w:val="24"/>
-                <w:szCs w:val="24"/>
+                <w:rFonts w:ascii="Times New Roman" w:hAnsi="Times New Roman" w:cs="Times New Roman"/>
+                <w:sz w:val="20"/>
               </w:rPr>
               <w:t>7</w:t>
             </w:r>
@@ -9585,69 +9823,2004 @@
         </w:tc>
         <w:tc>
           <w:tcPr>
-            <w:tcW w:w="2400" w:type="dxa"/>
+            <w:tcW w:w="1871" w:type="dxa"/>
+            <w:shd w:val="clear" w:color="auto" w:fill="auto"/>
           </w:tcPr>
           <w:p>
             <w:pPr>
-              <w:spacing w:after="60" w:line="360" w:lineRule="auto"/>
-              <w:jc w:val="both"/>
+              <w:spacing w:after="0" w:line="240" w:lineRule="auto"/>
+              <w:rPr>
+                <w:rFonts w:ascii="Times New Roman" w:hAnsi="Times New Roman" w:cs="Times New Roman"/>
+                <w:sz w:val="20"/>
+              </w:rPr>
             </w:pPr>
             <w:r>
               <w:rPr>
-                <w:rFonts w:ascii="Times New Roman" w:eastAsia="Times New Roman" w:hAnsi="Times New Roman" w:cs="Times New Roman"/>
-                <w:sz w:val="24"/>
-                <w:szCs w:val="24"/>
-              </w:rPr>
-              <w:t>Добавление коворкинга</w:t>
+                <w:rFonts w:ascii="Times New Roman" w:hAnsi="Times New Roman" w:cs="Times New Roman"/>
+                <w:sz w:val="20"/>
+              </w:rPr>
+              <w:t>Подробное описание</w:t>
             </w:r>
           </w:p>
         </w:tc>
         <w:tc>
           <w:tcPr>
-            <w:tcW w:w="2400" w:type="dxa"/>
+            <w:tcW w:w="1871" w:type="dxa"/>
+            <w:shd w:val="clear" w:color="auto" w:fill="auto"/>
           </w:tcPr>
           <w:p>
             <w:pPr>
-              <w:spacing w:after="60" w:line="360" w:lineRule="auto"/>
-              <w:jc w:val="both"/>
+              <w:spacing w:after="0" w:line="240" w:lineRule="auto"/>
+              <w:rPr>
+                <w:rFonts w:ascii="Times New Roman" w:hAnsi="Times New Roman" w:cs="Times New Roman"/>
+                <w:sz w:val="20"/>
+              </w:rPr>
             </w:pPr>
             <w:r>
               <w:rPr>
-                <w:rFonts w:ascii="Times New Roman" w:eastAsia="Times New Roman" w:hAnsi="Times New Roman" w:cs="Times New Roman"/>
-                <w:sz w:val="24"/>
-                <w:szCs w:val="24"/>
-              </w:rPr>
-              <w:t>После отправки формы новая карточка сохраняется и участвует в фильтрации.</w:t>
+                <w:rFonts w:ascii="Times New Roman" w:hAnsi="Times New Roman" w:cs="Times New Roman"/>
+                <w:sz w:val="20"/>
+              </w:rPr>
+              <w:t>Нажать «Подробнее»</w:t>
             </w:r>
           </w:p>
         </w:tc>
         <w:tc>
           <w:tcPr>
-            <w:tcW w:w="2400" w:type="dxa"/>
+            <w:tcW w:w="1871" w:type="dxa"/>
+            <w:shd w:val="clear" w:color="auto" w:fill="auto"/>
           </w:tcPr>
           <w:p>
             <w:pPr>
-              <w:spacing w:after="60" w:line="360" w:lineRule="auto"/>
-              <w:jc w:val="both"/>
+              <w:spacing w:after="0" w:line="240" w:lineRule="auto"/>
+              <w:rPr>
+                <w:rFonts w:ascii="Times New Roman" w:hAnsi="Times New Roman" w:cs="Times New Roman"/>
+                <w:sz w:val="20"/>
+              </w:rPr>
             </w:pPr>
             <w:r>
               <w:rPr>
-                <w:rFonts w:ascii="Times New Roman" w:eastAsia="Times New Roman" w:hAnsi="Times New Roman" w:cs="Times New Roman"/>
-                <w:sz w:val="24"/>
-                <w:szCs w:val="24"/>
-              </w:rPr>
-              <w:t>Успешно</w:t>
+                <w:rFonts w:ascii="Times New Roman" w:hAnsi="Times New Roman" w:cs="Times New Roman"/>
+                <w:sz w:val="20"/>
+              </w:rPr>
+              <w:t>Открывается модальное окно с характеристиками</w:t>
+            </w:r>
+          </w:p>
+        </w:tc>
+        <w:tc>
+          <w:tcPr>
+            <w:tcW w:w="1871" w:type="dxa"/>
+            <w:shd w:val="clear" w:color="auto" w:fill="auto"/>
+          </w:tcPr>
+          <w:p>
+            <w:pPr>
+              <w:spacing w:after="0" w:line="240" w:lineRule="auto"/>
+              <w:rPr>
+                <w:rFonts w:ascii="Times New Roman" w:hAnsi="Times New Roman" w:cs="Times New Roman"/>
+                <w:sz w:val="20"/>
+              </w:rPr>
+            </w:pPr>
+            <w:r>
+              <w:rPr>
+                <w:rFonts w:ascii="Times New Roman" w:hAnsi="Times New Roman" w:cs="Times New Roman"/>
+                <w:sz w:val="20"/>
+              </w:rPr>
+              <w:t>Выполнено</w:t>
+            </w:r>
+          </w:p>
+        </w:tc>
+      </w:tr>
+      <w:tr>
+        <w:tc>
+          <w:tcPr>
+            <w:tcW w:w="1871" w:type="dxa"/>
+            <w:shd w:val="clear" w:color="auto" w:fill="auto"/>
+          </w:tcPr>
+          <w:p>
+            <w:pPr>
+              <w:spacing w:after="0" w:line="240" w:lineRule="auto"/>
+              <w:rPr>
+                <w:rFonts w:ascii="Times New Roman" w:hAnsi="Times New Roman" w:cs="Times New Roman"/>
+                <w:sz w:val="20"/>
+              </w:rPr>
+            </w:pPr>
+            <w:r>
+              <w:rPr>
+                <w:rFonts w:ascii="Times New Roman" w:hAnsi="Times New Roman" w:cs="Times New Roman"/>
+                <w:sz w:val="20"/>
+              </w:rPr>
+              <w:t>8</w:t>
+            </w:r>
+          </w:p>
+        </w:tc>
+        <w:tc>
+          <w:tcPr>
+            <w:tcW w:w="1871" w:type="dxa"/>
+            <w:shd w:val="clear" w:color="auto" w:fill="auto"/>
+          </w:tcPr>
+          <w:p>
+            <w:pPr>
+              <w:spacing w:after="0" w:line="240" w:lineRule="auto"/>
+              <w:rPr>
+                <w:rFonts w:ascii="Times New Roman" w:hAnsi="Times New Roman" w:cs="Times New Roman"/>
+                <w:sz w:val="20"/>
+              </w:rPr>
+            </w:pPr>
+            <w:r>
+              <w:rPr>
+                <w:rFonts w:ascii="Times New Roman" w:hAnsi="Times New Roman" w:cs="Times New Roman"/>
+                <w:sz w:val="20"/>
+              </w:rPr>
+              <w:t>Валидация бронирования</w:t>
+            </w:r>
+          </w:p>
+        </w:tc>
+        <w:tc>
+          <w:tcPr>
+            <w:tcW w:w="1871" w:type="dxa"/>
+            <w:shd w:val="clear" w:color="auto" w:fill="auto"/>
+          </w:tcPr>
+          <w:p>
+            <w:pPr>
+              <w:spacing w:after="0" w:line="240" w:lineRule="auto"/>
+              <w:rPr>
+                <w:rFonts w:ascii="Times New Roman" w:hAnsi="Times New Roman" w:cs="Times New Roman"/>
+                <w:sz w:val="20"/>
+              </w:rPr>
+            </w:pPr>
+            <w:r>
+              <w:rPr>
+                <w:rFonts w:ascii="Times New Roman" w:hAnsi="Times New Roman" w:cs="Times New Roman"/>
+                <w:sz w:val="20"/>
+              </w:rPr>
+              <w:t>Отправить форму с ошибочными значениями</w:t>
+            </w:r>
+          </w:p>
+        </w:tc>
+        <w:tc>
+          <w:tcPr>
+            <w:tcW w:w="1871" w:type="dxa"/>
+            <w:shd w:val="clear" w:color="auto" w:fill="auto"/>
+          </w:tcPr>
+          <w:p>
+            <w:pPr>
+              <w:spacing w:after="0" w:line="240" w:lineRule="auto"/>
+              <w:rPr>
+                <w:rFonts w:ascii="Times New Roman" w:hAnsi="Times New Roman" w:cs="Times New Roman"/>
+                <w:sz w:val="20"/>
+              </w:rPr>
+            </w:pPr>
+            <w:r>
+              <w:rPr>
+                <w:rFonts w:ascii="Times New Roman" w:hAnsi="Times New Roman" w:cs="Times New Roman"/>
+                <w:sz w:val="20"/>
+              </w:rPr>
+              <w:t>Поля подсвечиваются и получают понятные сообщения</w:t>
+            </w:r>
+          </w:p>
+        </w:tc>
+        <w:tc>
+          <w:tcPr>
+            <w:tcW w:w="1871" w:type="dxa"/>
+            <w:shd w:val="clear" w:color="auto" w:fill="auto"/>
+          </w:tcPr>
+          <w:p>
+            <w:pPr>
+              <w:spacing w:after="0" w:line="240" w:lineRule="auto"/>
+              <w:rPr>
+                <w:rFonts w:ascii="Times New Roman" w:hAnsi="Times New Roman" w:cs="Times New Roman"/>
+                <w:sz w:val="20"/>
+              </w:rPr>
+            </w:pPr>
+            <w:r>
+              <w:rPr>
+                <w:rFonts w:ascii="Times New Roman" w:hAnsi="Times New Roman" w:cs="Times New Roman"/>
+                <w:sz w:val="20"/>
+              </w:rPr>
+              <w:t>Выполнено</w:t>
+            </w:r>
+          </w:p>
+        </w:tc>
+      </w:tr>
+      <w:tr>
+        <w:tc>
+          <w:tcPr>
+            <w:tcW w:w="1871" w:type="dxa"/>
+            <w:shd w:val="clear" w:color="auto" w:fill="auto"/>
+          </w:tcPr>
+          <w:p>
+            <w:pPr>
+              <w:spacing w:after="0" w:line="240" w:lineRule="auto"/>
+              <w:rPr>
+                <w:rFonts w:ascii="Times New Roman" w:hAnsi="Times New Roman" w:cs="Times New Roman"/>
+                <w:sz w:val="20"/>
+              </w:rPr>
+            </w:pPr>
+            <w:r>
+              <w:rPr>
+                <w:rFonts w:ascii="Times New Roman" w:hAnsi="Times New Roman" w:cs="Times New Roman"/>
+                <w:sz w:val="20"/>
+              </w:rPr>
+              <w:t>9</w:t>
+            </w:r>
+          </w:p>
+        </w:tc>
+        <w:tc>
+          <w:tcPr>
+            <w:tcW w:w="1871" w:type="dxa"/>
+            <w:shd w:val="clear" w:color="auto" w:fill="auto"/>
+          </w:tcPr>
+          <w:p>
+            <w:pPr>
+              <w:spacing w:after="0" w:line="240" w:lineRule="auto"/>
+              <w:rPr>
+                <w:rFonts w:ascii="Times New Roman" w:hAnsi="Times New Roman" w:cs="Times New Roman"/>
+                <w:sz w:val="20"/>
+              </w:rPr>
+            </w:pPr>
+            <w:r>
+              <w:rPr>
+                <w:rFonts w:ascii="Times New Roman" w:hAnsi="Times New Roman" w:cs="Times New Roman"/>
+                <w:sz w:val="20"/>
+              </w:rPr>
+              <w:t>Почасовое бронирование</w:t>
+            </w:r>
+          </w:p>
+        </w:tc>
+        <w:tc>
+          <w:tcPr>
+            <w:tcW w:w="1871" w:type="dxa"/>
+            <w:shd w:val="clear" w:color="auto" w:fill="auto"/>
+          </w:tcPr>
+          <w:p>
+            <w:pPr>
+              <w:spacing w:after="0" w:line="240" w:lineRule="auto"/>
+              <w:rPr>
+                <w:rFonts w:ascii="Times New Roman" w:hAnsi="Times New Roman" w:cs="Times New Roman"/>
+                <w:sz w:val="20"/>
+              </w:rPr>
+            </w:pPr>
+            <w:r>
+              <w:rPr>
+                <w:rFonts w:ascii="Times New Roman" w:hAnsi="Times New Roman" w:cs="Times New Roman"/>
+                <w:sz w:val="20"/>
+              </w:rPr>
+              <w:t>Выбрать 4 часа</w:t>
+            </w:r>
+          </w:p>
+        </w:tc>
+        <w:tc>
+          <w:tcPr>
+            <w:tcW w:w="1871" w:type="dxa"/>
+            <w:shd w:val="clear" w:color="auto" w:fill="auto"/>
+          </w:tcPr>
+          <w:p>
+            <w:pPr>
+              <w:spacing w:after="0" w:line="240" w:lineRule="auto"/>
+              <w:rPr>
+                <w:rFonts w:ascii="Times New Roman" w:hAnsi="Times New Roman" w:cs="Times New Roman"/>
+                <w:sz w:val="20"/>
+              </w:rPr>
+            </w:pPr>
+            <w:r>
+              <w:rPr>
+                <w:rFonts w:ascii="Times New Roman" w:hAnsi="Times New Roman" w:cs="Times New Roman"/>
+                <w:sz w:val="20"/>
+              </w:rPr>
+              <w:t>Стоимость равна тарифу, умноженному на 4</w:t>
+            </w:r>
+          </w:p>
+        </w:tc>
+        <w:tc>
+          <w:tcPr>
+            <w:tcW w:w="1871" w:type="dxa"/>
+            <w:shd w:val="clear" w:color="auto" w:fill="auto"/>
+          </w:tcPr>
+          <w:p>
+            <w:pPr>
+              <w:spacing w:after="0" w:line="240" w:lineRule="auto"/>
+              <w:rPr>
+                <w:rFonts w:ascii="Times New Roman" w:hAnsi="Times New Roman" w:cs="Times New Roman"/>
+                <w:sz w:val="20"/>
+              </w:rPr>
+            </w:pPr>
+            <w:r>
+              <w:rPr>
+                <w:rFonts w:ascii="Times New Roman" w:hAnsi="Times New Roman" w:cs="Times New Roman"/>
+                <w:sz w:val="20"/>
+              </w:rPr>
+              <w:t>Выполнено</w:t>
+            </w:r>
+          </w:p>
+        </w:tc>
+      </w:tr>
+      <w:tr>
+        <w:tc>
+          <w:tcPr>
+            <w:tcW w:w="1871" w:type="dxa"/>
+            <w:shd w:val="clear" w:color="auto" w:fill="auto"/>
+          </w:tcPr>
+          <w:p>
+            <w:pPr>
+              <w:spacing w:after="0" w:line="240" w:lineRule="auto"/>
+              <w:rPr>
+                <w:rFonts w:ascii="Times New Roman" w:hAnsi="Times New Roman" w:cs="Times New Roman"/>
+                <w:sz w:val="20"/>
+              </w:rPr>
+            </w:pPr>
+            <w:r>
+              <w:rPr>
+                <w:rFonts w:ascii="Times New Roman" w:hAnsi="Times New Roman" w:cs="Times New Roman"/>
+                <w:sz w:val="20"/>
+              </w:rPr>
+              <w:t>10</w:t>
+            </w:r>
+          </w:p>
+        </w:tc>
+        <w:tc>
+          <w:tcPr>
+            <w:tcW w:w="1871" w:type="dxa"/>
+            <w:shd w:val="clear" w:color="auto" w:fill="auto"/>
+          </w:tcPr>
+          <w:p>
+            <w:pPr>
+              <w:spacing w:after="0" w:line="240" w:lineRule="auto"/>
+              <w:rPr>
+                <w:rFonts w:ascii="Times New Roman" w:hAnsi="Times New Roman" w:cs="Times New Roman"/>
+                <w:sz w:val="20"/>
+              </w:rPr>
+            </w:pPr>
+            <w:r>
+              <w:rPr>
+                <w:rFonts w:ascii="Times New Roman" w:hAnsi="Times New Roman" w:cs="Times New Roman"/>
+                <w:sz w:val="20"/>
+              </w:rPr>
+              <w:t>Бронирование на дни</w:t>
+            </w:r>
+          </w:p>
+        </w:tc>
+        <w:tc>
+          <w:tcPr>
+            <w:tcW w:w="1871" w:type="dxa"/>
+            <w:shd w:val="clear" w:color="auto" w:fill="auto"/>
+          </w:tcPr>
+          <w:p>
+            <w:pPr>
+              <w:spacing w:after="0" w:line="240" w:lineRule="auto"/>
+              <w:rPr>
+                <w:rFonts w:ascii="Times New Roman" w:hAnsi="Times New Roman" w:cs="Times New Roman"/>
+                <w:sz w:val="20"/>
+              </w:rPr>
+            </w:pPr>
+            <w:r>
+              <w:rPr>
+                <w:rFonts w:ascii="Times New Roman" w:hAnsi="Times New Roman" w:cs="Times New Roman"/>
+                <w:sz w:val="20"/>
+              </w:rPr>
+              <w:t>Выбрать 2 дня</w:t>
+            </w:r>
+          </w:p>
+        </w:tc>
+        <w:tc>
+          <w:tcPr>
+            <w:tcW w:w="1871" w:type="dxa"/>
+            <w:shd w:val="clear" w:color="auto" w:fill="auto"/>
+          </w:tcPr>
+          <w:p>
+            <w:pPr>
+              <w:spacing w:after="0" w:line="240" w:lineRule="auto"/>
+              <w:rPr>
+                <w:rFonts w:ascii="Times New Roman" w:hAnsi="Times New Roman" w:cs="Times New Roman"/>
+                <w:sz w:val="20"/>
+              </w:rPr>
+            </w:pPr>
+            <w:r>
+              <w:rPr>
+                <w:rFonts w:ascii="Times New Roman" w:hAnsi="Times New Roman" w:cs="Times New Roman"/>
+                <w:sz w:val="20"/>
+              </w:rPr>
+              <w:t>Период отображается как 2 дня, стоимость рассчитана за 48 часов</w:t>
+            </w:r>
+          </w:p>
+        </w:tc>
+        <w:tc>
+          <w:tcPr>
+            <w:tcW w:w="1871" w:type="dxa"/>
+            <w:shd w:val="clear" w:color="auto" w:fill="auto"/>
+          </w:tcPr>
+          <w:p>
+            <w:pPr>
+              <w:spacing w:after="0" w:line="240" w:lineRule="auto"/>
+              <w:rPr>
+                <w:rFonts w:ascii="Times New Roman" w:hAnsi="Times New Roman" w:cs="Times New Roman"/>
+                <w:sz w:val="20"/>
+              </w:rPr>
+            </w:pPr>
+            <w:r>
+              <w:rPr>
+                <w:rFonts w:ascii="Times New Roman" w:hAnsi="Times New Roman" w:cs="Times New Roman"/>
+                <w:sz w:val="20"/>
+              </w:rPr>
+              <w:t>Выполнено</w:t>
+            </w:r>
+          </w:p>
+        </w:tc>
+      </w:tr>
+      <w:tr>
+        <w:tc>
+          <w:tcPr>
+            <w:tcW w:w="1871" w:type="dxa"/>
+            <w:shd w:val="clear" w:color="auto" w:fill="auto"/>
+          </w:tcPr>
+          <w:p>
+            <w:pPr>
+              <w:spacing w:after="0" w:line="240" w:lineRule="auto"/>
+              <w:rPr>
+                <w:rFonts w:ascii="Times New Roman" w:hAnsi="Times New Roman" w:cs="Times New Roman"/>
+                <w:sz w:val="20"/>
+              </w:rPr>
+            </w:pPr>
+            <w:r>
+              <w:rPr>
+                <w:rFonts w:ascii="Times New Roman" w:hAnsi="Times New Roman" w:cs="Times New Roman"/>
+                <w:sz w:val="20"/>
+              </w:rPr>
+              <w:t>11</w:t>
+            </w:r>
+          </w:p>
+        </w:tc>
+        <w:tc>
+          <w:tcPr>
+            <w:tcW w:w="1871" w:type="dxa"/>
+            <w:shd w:val="clear" w:color="auto" w:fill="auto"/>
+          </w:tcPr>
+          <w:p>
+            <w:pPr>
+              <w:spacing w:after="0" w:line="240" w:lineRule="auto"/>
+              <w:rPr>
+                <w:rFonts w:ascii="Times New Roman" w:hAnsi="Times New Roman" w:cs="Times New Roman"/>
+                <w:sz w:val="20"/>
+              </w:rPr>
+            </w:pPr>
+            <w:r>
+              <w:rPr>
+                <w:rFonts w:ascii="Times New Roman" w:hAnsi="Times New Roman" w:cs="Times New Roman"/>
+                <w:sz w:val="20"/>
+              </w:rPr>
+              <w:t>Редактирование</w:t>
+            </w:r>
+          </w:p>
+        </w:tc>
+        <w:tc>
+          <w:tcPr>
+            <w:tcW w:w="1871" w:type="dxa"/>
+            <w:shd w:val="clear" w:color="auto" w:fill="auto"/>
+          </w:tcPr>
+          <w:p>
+            <w:pPr>
+              <w:spacing w:after="0" w:line="240" w:lineRule="auto"/>
+              <w:rPr>
+                <w:rFonts w:ascii="Times New Roman" w:hAnsi="Times New Roman" w:cs="Times New Roman"/>
+                <w:sz w:val="20"/>
+              </w:rPr>
+            </w:pPr>
+            <w:r>
+              <w:rPr>
+                <w:rFonts w:ascii="Times New Roman" w:hAnsi="Times New Roman" w:cs="Times New Roman"/>
+                <w:sz w:val="20"/>
+              </w:rPr>
+              <w:t>Изменить период и гостей</w:t>
+            </w:r>
+          </w:p>
+        </w:tc>
+        <w:tc>
+          <w:tcPr>
+            <w:tcW w:w="1871" w:type="dxa"/>
+            <w:shd w:val="clear" w:color="auto" w:fill="auto"/>
+          </w:tcPr>
+          <w:p>
+            <w:pPr>
+              <w:spacing w:after="0" w:line="240" w:lineRule="auto"/>
+              <w:rPr>
+                <w:rFonts w:ascii="Times New Roman" w:hAnsi="Times New Roman" w:cs="Times New Roman"/>
+                <w:sz w:val="20"/>
+              </w:rPr>
+            </w:pPr>
+            <w:r>
+              <w:rPr>
+                <w:rFonts w:ascii="Times New Roman" w:hAnsi="Times New Roman" w:cs="Times New Roman"/>
+                <w:sz w:val="20"/>
+              </w:rPr>
+              <w:t>Существующая запись обновляется без дубликата</w:t>
+            </w:r>
+          </w:p>
+        </w:tc>
+        <w:tc>
+          <w:tcPr>
+            <w:tcW w:w="1871" w:type="dxa"/>
+            <w:shd w:val="clear" w:color="auto" w:fill="auto"/>
+          </w:tcPr>
+          <w:p>
+            <w:pPr>
+              <w:spacing w:after="0" w:line="240" w:lineRule="auto"/>
+              <w:rPr>
+                <w:rFonts w:ascii="Times New Roman" w:hAnsi="Times New Roman" w:cs="Times New Roman"/>
+                <w:sz w:val="20"/>
+              </w:rPr>
+            </w:pPr>
+            <w:r>
+              <w:rPr>
+                <w:rFonts w:ascii="Times New Roman" w:hAnsi="Times New Roman" w:cs="Times New Roman"/>
+                <w:sz w:val="20"/>
+              </w:rPr>
+              <w:t>Выполнено</w:t>
+            </w:r>
+          </w:p>
+        </w:tc>
+      </w:tr>
+      <w:tr>
+        <w:tc>
+          <w:tcPr>
+            <w:tcW w:w="1871" w:type="dxa"/>
+            <w:shd w:val="clear" w:color="auto" w:fill="auto"/>
+          </w:tcPr>
+          <w:p>
+            <w:pPr>
+              <w:spacing w:after="0" w:line="240" w:lineRule="auto"/>
+              <w:rPr>
+                <w:rFonts w:ascii="Times New Roman" w:hAnsi="Times New Roman" w:cs="Times New Roman"/>
+                <w:sz w:val="20"/>
+              </w:rPr>
+            </w:pPr>
+            <w:r>
+              <w:rPr>
+                <w:rFonts w:ascii="Times New Roman" w:hAnsi="Times New Roman" w:cs="Times New Roman"/>
+                <w:sz w:val="20"/>
+              </w:rPr>
+              <w:t>12</w:t>
+            </w:r>
+          </w:p>
+        </w:tc>
+        <w:tc>
+          <w:tcPr>
+            <w:tcW w:w="1871" w:type="dxa"/>
+            <w:shd w:val="clear" w:color="auto" w:fill="auto"/>
+          </w:tcPr>
+          <w:p>
+            <w:pPr>
+              <w:spacing w:after="0" w:line="240" w:lineRule="auto"/>
+              <w:rPr>
+                <w:rFonts w:ascii="Times New Roman" w:hAnsi="Times New Roman" w:cs="Times New Roman"/>
+                <w:sz w:val="20"/>
+              </w:rPr>
+            </w:pPr>
+            <w:r>
+              <w:rPr>
+                <w:rFonts w:ascii="Times New Roman" w:hAnsi="Times New Roman" w:cs="Times New Roman"/>
+                <w:sz w:val="20"/>
+              </w:rPr>
+              <w:t>Добавление коворкинга</w:t>
+            </w:r>
+          </w:p>
+        </w:tc>
+        <w:tc>
+          <w:tcPr>
+            <w:tcW w:w="1871" w:type="dxa"/>
+            <w:shd w:val="clear" w:color="auto" w:fill="auto"/>
+          </w:tcPr>
+          <w:p>
+            <w:pPr>
+              <w:spacing w:after="0" w:line="240" w:lineRule="auto"/>
+              <w:rPr>
+                <w:rFonts w:ascii="Times New Roman" w:hAnsi="Times New Roman" w:cs="Times New Roman"/>
+                <w:sz w:val="20"/>
+              </w:rPr>
+            </w:pPr>
+            <w:r>
+              <w:rPr>
+                <w:rFonts w:ascii="Times New Roman" w:hAnsi="Times New Roman" w:cs="Times New Roman"/>
+                <w:sz w:val="20"/>
+              </w:rPr>
+              <w:t>Заполнить форму и выбрать фото</w:t>
+            </w:r>
+          </w:p>
+        </w:tc>
+        <w:tc>
+          <w:tcPr>
+            <w:tcW w:w="1871" w:type="dxa"/>
+            <w:shd w:val="clear" w:color="auto" w:fill="auto"/>
+          </w:tcPr>
+          <w:p>
+            <w:pPr>
+              <w:spacing w:after="0" w:line="240" w:lineRule="auto"/>
+              <w:rPr>
+                <w:rFonts w:ascii="Times New Roman" w:hAnsi="Times New Roman" w:cs="Times New Roman"/>
+                <w:sz w:val="20"/>
+              </w:rPr>
+            </w:pPr>
+            <w:r>
+              <w:rPr>
+                <w:rFonts w:ascii="Times New Roman" w:hAnsi="Times New Roman" w:cs="Times New Roman"/>
+                <w:sz w:val="20"/>
+              </w:rPr>
+              <w:t>Создаётся карточка с выбранным изображением</w:t>
+            </w:r>
+          </w:p>
+        </w:tc>
+        <w:tc>
+          <w:tcPr>
+            <w:tcW w:w="1871" w:type="dxa"/>
+            <w:shd w:val="clear" w:color="auto" w:fill="auto"/>
+          </w:tcPr>
+          <w:p>
+            <w:pPr>
+              <w:spacing w:after="0" w:line="240" w:lineRule="auto"/>
+              <w:rPr>
+                <w:rFonts w:ascii="Times New Roman" w:hAnsi="Times New Roman" w:cs="Times New Roman"/>
+                <w:sz w:val="20"/>
+              </w:rPr>
+            </w:pPr>
+            <w:r>
+              <w:rPr>
+                <w:rFonts w:ascii="Times New Roman" w:hAnsi="Times New Roman" w:cs="Times New Roman"/>
+                <w:sz w:val="20"/>
+              </w:rPr>
+              <w:t>Выполнено</w:t>
+            </w:r>
+          </w:p>
+        </w:tc>
+      </w:tr>
+      <w:tr>
+        <w:tc>
+          <w:tcPr>
+            <w:tcW w:w="1871" w:type="dxa"/>
+            <w:shd w:val="clear" w:color="auto" w:fill="auto"/>
+          </w:tcPr>
+          <w:p>
+            <w:pPr>
+              <w:spacing w:after="0" w:line="240" w:lineRule="auto"/>
+              <w:rPr>
+                <w:rFonts w:ascii="Times New Roman" w:hAnsi="Times New Roman" w:cs="Times New Roman"/>
+                <w:sz w:val="20"/>
+              </w:rPr>
+            </w:pPr>
+            <w:r>
+              <w:rPr>
+                <w:rFonts w:ascii="Times New Roman" w:hAnsi="Times New Roman" w:cs="Times New Roman"/>
+                <w:sz w:val="20"/>
+              </w:rPr>
+              <w:t>13</w:t>
+            </w:r>
+          </w:p>
+        </w:tc>
+        <w:tc>
+          <w:tcPr>
+            <w:tcW w:w="1871" w:type="dxa"/>
+            <w:shd w:val="clear" w:color="auto" w:fill="auto"/>
+          </w:tcPr>
+          <w:p>
+            <w:pPr>
+              <w:spacing w:after="0" w:line="240" w:lineRule="auto"/>
+              <w:rPr>
+                <w:rFonts w:ascii="Times New Roman" w:hAnsi="Times New Roman" w:cs="Times New Roman"/>
+                <w:sz w:val="20"/>
+              </w:rPr>
+            </w:pPr>
+            <w:r>
+              <w:rPr>
+                <w:rFonts w:ascii="Times New Roman" w:hAnsi="Times New Roman" w:cs="Times New Roman"/>
+                <w:sz w:val="20"/>
+              </w:rPr>
+              <w:t>Изменение и удаление</w:t>
+            </w:r>
+          </w:p>
+        </w:tc>
+        <w:tc>
+          <w:tcPr>
+            <w:tcW w:w="1871" w:type="dxa"/>
+            <w:shd w:val="clear" w:color="auto" w:fill="auto"/>
+          </w:tcPr>
+          <w:p>
+            <w:pPr>
+              <w:spacing w:after="0" w:line="240" w:lineRule="auto"/>
+              <w:rPr>
+                <w:rFonts w:ascii="Times New Roman" w:hAnsi="Times New Roman" w:cs="Times New Roman"/>
+                <w:sz w:val="20"/>
+              </w:rPr>
+            </w:pPr>
+            <w:r>
+              <w:rPr>
+                <w:rFonts w:ascii="Times New Roman" w:hAnsi="Times New Roman" w:cs="Times New Roman"/>
+                <w:sz w:val="20"/>
+              </w:rPr>
+              <w:t>Изменить, затем удалить пользовательскую карточку</w:t>
+            </w:r>
+          </w:p>
+        </w:tc>
+        <w:tc>
+          <w:tcPr>
+            <w:tcW w:w="1871" w:type="dxa"/>
+            <w:shd w:val="clear" w:color="auto" w:fill="auto"/>
+          </w:tcPr>
+          <w:p>
+            <w:pPr>
+              <w:spacing w:after="0" w:line="240" w:lineRule="auto"/>
+              <w:rPr>
+                <w:rFonts w:ascii="Times New Roman" w:hAnsi="Times New Roman" w:cs="Times New Roman"/>
+                <w:sz w:val="20"/>
+              </w:rPr>
+            </w:pPr>
+            <w:r>
+              <w:rPr>
+                <w:rFonts w:ascii="Times New Roman" w:hAnsi="Times New Roman" w:cs="Times New Roman"/>
+                <w:sz w:val="20"/>
+              </w:rPr>
+              <w:t>Данные и связанные состояния обновляются</w:t>
+            </w:r>
+          </w:p>
+        </w:tc>
+        <w:tc>
+          <w:tcPr>
+            <w:tcW w:w="1871" w:type="dxa"/>
+            <w:shd w:val="clear" w:color="auto" w:fill="auto"/>
+          </w:tcPr>
+          <w:p>
+            <w:pPr>
+              <w:spacing w:after="0" w:line="240" w:lineRule="auto"/>
+              <w:rPr>
+                <w:rFonts w:ascii="Times New Roman" w:hAnsi="Times New Roman" w:cs="Times New Roman"/>
+                <w:sz w:val="20"/>
+              </w:rPr>
+            </w:pPr>
+            <w:r>
+              <w:rPr>
+                <w:rFonts w:ascii="Times New Roman" w:hAnsi="Times New Roman" w:cs="Times New Roman"/>
+                <w:sz w:val="20"/>
+              </w:rPr>
+              <w:t>Выполнено</w:t>
+            </w:r>
+          </w:p>
+        </w:tc>
+      </w:tr>
+      <w:tr>
+        <w:tc>
+          <w:tcPr>
+            <w:tcW w:w="1871" w:type="dxa"/>
+            <w:shd w:val="clear" w:color="auto" w:fill="auto"/>
+          </w:tcPr>
+          <w:p>
+            <w:pPr>
+              <w:spacing w:after="0" w:line="240" w:lineRule="auto"/>
+              <w:rPr>
+                <w:rFonts w:ascii="Times New Roman" w:hAnsi="Times New Roman" w:cs="Times New Roman"/>
+                <w:sz w:val="20"/>
+              </w:rPr>
+            </w:pPr>
+            <w:r>
+              <w:rPr>
+                <w:rFonts w:ascii="Times New Roman" w:hAnsi="Times New Roman" w:cs="Times New Roman"/>
+                <w:sz w:val="20"/>
+              </w:rPr>
+              <w:t>14</w:t>
+            </w:r>
+          </w:p>
+        </w:tc>
+        <w:tc>
+          <w:tcPr>
+            <w:tcW w:w="1871" w:type="dxa"/>
+            <w:shd w:val="clear" w:color="auto" w:fill="auto"/>
+          </w:tcPr>
+          <w:p>
+            <w:pPr>
+              <w:spacing w:after="0" w:line="240" w:lineRule="auto"/>
+              <w:rPr>
+                <w:rFonts w:ascii="Times New Roman" w:hAnsi="Times New Roman" w:cs="Times New Roman"/>
+                <w:sz w:val="20"/>
+              </w:rPr>
+            </w:pPr>
+            <w:r>
+              <w:rPr>
+                <w:rFonts w:ascii="Times New Roman" w:hAnsi="Times New Roman" w:cs="Times New Roman"/>
+                <w:sz w:val="20"/>
+              </w:rPr>
+              <w:t>Мобильное меню</w:t>
+            </w:r>
+          </w:p>
+        </w:tc>
+        <w:tc>
+          <w:tcPr>
+            <w:tcW w:w="1871" w:type="dxa"/>
+            <w:shd w:val="clear" w:color="auto" w:fill="auto"/>
+          </w:tcPr>
+          <w:p>
+            <w:pPr>
+              <w:spacing w:after="0" w:line="240" w:lineRule="auto"/>
+              <w:rPr>
+                <w:rFonts w:ascii="Times New Roman" w:hAnsi="Times New Roman" w:cs="Times New Roman"/>
+                <w:sz w:val="20"/>
+              </w:rPr>
+            </w:pPr>
+            <w:r>
+              <w:rPr>
+                <w:rFonts w:ascii="Times New Roman" w:hAnsi="Times New Roman" w:cs="Times New Roman"/>
+                <w:sz w:val="20"/>
+              </w:rPr>
+              <w:t>Открыть страницу при ширине до 720 px</w:t>
+            </w:r>
+          </w:p>
+        </w:tc>
+        <w:tc>
+          <w:tcPr>
+            <w:tcW w:w="1871" w:type="dxa"/>
+            <w:shd w:val="clear" w:color="auto" w:fill="auto"/>
+          </w:tcPr>
+          <w:p>
+            <w:pPr>
+              <w:spacing w:after="0" w:line="240" w:lineRule="auto"/>
+              <w:rPr>
+                <w:rFonts w:ascii="Times New Roman" w:hAnsi="Times New Roman" w:cs="Times New Roman"/>
+                <w:sz w:val="20"/>
+              </w:rPr>
+            </w:pPr>
+            <w:r>
+              <w:rPr>
+                <w:rFonts w:ascii="Times New Roman" w:hAnsi="Times New Roman" w:cs="Times New Roman"/>
+                <w:sz w:val="20"/>
+              </w:rPr>
+              <w:t>Кнопка открывает и закрывает навигацию</w:t>
+            </w:r>
+          </w:p>
+        </w:tc>
+        <w:tc>
+          <w:tcPr>
+            <w:tcW w:w="1871" w:type="dxa"/>
+            <w:shd w:val="clear" w:color="auto" w:fill="auto"/>
+          </w:tcPr>
+          <w:p>
+            <w:pPr>
+              <w:spacing w:after="0" w:line="240" w:lineRule="auto"/>
+              <w:rPr>
+                <w:rFonts w:ascii="Times New Roman" w:hAnsi="Times New Roman" w:cs="Times New Roman"/>
+                <w:sz w:val="20"/>
+              </w:rPr>
+            </w:pPr>
+            <w:r>
+              <w:rPr>
+                <w:rFonts w:ascii="Times New Roman" w:hAnsi="Times New Roman" w:cs="Times New Roman"/>
+                <w:sz w:val="20"/>
+              </w:rPr>
+              <w:t>Выполнено</w:t>
+            </w:r>
+          </w:p>
+        </w:tc>
+      </w:tr>
+      <w:tr>
+        <w:tc>
+          <w:tcPr>
+            <w:tcW w:w="1871" w:type="dxa"/>
+            <w:shd w:val="clear" w:color="auto" w:fill="auto"/>
+          </w:tcPr>
+          <w:p>
+            <w:pPr>
+              <w:spacing w:after="0" w:line="240" w:lineRule="auto"/>
+              <w:rPr>
+                <w:rFonts w:ascii="Times New Roman" w:hAnsi="Times New Roman" w:cs="Times New Roman"/>
+                <w:sz w:val="20"/>
+              </w:rPr>
+            </w:pPr>
+            <w:r>
+              <w:rPr>
+                <w:rFonts w:ascii="Times New Roman" w:hAnsi="Times New Roman" w:cs="Times New Roman"/>
+                <w:sz w:val="20"/>
+              </w:rPr>
+              <w:t>15</w:t>
+            </w:r>
+          </w:p>
+        </w:tc>
+        <w:tc>
+          <w:tcPr>
+            <w:tcW w:w="1871" w:type="dxa"/>
+            <w:shd w:val="clear" w:color="auto" w:fill="auto"/>
+          </w:tcPr>
+          <w:p>
+            <w:pPr>
+              <w:spacing w:after="0" w:line="240" w:lineRule="auto"/>
+              <w:rPr>
+                <w:rFonts w:ascii="Times New Roman" w:hAnsi="Times New Roman" w:cs="Times New Roman"/>
+                <w:sz w:val="20"/>
+              </w:rPr>
+            </w:pPr>
+            <w:r>
+              <w:rPr>
+                <w:rFonts w:ascii="Times New Roman" w:hAnsi="Times New Roman" w:cs="Times New Roman"/>
+                <w:sz w:val="20"/>
+              </w:rPr>
+              <w:t>localStorage</w:t>
+            </w:r>
+          </w:p>
+        </w:tc>
+        <w:tc>
+          <w:tcPr>
+            <w:tcW w:w="1871" w:type="dxa"/>
+            <w:shd w:val="clear" w:color="auto" w:fill="auto"/>
+          </w:tcPr>
+          <w:p>
+            <w:pPr>
+              <w:spacing w:after="0" w:line="240" w:lineRule="auto"/>
+              <w:rPr>
+                <w:rFonts w:ascii="Times New Roman" w:hAnsi="Times New Roman" w:cs="Times New Roman"/>
+                <w:sz w:val="20"/>
+              </w:rPr>
+            </w:pPr>
+            <w:r>
+              <w:rPr>
+                <w:rFonts w:ascii="Times New Roman" w:hAnsi="Times New Roman" w:cs="Times New Roman"/>
+                <w:sz w:val="20"/>
+              </w:rPr>
+              <w:t>Обновить страницу после изменений</w:t>
+            </w:r>
+          </w:p>
+        </w:tc>
+        <w:tc>
+          <w:tcPr>
+            <w:tcW w:w="1871" w:type="dxa"/>
+            <w:shd w:val="clear" w:color="auto" w:fill="auto"/>
+          </w:tcPr>
+          <w:p>
+            <w:pPr>
+              <w:spacing w:after="0" w:line="240" w:lineRule="auto"/>
+              <w:rPr>
+                <w:rFonts w:ascii="Times New Roman" w:hAnsi="Times New Roman" w:cs="Times New Roman"/>
+                <w:sz w:val="20"/>
+              </w:rPr>
+            </w:pPr>
+            <w:r>
+              <w:rPr>
+                <w:rFonts w:ascii="Times New Roman" w:hAnsi="Times New Roman" w:cs="Times New Roman"/>
+                <w:sz w:val="20"/>
+              </w:rPr>
+              <w:t>Тема, избранное, карточки и бронирования восстановлены</w:t>
+            </w:r>
+          </w:p>
+        </w:tc>
+        <w:tc>
+          <w:tcPr>
+            <w:tcW w:w="1871" w:type="dxa"/>
+            <w:shd w:val="clear" w:color="auto" w:fill="auto"/>
+          </w:tcPr>
+          <w:p>
+            <w:pPr>
+              <w:spacing w:after="0" w:line="240" w:lineRule="auto"/>
+              <w:rPr>
+                <w:rFonts w:ascii="Times New Roman" w:hAnsi="Times New Roman" w:cs="Times New Roman"/>
+                <w:sz w:val="20"/>
+              </w:rPr>
+            </w:pPr>
+            <w:r>
+              <w:rPr>
+                <w:rFonts w:ascii="Times New Roman" w:hAnsi="Times New Roman" w:cs="Times New Roman"/>
+                <w:sz w:val="20"/>
+              </w:rPr>
+              <w:t>Выполнено</w:t>
+            </w:r>
+          </w:p>
+        </w:tc>
+      </w:tr>
+      <w:tr>
+        <w:tc>
+          <w:tcPr>
+            <w:tcW w:w="1871" w:type="dxa"/>
+            <w:shd w:val="clear" w:color="auto" w:fill="auto"/>
+          </w:tcPr>
+          <w:p>
+            <w:pPr>
+              <w:spacing w:after="0" w:line="240" w:lineRule="auto"/>
+              <w:rPr>
+                <w:rFonts w:ascii="Times New Roman" w:hAnsi="Times New Roman" w:cs="Times New Roman"/>
+                <w:sz w:val="20"/>
+              </w:rPr>
+            </w:pPr>
+            <w:r>
+              <w:rPr>
+                <w:rFonts w:ascii="Times New Roman" w:hAnsi="Times New Roman" w:cs="Times New Roman"/>
+                <w:sz w:val="20"/>
+              </w:rPr>
+              <w:t>16</w:t>
+            </w:r>
+          </w:p>
+        </w:tc>
+        <w:tc>
+          <w:tcPr>
+            <w:tcW w:w="1871" w:type="dxa"/>
+            <w:shd w:val="clear" w:color="auto" w:fill="auto"/>
+          </w:tcPr>
+          <w:p>
+            <w:pPr>
+              <w:spacing w:after="0" w:line="240" w:lineRule="auto"/>
+              <w:rPr>
+                <w:rFonts w:ascii="Times New Roman" w:hAnsi="Times New Roman" w:cs="Times New Roman"/>
+                <w:sz w:val="20"/>
+              </w:rPr>
+            </w:pPr>
+            <w:r>
+              <w:rPr>
+                <w:rFonts w:ascii="Times New Roman" w:hAnsi="Times New Roman" w:cs="Times New Roman"/>
+                <w:sz w:val="20"/>
+              </w:rPr>
+              <w:t>GitHub Pages</w:t>
+            </w:r>
+          </w:p>
+        </w:tc>
+        <w:tc>
+          <w:tcPr>
+            <w:tcW w:w="1871" w:type="dxa"/>
+            <w:shd w:val="clear" w:color="auto" w:fill="auto"/>
+          </w:tcPr>
+          <w:p>
+            <w:pPr>
+              <w:spacing w:after="0" w:line="240" w:lineRule="auto"/>
+              <w:rPr>
+                <w:rFonts w:ascii="Times New Roman" w:hAnsi="Times New Roman" w:cs="Times New Roman"/>
+                <w:sz w:val="20"/>
+              </w:rPr>
+            </w:pPr>
+            <w:r>
+              <w:rPr>
+                <w:rFonts w:ascii="Times New Roman" w:hAnsi="Times New Roman" w:cs="Times New Roman"/>
+                <w:sz w:val="20"/>
+              </w:rPr>
+              <w:t>Открыть адрес опубликованного сайта</w:t>
+            </w:r>
+          </w:p>
+        </w:tc>
+        <w:tc>
+          <w:tcPr>
+            <w:tcW w:w="1871" w:type="dxa"/>
+            <w:shd w:val="clear" w:color="auto" w:fill="auto"/>
+          </w:tcPr>
+          <w:p>
+            <w:pPr>
+              <w:spacing w:after="0" w:line="240" w:lineRule="auto"/>
+              <w:rPr>
+                <w:rFonts w:ascii="Times New Roman" w:hAnsi="Times New Roman" w:cs="Times New Roman"/>
+                <w:sz w:val="20"/>
+              </w:rPr>
+            </w:pPr>
+            <w:r>
+              <w:rPr>
+                <w:rFonts w:ascii="Times New Roman" w:hAnsi="Times New Roman" w:cs="Times New Roman"/>
+                <w:sz w:val="20"/>
+              </w:rPr>
+              <w:t>Статические ресурсы доступны по относительным путям</w:t>
+            </w:r>
+          </w:p>
+        </w:tc>
+        <w:tc>
+          <w:tcPr>
+            <w:tcW w:w="1871" w:type="dxa"/>
+            <w:shd w:val="clear" w:color="auto" w:fill="auto"/>
+          </w:tcPr>
+          <w:p>
+            <w:pPr>
+              <w:spacing w:after="0" w:line="240" w:lineRule="auto"/>
+              <w:rPr>
+                <w:rFonts w:ascii="Times New Roman" w:hAnsi="Times New Roman" w:cs="Times New Roman"/>
+                <w:sz w:val="20"/>
+              </w:rPr>
+            </w:pPr>
+            <w:r>
+              <w:rPr>
+                <w:rFonts w:ascii="Times New Roman" w:hAnsi="Times New Roman" w:cs="Times New Roman"/>
+                <w:sz w:val="20"/>
+              </w:rPr>
+              <w:t>Выполнено</w:t>
             </w:r>
           </w:p>
         </w:tc>
       </w:tr>
     </w:tbl>
     <w:p/>
+    <w:p>
+      <w:pPr>
+        <w:pStyle w:val="2"/>
+        <w:spacing w:line="360" w:lineRule="auto"/>
+        <w:jc w:val="center"/>
+        <w:rPr>
+          <w:rFonts w:ascii="Times New Roman" w:hAnsi="Times New Roman" w:cs="Times New Roman"/>
+          <w:b/>
+          <w:color w:val="auto"/>
+          <w:sz w:val="28"/>
+        </w:rPr>
+      </w:pPr>
+      <w:bookmarkStart w:id="20" w:name="_Toc232764353"/>
+      <w:r>
+        <w:rPr>
+          <w:rFonts w:ascii="Times New Roman" w:hAnsi="Times New Roman" w:cs="Times New Roman"/>
+          <w:b/>
+          <w:color w:val="auto"/>
+          <w:sz w:val="28"/>
+        </w:rPr>
+        <w:t>3.4. Ссылка на готовый проект</w:t>
+      </w:r>
+      <w:bookmarkEnd w:id="20"/>
+    </w:p>
+    <w:p>
+      <w:pPr>
+        <w:spacing w:after="0" w:line="360" w:lineRule="auto"/>
+        <w:ind w:firstLine="709"/>
+        <w:jc w:val="both"/>
+        <w:rPr>
+          <w:rFonts w:ascii="Times New Roman" w:hAnsi="Times New Roman" w:cs="Times New Roman"/>
+          <w:sz w:val="28"/>
+        </w:rPr>
+      </w:pPr>
+      <w:r>
+        <w:rPr>
+          <w:rFonts w:ascii="Times New Roman" w:hAnsi="Times New Roman" w:cs="Times New Roman"/>
+          <w:sz w:val="28"/>
+        </w:rPr>
+        <w:t>Исходный код размещён в открытом репозитории GitHub: https://github.com/Sobo33/coworking-booking. Опубликованная версия доступна по адресу: https://sobo33.github.io/coworking-booking/.</w:t>
+      </w:r>
+    </w:p>
+    <w:p>
+      <w:pPr>
+        <w:spacing w:after="0" w:line="360" w:lineRule="auto"/>
+        <w:ind w:firstLine="709"/>
+        <w:jc w:val="both"/>
+        <w:rPr>
+          <w:rFonts w:ascii="Times New Roman" w:hAnsi="Times New Roman" w:cs="Times New Roman"/>
+          <w:sz w:val="28"/>
+        </w:rPr>
+      </w:pPr>
+      <w:r>
+        <w:rPr>
+          <w:rFonts w:ascii="Times New Roman" w:hAnsi="Times New Roman" w:cs="Times New Roman"/>
+          <w:sz w:val="28"/>
+        </w:rPr>
+        <w:t>Публикация настроена из корня ветки main. После отправки коммита GitHub Pages автоматически обновляет статические файлы. Пользователь открывает ссылку в браузере и может работать с каталогом без установки программного обеспечения. Данные localStorage остаются на устройстве посетителя и не передаются в репозиторий.</w:t>
+      </w:r>
+    </w:p>
+    <w:p>
+      <w:pPr>
+        <w:pStyle w:val="2"/>
+        <w:spacing w:line="360" w:lineRule="auto"/>
+        <w:jc w:val="center"/>
+        <w:rPr>
+          <w:rFonts w:ascii="Times New Roman" w:hAnsi="Times New Roman" w:cs="Times New Roman"/>
+          <w:b/>
+          <w:color w:val="auto"/>
+          <w:sz w:val="28"/>
+        </w:rPr>
+      </w:pPr>
+      <w:bookmarkStart w:id="21" w:name="_Toc232764354"/>
+      <w:r>
+        <w:rPr>
+          <w:rFonts w:ascii="Times New Roman" w:hAnsi="Times New Roman" w:cs="Times New Roman"/>
+          <w:b/>
+          <w:color w:val="auto"/>
+          <w:sz w:val="28"/>
+        </w:rPr>
+        <w:t>Выводы</w:t>
+      </w:r>
+      <w:bookmarkEnd w:id="21"/>
+    </w:p>
+    <w:p>
+      <w:pPr>
+        <w:spacing w:after="0" w:line="360" w:lineRule="auto"/>
+        <w:ind w:firstLine="709"/>
+        <w:jc w:val="both"/>
+        <w:rPr>
+          <w:rFonts w:ascii="Times New Roman" w:hAnsi="Times New Roman" w:cs="Times New Roman"/>
+          <w:sz w:val="28"/>
+        </w:rPr>
+      </w:pPr>
+      <w:r>
+        <w:rPr>
+          <w:rFonts w:ascii="Times New Roman" w:hAnsi="Times New Roman" w:cs="Times New Roman"/>
+          <w:sz w:val="28"/>
+        </w:rPr>
+        <w:t>В третьей главе описаны рабочее окружение, актуальная структура репозитория и реализация интерфейса. Рассмотрены каталог, поиск, фильтры, избранное, формы, мобильное меню, выбор изображения, бронирование на часы и дни и хранение состояния.</w:t>
+      </w:r>
+    </w:p>
+    <w:p>
+      <w:pPr>
+        <w:spacing w:after="0" w:line="360" w:lineRule="auto"/>
+        <w:ind w:firstLine="709"/>
+        <w:jc w:val="both"/>
+        <w:rPr>
+          <w:rFonts w:ascii="Times New Roman" w:hAnsi="Times New Roman" w:cs="Times New Roman"/>
+          <w:sz w:val="28"/>
+        </w:rPr>
+      </w:pPr>
+      <w:r>
+        <w:rPr>
+          <w:rFonts w:ascii="Times New Roman" w:hAnsi="Times New Roman" w:cs="Times New Roman"/>
+          <w:sz w:val="28"/>
+        </w:rPr>
+        <w:t>Расширенное тестирование подтвердило работоспособность основных сценариев, а публикация через GitHub Pages обеспечила доступ к готовому результату. Практическая реализация соответствует требованиям, сформулированным в первой главе.</w:t>
+      </w:r>
+    </w:p>
+    <w:p>
+      <w:pPr>
+        <w:spacing w:after="200" w:line="276" w:lineRule="auto"/>
+      </w:pPr>
+      <w:r>
+        <w:br w:type="page"/>
+      </w:r>
+    </w:p>
+    <w:p>
+      <w:pPr>
+        <w:pStyle w:val="1"/>
+        <w:spacing w:line="360" w:lineRule="auto"/>
+        <w:jc w:val="center"/>
+        <w:rPr>
+          <w:rFonts w:ascii="Times New Roman" w:hAnsi="Times New Roman" w:cs="Times New Roman"/>
+          <w:b/>
+          <w:color w:val="auto"/>
+          <w:sz w:val="28"/>
+        </w:rPr>
+      </w:pPr>
+      <w:bookmarkStart w:id="22" w:name="_Toc232764355"/>
+      <w:r>
+        <w:rPr>
+          <w:rFonts w:ascii="Times New Roman" w:hAnsi="Times New Roman" w:cs="Times New Roman"/>
+          <w:b/>
+          <w:color w:val="auto"/>
+          <w:sz w:val="28"/>
+        </w:rPr>
+        <w:lastRenderedPageBreak/>
+        <w:t>ЗАКЛЮЧЕНИЕ</w:t>
+      </w:r>
+      <w:bookmarkEnd w:id="22"/>
+    </w:p>
+    <w:p>
+      <w:pPr>
+        <w:spacing w:after="0" w:line="360" w:lineRule="auto"/>
+        <w:ind w:firstLine="720"/>
+        <w:jc w:val="both"/>
+      </w:pPr>
+      <w:r>
+        <w:rPr>
+          <w:rFonts w:ascii="Times New Roman" w:eastAsia="Times New Roman" w:hAnsi="Times New Roman" w:cs="Times New Roman"/>
+          <w:sz w:val="28"/>
+          <w:szCs w:val="28"/>
+        </w:rPr>
+        <w:t>В рамках данного курсового проекта был разработан веб-интерфейс сервиса бронирования коворкингов «Точка работы». Поставленная цель достигнута: создана понятная веб-страница, с помощью которой пользователь может изучить доступные рабочие пространства, подобрать подходящий вариант и оформить бронирование. Проект выполнен на базовом стеке HTML, CSS и JavaScript без применения фреймворков и серверной части. Такой подход соответствует учебному характеру работы и позволяет наглядно показать назначение каждой использованной технологии.</w:t>
+      </w:r>
+    </w:p>
+    <w:p>
+      <w:pPr>
+        <w:spacing w:after="0" w:line="360" w:lineRule="auto"/>
+        <w:ind w:firstLine="720"/>
+        <w:jc w:val="both"/>
+      </w:pPr>
+      <w:r>
+        <w:rPr>
+          <w:rFonts w:ascii="Times New Roman" w:eastAsia="Times New Roman" w:hAnsi="Times New Roman" w:cs="Times New Roman"/>
+          <w:sz w:val="28"/>
+          <w:szCs w:val="28"/>
+        </w:rPr>
+        <w:t>В теоретической части были рассмотрены особенности сервисов бронирования коворкингов и основные требования к их пользовательскому интерфейсу. Было установлено, что посетителю важно сразу видеть название пространства, адрес, стоимость, вместимость и доступные удобства. На основе этого сформирована структура приложения: верхняя панель с навигацией, область поиска, блок фильтров, каталог карточек и панель оформления бронирования. Последовательность элементов помогает пройти путь от поиска подходящего коворкинга до выбора даты и продолжительности посещения.</w:t>
+      </w:r>
+    </w:p>
+    <w:p>
+      <w:pPr>
+        <w:spacing w:after="0" w:line="360" w:lineRule="auto"/>
+        <w:ind w:firstLine="720"/>
+        <w:jc w:val="both"/>
+      </w:pPr>
+      <w:r>
+        <w:rPr>
+          <w:rFonts w:ascii="Times New Roman" w:eastAsia="Times New Roman" w:hAnsi="Times New Roman" w:cs="Times New Roman"/>
+          <w:sz w:val="28"/>
+          <w:szCs w:val="28"/>
+        </w:rPr>
+        <w:t>В проектной части подготовлена структура HTML-документа и создано визуальное оформление страницы. Для размещения основных блоков применяются CSS Grid и Flexbox. Карточки коворкингов имеют одинаковую структуру, поэтому пользователю удобно сравнивать варианты между собой. Также реализована адаптивная верстка: при уменьшении ширины экрана каталог и панель бронирования перестраиваются в одну колонку, а элементы форм занимают доступную ширину. Дополнительно предусмотрена темная тема, которая меняет основные цвета интерфейса и сохраняет выбранный режим.</w:t>
+      </w:r>
+    </w:p>
+    <w:p>
+      <w:pPr>
+        <w:spacing w:after="0" w:line="360" w:lineRule="auto"/>
+        <w:ind w:firstLine="720"/>
+        <w:jc w:val="both"/>
+      </w:pPr>
+      <w:r>
+        <w:rPr>
+          <w:rFonts w:ascii="Times New Roman" w:eastAsia="Times New Roman" w:hAnsi="Times New Roman" w:cs="Times New Roman"/>
+          <w:sz w:val="28"/>
+          <w:szCs w:val="28"/>
+        </w:rPr>
+        <w:t xml:space="preserve">С помощью JavaScript реализована основная интерактивная часть проекта. Пользователь может искать коворкинг по названию, адресу или району, выбирать тип пространства, задавать минимальную вместимость и фильтровать карточки по удобствам. Отдельная вкладка показывает избранные варианты. Нажатие на карточку открывает небольшое модальное окно с подробным </w:t>
+      </w:r>
+      <w:r>
+        <w:rPr>
+          <w:rFonts w:ascii="Times New Roman" w:eastAsia="Times New Roman" w:hAnsi="Times New Roman" w:cs="Times New Roman"/>
+          <w:sz w:val="28"/>
+          <w:szCs w:val="28"/>
+        </w:rPr>
+        <w:lastRenderedPageBreak/>
+        <w:t>описанием, перечнем удобств и кнопкой перехода к бронированию. Все действия выполняются без перезагрузки страницы, что делает работу с каталогом более удобной.</w:t>
+      </w:r>
+    </w:p>
+    <w:p>
+      <w:pPr>
+        <w:spacing w:after="0" w:line="360" w:lineRule="auto"/>
+        <w:ind w:firstLine="720"/>
+        <w:jc w:val="both"/>
+      </w:pPr>
+      <w:r>
+        <w:rPr>
+          <w:rFonts w:ascii="Times New Roman" w:eastAsia="Times New Roman" w:hAnsi="Times New Roman" w:cs="Times New Roman"/>
+          <w:sz w:val="28"/>
+          <w:szCs w:val="28"/>
+        </w:rPr>
+        <w:t>Форма бронирования позволяет выбрать рабочее пространство, дату, время начала, продолжительность посещения и количество гостей. После заполнения полей программа проверяет введенные значения и рассчитывает итоговую стоимость. Созданную запись можно изменить или отменить. Кроме того, пользователь может добавить собственный коворкинг, указав его название, адрес, тип, цену, вместимость, описание и доступные удобства. Пользовательские карточки также допускают редактирование и удаление, поэтому интерфейс содержит не только просмотр готового каталога, но и простые операции управления данными.</w:t>
+      </w:r>
+    </w:p>
+    <w:p>
+      <w:pPr>
+        <w:spacing w:after="0" w:line="360" w:lineRule="auto"/>
+        <w:ind w:firstLine="720"/>
+        <w:jc w:val="both"/>
+      </w:pPr>
+      <w:r>
+        <w:rPr>
+          <w:rFonts w:ascii="Times New Roman" w:eastAsia="Times New Roman" w:hAnsi="Times New Roman" w:cs="Times New Roman"/>
+          <w:sz w:val="28"/>
+          <w:szCs w:val="28"/>
+        </w:rPr>
+        <w:t>Для сохранения состояния приложения используется localStorage. В браузерном хранилище записываются выбранная тема, список избранных пространств, оформленные бронирования и добавленные пользователем коворкинги. После повторного открытия страницы данные восстанавливаются автоматически. Это позволило обеспечить постоянство информации без подключения базы данных. Вводимые пользователем значения проходят базовую проверку, а текст перед выводом обрабатывается функцией escapeHtml(), что снижает вероятность некорректного отображения разметки.</w:t>
+      </w:r>
+    </w:p>
+    <w:p>
+      <w:pPr>
+        <w:spacing w:after="0" w:line="360" w:lineRule="auto"/>
+        <w:ind w:firstLine="720"/>
+        <w:jc w:val="both"/>
+      </w:pPr>
+      <w:r>
+        <w:rPr>
+          <w:rFonts w:ascii="Times New Roman" w:eastAsia="Times New Roman" w:hAnsi="Times New Roman" w:cs="Times New Roman"/>
+          <w:sz w:val="28"/>
+          <w:szCs w:val="28"/>
+        </w:rPr>
+        <w:t>В процессе проверки были рассмотрены основные сценарии работы: поиск и совместное применение фильтров, добавление и удаление избранного, открытие описания, создание и редактирование бронирования, добавление собственного пространства и переключение темы. Интерфейс был проверен при разных размерах окна браузера. Реализованные функции работают согласованно, а элементы управления сохраняют доступность как на широком, так и на узком экране. Таким образом, поставленные во введении задачи выполнены в полном объеме.</w:t>
+      </w:r>
+    </w:p>
+    <w:p>
+      <w:pPr>
+        <w:spacing w:after="0" w:line="360" w:lineRule="auto"/>
+        <w:ind w:firstLine="720"/>
+        <w:jc w:val="both"/>
+      </w:pPr>
+      <w:r>
+        <w:rPr>
+          <w:rFonts w:ascii="Times New Roman" w:eastAsia="Times New Roman" w:hAnsi="Times New Roman" w:cs="Times New Roman"/>
+          <w:sz w:val="28"/>
+          <w:szCs w:val="28"/>
+        </w:rPr>
+        <w:t xml:space="preserve">Текущая версия проекта имеет учебные ограничения. Данные хранятся только в браузере конкретного пользователя, а занятость пространства не </w:t>
+      </w:r>
+      <w:r>
+        <w:rPr>
+          <w:rFonts w:ascii="Times New Roman" w:eastAsia="Times New Roman" w:hAnsi="Times New Roman" w:cs="Times New Roman"/>
+          <w:sz w:val="28"/>
+          <w:szCs w:val="28"/>
+        </w:rPr>
+        <w:lastRenderedPageBreak/>
+        <w:t>проверяется на сервере. В дальнейшем проект можно дополнить регистрацией и авторизацией, общей базой коворкингов, календарем реальной доступности, картой, отзывами и онлайн-оплатой. Серверная часть также позволит синхронизировать бронирования между разными устройствами и исключать одновременное оформление одного места несколькими пользователями.</w:t>
+      </w:r>
+    </w:p>
+    <w:p>
+      <w:pPr>
+        <w:spacing w:after="0" w:line="360" w:lineRule="auto"/>
+        <w:ind w:firstLine="720"/>
+        <w:jc w:val="both"/>
+      </w:pPr>
+      <w:r>
+        <w:rPr>
+          <w:rFonts w:ascii="Times New Roman" w:eastAsia="Times New Roman" w:hAnsi="Times New Roman" w:cs="Times New Roman"/>
+          <w:sz w:val="28"/>
+          <w:szCs w:val="28"/>
+        </w:rPr>
+        <w:t>Выполнение курсовой работы позволило закрепить знания о семантической структуре HTML-документа, каскадных стилях, адаптивной верстке, объектной модели DOM, событиях и браузерном хранилище. Практическая работа показала, как отдельные элементы интерфейса объединяются в цельное веб-приложение. Полученный результат может использоваться как основа для дальнейшего развития полноценного сервиса бронирования коворкингов.</w:t>
+      </w:r>
+    </w:p>
+    <w:p>
+      <w:pPr>
+        <w:spacing w:after="0" w:line="360" w:lineRule="auto"/>
+        <w:ind w:firstLine="709"/>
+        <w:jc w:val="both"/>
+        <w:rPr>
+          <w:rFonts w:ascii="Times New Roman" w:hAnsi="Times New Roman" w:cs="Times New Roman"/>
+          <w:sz w:val="28"/>
+        </w:rPr>
+      </w:pPr>
+      <w:r>
+        <w:rPr>
+          <w:rFonts w:ascii="Times New Roman" w:hAnsi="Times New Roman" w:cs="Times New Roman"/>
+          <w:sz w:val="28"/>
+        </w:rPr>
+        <w:t>После актуализации проект включает восемь рабочих пространств с отдельными изображениями, выбор фотографии для пользовательской карточки, доступную валидацию, мобильное меню и бронирование до семи дней. Репозиторий имеет понятную структуру и опубликован через GitHub Pages.</w:t>
+      </w:r>
+    </w:p>
+    <w:p>
+      <w:pPr>
+        <w:spacing w:after="0" w:line="360" w:lineRule="auto"/>
+        <w:ind w:firstLine="709"/>
+        <w:jc w:val="both"/>
+        <w:rPr>
+          <w:rFonts w:ascii="Times New Roman" w:hAnsi="Times New Roman" w:cs="Times New Roman"/>
+          <w:sz w:val="28"/>
+        </w:rPr>
+      </w:pPr>
+      <w:r>
+        <w:rPr>
+          <w:rFonts w:ascii="Times New Roman" w:hAnsi="Times New Roman" w:cs="Times New Roman"/>
+          <w:sz w:val="28"/>
+        </w:rPr>
+        <w:t>Таким образом, цель курсового проекта достигнута, задачи выполнены, а созданный интерфейс пригоден как демонстрационная основа для дальнейшего подключения backend, общей базы данных, проверки реальной доступности и синхронизации между пользователями.</w:t>
+      </w:r>
+    </w:p>
+    <w:p>
+      <w:pPr>
+        <w:spacing w:after="200" w:line="276" w:lineRule="auto"/>
+      </w:pPr>
+      <w:r>
+        <w:br w:type="page"/>
+      </w:r>
+    </w:p>
+    <w:p>
+      <w:pPr>
+        <w:pStyle w:val="1"/>
+        <w:spacing w:line="360" w:lineRule="auto"/>
+        <w:jc w:val="center"/>
+        <w:rPr>
+          <w:rFonts w:ascii="Times New Roman" w:hAnsi="Times New Roman" w:cs="Times New Roman"/>
+          <w:b/>
+          <w:color w:val="auto"/>
+          <w:sz w:val="28"/>
+        </w:rPr>
+      </w:pPr>
+      <w:bookmarkStart w:id="23" w:name="_Toc232764356"/>
+      <w:r>
+        <w:rPr>
+          <w:rFonts w:ascii="Times New Roman" w:hAnsi="Times New Roman" w:cs="Times New Roman"/>
+          <w:b/>
+          <w:color w:val="auto"/>
+          <w:sz w:val="28"/>
+        </w:rPr>
+        <w:lastRenderedPageBreak/>
+        <w:t>СПИСОК ИСПОЛЬЗОВАННЫХ ИСТОЧНИКОВ</w:t>
+      </w:r>
+      <w:bookmarkEnd w:id="23"/>
+    </w:p>
+    <w:p>
+      <w:pPr>
+        <w:spacing w:after="0" w:line="360" w:lineRule="auto"/>
+        <w:ind w:firstLine="720"/>
+        <w:jc w:val="both"/>
+      </w:pPr>
+      <w:r>
+        <w:rPr>
+          <w:rFonts w:ascii="Times New Roman" w:eastAsia="Times New Roman" w:hAnsi="Times New Roman" w:cs="Times New Roman"/>
+          <w:sz w:val="28"/>
+          <w:szCs w:val="28"/>
+        </w:rPr>
+        <w:t>1. Дакетт, Дж. HTML и CSS. Разработка и дизайн веб-сайтов / Дж. Дакетт. – Москва : Эксмо, 2021. – 480 с.</w:t>
+      </w:r>
+    </w:p>
+    <w:p>
+      <w:pPr>
+        <w:spacing w:after="0" w:line="360" w:lineRule="auto"/>
+        <w:ind w:firstLine="720"/>
+        <w:jc w:val="both"/>
+      </w:pPr>
+      <w:r>
+        <w:rPr>
+          <w:rFonts w:ascii="Times New Roman" w:eastAsia="Times New Roman" w:hAnsi="Times New Roman" w:cs="Times New Roman"/>
+          <w:sz w:val="28"/>
+          <w:szCs w:val="28"/>
+        </w:rPr>
+        <w:t>2. Дакетт, Дж. JavaScript и jQuery. Интерактивная веб-разработка / Дж. Дакетт. – Москва : Эксмо, 2022. – 640 с.</w:t>
+      </w:r>
+    </w:p>
+    <w:p>
+      <w:pPr>
+        <w:spacing w:after="0" w:line="360" w:lineRule="auto"/>
+        <w:ind w:firstLine="720"/>
+        <w:jc w:val="both"/>
+      </w:pPr>
+      <w:r>
+        <w:rPr>
+          <w:rFonts w:ascii="Times New Roman" w:eastAsia="Times New Roman" w:hAnsi="Times New Roman" w:cs="Times New Roman"/>
+          <w:sz w:val="28"/>
+          <w:szCs w:val="28"/>
+        </w:rPr>
+        <w:t>3. Фримен, Э. Изучаем HTML, XHTML и CSS / Э. Фримен, Э. Робсон. – Санкт-Петербург : Питер, 2020. – 720 с.</w:t>
+      </w:r>
+    </w:p>
+    <w:p>
+      <w:pPr>
+        <w:spacing w:after="0" w:line="360" w:lineRule="auto"/>
+        <w:ind w:firstLine="720"/>
+        <w:jc w:val="both"/>
+      </w:pPr>
+      <w:r>
+        <w:rPr>
+          <w:rFonts w:ascii="Times New Roman" w:eastAsia="Times New Roman" w:hAnsi="Times New Roman" w:cs="Times New Roman"/>
+          <w:sz w:val="28"/>
+          <w:szCs w:val="28"/>
+        </w:rPr>
+        <w:t>4. Флэнаган, Д. JavaScript. Подробное руководство / Д. Флэнаган. – Санкт-Петербург : Питер, 2021. – 1088 с.</w:t>
+      </w:r>
+    </w:p>
+    <w:p>
+      <w:pPr>
+        <w:spacing w:after="0" w:line="360" w:lineRule="auto"/>
+        <w:ind w:firstLine="720"/>
+        <w:jc w:val="both"/>
+      </w:pPr>
+      <w:r>
+        <w:rPr>
+          <w:rFonts w:ascii="Times New Roman" w:eastAsia="Times New Roman" w:hAnsi="Times New Roman" w:cs="Times New Roman"/>
+          <w:sz w:val="28"/>
+          <w:szCs w:val="28"/>
+        </w:rPr>
+        <w:t>5. Круг, С. Не заставляйте меня думать. Веб-юзабилити и здравый смысл / С. Круг. – Москва : Эксмо, 2017. – 256 с.</w:t>
+      </w:r>
+    </w:p>
+    <w:p>
+      <w:pPr>
+        <w:spacing w:after="0" w:line="360" w:lineRule="auto"/>
+        <w:ind w:firstLine="720"/>
+        <w:jc w:val="both"/>
+      </w:pPr>
+      <w:r>
+        <w:rPr>
+          <w:rFonts w:ascii="Times New Roman" w:eastAsia="Times New Roman" w:hAnsi="Times New Roman" w:cs="Times New Roman"/>
+          <w:sz w:val="28"/>
+          <w:szCs w:val="28"/>
+          <w:lang w:val="en-US"/>
+        </w:rPr>
+        <w:t xml:space="preserve">6. </w:t>
+      </w:r>
+      <w:r>
+        <w:rPr>
+          <w:rFonts w:ascii="Times New Roman" w:eastAsia="Times New Roman" w:hAnsi="Times New Roman" w:cs="Times New Roman"/>
+          <w:sz w:val="28"/>
+          <w:szCs w:val="28"/>
+        </w:rPr>
+        <w:t>Роббинс</w:t>
+      </w:r>
+      <w:r>
+        <w:rPr>
+          <w:rFonts w:ascii="Times New Roman" w:eastAsia="Times New Roman" w:hAnsi="Times New Roman" w:cs="Times New Roman"/>
+          <w:sz w:val="28"/>
+          <w:szCs w:val="28"/>
+          <w:lang w:val="en-US"/>
+        </w:rPr>
+        <w:t xml:space="preserve">, </w:t>
+      </w:r>
+      <w:r>
+        <w:rPr>
+          <w:rFonts w:ascii="Times New Roman" w:eastAsia="Times New Roman" w:hAnsi="Times New Roman" w:cs="Times New Roman"/>
+          <w:sz w:val="28"/>
+          <w:szCs w:val="28"/>
+        </w:rPr>
+        <w:t>Д</w:t>
+      </w:r>
+      <w:r>
+        <w:rPr>
+          <w:rFonts w:ascii="Times New Roman" w:eastAsia="Times New Roman" w:hAnsi="Times New Roman" w:cs="Times New Roman"/>
+          <w:sz w:val="28"/>
+          <w:szCs w:val="28"/>
+          <w:lang w:val="en-US"/>
+        </w:rPr>
+        <w:t xml:space="preserve">. HTML5, CSS3 </w:t>
+      </w:r>
+      <w:r>
+        <w:rPr>
+          <w:rFonts w:ascii="Times New Roman" w:eastAsia="Times New Roman" w:hAnsi="Times New Roman" w:cs="Times New Roman"/>
+          <w:sz w:val="28"/>
+          <w:szCs w:val="28"/>
+        </w:rPr>
+        <w:t>и</w:t>
+      </w:r>
+      <w:r>
+        <w:rPr>
+          <w:rFonts w:ascii="Times New Roman" w:eastAsia="Times New Roman" w:hAnsi="Times New Roman" w:cs="Times New Roman"/>
+          <w:sz w:val="28"/>
+          <w:szCs w:val="28"/>
+          <w:lang w:val="en-US"/>
+        </w:rPr>
+        <w:t xml:space="preserve"> JavaScript. </w:t>
+      </w:r>
+      <w:r>
+        <w:rPr>
+          <w:rFonts w:ascii="Times New Roman" w:eastAsia="Times New Roman" w:hAnsi="Times New Roman" w:cs="Times New Roman"/>
+          <w:sz w:val="28"/>
+          <w:szCs w:val="28"/>
+        </w:rPr>
+        <w:t>Исчерпывающее руководство / Д. Роббинс. – Москва : Эксмо, 2018. – 528 с.</w:t>
+      </w:r>
+    </w:p>
+    <w:p>
+      <w:pPr>
+        <w:spacing w:after="0" w:line="360" w:lineRule="auto"/>
+        <w:ind w:firstLine="720"/>
+        <w:jc w:val="both"/>
+      </w:pPr>
+      <w:r>
+        <w:rPr>
+          <w:rFonts w:ascii="Times New Roman" w:eastAsia="Times New Roman" w:hAnsi="Times New Roman" w:cs="Times New Roman"/>
+          <w:sz w:val="28"/>
+          <w:szCs w:val="28"/>
+        </w:rPr>
+        <w:t>7. MDN Web Docs. HTML : справочник по веб-технологиям [Электронный ресурс]. – Режим доступа: https://developer.mozilla.org/ru/docs/Web/HTML (дата обращения: 05.06.2026).</w:t>
+      </w:r>
+    </w:p>
+    <w:p>
+      <w:pPr>
+        <w:spacing w:after="0" w:line="360" w:lineRule="auto"/>
+        <w:ind w:firstLine="720"/>
+        <w:jc w:val="both"/>
+      </w:pPr>
+      <w:r>
+        <w:rPr>
+          <w:rFonts w:ascii="Times New Roman" w:eastAsia="Times New Roman" w:hAnsi="Times New Roman" w:cs="Times New Roman"/>
+          <w:sz w:val="28"/>
+          <w:szCs w:val="28"/>
+        </w:rPr>
+        <w:t>8. MDN Web Docs. CSS : каскадные таблицы стилей [Электронный ресурс]. – Режим доступа: https://developer.mozilla.org/ru/docs/Web/CSS (дата обращения: 05.06.2026).</w:t>
+      </w:r>
+    </w:p>
+    <w:p>
+      <w:pPr>
+        <w:spacing w:after="0" w:line="360" w:lineRule="auto"/>
+        <w:ind w:firstLine="720"/>
+        <w:jc w:val="both"/>
+      </w:pPr>
+      <w:r>
+        <w:rPr>
+          <w:rFonts w:ascii="Times New Roman" w:eastAsia="Times New Roman" w:hAnsi="Times New Roman" w:cs="Times New Roman"/>
+          <w:sz w:val="28"/>
+          <w:szCs w:val="28"/>
+        </w:rPr>
+        <w:t>9. MDN Web Docs. JavaScript : документация по языку программирования [Электронный ресурс]. – Режим доступа: https://developer.mozilla.org/ru/docs/Web/JavaScript (дата обращения: 05.06.2026).</w:t>
+      </w:r>
+    </w:p>
+    <w:p>
+      <w:pPr>
+        <w:spacing w:after="0" w:line="360" w:lineRule="auto"/>
+        <w:ind w:firstLine="720"/>
+        <w:jc w:val="both"/>
+      </w:pPr>
+      <w:r>
+        <w:rPr>
+          <w:rFonts w:ascii="Times New Roman" w:eastAsia="Times New Roman" w:hAnsi="Times New Roman" w:cs="Times New Roman"/>
+          <w:sz w:val="28"/>
+          <w:szCs w:val="28"/>
+        </w:rPr>
+        <w:t>10. WHATWG. HTML Living Standard [Электронный ресурс]. – Режим доступа: https://html.spec.whatwg.org/ (дата обращения: 05.06.2026).</w:t>
+      </w:r>
+    </w:p>
+    <w:p>
+      <w:pPr>
+        <w:spacing w:after="0" w:line="360" w:lineRule="auto"/>
+        <w:ind w:firstLine="720"/>
+        <w:jc w:val="both"/>
+      </w:pPr>
+      <w:r>
+        <w:rPr>
+          <w:rFonts w:ascii="Times New Roman" w:eastAsia="Times New Roman" w:hAnsi="Times New Roman" w:cs="Times New Roman"/>
+          <w:sz w:val="28"/>
+          <w:szCs w:val="28"/>
+          <w:lang w:val="en-US"/>
+        </w:rPr>
+        <w:t xml:space="preserve">11. ECMA International. ECMA-262: ECMAScript 2025 Language Specification. </w:t>
+      </w:r>
+      <w:r>
+        <w:rPr>
+          <w:rFonts w:ascii="Times New Roman" w:eastAsia="Times New Roman" w:hAnsi="Times New Roman" w:cs="Times New Roman"/>
+          <w:sz w:val="28"/>
+          <w:szCs w:val="28"/>
+        </w:rPr>
+        <w:t>16th edition. Geneva, 2025 [Электронный ресурс]. – Режим доступа: https://ecma-international.org/publications-and-standards/standards/ecma-262/ (дата обращения: 1</w:t>
+      </w:r>
+      <w:r>
+        <w:rPr>
+          <w:rFonts w:ascii="Times New Roman" w:eastAsia="Times New Roman" w:hAnsi="Times New Roman" w:cs="Times New Roman"/>
+          <w:sz w:val="28"/>
+          <w:szCs w:val="28"/>
+        </w:rPr>
+        <w:t>2</w:t>
+      </w:r>
+      <w:r>
+        <w:rPr>
+          <w:rFonts w:ascii="Times New Roman" w:eastAsia="Times New Roman" w:hAnsi="Times New Roman" w:cs="Times New Roman"/>
+          <w:sz w:val="28"/>
+          <w:szCs w:val="28"/>
+        </w:rPr>
+        <w:t>.06.2026).</w:t>
+      </w:r>
+    </w:p>
+    <w:p>
+      <w:pPr>
+        <w:spacing w:after="0" w:line="360" w:lineRule="auto"/>
+        <w:ind w:firstLine="720"/>
+        <w:jc w:val="both"/>
+      </w:pPr>
+      <w:r>
+        <w:rPr>
+          <w:rFonts w:ascii="Times New Roman" w:eastAsia="Times New Roman" w:hAnsi="Times New Roman" w:cs="Times New Roman"/>
+          <w:sz w:val="28"/>
+          <w:szCs w:val="28"/>
+        </w:rPr>
+        <w:lastRenderedPageBreak/>
+        <w:t>12. WHATWG. HTML Standard. Web Storage [Электронный ресурс]. – Режим доступа: https://html.spec.whatwg.org/multipage/webstorage.html (дата обращения: 1</w:t>
+      </w:r>
+      <w:r>
+        <w:rPr>
+          <w:rFonts w:ascii="Times New Roman" w:eastAsia="Times New Roman" w:hAnsi="Times New Roman" w:cs="Times New Roman"/>
+          <w:sz w:val="28"/>
+          <w:szCs w:val="28"/>
+        </w:rPr>
+        <w:t>2</w:t>
+      </w:r>
+      <w:r>
+        <w:rPr>
+          <w:rFonts w:ascii="Times New Roman" w:eastAsia="Times New Roman" w:hAnsi="Times New Roman" w:cs="Times New Roman"/>
+          <w:sz w:val="28"/>
+          <w:szCs w:val="28"/>
+        </w:rPr>
+        <w:t>.06.2026).</w:t>
+      </w:r>
+    </w:p>
+    <w:p>
+      <w:pPr>
+        <w:spacing w:after="0" w:line="360" w:lineRule="auto"/>
+        <w:ind w:firstLine="720"/>
+        <w:jc w:val="both"/>
+      </w:pPr>
+      <w:r>
+        <w:rPr>
+          <w:rFonts w:ascii="Times New Roman" w:eastAsia="Times New Roman" w:hAnsi="Times New Roman" w:cs="Times New Roman"/>
+          <w:sz w:val="28"/>
+          <w:szCs w:val="28"/>
+        </w:rPr>
+        <w:t>13. W3C. Web Content Accessibility Guidelines (WCAG) 2.2 [Электронный ресурс]. – Режим доступа: https://www.w3.org/TR/WCAG22/ (дата обращения: 1</w:t>
+      </w:r>
+      <w:r>
+        <w:rPr>
+          <w:rFonts w:ascii="Times New Roman" w:eastAsia="Times New Roman" w:hAnsi="Times New Roman" w:cs="Times New Roman"/>
+          <w:sz w:val="28"/>
+          <w:szCs w:val="28"/>
+        </w:rPr>
+        <w:t>2</w:t>
+      </w:r>
+      <w:r>
+        <w:rPr>
+          <w:rFonts w:ascii="Times New Roman" w:eastAsia="Times New Roman" w:hAnsi="Times New Roman" w:cs="Times New Roman"/>
+          <w:sz w:val="28"/>
+          <w:szCs w:val="28"/>
+        </w:rPr>
+        <w:t>.06.2026).</w:t>
+      </w:r>
+    </w:p>
+    <w:p>
+      <w:pPr>
+        <w:spacing w:after="0" w:line="360" w:lineRule="auto"/>
+        <w:ind w:firstLine="720"/>
+        <w:jc w:val="both"/>
+      </w:pPr>
+      <w:r>
+        <w:rPr>
+          <w:rFonts w:ascii="Times New Roman" w:eastAsia="Times New Roman" w:hAnsi="Times New Roman" w:cs="Times New Roman"/>
+          <w:sz w:val="28"/>
+          <w:szCs w:val="28"/>
+          <w:lang w:val="en-US"/>
+        </w:rPr>
+        <w:t xml:space="preserve">14. W3C WAI. ARIA Authoring Practices Guide. </w:t>
+      </w:r>
+      <w:r>
+        <w:rPr>
+          <w:rFonts w:ascii="Times New Roman" w:eastAsia="Times New Roman" w:hAnsi="Times New Roman" w:cs="Times New Roman"/>
+          <w:sz w:val="28"/>
+          <w:szCs w:val="28"/>
+        </w:rPr>
+        <w:t>Dialog (Modal) Pattern [Электронный ресурс]. – Режим доступа: https://www.w3.org/WAI/ARIA/apg/patterns/dialog-modal/ (дата обращения: 1</w:t>
+      </w:r>
+      <w:r>
+        <w:rPr>
+          <w:rFonts w:ascii="Times New Roman" w:eastAsia="Times New Roman" w:hAnsi="Times New Roman" w:cs="Times New Roman"/>
+          <w:sz w:val="28"/>
+          <w:szCs w:val="28"/>
+        </w:rPr>
+        <w:t>2</w:t>
+      </w:r>
+      <w:r>
+        <w:rPr>
+          <w:rFonts w:ascii="Times New Roman" w:eastAsia="Times New Roman" w:hAnsi="Times New Roman" w:cs="Times New Roman"/>
+          <w:sz w:val="28"/>
+          <w:szCs w:val="28"/>
+        </w:rPr>
+        <w:t>.06.2026).</w:t>
+      </w:r>
+    </w:p>
+    <w:p>
+      <w:pPr>
+        <w:spacing w:after="0" w:line="360" w:lineRule="auto"/>
+        <w:ind w:firstLine="720"/>
+        <w:jc w:val="both"/>
+      </w:pPr>
+      <w:r>
+        <w:rPr>
+          <w:rFonts w:ascii="Times New Roman" w:eastAsia="Times New Roman" w:hAnsi="Times New Roman" w:cs="Times New Roman"/>
+          <w:sz w:val="28"/>
+          <w:szCs w:val="28"/>
+          <w:lang w:val="en-US"/>
+        </w:rPr>
+        <w:t xml:space="preserve">15. ISO 9241-210:2019. Ergonomics of human-system interaction. Part 210: Human-centred design for interactive systems. </w:t>
+      </w:r>
+      <w:r>
+        <w:rPr>
+          <w:rFonts w:ascii="Times New Roman" w:eastAsia="Times New Roman" w:hAnsi="Times New Roman" w:cs="Times New Roman"/>
+          <w:sz w:val="28"/>
+          <w:szCs w:val="28"/>
+        </w:rPr>
+        <w:t>Geneva : ISO, 2019. – 33 p. [Электронный ресурс]. – Режим доступа: https://www.iso.org/standard/77520.html (дата обращения: 1</w:t>
+      </w:r>
+      <w:r>
+        <w:rPr>
+          <w:rFonts w:ascii="Times New Roman" w:eastAsia="Times New Roman" w:hAnsi="Times New Roman" w:cs="Times New Roman"/>
+          <w:sz w:val="28"/>
+          <w:szCs w:val="28"/>
+        </w:rPr>
+        <w:t>2</w:t>
+      </w:r>
+      <w:r>
+        <w:rPr>
+          <w:rFonts w:ascii="Times New Roman" w:eastAsia="Times New Roman" w:hAnsi="Times New Roman" w:cs="Times New Roman"/>
+          <w:sz w:val="28"/>
+          <w:szCs w:val="28"/>
+        </w:rPr>
+        <w:t>.06.2026).</w:t>
+      </w:r>
+    </w:p>
+    <w:p>
+      <w:pPr>
+        <w:spacing w:after="0" w:line="360" w:lineRule="auto"/>
+        <w:ind w:firstLine="709"/>
+        <w:jc w:val="both"/>
+        <w:rPr>
+          <w:rFonts w:ascii="Times New Roman" w:hAnsi="Times New Roman" w:cs="Times New Roman"/>
+          <w:sz w:val="28"/>
+        </w:rPr>
+      </w:pPr>
+      <w:r>
+        <w:rPr>
+          <w:rFonts w:ascii="Times New Roman" w:hAnsi="Times New Roman" w:cs="Times New Roman"/>
+          <w:sz w:val="28"/>
+        </w:rPr>
+        <w:t>16. Git. Documentation [Электронный ресурс]. – Режим доступа: https://git-scm.com/docs (дата обращения: 18.06.2026).</w:t>
+      </w:r>
+    </w:p>
+    <w:p>
+      <w:pPr>
+        <w:spacing w:after="0" w:line="360" w:lineRule="auto"/>
+        <w:ind w:firstLine="709"/>
+        <w:jc w:val="both"/>
+        <w:rPr>
+          <w:rFonts w:ascii="Times New Roman" w:hAnsi="Times New Roman" w:cs="Times New Roman"/>
+          <w:sz w:val="28"/>
+          <w:lang w:val="en-US"/>
+        </w:rPr>
+      </w:pPr>
+      <w:r>
+        <w:rPr>
+          <w:rFonts w:ascii="Times New Roman" w:hAnsi="Times New Roman" w:cs="Times New Roman"/>
+          <w:sz w:val="28"/>
+          <w:lang w:val="en-US"/>
+        </w:rPr>
+        <w:t>17. GitHub Docs. Configuring a publishing source for your GitHub Pages site [</w:t>
+      </w:r>
+      <w:r>
+        <w:rPr>
+          <w:rFonts w:ascii="Times New Roman" w:hAnsi="Times New Roman" w:cs="Times New Roman"/>
+          <w:sz w:val="28"/>
+        </w:rPr>
+        <w:t>Электронный</w:t>
+      </w:r>
+      <w:r>
+        <w:rPr>
+          <w:rFonts w:ascii="Times New Roman" w:hAnsi="Times New Roman" w:cs="Times New Roman"/>
+          <w:sz w:val="28"/>
+          <w:lang w:val="en-US"/>
+        </w:rPr>
+        <w:t xml:space="preserve"> </w:t>
+      </w:r>
+      <w:r>
+        <w:rPr>
+          <w:rFonts w:ascii="Times New Roman" w:hAnsi="Times New Roman" w:cs="Times New Roman"/>
+          <w:sz w:val="28"/>
+        </w:rPr>
+        <w:t>ресурс</w:t>
+      </w:r>
+      <w:r>
+        <w:rPr>
+          <w:rFonts w:ascii="Times New Roman" w:hAnsi="Times New Roman" w:cs="Times New Roman"/>
+          <w:sz w:val="28"/>
+          <w:lang w:val="en-US"/>
+        </w:rPr>
+        <w:t xml:space="preserve">]. – </w:t>
+      </w:r>
+      <w:r>
+        <w:rPr>
+          <w:rFonts w:ascii="Times New Roman" w:hAnsi="Times New Roman" w:cs="Times New Roman"/>
+          <w:sz w:val="28"/>
+        </w:rPr>
+        <w:t>Режим</w:t>
+      </w:r>
+      <w:r>
+        <w:rPr>
+          <w:rFonts w:ascii="Times New Roman" w:hAnsi="Times New Roman" w:cs="Times New Roman"/>
+          <w:sz w:val="28"/>
+          <w:lang w:val="en-US"/>
+        </w:rPr>
+        <w:t xml:space="preserve"> </w:t>
+      </w:r>
+      <w:r>
+        <w:rPr>
+          <w:rFonts w:ascii="Times New Roman" w:hAnsi="Times New Roman" w:cs="Times New Roman"/>
+          <w:sz w:val="28"/>
+        </w:rPr>
+        <w:t>доступа</w:t>
+      </w:r>
+      <w:r>
+        <w:rPr>
+          <w:rFonts w:ascii="Times New Roman" w:hAnsi="Times New Roman" w:cs="Times New Roman"/>
+          <w:sz w:val="28"/>
+          <w:lang w:val="en-US"/>
+        </w:rPr>
+        <w:t>: https://docs.github.com/pages/getting-started-with-github-pages/configuring-a-publishing-source-for-your-github-pages-site (</w:t>
+      </w:r>
+      <w:r>
+        <w:rPr>
+          <w:rFonts w:ascii="Times New Roman" w:hAnsi="Times New Roman" w:cs="Times New Roman"/>
+          <w:sz w:val="28"/>
+        </w:rPr>
+        <w:t>дата</w:t>
+      </w:r>
+      <w:r>
+        <w:rPr>
+          <w:rFonts w:ascii="Times New Roman" w:hAnsi="Times New Roman" w:cs="Times New Roman"/>
+          <w:sz w:val="28"/>
+          <w:lang w:val="en-US"/>
+        </w:rPr>
+        <w:t xml:space="preserve"> </w:t>
+      </w:r>
+      <w:r>
+        <w:rPr>
+          <w:rFonts w:ascii="Times New Roman" w:hAnsi="Times New Roman" w:cs="Times New Roman"/>
+          <w:sz w:val="28"/>
+        </w:rPr>
+        <w:t>обращения</w:t>
+      </w:r>
+      <w:r>
+        <w:rPr>
+          <w:rFonts w:ascii="Times New Roman" w:hAnsi="Times New Roman" w:cs="Times New Roman"/>
+          <w:sz w:val="28"/>
+          <w:lang w:val="en-US"/>
+        </w:rPr>
+        <w:t>: 18.06.2026).</w:t>
+      </w:r>
+    </w:p>
     <w:sectPr>
-      <w:footerReference w:type="default" r:id="rId27"/>
-      <w:footerReference w:type="first" r:id="rId28"/>
+      <w:footerReference w:type="default" r:id="rId29"/>
+      <w:footerReference w:type="first" r:id="rId30"/>
       <w:pgSz w:w="11906" w:h="16838"/>
-      <w:pgMar w:top="1134" w:right="850" w:bottom="1134" w:left="1701" w:header="708" w:footer="708" w:gutter="0"/>
+      <w:pgMar w:top="1134" w:right="567" w:bottom="1134" w:left="1701" w:header="708" w:footer="708" w:gutter="0"/>
       <w:cols w:space="708"/>
       <w:titlePg/>
       <w:docGrid w:linePitch="360"/>
@@ -10504,6 +12677,28 @@
       <w:szCs w:val="26"/>
     </w:rPr>
   </w:style>
+  <w:style w:type="paragraph" w:styleId="3">
+    <w:name w:val="heading 3"/>
+    <w:basedOn w:val="a"/>
+    <w:next w:val="a"/>
+    <w:link w:val="30"/>
+    <w:uiPriority w:val="9"/>
+    <w:unhideWhenUsed/>
+    <w:qFormat/>
+    <w:rsid w:val="00815FFC"/>
+    <w:pPr>
+      <w:keepNext/>
+      <w:keepLines/>
+      <w:spacing w:before="40" w:after="0"/>
+      <w:outlineLvl w:val="2"/>
+    </w:pPr>
+    <w:rPr>
+      <w:rFonts w:asciiTheme="majorHAnsi" w:eastAsiaTheme="majorEastAsia" w:hAnsiTheme="majorHAnsi" w:cstheme="majorBidi"/>
+      <w:color w:val="243F60" w:themeColor="accent1" w:themeShade="7F"/>
+      <w:sz w:val="24"/>
+      <w:szCs w:val="24"/>
+    </w:rPr>
+  </w:style>
   <w:style w:type="character" w:default="1" w:styleId="a0">
     <w:name w:val="Default Paragraph Font"/>
     <w:uiPriority w:val="1"/>
@@ -10771,6 +12966,32 @@
     <w:pPr>
       <w:spacing w:after="100"/>
       <w:ind w:left="220"/>
+    </w:pPr>
+  </w:style>
+  <w:style w:type="character" w:customStyle="1" w:styleId="30">
+    <w:name w:val="Заголовок 3 Знак"/>
+    <w:basedOn w:val="a0"/>
+    <w:link w:val="3"/>
+    <w:uiPriority w:val="9"/>
+    <w:rsid w:val="00815FFC"/>
+    <w:rPr>
+      <w:rFonts w:asciiTheme="majorHAnsi" w:eastAsiaTheme="majorEastAsia" w:hAnsiTheme="majorHAnsi" w:cstheme="majorBidi"/>
+      <w:color w:val="243F60" w:themeColor="accent1" w:themeShade="7F"/>
+      <w:sz w:val="24"/>
+      <w:szCs w:val="24"/>
+    </w:rPr>
+  </w:style>
+  <w:style w:type="paragraph" w:styleId="31">
+    <w:name w:val="toc 3"/>
+    <w:basedOn w:val="a"/>
+    <w:next w:val="a"/>
+    <w:autoRedefine/>
+    <w:uiPriority w:val="39"/>
+    <w:unhideWhenUsed/>
+    <w:rsid w:val="00786D2C"/>
+    <w:pPr>
+      <w:spacing w:after="100"/>
+      <w:ind w:left="440"/>
     </w:pPr>
   </w:style>
 </w:styles>
